--- a/templates/Contoh_LHV_TKDN_2026.docx
+++ b/templates/Contoh_LHV_TKDN_2026.docx
@@ -1,6 +1,6 @@
 
 <file path=word/document.xml><?xml version="1.0" encoding="utf-8"?>
-<w:document xmlns:wpc="http://schemas.microsoft.com/office/word/2010/wordprocessingCanvas" xmlns:cx="http://schemas.microsoft.com/office/drawing/2014/chartex" xmlns:cx1="http://schemas.microsoft.com/office/drawing/2015/9/8/chartex" xmlns:cx2="http://schemas.microsoft.com/office/drawing/2015/10/21/chartex" xmlns:cx3="http://schemas.microsoft.com/office/drawing/2016/5/9/chartex" xmlns:cx4="http://schemas.microsoft.com/office/drawing/2016/5/10/chartex" xmlns:cx5="http://schemas.microsoft.com/office/drawing/2016/5/11/chartex" xmlns:cx6="http://schemas.microsoft.com/office/drawing/2016/5/12/chartex" xmlns:cx7="http://schemas.microsoft.com/office/drawing/2016/5/13/chartex" xmlns:cx8="http://schemas.microsoft.com/office/drawing/2016/5/14/chartex" xmlns:mc="http://schemas.openxmlformats.org/markup-compatibility/2006" xmlns:aink="http://schemas.microsoft.com/office/drawing/2016/ink" xmlns:am3d="http://schemas.microsoft.com/office/drawing/2017/model3d" xmlns:o="urn:schemas-microsoft-com:office:office" xmlns:oel="http://schemas.microsoft.com/office/2019/extlst" xmlns:r="http://schemas.openxmlformats.org/officeDocument/2006/relationships" xmlns:m="http://schemas.openxmlformats.org/officeDocument/2006/math" xmlns:v="urn:schemas-microsoft-com:vml" xmlns:wp14="http://schemas.microsoft.com/office/word/2010/wordprocessingDrawing" xmlns:wp="http://schemas.openxmlformats.org/drawingml/2006/wordprocessingDrawing" xmlns:w10="urn:schemas-microsoft-com:office:word" xmlns:w="http://schemas.openxmlformats.org/wordprocessingml/2006/main" xmlns:w14="http://schemas.microsoft.com/office/word/2010/wordml" xmlns:w15="http://schemas.microsoft.com/office/word/2012/wordml" xmlns:w16cex="http://schemas.microsoft.com/office/word/2018/wordml/cex" xmlns:w16cid="http://schemas.microsoft.com/office/word/2016/wordml/cid" xmlns:w16="http://schemas.microsoft.com/office/word/2018/wordml" xmlns:w16du="http://schemas.microsoft.com/office/word/2023/wordml/word16du" xmlns:w16sdtdh="http://schemas.microsoft.com/office/word/2020/wordml/sdtdatahash" xmlns:w16sdtfl="http://schemas.microsoft.com/office/word/2024/wordml/sdtformatlock" xmlns:w16se="http://schemas.microsoft.com/office/word/2015/wordml/symex" xmlns:wpg="http://schemas.microsoft.com/office/word/2010/wordprocessingGroup" xmlns:wpi="http://schemas.microsoft.com/office/word/2010/wordprocessingInk" xmlns:wne="http://schemas.microsoft.com/office/word/2006/wordml" xmlns:wps="http://schemas.microsoft.com/office/word/2010/wordprocessingShape" mc:Ignorable="w14 w15 w16se w16cid w16 w16cex w16sdtdh w16sdtfl w16du wp14">
+<w:document xmlns:wpc="http://schemas.microsoft.com/office/word/2010/wordprocessingCanvas" xmlns:cx="http://schemas.microsoft.com/office/drawing/2014/chartex" xmlns:cx1="http://schemas.microsoft.com/office/drawing/2015/9/8/chartex" xmlns:cx2="http://schemas.microsoft.com/office/drawing/2015/10/21/chartex" xmlns:cx3="http://schemas.microsoft.com/office/drawing/2016/5/9/chartex" xmlns:cx4="http://schemas.microsoft.com/office/drawing/2016/5/10/chartex" xmlns:cx5="http://schemas.microsoft.com/office/drawing/2016/5/11/chartex" xmlns:cx6="http://schemas.microsoft.com/office/drawing/2016/5/12/chartex" xmlns:cx7="http://schemas.microsoft.com/office/drawing/2016/5/13/chartex" xmlns:cx8="http://schemas.microsoft.com/office/drawing/2016/5/14/chartex" xmlns:mc="http://schemas.openxmlformats.org/markup-compatibility/2006" xmlns:aink="http://schemas.microsoft.com/office/drawing/2016/ink" xmlns:am3d="http://schemas.microsoft.com/office/drawing/2017/model3d" xmlns:o="urn:schemas-microsoft-com:office:office" xmlns:oel="http://schemas.microsoft.com/office/2019/extlst" xmlns:r="http://schemas.openxmlformats.org/officeDocument/2006/relationships" xmlns:m="http://schemas.openxmlformats.org/officeDocument/2006/math" xmlns:v="urn:schemas-microsoft-com:vml" xmlns:wp14="http://schemas.microsoft.com/office/word/2010/wordprocessingDrawing" xmlns:wp="http://schemas.openxmlformats.org/drawingml/2006/wordprocessingDrawing" xmlns:w10="urn:schemas-microsoft-com:office:word" xmlns:w="http://schemas.openxmlformats.org/wordprocessingml/2006/main" xmlns:w14="http://schemas.microsoft.com/office/word/2010/wordml" xmlns:w15="http://schemas.microsoft.com/office/word/2012/wordml" xmlns:w16cei="http://schemas.microsoft.com/office/word/2026/wordml/cei" xmlns:w16cex="http://schemas.microsoft.com/office/word/2018/wordml/cex" xmlns:w16cid="http://schemas.microsoft.com/office/word/2016/wordml/cid" xmlns:w16="http://schemas.microsoft.com/office/word/2018/wordml" xmlns:w16du="http://schemas.microsoft.com/office/word/2023/wordml/word16du" xmlns:w16sdtdh="http://schemas.microsoft.com/office/word/2020/wordml/sdtdatahash" xmlns:w16sdtfl="http://schemas.microsoft.com/office/word/2024/wordml/sdtformatlock" xmlns:w16se="http://schemas.microsoft.com/office/word/2015/wordml/symex" xmlns:wpg="http://schemas.microsoft.com/office/word/2010/wordprocessingGroup" xmlns:wpi="http://schemas.microsoft.com/office/word/2010/wordprocessingInk" xmlns:wne="http://schemas.microsoft.com/office/word/2006/wordml" xmlns:wps="http://schemas.microsoft.com/office/word/2010/wordprocessingShape" mc:Ignorable="w14 w15 w16se w16cid w16 w16cex w16sdtdh w16sdtfl w16du wp14">
   <w:body>
     <w:p>
       <w:pPr>
@@ -7395,6 +7395,7 @@
           <w:ilvl w:val="0"/>
           <w:numId w:val="5"/>
         </w:numPr>
+        <w:ind w:left="851" w:hanging="491"/>
         <w:rPr>
           <w:rFonts w:ascii="Arial" w:hAnsi="Arial" w:cs="Arial"/>
           <w:szCs w:val="22"/>
@@ -8996,6 +8997,7 @@
           <w:ilvl w:val="0"/>
           <w:numId w:val="5"/>
         </w:numPr>
+        <w:ind w:left="851" w:hanging="491"/>
         <w:rPr>
           <w:rFonts w:ascii="Arial" w:hAnsi="Arial" w:cs="Arial"/>
           <w:szCs w:val="22"/>
@@ -11802,6 +11804,7 @@
           <w:ilvl w:val="0"/>
           <w:numId w:val="5"/>
         </w:numPr>
+        <w:ind w:left="851" w:hanging="491"/>
         <w:rPr>
           <w:rFonts w:ascii="Arial" w:hAnsi="Arial" w:cs="Arial"/>
           <w:szCs w:val="22"/>
@@ -12172,6 +12175,7 @@
           <w:ilvl w:val="0"/>
           <w:numId w:val="5"/>
         </w:numPr>
+        <w:ind w:left="851" w:hanging="491"/>
         <w:rPr>
           <w:rFonts w:ascii="Arial" w:hAnsi="Arial" w:cs="Arial"/>
           <w:szCs w:val="22"/>
@@ -15467,43 +15471,58 @@
     <w:p>
       <w:pPr>
         <w:rPr>
-          <w:rFonts w:ascii="Arial" w:hAnsi="Arial" w:cs="Arial"/>
-          <w:color w:val="000000" w:themeColor="text1"/>
-          <w:szCs w:val="22"/>
-        </w:rPr>
-      </w:pPr>
-      <w:r>
-        <w:rPr>
-          <w:rFonts w:ascii="Arial" w:hAnsi="Arial" w:cs="Arial"/>
-          <w:color w:val="000000" w:themeColor="text1"/>
-          <w:szCs w:val="22"/>
+          <w:rFonts w:ascii="Cambria Math" w:hAnsi="Cambria Math" w:cs="Arial"/>
+          <w:i/>
+          <w:iCs/>
+          <w:color w:val="000000" w:themeColor="text1"/>
+          <w:sz w:val="20"/>
+          <w:szCs w:val="20"/>
+        </w:rPr>
+      </w:pPr>
+      <w:r>
+        <w:rPr>
+          <w:rFonts w:ascii="Cambria Math" w:hAnsi="Cambria Math" w:cs="Arial"/>
+          <w:i/>
+          <w:iCs/>
+          <w:color w:val="000000" w:themeColor="text1"/>
+          <w:sz w:val="20"/>
+          <w:szCs w:val="20"/>
         </w:rPr>
         <w:t xml:space="preserve">% TKDN Barang = % TKDN </w:t>
       </w:r>
       <w:proofErr w:type="spellStart"/>
       <w:r>
         <w:rPr>
-          <w:rFonts w:ascii="Arial" w:hAnsi="Arial" w:cs="Arial"/>
-          <w:color w:val="000000" w:themeColor="text1"/>
-          <w:szCs w:val="22"/>
+          <w:rFonts w:ascii="Cambria Math" w:hAnsi="Cambria Math" w:cs="Arial"/>
+          <w:i/>
+          <w:iCs/>
+          <w:color w:val="000000" w:themeColor="text1"/>
+          <w:sz w:val="20"/>
+          <w:szCs w:val="20"/>
         </w:rPr>
         <w:t>Manufaktur</w:t>
       </w:r>
       <w:proofErr w:type="spellEnd"/>
       <w:r>
         <w:rPr>
-          <w:rFonts w:ascii="Arial" w:hAnsi="Arial" w:cs="Arial"/>
-          <w:color w:val="000000" w:themeColor="text1"/>
-          <w:szCs w:val="22"/>
+          <w:rFonts w:ascii="Cambria Math" w:hAnsi="Cambria Math" w:cs="Arial"/>
+          <w:i/>
+          <w:iCs/>
+          <w:color w:val="000000" w:themeColor="text1"/>
+          <w:sz w:val="20"/>
+          <w:szCs w:val="20"/>
         </w:rPr>
         <w:t xml:space="preserve"> + % TKDN </w:t>
       </w:r>
       <w:proofErr w:type="spellStart"/>
       <w:r>
         <w:rPr>
-          <w:rFonts w:ascii="Arial" w:hAnsi="Arial" w:cs="Arial"/>
-          <w:color w:val="000000" w:themeColor="text1"/>
-          <w:szCs w:val="22"/>
+          <w:rFonts w:ascii="Cambria Math" w:hAnsi="Cambria Math" w:cs="Arial"/>
+          <w:i/>
+          <w:iCs/>
+          <w:color w:val="000000" w:themeColor="text1"/>
+          <w:sz w:val="20"/>
+          <w:szCs w:val="20"/>
         </w:rPr>
         <w:t>Pengembangan</w:t>
       </w:r>
@@ -17247,59 +17266,79 @@
       <w:pPr>
         <w:ind w:left="709"/>
         <w:rPr>
-          <w:rFonts w:ascii="Arial" w:hAnsi="Arial" w:cs="Arial"/>
-          <w:color w:val="000000" w:themeColor="text1"/>
-          <w:szCs w:val="22"/>
-        </w:rPr>
-      </w:pPr>
-      <w:r>
-        <w:rPr>
-          <w:rFonts w:ascii="Arial" w:hAnsi="Arial" w:cs="Arial"/>
-          <w:color w:val="000000" w:themeColor="text1"/>
-          <w:szCs w:val="22"/>
+          <w:rFonts w:ascii="Cambria Math" w:hAnsi="Cambria Math" w:cs="Arial"/>
+          <w:i/>
+          <w:iCs/>
+          <w:color w:val="000000" w:themeColor="text1"/>
+          <w:szCs w:val="22"/>
+        </w:rPr>
+      </w:pPr>
+      <w:r>
+        <w:rPr>
+          <w:rFonts w:ascii="Cambria Math" w:hAnsi="Cambria Math" w:cs="Arial"/>
+          <w:i/>
+          <w:iCs/>
+          <w:color w:val="000000" w:themeColor="text1"/>
+          <w:sz w:val="20"/>
+          <w:szCs w:val="20"/>
         </w:rPr>
         <w:t xml:space="preserve">% TKDN Barang = % TKDN </w:t>
       </w:r>
       <w:proofErr w:type="spellStart"/>
       <w:r>
         <w:rPr>
-          <w:rFonts w:ascii="Arial" w:hAnsi="Arial" w:cs="Arial"/>
-          <w:color w:val="000000" w:themeColor="text1"/>
-          <w:szCs w:val="22"/>
+          <w:rFonts w:ascii="Cambria Math" w:hAnsi="Cambria Math" w:cs="Arial"/>
+          <w:i/>
+          <w:iCs/>
+          <w:color w:val="000000" w:themeColor="text1"/>
+          <w:sz w:val="20"/>
+          <w:szCs w:val="20"/>
         </w:rPr>
         <w:t>Manufa</w:t>
       </w:r>
       <w:r>
         <w:rPr>
-          <w:rFonts w:ascii="Arial" w:hAnsi="Arial" w:cs="Arial"/>
-          <w:color w:val="000000" w:themeColor="text1"/>
-          <w:szCs w:val="22"/>
+          <w:rFonts w:ascii="Cambria Math" w:hAnsi="Cambria Math" w:cs="Arial"/>
+          <w:i/>
+          <w:iCs/>
+          <w:color w:val="000000" w:themeColor="text1"/>
+          <w:sz w:val="20"/>
+          <w:szCs w:val="20"/>
         </w:rPr>
         <w:t>k</w:t>
       </w:r>
       <w:r>
         <w:rPr>
-          <w:rFonts w:ascii="Arial" w:hAnsi="Arial" w:cs="Arial"/>
-          <w:color w:val="000000" w:themeColor="text1"/>
-          <w:szCs w:val="22"/>
+          <w:rFonts w:ascii="Cambria Math" w:hAnsi="Cambria Math" w:cs="Arial"/>
+          <w:i/>
+          <w:iCs/>
+          <w:color w:val="000000" w:themeColor="text1"/>
+          <w:sz w:val="20"/>
+          <w:szCs w:val="20"/>
         </w:rPr>
         <w:t>tur</w:t>
       </w:r>
       <w:proofErr w:type="spellEnd"/>
       <w:r>
         <w:rPr>
-          <w:rFonts w:ascii="Arial" w:hAnsi="Arial" w:cs="Arial"/>
-          <w:color w:val="000000" w:themeColor="text1"/>
-          <w:szCs w:val="22"/>
+          <w:rFonts w:ascii="Cambria Math" w:hAnsi="Cambria Math" w:cs="Arial"/>
+          <w:i/>
+          <w:iCs/>
+          <w:color w:val="000000" w:themeColor="text1"/>
+          <w:sz w:val="20"/>
+          <w:szCs w:val="20"/>
         </w:rPr>
         <w:t xml:space="preserve"> + % TKDN </w:t>
       </w:r>
       <w:proofErr w:type="spellStart"/>
       <w:r>
         <w:rPr>
-          <w:rFonts w:ascii="Arial" w:hAnsi="Arial" w:cs="Arial"/>
-          <w:color w:val="000000" w:themeColor="text1"/>
-          <w:szCs w:val="22"/>
+          <w:rFonts w:ascii="Cambria Math" w:hAnsi="Cambria Math" w:cs="Arial"/>
+          <w:i/>
+          <w:iCs/>
+          <w:color w:val="000000" w:themeColor="text1"/>
+          <w:sz w:val="20"/>
+          <w:szCs w:val="20"/>
         </w:rPr>
         <w:t>Pengembangan</w:t>
       </w:r>
@@ -23519,10 +23558,9 @@
           <w:ilvl w:val="0"/>
           <w:numId w:val="5"/>
         </w:numPr>
-        <w:rPr>
-          <w:rFonts w:ascii="Arial" w:hAnsi="Arial" w:cs="Arial"/>
-          <w:b w:val="0"/>
-          <w:bCs/>
+        <w:ind w:left="851" w:hanging="491"/>
+        <w:rPr>
+          <w:rFonts w:ascii="Arial" w:hAnsi="Arial" w:cs="Arial"/>
           <w:szCs w:val="22"/>
         </w:rPr>
       </w:pPr>
@@ -23530,8 +23568,6 @@
       <w:r>
         <w:rPr>
           <w:rFonts w:ascii="Arial" w:hAnsi="Arial" w:cs="Arial"/>
-          <w:b w:val="0"/>
-          <w:bCs/>
           <w:szCs w:val="22"/>
         </w:rPr>
         <w:t>Batasan</w:t>
@@ -23900,65 +23936,42 @@
         </w:rPr>
         <w:t xml:space="preserve"> </w:t>
       </w:r>
-      <w:proofErr w:type="spellStart"/>
-      <w:r>
-        <w:rPr>
-          <w:rFonts w:ascii="Arial" w:hAnsi="Arial" w:cs="Arial"/>
-          <w:color w:val="000000" w:themeColor="text1"/>
-          <w:szCs w:val="22"/>
-          <w:lang w:val="en-ID"/>
-        </w:rPr>
-        <w:t>Peraturan</w:t>
-      </w:r>
-      <w:proofErr w:type="spellEnd"/>
-      <w:r>
-        <w:rPr>
-          <w:rFonts w:ascii="Arial" w:hAnsi="Arial" w:cs="Arial"/>
-          <w:color w:val="000000" w:themeColor="text1"/>
-          <w:szCs w:val="22"/>
-          <w:lang w:val="en-ID"/>
-        </w:rPr>
-        <w:t xml:space="preserve"> Menteri Perindustrian Republik Indonesia </w:t>
-      </w:r>
-      <w:proofErr w:type="spellStart"/>
-      <w:r>
-        <w:rPr>
-          <w:rFonts w:ascii="Arial" w:hAnsi="Arial" w:cs="Arial"/>
-          <w:color w:val="000000" w:themeColor="text1"/>
-          <w:szCs w:val="22"/>
-          <w:lang w:val="en-ID"/>
-        </w:rPr>
-        <w:t>Nomor</w:t>
-      </w:r>
-      <w:proofErr w:type="spellEnd"/>
-      <w:r>
-        <w:rPr>
-          <w:rFonts w:ascii="Arial" w:hAnsi="Arial" w:cs="Arial"/>
-          <w:color w:val="000000" w:themeColor="text1"/>
-          <w:szCs w:val="22"/>
-          <w:lang w:val="en-ID"/>
-        </w:rPr>
-        <w:t xml:space="preserve"> 35 </w:t>
-      </w:r>
-      <w:proofErr w:type="spellStart"/>
-      <w:r>
-        <w:rPr>
-          <w:rFonts w:ascii="Arial" w:hAnsi="Arial" w:cs="Arial"/>
-          <w:color w:val="000000" w:themeColor="text1"/>
-          <w:szCs w:val="22"/>
-          <w:lang w:val="en-ID"/>
-        </w:rPr>
-        <w:t>Tahun</w:t>
-      </w:r>
-      <w:proofErr w:type="spellEnd"/>
-      <w:r>
-        <w:rPr>
-          <w:rFonts w:ascii="Arial" w:hAnsi="Arial" w:cs="Arial"/>
-          <w:color w:val="000000" w:themeColor="text1"/>
-          <w:szCs w:val="22"/>
-          <w:lang w:val="en-ID"/>
-        </w:rPr>
-        <w:t xml:space="preserve"> 2025, </w:t>
+      <w:proofErr w:type="gramStart"/>
+      <w:r>
+        <w:rPr>
+          <w:rFonts w:ascii="Arial" w:hAnsi="Arial" w:cs="Arial"/>
+          <w:color w:val="000000" w:themeColor="text1"/>
+          <w:szCs w:val="22"/>
+        </w:rPr>
+        <w:t xml:space="preserve">{{ </w:t>
+      </w:r>
+      <w:proofErr w:type="spellStart"/>
+      <w:r>
+        <w:rPr>
+          <w:rFonts w:ascii="Arial" w:hAnsi="Arial" w:cs="Arial"/>
+          <w:color w:val="000000" w:themeColor="text1"/>
+          <w:szCs w:val="22"/>
+        </w:rPr>
+        <w:t>permenperin</w:t>
+      </w:r>
+      <w:proofErr w:type="spellEnd"/>
+      <w:proofErr w:type="gramEnd"/>
+      <w:r>
+        <w:rPr>
+          <w:rFonts w:ascii="Arial" w:hAnsi="Arial" w:cs="Arial"/>
+          <w:color w:val="000000" w:themeColor="text1"/>
+          <w:szCs w:val="22"/>
+        </w:rPr>
+        <w:t xml:space="preserve"> }}</w:t>
+      </w:r>
+      <w:r>
+        <w:rPr>
+          <w:rFonts w:ascii="Arial" w:hAnsi="Arial" w:cs="Arial"/>
+          <w:color w:val="000000" w:themeColor="text1"/>
+          <w:szCs w:val="22"/>
+          <w:lang w:val="en-ID"/>
+        </w:rPr>
+        <w:t xml:space="preserve">, </w:t>
       </w:r>
       <w:proofErr w:type="spellStart"/>
       <w:r>
@@ -44664,7 +44677,7 @@
 </file>
 
 <file path=word/endnotes.xml><?xml version="1.0" encoding="utf-8"?>
-<w:endnotes xmlns:wpc="http://schemas.microsoft.com/office/word/2010/wordprocessingCanvas" xmlns:cx="http://schemas.microsoft.com/office/drawing/2014/chartex" xmlns:cx1="http://schemas.microsoft.com/office/drawing/2015/9/8/chartex" xmlns:cx2="http://schemas.microsoft.com/office/drawing/2015/10/21/chartex" xmlns:cx3="http://schemas.microsoft.com/office/drawing/2016/5/9/chartex" xmlns:cx4="http://schemas.microsoft.com/office/drawing/2016/5/10/chartex" xmlns:cx5="http://schemas.microsoft.com/office/drawing/2016/5/11/chartex" xmlns:cx6="http://schemas.microsoft.com/office/drawing/2016/5/12/chartex" xmlns:cx7="http://schemas.microsoft.com/office/drawing/2016/5/13/chartex" xmlns:cx8="http://schemas.microsoft.com/office/drawing/2016/5/14/chartex" xmlns:mc="http://schemas.openxmlformats.org/markup-compatibility/2006" xmlns:aink="http://schemas.microsoft.com/office/drawing/2016/ink" xmlns:am3d="http://schemas.microsoft.com/office/drawing/2017/model3d" xmlns:o="urn:schemas-microsoft-com:office:office" xmlns:oel="http://schemas.microsoft.com/office/2019/extlst" xmlns:r="http://schemas.openxmlformats.org/officeDocument/2006/relationships" xmlns:m="http://schemas.openxmlformats.org/officeDocument/2006/math" xmlns:v="urn:schemas-microsoft-com:vml" xmlns:wp14="http://schemas.microsoft.com/office/word/2010/wordprocessingDrawing" xmlns:wp="http://schemas.openxmlformats.org/drawingml/2006/wordprocessingDrawing" xmlns:w10="urn:schemas-microsoft-com:office:word" xmlns:w="http://schemas.openxmlformats.org/wordprocessingml/2006/main" xmlns:w14="http://schemas.microsoft.com/office/word/2010/wordml" xmlns:w15="http://schemas.microsoft.com/office/word/2012/wordml" xmlns:w16cex="http://schemas.microsoft.com/office/word/2018/wordml/cex" xmlns:w16cid="http://schemas.microsoft.com/office/word/2016/wordml/cid" xmlns:w16="http://schemas.microsoft.com/office/word/2018/wordml" xmlns:w16du="http://schemas.microsoft.com/office/word/2023/wordml/word16du" xmlns:w16sdtdh="http://schemas.microsoft.com/office/word/2020/wordml/sdtdatahash" xmlns:w16sdtfl="http://schemas.microsoft.com/office/word/2024/wordml/sdtformatlock" xmlns:w16se="http://schemas.microsoft.com/office/word/2015/wordml/symex" xmlns:wpg="http://schemas.microsoft.com/office/word/2010/wordprocessingGroup" xmlns:wpi="http://schemas.microsoft.com/office/word/2010/wordprocessingInk" xmlns:wne="http://schemas.microsoft.com/office/word/2006/wordml" xmlns:wps="http://schemas.microsoft.com/office/word/2010/wordprocessingShape" mc:Ignorable="w14 w15 w16se w16cid w16 w16cex w16sdtdh w16sdtfl w16du wp14">
+<w:endnotes xmlns:wpc="http://schemas.microsoft.com/office/word/2010/wordprocessingCanvas" xmlns:cx="http://schemas.microsoft.com/office/drawing/2014/chartex" xmlns:cx1="http://schemas.microsoft.com/office/drawing/2015/9/8/chartex" xmlns:cx2="http://schemas.microsoft.com/office/drawing/2015/10/21/chartex" xmlns:cx3="http://schemas.microsoft.com/office/drawing/2016/5/9/chartex" xmlns:cx4="http://schemas.microsoft.com/office/drawing/2016/5/10/chartex" xmlns:cx5="http://schemas.microsoft.com/office/drawing/2016/5/11/chartex" xmlns:cx6="http://schemas.microsoft.com/office/drawing/2016/5/12/chartex" xmlns:cx7="http://schemas.microsoft.com/office/drawing/2016/5/13/chartex" xmlns:cx8="http://schemas.microsoft.com/office/drawing/2016/5/14/chartex" xmlns:mc="http://schemas.openxmlformats.org/markup-compatibility/2006" xmlns:aink="http://schemas.microsoft.com/office/drawing/2016/ink" xmlns:am3d="http://schemas.microsoft.com/office/drawing/2017/model3d" xmlns:o="urn:schemas-microsoft-com:office:office" xmlns:oel="http://schemas.microsoft.com/office/2019/extlst" xmlns:r="http://schemas.openxmlformats.org/officeDocument/2006/relationships" xmlns:m="http://schemas.openxmlformats.org/officeDocument/2006/math" xmlns:v="urn:schemas-microsoft-com:vml" xmlns:wp14="http://schemas.microsoft.com/office/word/2010/wordprocessingDrawing" xmlns:wp="http://schemas.openxmlformats.org/drawingml/2006/wordprocessingDrawing" xmlns:w10="urn:schemas-microsoft-com:office:word" xmlns:w="http://schemas.openxmlformats.org/wordprocessingml/2006/main" xmlns:w14="http://schemas.microsoft.com/office/word/2010/wordml" xmlns:w15="http://schemas.microsoft.com/office/word/2012/wordml" xmlns:w16cei="http://schemas.microsoft.com/office/word/2026/wordml/cei" xmlns:w16cex="http://schemas.microsoft.com/office/word/2018/wordml/cex" xmlns:w16cid="http://schemas.microsoft.com/office/word/2016/wordml/cid" xmlns:w16="http://schemas.microsoft.com/office/word/2018/wordml" xmlns:w16du="http://schemas.microsoft.com/office/word/2023/wordml/word16du" xmlns:w16sdtdh="http://schemas.microsoft.com/office/word/2020/wordml/sdtdatahash" xmlns:w16sdtfl="http://schemas.microsoft.com/office/word/2024/wordml/sdtformatlock" xmlns:w16se="http://schemas.microsoft.com/office/word/2015/wordml/symex" xmlns:wpg="http://schemas.microsoft.com/office/word/2010/wordprocessingGroup" xmlns:wpi="http://schemas.microsoft.com/office/word/2010/wordprocessingInk" xmlns:wne="http://schemas.microsoft.com/office/word/2006/wordml" xmlns:wps="http://schemas.microsoft.com/office/word/2010/wordprocessingShape" mc:Ignorable="w14 w15 w16se w16cid w16 w16cex w16sdtdh w16sdtfl w16du wp14">
   <w:endnote w:type="separator" w:id="-1">
     <w:p>
       <w:pPr>
@@ -44689,7 +44702,7 @@
 </file>
 
 <file path=word/footer1.xml><?xml version="1.0" encoding="utf-8"?>
-<w:ftr xmlns:wpc="http://schemas.microsoft.com/office/word/2010/wordprocessingCanvas" xmlns:cx="http://schemas.microsoft.com/office/drawing/2014/chartex" xmlns:cx1="http://schemas.microsoft.com/office/drawing/2015/9/8/chartex" xmlns:cx2="http://schemas.microsoft.com/office/drawing/2015/10/21/chartex" xmlns:cx3="http://schemas.microsoft.com/office/drawing/2016/5/9/chartex" xmlns:cx4="http://schemas.microsoft.com/office/drawing/2016/5/10/chartex" xmlns:cx5="http://schemas.microsoft.com/office/drawing/2016/5/11/chartex" xmlns:cx6="http://schemas.microsoft.com/office/drawing/2016/5/12/chartex" xmlns:cx7="http://schemas.microsoft.com/office/drawing/2016/5/13/chartex" xmlns:cx8="http://schemas.microsoft.com/office/drawing/2016/5/14/chartex" xmlns:mc="http://schemas.openxmlformats.org/markup-compatibility/2006" xmlns:aink="http://schemas.microsoft.com/office/drawing/2016/ink" xmlns:am3d="http://schemas.microsoft.com/office/drawing/2017/model3d" xmlns:o="urn:schemas-microsoft-com:office:office" xmlns:oel="http://schemas.microsoft.com/office/2019/extlst" xmlns:r="http://schemas.openxmlformats.org/officeDocument/2006/relationships" xmlns:m="http://schemas.openxmlformats.org/officeDocument/2006/math" xmlns:v="urn:schemas-microsoft-com:vml" xmlns:wp14="http://schemas.microsoft.com/office/word/2010/wordprocessingDrawing" xmlns:wp="http://schemas.openxmlformats.org/drawingml/2006/wordprocessingDrawing" xmlns:w10="urn:schemas-microsoft-com:office:word" xmlns:w="http://schemas.openxmlformats.org/wordprocessingml/2006/main" xmlns:w14="http://schemas.microsoft.com/office/word/2010/wordml" xmlns:w15="http://schemas.microsoft.com/office/word/2012/wordml" xmlns:w16cex="http://schemas.microsoft.com/office/word/2018/wordml/cex" xmlns:w16cid="http://schemas.microsoft.com/office/word/2016/wordml/cid" xmlns:w16="http://schemas.microsoft.com/office/word/2018/wordml" xmlns:w16du="http://schemas.microsoft.com/office/word/2023/wordml/word16du" xmlns:w16sdtdh="http://schemas.microsoft.com/office/word/2020/wordml/sdtdatahash" xmlns:w16sdtfl="http://schemas.microsoft.com/office/word/2024/wordml/sdtformatlock" xmlns:w16se="http://schemas.microsoft.com/office/word/2015/wordml/symex" xmlns:wpg="http://schemas.microsoft.com/office/word/2010/wordprocessingGroup" xmlns:wpi="http://schemas.microsoft.com/office/word/2010/wordprocessingInk" xmlns:wne="http://schemas.microsoft.com/office/word/2006/wordml" xmlns:wps="http://schemas.microsoft.com/office/word/2010/wordprocessingShape" mc:Ignorable="w14 w15 w16se w16cid w16 w16cex w16sdtdh w16sdtfl w16du wp14">
+<w:ftr xmlns:wpc="http://schemas.microsoft.com/office/word/2010/wordprocessingCanvas" xmlns:cx="http://schemas.microsoft.com/office/drawing/2014/chartex" xmlns:cx1="http://schemas.microsoft.com/office/drawing/2015/9/8/chartex" xmlns:cx2="http://schemas.microsoft.com/office/drawing/2015/10/21/chartex" xmlns:cx3="http://schemas.microsoft.com/office/drawing/2016/5/9/chartex" xmlns:cx4="http://schemas.microsoft.com/office/drawing/2016/5/10/chartex" xmlns:cx5="http://schemas.microsoft.com/office/drawing/2016/5/11/chartex" xmlns:cx6="http://schemas.microsoft.com/office/drawing/2016/5/12/chartex" xmlns:cx7="http://schemas.microsoft.com/office/drawing/2016/5/13/chartex" xmlns:cx8="http://schemas.microsoft.com/office/drawing/2016/5/14/chartex" xmlns:mc="http://schemas.openxmlformats.org/markup-compatibility/2006" xmlns:aink="http://schemas.microsoft.com/office/drawing/2016/ink" xmlns:am3d="http://schemas.microsoft.com/office/drawing/2017/model3d" xmlns:o="urn:schemas-microsoft-com:office:office" xmlns:oel="http://schemas.microsoft.com/office/2019/extlst" xmlns:r="http://schemas.openxmlformats.org/officeDocument/2006/relationships" xmlns:m="http://schemas.openxmlformats.org/officeDocument/2006/math" xmlns:v="urn:schemas-microsoft-com:vml" xmlns:wp14="http://schemas.microsoft.com/office/word/2010/wordprocessingDrawing" xmlns:wp="http://schemas.openxmlformats.org/drawingml/2006/wordprocessingDrawing" xmlns:w10="urn:schemas-microsoft-com:office:word" xmlns:w="http://schemas.openxmlformats.org/wordprocessingml/2006/main" xmlns:w14="http://schemas.microsoft.com/office/word/2010/wordml" xmlns:w15="http://schemas.microsoft.com/office/word/2012/wordml" xmlns:w16cei="http://schemas.microsoft.com/office/word/2026/wordml/cei" xmlns:w16cex="http://schemas.microsoft.com/office/word/2018/wordml/cex" xmlns:w16cid="http://schemas.microsoft.com/office/word/2016/wordml/cid" xmlns:w16="http://schemas.microsoft.com/office/word/2018/wordml" xmlns:w16du="http://schemas.microsoft.com/office/word/2023/wordml/word16du" xmlns:w16sdtdh="http://schemas.microsoft.com/office/word/2020/wordml/sdtdatahash" xmlns:w16sdtfl="http://schemas.microsoft.com/office/word/2024/wordml/sdtformatlock" xmlns:w16se="http://schemas.microsoft.com/office/word/2015/wordml/symex" xmlns:wpg="http://schemas.microsoft.com/office/word/2010/wordprocessingGroup" xmlns:wpi="http://schemas.microsoft.com/office/word/2010/wordprocessingInk" xmlns:wne="http://schemas.microsoft.com/office/word/2006/wordml" xmlns:wps="http://schemas.microsoft.com/office/word/2010/wordprocessingShape" mc:Ignorable="w14 w15 w16se w16cid w16 w16cex w16sdtdh w16sdtfl w16du wp14">
   <w:sdt>
     <w:sdtPr>
       <w:id w:val="447443156"/>
@@ -44878,7 +44891,7 @@
 </file>
 
 <file path=word/footer2.xml><?xml version="1.0" encoding="utf-8"?>
-<w:ftr xmlns:wpc="http://schemas.microsoft.com/office/word/2010/wordprocessingCanvas" xmlns:cx="http://schemas.microsoft.com/office/drawing/2014/chartex" xmlns:cx1="http://schemas.microsoft.com/office/drawing/2015/9/8/chartex" xmlns:cx2="http://schemas.microsoft.com/office/drawing/2015/10/21/chartex" xmlns:cx3="http://schemas.microsoft.com/office/drawing/2016/5/9/chartex" xmlns:cx4="http://schemas.microsoft.com/office/drawing/2016/5/10/chartex" xmlns:cx5="http://schemas.microsoft.com/office/drawing/2016/5/11/chartex" xmlns:cx6="http://schemas.microsoft.com/office/drawing/2016/5/12/chartex" xmlns:cx7="http://schemas.microsoft.com/office/drawing/2016/5/13/chartex" xmlns:cx8="http://schemas.microsoft.com/office/drawing/2016/5/14/chartex" xmlns:mc="http://schemas.openxmlformats.org/markup-compatibility/2006" xmlns:aink="http://schemas.microsoft.com/office/drawing/2016/ink" xmlns:am3d="http://schemas.microsoft.com/office/drawing/2017/model3d" xmlns:o="urn:schemas-microsoft-com:office:office" xmlns:oel="http://schemas.microsoft.com/office/2019/extlst" xmlns:r="http://schemas.openxmlformats.org/officeDocument/2006/relationships" xmlns:m="http://schemas.openxmlformats.org/officeDocument/2006/math" xmlns:v="urn:schemas-microsoft-com:vml" xmlns:wp14="http://schemas.microsoft.com/office/word/2010/wordprocessingDrawing" xmlns:wp="http://schemas.openxmlformats.org/drawingml/2006/wordprocessingDrawing" xmlns:w10="urn:schemas-microsoft-com:office:word" xmlns:w="http://schemas.openxmlformats.org/wordprocessingml/2006/main" xmlns:w14="http://schemas.microsoft.com/office/word/2010/wordml" xmlns:w15="http://schemas.microsoft.com/office/word/2012/wordml" xmlns:w16cex="http://schemas.microsoft.com/office/word/2018/wordml/cex" xmlns:w16cid="http://schemas.microsoft.com/office/word/2016/wordml/cid" xmlns:w16="http://schemas.microsoft.com/office/word/2018/wordml" xmlns:w16du="http://schemas.microsoft.com/office/word/2023/wordml/word16du" xmlns:w16sdtdh="http://schemas.microsoft.com/office/word/2020/wordml/sdtdatahash" xmlns:w16sdtfl="http://schemas.microsoft.com/office/word/2024/wordml/sdtformatlock" xmlns:w16se="http://schemas.microsoft.com/office/word/2015/wordml/symex" xmlns:wpg="http://schemas.microsoft.com/office/word/2010/wordprocessingGroup" xmlns:wpi="http://schemas.microsoft.com/office/word/2010/wordprocessingInk" xmlns:wne="http://schemas.microsoft.com/office/word/2006/wordml" xmlns:wps="http://schemas.microsoft.com/office/word/2010/wordprocessingShape" mc:Ignorable="w14 w15 w16se w16cid w16 w16cex w16sdtdh w16sdtfl w16du wp14">
+<w:ftr xmlns:wpc="http://schemas.microsoft.com/office/word/2010/wordprocessingCanvas" xmlns:cx="http://schemas.microsoft.com/office/drawing/2014/chartex" xmlns:cx1="http://schemas.microsoft.com/office/drawing/2015/9/8/chartex" xmlns:cx2="http://schemas.microsoft.com/office/drawing/2015/10/21/chartex" xmlns:cx3="http://schemas.microsoft.com/office/drawing/2016/5/9/chartex" xmlns:cx4="http://schemas.microsoft.com/office/drawing/2016/5/10/chartex" xmlns:cx5="http://schemas.microsoft.com/office/drawing/2016/5/11/chartex" xmlns:cx6="http://schemas.microsoft.com/office/drawing/2016/5/12/chartex" xmlns:cx7="http://schemas.microsoft.com/office/drawing/2016/5/13/chartex" xmlns:cx8="http://schemas.microsoft.com/office/drawing/2016/5/14/chartex" xmlns:mc="http://schemas.openxmlformats.org/markup-compatibility/2006" xmlns:aink="http://schemas.microsoft.com/office/drawing/2016/ink" xmlns:am3d="http://schemas.microsoft.com/office/drawing/2017/model3d" xmlns:o="urn:schemas-microsoft-com:office:office" xmlns:oel="http://schemas.microsoft.com/office/2019/extlst" xmlns:r="http://schemas.openxmlformats.org/officeDocument/2006/relationships" xmlns:m="http://schemas.openxmlformats.org/officeDocument/2006/math" xmlns:v="urn:schemas-microsoft-com:vml" xmlns:wp14="http://schemas.microsoft.com/office/word/2010/wordprocessingDrawing" xmlns:wp="http://schemas.openxmlformats.org/drawingml/2006/wordprocessingDrawing" xmlns:w10="urn:schemas-microsoft-com:office:word" xmlns:w="http://schemas.openxmlformats.org/wordprocessingml/2006/main" xmlns:w14="http://schemas.microsoft.com/office/word/2010/wordml" xmlns:w15="http://schemas.microsoft.com/office/word/2012/wordml" xmlns:w16cei="http://schemas.microsoft.com/office/word/2026/wordml/cei" xmlns:w16cex="http://schemas.microsoft.com/office/word/2018/wordml/cex" xmlns:w16cid="http://schemas.microsoft.com/office/word/2016/wordml/cid" xmlns:w16="http://schemas.microsoft.com/office/word/2018/wordml" xmlns:w16du="http://schemas.microsoft.com/office/word/2023/wordml/word16du" xmlns:w16sdtdh="http://schemas.microsoft.com/office/word/2020/wordml/sdtdatahash" xmlns:w16sdtfl="http://schemas.microsoft.com/office/word/2024/wordml/sdtformatlock" xmlns:w16se="http://schemas.microsoft.com/office/word/2015/wordml/symex" xmlns:wpg="http://schemas.microsoft.com/office/word/2010/wordprocessingGroup" xmlns:wpi="http://schemas.microsoft.com/office/word/2010/wordprocessingInk" xmlns:wne="http://schemas.microsoft.com/office/word/2006/wordml" xmlns:wps="http://schemas.microsoft.com/office/word/2010/wordprocessingShape" mc:Ignorable="w14 w15 w16se w16cid w16 w16cex w16sdtdh w16sdtfl w16du wp14">
   <w:sdt>
     <w:sdtPr>
       <w:id w:val="-736633473"/>
@@ -45072,7 +45085,7 @@
 </file>
 
 <file path=word/footnotes.xml><?xml version="1.0" encoding="utf-8"?>
-<w:footnotes xmlns:wpc="http://schemas.microsoft.com/office/word/2010/wordprocessingCanvas" xmlns:cx="http://schemas.microsoft.com/office/drawing/2014/chartex" xmlns:cx1="http://schemas.microsoft.com/office/drawing/2015/9/8/chartex" xmlns:cx2="http://schemas.microsoft.com/office/drawing/2015/10/21/chartex" xmlns:cx3="http://schemas.microsoft.com/office/drawing/2016/5/9/chartex" xmlns:cx4="http://schemas.microsoft.com/office/drawing/2016/5/10/chartex" xmlns:cx5="http://schemas.microsoft.com/office/drawing/2016/5/11/chartex" xmlns:cx6="http://schemas.microsoft.com/office/drawing/2016/5/12/chartex" xmlns:cx7="http://schemas.microsoft.com/office/drawing/2016/5/13/chartex" xmlns:cx8="http://schemas.microsoft.com/office/drawing/2016/5/14/chartex" xmlns:mc="http://schemas.openxmlformats.org/markup-compatibility/2006" xmlns:aink="http://schemas.microsoft.com/office/drawing/2016/ink" xmlns:am3d="http://schemas.microsoft.com/office/drawing/2017/model3d" xmlns:o="urn:schemas-microsoft-com:office:office" xmlns:oel="http://schemas.microsoft.com/office/2019/extlst" xmlns:r="http://schemas.openxmlformats.org/officeDocument/2006/relationships" xmlns:m="http://schemas.openxmlformats.org/officeDocument/2006/math" xmlns:v="urn:schemas-microsoft-com:vml" xmlns:wp14="http://schemas.microsoft.com/office/word/2010/wordprocessingDrawing" xmlns:wp="http://schemas.openxmlformats.org/drawingml/2006/wordprocessingDrawing" xmlns:w10="urn:schemas-microsoft-com:office:word" xmlns:w="http://schemas.openxmlformats.org/wordprocessingml/2006/main" xmlns:w14="http://schemas.microsoft.com/office/word/2010/wordml" xmlns:w15="http://schemas.microsoft.com/office/word/2012/wordml" xmlns:w16cex="http://schemas.microsoft.com/office/word/2018/wordml/cex" xmlns:w16cid="http://schemas.microsoft.com/office/word/2016/wordml/cid" xmlns:w16="http://schemas.microsoft.com/office/word/2018/wordml" xmlns:w16du="http://schemas.microsoft.com/office/word/2023/wordml/word16du" xmlns:w16sdtdh="http://schemas.microsoft.com/office/word/2020/wordml/sdtdatahash" xmlns:w16sdtfl="http://schemas.microsoft.com/office/word/2024/wordml/sdtformatlock" xmlns:w16se="http://schemas.microsoft.com/office/word/2015/wordml/symex" xmlns:wpg="http://schemas.microsoft.com/office/word/2010/wordprocessingGroup" xmlns:wpi="http://schemas.microsoft.com/office/word/2010/wordprocessingInk" xmlns:wne="http://schemas.microsoft.com/office/word/2006/wordml" xmlns:wps="http://schemas.microsoft.com/office/word/2010/wordprocessingShape" mc:Ignorable="w14 w15 w16se w16cid w16 w16cex w16sdtdh w16sdtfl w16du wp14">
+<w:footnotes xmlns:wpc="http://schemas.microsoft.com/office/word/2010/wordprocessingCanvas" xmlns:cx="http://schemas.microsoft.com/office/drawing/2014/chartex" xmlns:cx1="http://schemas.microsoft.com/office/drawing/2015/9/8/chartex" xmlns:cx2="http://schemas.microsoft.com/office/drawing/2015/10/21/chartex" xmlns:cx3="http://schemas.microsoft.com/office/drawing/2016/5/9/chartex" xmlns:cx4="http://schemas.microsoft.com/office/drawing/2016/5/10/chartex" xmlns:cx5="http://schemas.microsoft.com/office/drawing/2016/5/11/chartex" xmlns:cx6="http://schemas.microsoft.com/office/drawing/2016/5/12/chartex" xmlns:cx7="http://schemas.microsoft.com/office/drawing/2016/5/13/chartex" xmlns:cx8="http://schemas.microsoft.com/office/drawing/2016/5/14/chartex" xmlns:mc="http://schemas.openxmlformats.org/markup-compatibility/2006" xmlns:aink="http://schemas.microsoft.com/office/drawing/2016/ink" xmlns:am3d="http://schemas.microsoft.com/office/drawing/2017/model3d" xmlns:o="urn:schemas-microsoft-com:office:office" xmlns:oel="http://schemas.microsoft.com/office/2019/extlst" xmlns:r="http://schemas.openxmlformats.org/officeDocument/2006/relationships" xmlns:m="http://schemas.openxmlformats.org/officeDocument/2006/math" xmlns:v="urn:schemas-microsoft-com:vml" xmlns:wp14="http://schemas.microsoft.com/office/word/2010/wordprocessingDrawing" xmlns:wp="http://schemas.openxmlformats.org/drawingml/2006/wordprocessingDrawing" xmlns:w10="urn:schemas-microsoft-com:office:word" xmlns:w="http://schemas.openxmlformats.org/wordprocessingml/2006/main" xmlns:w14="http://schemas.microsoft.com/office/word/2010/wordml" xmlns:w15="http://schemas.microsoft.com/office/word/2012/wordml" xmlns:w16cei="http://schemas.microsoft.com/office/word/2026/wordml/cei" xmlns:w16cex="http://schemas.microsoft.com/office/word/2018/wordml/cex" xmlns:w16cid="http://schemas.microsoft.com/office/word/2016/wordml/cid" xmlns:w16="http://schemas.microsoft.com/office/word/2018/wordml" xmlns:w16du="http://schemas.microsoft.com/office/word/2023/wordml/word16du" xmlns:w16sdtdh="http://schemas.microsoft.com/office/word/2020/wordml/sdtdatahash" xmlns:w16sdtfl="http://schemas.microsoft.com/office/word/2024/wordml/sdtformatlock" xmlns:w16se="http://schemas.microsoft.com/office/word/2015/wordml/symex" xmlns:wpg="http://schemas.microsoft.com/office/word/2010/wordprocessingGroup" xmlns:wpi="http://schemas.microsoft.com/office/word/2010/wordprocessingInk" xmlns:wne="http://schemas.microsoft.com/office/word/2006/wordml" xmlns:wps="http://schemas.microsoft.com/office/word/2010/wordprocessingShape" mc:Ignorable="w14 w15 w16se w16cid w16 w16cex w16sdtdh w16sdtfl w16du wp14">
   <w:footnote w:type="separator" w:id="-1">
     <w:p>
       <w:pPr>
@@ -45097,7 +45110,7 @@
 </file>
 
 <file path=word/header1.xml><?xml version="1.0" encoding="utf-8"?>
-<w:hdr xmlns:wpc="http://schemas.microsoft.com/office/word/2010/wordprocessingCanvas" xmlns:cx="http://schemas.microsoft.com/office/drawing/2014/chartex" xmlns:cx1="http://schemas.microsoft.com/office/drawing/2015/9/8/chartex" xmlns:cx2="http://schemas.microsoft.com/office/drawing/2015/10/21/chartex" xmlns:cx3="http://schemas.microsoft.com/office/drawing/2016/5/9/chartex" xmlns:cx4="http://schemas.microsoft.com/office/drawing/2016/5/10/chartex" xmlns:cx5="http://schemas.microsoft.com/office/drawing/2016/5/11/chartex" xmlns:cx6="http://schemas.microsoft.com/office/drawing/2016/5/12/chartex" xmlns:cx7="http://schemas.microsoft.com/office/drawing/2016/5/13/chartex" xmlns:cx8="http://schemas.microsoft.com/office/drawing/2016/5/14/chartex" xmlns:mc="http://schemas.openxmlformats.org/markup-compatibility/2006" xmlns:aink="http://schemas.microsoft.com/office/drawing/2016/ink" xmlns:am3d="http://schemas.microsoft.com/office/drawing/2017/model3d" xmlns:o="urn:schemas-microsoft-com:office:office" xmlns:oel="http://schemas.microsoft.com/office/2019/extlst" xmlns:r="http://schemas.openxmlformats.org/officeDocument/2006/relationships" xmlns:m="http://schemas.openxmlformats.org/officeDocument/2006/math" xmlns:v="urn:schemas-microsoft-com:vml" xmlns:wp14="http://schemas.microsoft.com/office/word/2010/wordprocessingDrawing" xmlns:wp="http://schemas.openxmlformats.org/drawingml/2006/wordprocessingDrawing" xmlns:w10="urn:schemas-microsoft-com:office:word" xmlns:w="http://schemas.openxmlformats.org/wordprocessingml/2006/main" xmlns:w14="http://schemas.microsoft.com/office/word/2010/wordml" xmlns:w15="http://schemas.microsoft.com/office/word/2012/wordml" xmlns:w16cex="http://schemas.microsoft.com/office/word/2018/wordml/cex" xmlns:w16cid="http://schemas.microsoft.com/office/word/2016/wordml/cid" xmlns:w16="http://schemas.microsoft.com/office/word/2018/wordml" xmlns:w16du="http://schemas.microsoft.com/office/word/2023/wordml/word16du" xmlns:w16sdtdh="http://schemas.microsoft.com/office/word/2020/wordml/sdtdatahash" xmlns:w16sdtfl="http://schemas.microsoft.com/office/word/2024/wordml/sdtformatlock" xmlns:w16se="http://schemas.microsoft.com/office/word/2015/wordml/symex" xmlns:wpg="http://schemas.microsoft.com/office/word/2010/wordprocessingGroup" xmlns:wpi="http://schemas.microsoft.com/office/word/2010/wordprocessingInk" xmlns:wne="http://schemas.microsoft.com/office/word/2006/wordml" xmlns:wps="http://schemas.microsoft.com/office/word/2010/wordprocessingShape" mc:Ignorable="w14 w15 w16se w16cid w16 w16cex w16sdtdh w16sdtfl w16du wp14">
+<w:hdr xmlns:wpc="http://schemas.microsoft.com/office/word/2010/wordprocessingCanvas" xmlns:cx="http://schemas.microsoft.com/office/drawing/2014/chartex" xmlns:cx1="http://schemas.microsoft.com/office/drawing/2015/9/8/chartex" xmlns:cx2="http://schemas.microsoft.com/office/drawing/2015/10/21/chartex" xmlns:cx3="http://schemas.microsoft.com/office/drawing/2016/5/9/chartex" xmlns:cx4="http://schemas.microsoft.com/office/drawing/2016/5/10/chartex" xmlns:cx5="http://schemas.microsoft.com/office/drawing/2016/5/11/chartex" xmlns:cx6="http://schemas.microsoft.com/office/drawing/2016/5/12/chartex" xmlns:cx7="http://schemas.microsoft.com/office/drawing/2016/5/13/chartex" xmlns:cx8="http://schemas.microsoft.com/office/drawing/2016/5/14/chartex" xmlns:mc="http://schemas.openxmlformats.org/markup-compatibility/2006" xmlns:aink="http://schemas.microsoft.com/office/drawing/2016/ink" xmlns:am3d="http://schemas.microsoft.com/office/drawing/2017/model3d" xmlns:o="urn:schemas-microsoft-com:office:office" xmlns:oel="http://schemas.microsoft.com/office/2019/extlst" xmlns:r="http://schemas.openxmlformats.org/officeDocument/2006/relationships" xmlns:m="http://schemas.openxmlformats.org/officeDocument/2006/math" xmlns:v="urn:schemas-microsoft-com:vml" xmlns:wp14="http://schemas.microsoft.com/office/word/2010/wordprocessingDrawing" xmlns:wp="http://schemas.openxmlformats.org/drawingml/2006/wordprocessingDrawing" xmlns:w10="urn:schemas-microsoft-com:office:word" xmlns:w="http://schemas.openxmlformats.org/wordprocessingml/2006/main" xmlns:w14="http://schemas.microsoft.com/office/word/2010/wordml" xmlns:w15="http://schemas.microsoft.com/office/word/2012/wordml" xmlns:w16cei="http://schemas.microsoft.com/office/word/2026/wordml/cei" xmlns:w16cex="http://schemas.microsoft.com/office/word/2018/wordml/cex" xmlns:w16cid="http://schemas.microsoft.com/office/word/2016/wordml/cid" xmlns:w16="http://schemas.microsoft.com/office/word/2018/wordml" xmlns:w16du="http://schemas.microsoft.com/office/word/2023/wordml/word16du" xmlns:w16sdtdh="http://schemas.microsoft.com/office/word/2020/wordml/sdtdatahash" xmlns:w16sdtfl="http://schemas.microsoft.com/office/word/2024/wordml/sdtformatlock" xmlns:w16se="http://schemas.microsoft.com/office/word/2015/wordml/symex" xmlns:wpg="http://schemas.microsoft.com/office/word/2010/wordprocessingGroup" xmlns:wpi="http://schemas.microsoft.com/office/word/2010/wordprocessingInk" xmlns:wne="http://schemas.microsoft.com/office/word/2006/wordml" xmlns:wps="http://schemas.microsoft.com/office/word/2010/wordprocessingShape" mc:Ignorable="w14 w15 w16se w16cid w16 w16cex w16sdtdh w16sdtfl w16du wp14">
   <w:tbl>
     <w:tblPr>
       <w:tblStyle w:val="TableGrid"/>
@@ -45179,7 +45192,7 @@
 </file>
 
 <file path=word/header2.xml><?xml version="1.0" encoding="utf-8"?>
-<w:hdr xmlns:wpc="http://schemas.microsoft.com/office/word/2010/wordprocessingCanvas" xmlns:cx="http://schemas.microsoft.com/office/drawing/2014/chartex" xmlns:cx1="http://schemas.microsoft.com/office/drawing/2015/9/8/chartex" xmlns:cx2="http://schemas.microsoft.com/office/drawing/2015/10/21/chartex" xmlns:cx3="http://schemas.microsoft.com/office/drawing/2016/5/9/chartex" xmlns:cx4="http://schemas.microsoft.com/office/drawing/2016/5/10/chartex" xmlns:cx5="http://schemas.microsoft.com/office/drawing/2016/5/11/chartex" xmlns:cx6="http://schemas.microsoft.com/office/drawing/2016/5/12/chartex" xmlns:cx7="http://schemas.microsoft.com/office/drawing/2016/5/13/chartex" xmlns:cx8="http://schemas.microsoft.com/office/drawing/2016/5/14/chartex" xmlns:mc="http://schemas.openxmlformats.org/markup-compatibility/2006" xmlns:aink="http://schemas.microsoft.com/office/drawing/2016/ink" xmlns:am3d="http://schemas.microsoft.com/office/drawing/2017/model3d" xmlns:o="urn:schemas-microsoft-com:office:office" xmlns:oel="http://schemas.microsoft.com/office/2019/extlst" xmlns:r="http://schemas.openxmlformats.org/officeDocument/2006/relationships" xmlns:m="http://schemas.openxmlformats.org/officeDocument/2006/math" xmlns:v="urn:schemas-microsoft-com:vml" xmlns:wp14="http://schemas.microsoft.com/office/word/2010/wordprocessingDrawing" xmlns:wp="http://schemas.openxmlformats.org/drawingml/2006/wordprocessingDrawing" xmlns:w10="urn:schemas-microsoft-com:office:word" xmlns:w="http://schemas.openxmlformats.org/wordprocessingml/2006/main" xmlns:w14="http://schemas.microsoft.com/office/word/2010/wordml" xmlns:w15="http://schemas.microsoft.com/office/word/2012/wordml" xmlns:w16cex="http://schemas.microsoft.com/office/word/2018/wordml/cex" xmlns:w16cid="http://schemas.microsoft.com/office/word/2016/wordml/cid" xmlns:w16="http://schemas.microsoft.com/office/word/2018/wordml" xmlns:w16du="http://schemas.microsoft.com/office/word/2023/wordml/word16du" xmlns:w16sdtdh="http://schemas.microsoft.com/office/word/2020/wordml/sdtdatahash" xmlns:w16sdtfl="http://schemas.microsoft.com/office/word/2024/wordml/sdtformatlock" xmlns:w16se="http://schemas.microsoft.com/office/word/2015/wordml/symex" xmlns:wpg="http://schemas.microsoft.com/office/word/2010/wordprocessingGroup" xmlns:wpi="http://schemas.microsoft.com/office/word/2010/wordprocessingInk" xmlns:wne="http://schemas.microsoft.com/office/word/2006/wordml" xmlns:wps="http://schemas.microsoft.com/office/word/2010/wordprocessingShape" mc:Ignorable="w14 w15 w16se w16cid w16 w16cex w16sdtdh w16sdtfl w16du wp14">
+<w:hdr xmlns:wpc="http://schemas.microsoft.com/office/word/2010/wordprocessingCanvas" xmlns:cx="http://schemas.microsoft.com/office/drawing/2014/chartex" xmlns:cx1="http://schemas.microsoft.com/office/drawing/2015/9/8/chartex" xmlns:cx2="http://schemas.microsoft.com/office/drawing/2015/10/21/chartex" xmlns:cx3="http://schemas.microsoft.com/office/drawing/2016/5/9/chartex" xmlns:cx4="http://schemas.microsoft.com/office/drawing/2016/5/10/chartex" xmlns:cx5="http://schemas.microsoft.com/office/drawing/2016/5/11/chartex" xmlns:cx6="http://schemas.microsoft.com/office/drawing/2016/5/12/chartex" xmlns:cx7="http://schemas.microsoft.com/office/drawing/2016/5/13/chartex" xmlns:cx8="http://schemas.microsoft.com/office/drawing/2016/5/14/chartex" xmlns:mc="http://schemas.openxmlformats.org/markup-compatibility/2006" xmlns:aink="http://schemas.microsoft.com/office/drawing/2016/ink" xmlns:am3d="http://schemas.microsoft.com/office/drawing/2017/model3d" xmlns:o="urn:schemas-microsoft-com:office:office" xmlns:oel="http://schemas.microsoft.com/office/2019/extlst" xmlns:r="http://schemas.openxmlformats.org/officeDocument/2006/relationships" xmlns:m="http://schemas.openxmlformats.org/officeDocument/2006/math" xmlns:v="urn:schemas-microsoft-com:vml" xmlns:wp14="http://schemas.microsoft.com/office/word/2010/wordprocessingDrawing" xmlns:wp="http://schemas.openxmlformats.org/drawingml/2006/wordprocessingDrawing" xmlns:w10="urn:schemas-microsoft-com:office:word" xmlns:w="http://schemas.openxmlformats.org/wordprocessingml/2006/main" xmlns:w14="http://schemas.microsoft.com/office/word/2010/wordml" xmlns:w15="http://schemas.microsoft.com/office/word/2012/wordml" xmlns:w16cei="http://schemas.microsoft.com/office/word/2026/wordml/cei" xmlns:w16cex="http://schemas.microsoft.com/office/word/2018/wordml/cex" xmlns:w16cid="http://schemas.microsoft.com/office/word/2016/wordml/cid" xmlns:w16="http://schemas.microsoft.com/office/word/2018/wordml" xmlns:w16du="http://schemas.microsoft.com/office/word/2023/wordml/word16du" xmlns:w16sdtdh="http://schemas.microsoft.com/office/word/2020/wordml/sdtdatahash" xmlns:w16sdtfl="http://schemas.microsoft.com/office/word/2024/wordml/sdtformatlock" xmlns:w16se="http://schemas.microsoft.com/office/word/2015/wordml/symex" xmlns:wpg="http://schemas.microsoft.com/office/word/2010/wordprocessingGroup" xmlns:wpi="http://schemas.microsoft.com/office/word/2010/wordprocessingInk" xmlns:wne="http://schemas.microsoft.com/office/word/2006/wordml" xmlns:wps="http://schemas.microsoft.com/office/word/2010/wordprocessingShape" mc:Ignorable="w14 w15 w16se w16cid w16 w16cex w16sdtdh w16sdtfl w16du wp14">
   <w:tbl>
     <w:tblPr>
       <w:tblStyle w:val="TableGrid"/>
@@ -45416,7 +45429,7 @@
 </file>
 
 <file path=word/header3.xml><?xml version="1.0" encoding="utf-8"?>
-<w:hdr xmlns:wpc="http://schemas.microsoft.com/office/word/2010/wordprocessingCanvas" xmlns:cx="http://schemas.microsoft.com/office/drawing/2014/chartex" xmlns:cx1="http://schemas.microsoft.com/office/drawing/2015/9/8/chartex" xmlns:cx2="http://schemas.microsoft.com/office/drawing/2015/10/21/chartex" xmlns:cx3="http://schemas.microsoft.com/office/drawing/2016/5/9/chartex" xmlns:cx4="http://schemas.microsoft.com/office/drawing/2016/5/10/chartex" xmlns:cx5="http://schemas.microsoft.com/office/drawing/2016/5/11/chartex" xmlns:cx6="http://schemas.microsoft.com/office/drawing/2016/5/12/chartex" xmlns:cx7="http://schemas.microsoft.com/office/drawing/2016/5/13/chartex" xmlns:cx8="http://schemas.microsoft.com/office/drawing/2016/5/14/chartex" xmlns:mc="http://schemas.openxmlformats.org/markup-compatibility/2006" xmlns:aink="http://schemas.microsoft.com/office/drawing/2016/ink" xmlns:am3d="http://schemas.microsoft.com/office/drawing/2017/model3d" xmlns:o="urn:schemas-microsoft-com:office:office" xmlns:oel="http://schemas.microsoft.com/office/2019/extlst" xmlns:r="http://schemas.openxmlformats.org/officeDocument/2006/relationships" xmlns:m="http://schemas.openxmlformats.org/officeDocument/2006/math" xmlns:v="urn:schemas-microsoft-com:vml" xmlns:wp14="http://schemas.microsoft.com/office/word/2010/wordprocessingDrawing" xmlns:wp="http://schemas.openxmlformats.org/drawingml/2006/wordprocessingDrawing" xmlns:w10="urn:schemas-microsoft-com:office:word" xmlns:w="http://schemas.openxmlformats.org/wordprocessingml/2006/main" xmlns:w14="http://schemas.microsoft.com/office/word/2010/wordml" xmlns:w15="http://schemas.microsoft.com/office/word/2012/wordml" xmlns:w16cex="http://schemas.microsoft.com/office/word/2018/wordml/cex" xmlns:w16cid="http://schemas.microsoft.com/office/word/2016/wordml/cid" xmlns:w16="http://schemas.microsoft.com/office/word/2018/wordml" xmlns:w16du="http://schemas.microsoft.com/office/word/2023/wordml/word16du" xmlns:w16sdtdh="http://schemas.microsoft.com/office/word/2020/wordml/sdtdatahash" xmlns:w16sdtfl="http://schemas.microsoft.com/office/word/2024/wordml/sdtformatlock" xmlns:w16se="http://schemas.microsoft.com/office/word/2015/wordml/symex" xmlns:wpg="http://schemas.microsoft.com/office/word/2010/wordprocessingGroup" xmlns:wpi="http://schemas.microsoft.com/office/word/2010/wordprocessingInk" xmlns:wne="http://schemas.microsoft.com/office/word/2006/wordml" xmlns:wps="http://schemas.microsoft.com/office/word/2010/wordprocessingShape" mc:Ignorable="w14 w15 w16se w16cid w16 w16cex w16sdtdh w16sdtfl w16du wp14">
+<w:hdr xmlns:wpc="http://schemas.microsoft.com/office/word/2010/wordprocessingCanvas" xmlns:cx="http://schemas.microsoft.com/office/drawing/2014/chartex" xmlns:cx1="http://schemas.microsoft.com/office/drawing/2015/9/8/chartex" xmlns:cx2="http://schemas.microsoft.com/office/drawing/2015/10/21/chartex" xmlns:cx3="http://schemas.microsoft.com/office/drawing/2016/5/9/chartex" xmlns:cx4="http://schemas.microsoft.com/office/drawing/2016/5/10/chartex" xmlns:cx5="http://schemas.microsoft.com/office/drawing/2016/5/11/chartex" xmlns:cx6="http://schemas.microsoft.com/office/drawing/2016/5/12/chartex" xmlns:cx7="http://schemas.microsoft.com/office/drawing/2016/5/13/chartex" xmlns:cx8="http://schemas.microsoft.com/office/drawing/2016/5/14/chartex" xmlns:mc="http://schemas.openxmlformats.org/markup-compatibility/2006" xmlns:aink="http://schemas.microsoft.com/office/drawing/2016/ink" xmlns:am3d="http://schemas.microsoft.com/office/drawing/2017/model3d" xmlns:o="urn:schemas-microsoft-com:office:office" xmlns:oel="http://schemas.microsoft.com/office/2019/extlst" xmlns:r="http://schemas.openxmlformats.org/officeDocument/2006/relationships" xmlns:m="http://schemas.openxmlformats.org/officeDocument/2006/math" xmlns:v="urn:schemas-microsoft-com:vml" xmlns:wp14="http://schemas.microsoft.com/office/word/2010/wordprocessingDrawing" xmlns:wp="http://schemas.openxmlformats.org/drawingml/2006/wordprocessingDrawing" xmlns:w10="urn:schemas-microsoft-com:office:word" xmlns:w="http://schemas.openxmlformats.org/wordprocessingml/2006/main" xmlns:w14="http://schemas.microsoft.com/office/word/2010/wordml" xmlns:w15="http://schemas.microsoft.com/office/word/2012/wordml" xmlns:w16cei="http://schemas.microsoft.com/office/word/2026/wordml/cei" xmlns:w16cex="http://schemas.microsoft.com/office/word/2018/wordml/cex" xmlns:w16cid="http://schemas.microsoft.com/office/word/2016/wordml/cid" xmlns:w16="http://schemas.microsoft.com/office/word/2018/wordml" xmlns:w16du="http://schemas.microsoft.com/office/word/2023/wordml/word16du" xmlns:w16sdtdh="http://schemas.microsoft.com/office/word/2020/wordml/sdtdatahash" xmlns:w16sdtfl="http://schemas.microsoft.com/office/word/2024/wordml/sdtformatlock" xmlns:w16se="http://schemas.microsoft.com/office/word/2015/wordml/symex" xmlns:wpg="http://schemas.microsoft.com/office/word/2010/wordprocessingGroup" xmlns:wpi="http://schemas.microsoft.com/office/word/2010/wordprocessingInk" xmlns:wne="http://schemas.microsoft.com/office/word/2006/wordml" xmlns:wps="http://schemas.microsoft.com/office/word/2010/wordprocessingShape" mc:Ignorable="w14 w15 w16se w16cid w16 w16cex w16sdtdh w16sdtfl w16du wp14">
   <w:tbl>
     <w:tblPr>
       <w:tblStyle w:val="TableGrid"/>
@@ -45654,7 +45667,7 @@
 </file>
 
 <file path=word/numbering.xml><?xml version="1.0" encoding="utf-8"?>
-<w:numbering xmlns:wpc="http://schemas.microsoft.com/office/word/2010/wordprocessingCanvas" xmlns:cx="http://schemas.microsoft.com/office/drawing/2014/chartex" xmlns:cx1="http://schemas.microsoft.com/office/drawing/2015/9/8/chartex" xmlns:cx2="http://schemas.microsoft.com/office/drawing/2015/10/21/chartex" xmlns:cx3="http://schemas.microsoft.com/office/drawing/2016/5/9/chartex" xmlns:cx4="http://schemas.microsoft.com/office/drawing/2016/5/10/chartex" xmlns:cx5="http://schemas.microsoft.com/office/drawing/2016/5/11/chartex" xmlns:cx6="http://schemas.microsoft.com/office/drawing/2016/5/12/chartex" xmlns:cx7="http://schemas.microsoft.com/office/drawing/2016/5/13/chartex" xmlns:cx8="http://schemas.microsoft.com/office/drawing/2016/5/14/chartex" xmlns:mc="http://schemas.openxmlformats.org/markup-compatibility/2006" xmlns:aink="http://schemas.microsoft.com/office/drawing/2016/ink" xmlns:am3d="http://schemas.microsoft.com/office/drawing/2017/model3d" xmlns:o="urn:schemas-microsoft-com:office:office" xmlns:oel="http://schemas.microsoft.com/office/2019/extlst" xmlns:r="http://schemas.openxmlformats.org/officeDocument/2006/relationships" xmlns:m="http://schemas.openxmlformats.org/officeDocument/2006/math" xmlns:v="urn:schemas-microsoft-com:vml" xmlns:wp14="http://schemas.microsoft.com/office/word/2010/wordprocessingDrawing" xmlns:wp="http://schemas.openxmlformats.org/drawingml/2006/wordprocessingDrawing" xmlns:w10="urn:schemas-microsoft-com:office:word" xmlns:w="http://schemas.openxmlformats.org/wordprocessingml/2006/main" xmlns:w14="http://schemas.microsoft.com/office/word/2010/wordml" xmlns:w15="http://schemas.microsoft.com/office/word/2012/wordml" xmlns:w16cex="http://schemas.microsoft.com/office/word/2018/wordml/cex" xmlns:w16cid="http://schemas.microsoft.com/office/word/2016/wordml/cid" xmlns:w16="http://schemas.microsoft.com/office/word/2018/wordml" xmlns:w16du="http://schemas.microsoft.com/office/word/2023/wordml/word16du" xmlns:w16sdtdh="http://schemas.microsoft.com/office/word/2020/wordml/sdtdatahash" xmlns:w16sdtfl="http://schemas.microsoft.com/office/word/2024/wordml/sdtformatlock" xmlns:w16se="http://schemas.microsoft.com/office/word/2015/wordml/symex" xmlns:wpg="http://schemas.microsoft.com/office/word/2010/wordprocessingGroup" xmlns:wpi="http://schemas.microsoft.com/office/word/2010/wordprocessingInk" xmlns:wne="http://schemas.microsoft.com/office/word/2006/wordml" xmlns:wps="http://schemas.microsoft.com/office/word/2010/wordprocessingShape" mc:Ignorable="w14 w15 w16se w16cid w16 w16cex w16sdtdh w16sdtfl w16du wp14">
+<w:numbering xmlns:wpc="http://schemas.microsoft.com/office/word/2010/wordprocessingCanvas" xmlns:cx="http://schemas.microsoft.com/office/drawing/2014/chartex" xmlns:cx1="http://schemas.microsoft.com/office/drawing/2015/9/8/chartex" xmlns:cx2="http://schemas.microsoft.com/office/drawing/2015/10/21/chartex" xmlns:cx3="http://schemas.microsoft.com/office/drawing/2016/5/9/chartex" xmlns:cx4="http://schemas.microsoft.com/office/drawing/2016/5/10/chartex" xmlns:cx5="http://schemas.microsoft.com/office/drawing/2016/5/11/chartex" xmlns:cx6="http://schemas.microsoft.com/office/drawing/2016/5/12/chartex" xmlns:cx7="http://schemas.microsoft.com/office/drawing/2016/5/13/chartex" xmlns:cx8="http://schemas.microsoft.com/office/drawing/2016/5/14/chartex" xmlns:mc="http://schemas.openxmlformats.org/markup-compatibility/2006" xmlns:aink="http://schemas.microsoft.com/office/drawing/2016/ink" xmlns:am3d="http://schemas.microsoft.com/office/drawing/2017/model3d" xmlns:o="urn:schemas-microsoft-com:office:office" xmlns:oel="http://schemas.microsoft.com/office/2019/extlst" xmlns:r="http://schemas.openxmlformats.org/officeDocument/2006/relationships" xmlns:m="http://schemas.openxmlformats.org/officeDocument/2006/math" xmlns:v="urn:schemas-microsoft-com:vml" xmlns:wp14="http://schemas.microsoft.com/office/word/2010/wordprocessingDrawing" xmlns:wp="http://schemas.openxmlformats.org/drawingml/2006/wordprocessingDrawing" xmlns:w10="urn:schemas-microsoft-com:office:word" xmlns:w="http://schemas.openxmlformats.org/wordprocessingml/2006/main" xmlns:w14="http://schemas.microsoft.com/office/word/2010/wordml" xmlns:w15="http://schemas.microsoft.com/office/word/2012/wordml" xmlns:w16cei="http://schemas.microsoft.com/office/word/2026/wordml/cei" xmlns:w16cex="http://schemas.microsoft.com/office/word/2018/wordml/cex" xmlns:w16cid="http://schemas.microsoft.com/office/word/2016/wordml/cid" xmlns:w16="http://schemas.microsoft.com/office/word/2018/wordml" xmlns:w16du="http://schemas.microsoft.com/office/word/2023/wordml/word16du" xmlns:w16sdtdh="http://schemas.microsoft.com/office/word/2020/wordml/sdtdatahash" xmlns:w16sdtfl="http://schemas.microsoft.com/office/word/2024/wordml/sdtformatlock" xmlns:w16se="http://schemas.microsoft.com/office/word/2015/wordml/symex" xmlns:wpg="http://schemas.microsoft.com/office/word/2010/wordprocessingGroup" xmlns:wpi="http://schemas.microsoft.com/office/word/2010/wordprocessingInk" xmlns:wne="http://schemas.microsoft.com/office/word/2006/wordml" xmlns:wps="http://schemas.microsoft.com/office/word/2010/wordprocessingShape" mc:Ignorable="w14 w15 w16se w16cid w16 w16cex w16sdtdh w16sdtfl w16du wp14">
   <w:abstractNum w:abstractNumId="0" w15:restartNumberingAfterBreak="0">
     <w:nsid w:val="05D32014"/>
     <w:multiLevelType w:val="hybridMultilevel"/>
@@ -46384,8 +46397,8 @@
   <w:abstractNum w:abstractNumId="6" w15:restartNumberingAfterBreak="0">
     <w:nsid w:val="181335B3"/>
     <w:multiLevelType w:val="hybridMultilevel"/>
-    <w:tmpl w:val="54CA2134"/>
-    <w:lvl w:ilvl="0" w:tplc="A7C6F630">
+    <w:tmpl w:val="6BCE2494"/>
+    <w:lvl w:ilvl="0" w:tplc="C27A760C">
       <w:start w:val="1"/>
       <w:numFmt w:val="decimal"/>
       <w:lvlText w:val="1.%1."/>
@@ -46394,10 +46407,12 @@
         <w:ind w:left="720" w:hanging="360"/>
       </w:pPr>
       <w:rPr>
-        <w:rFonts w:ascii="Times New Roman" w:hAnsi="Times New Roman" w:hint="default"/>
-        <w:b w:val="0"/>
+        <w:rFonts w:ascii="Arial" w:hAnsi="Arial" w:cs="Arial" w:hint="default"/>
+        <w:b/>
+        <w:bCs/>
         <w:i w:val="0"/>
-        <w:sz w:val="24"/>
+        <w:sz w:val="22"/>
+        <w:szCs w:val="20"/>
       </w:rPr>
     </w:lvl>
     <w:lvl w:ilvl="1" w:tplc="04210019" w:tentative="1">
@@ -47331,7 +47346,7 @@
   <w:abstractNum w:abstractNumId="14" w15:restartNumberingAfterBreak="0">
     <w:nsid w:val="43A85717"/>
     <w:multiLevelType w:val="multilevel"/>
-    <w:tmpl w:val="3DBCBB4C"/>
+    <w:tmpl w:val="EF1E0EB2"/>
     <w:lvl w:ilvl="0">
       <w:start w:val="1"/>
       <w:numFmt w:val="decimal"/>
@@ -47341,10 +47356,12 @@
         <w:ind w:left="2160" w:hanging="360"/>
       </w:pPr>
       <w:rPr>
-        <w:rFonts w:ascii="Times New Roman" w:hAnsi="Times New Roman" w:hint="default"/>
-        <w:b w:val="0"/>
+        <w:rFonts w:ascii="Arial" w:hAnsi="Arial" w:cs="Arial" w:hint="default"/>
+        <w:b/>
+        <w:bCs/>
         <w:i w:val="0"/>
-        <w:sz w:val="24"/>
+        <w:sz w:val="22"/>
+        <w:szCs w:val="20"/>
       </w:rPr>
     </w:lvl>
     <w:lvl w:ilvl="1">
@@ -49751,7 +49768,6 @@
   <w:style w:type="character" w:default="1" w:styleId="DefaultParagraphFont">
     <w:name w:val="Default Paragraph Font"/>
     <w:uiPriority w:val="1"/>
-    <w:semiHidden/>
     <w:unhideWhenUsed/>
   </w:style>
   <w:style w:type="table" w:default="1" w:styleId="TableNormal">

--- a/templates/Contoh_LHV_TKDN_2026.docx
+++ b/templates/Contoh_LHV_TKDN_2026.docx
@@ -35810,6 +35810,389 @@
       </w:r>
       <w:bookmarkStart w:id="33" w:name="_Toc216940205"/>
       <w:bookmarkEnd w:id="32"/>
+    </w:p>
+    <w:p>
+      <w:pPr>
+        <w:pStyle w:val="Heading3"/>
+        <w:numPr>
+          <w:ilvl w:val="0"/>
+          <w:numId w:val="19"/>
+        </w:numPr>
+        <w:rPr>
+          <w:rFonts w:cs="Arial"/>
+          <w:color w:val="000000" w:themeColor="text1"/>
+          <w:szCs w:val="22"/>
+          <w:lang w:val="it-IT"/>
+        </w:rPr>
+      </w:pPr>
+      <w:r>
+        <w:rPr>
+          <w:rFonts w:cs="Arial"/>
+          <w:color w:val="000000" w:themeColor="text1"/>
+          <w:szCs w:val="22"/>
+          <w:lang w:val="it-IT"/>
+        </w:rPr>
+        <w:t>Dokumen Pengembangan</w:t>
+      </w:r>
+    </w:p>
+    <w:p>
+      <w:pPr>
+        <w:pStyle w:val="ListParagraph"/>
+        <w:ind w:left="0"/>
+        <w:rPr>
+          <w:rFonts w:ascii="Arial" w:hAnsi="Arial" w:cs="Arial"/>
+          <w:color w:val="000000" w:themeColor="text1"/>
+          <w:szCs w:val="22"/>
+          <w:lang w:val="it-IT"/>
+        </w:rPr>
+      </w:pPr>
+      <w:r>
+        <w:rPr>
+          <w:rFonts w:ascii="Arial" w:hAnsi="Arial" w:cs="Arial"/>
+          <w:color w:val="000000" w:themeColor="text1"/>
+          <w:szCs w:val="22"/>
+        </w:rPr>
+        <w:t xml:space="preserve">{% for baris in </w:t>
+      </w:r>
+      <w:proofErr w:type="spellStart"/>
+      <w:r>
+        <w:rPr>
+          <w:rFonts w:ascii="Arial" w:hAnsi="Arial" w:cs="Arial"/>
+          <w:color w:val="000000" w:themeColor="text1"/>
+          <w:szCs w:val="22"/>
+        </w:rPr>
+        <w:t>dokumen_pengembangan</w:t>
+      </w:r>
+      <w:proofErr w:type="spellEnd"/>
+      <w:r>
+        <w:rPr>
+          <w:rFonts w:ascii="Arial" w:hAnsi="Arial" w:cs="Arial"/>
+          <w:color w:val="000000" w:themeColor="text1"/>
+          <w:szCs w:val="22"/>
+        </w:rPr>
+        <w:t xml:space="preserve"> | </w:t>
+      </w:r>
+      <w:proofErr w:type="gramStart"/>
+      <w:r>
+        <w:rPr>
+          <w:rFonts w:ascii="Arial" w:hAnsi="Arial" w:cs="Arial"/>
+          <w:color w:val="000000" w:themeColor="text1"/>
+          <w:szCs w:val="22"/>
+        </w:rPr>
+        <w:t>batch(</w:t>
+      </w:r>
+      <w:proofErr w:type="gramEnd"/>
+      <w:r>
+        <w:rPr>
+          <w:rFonts w:ascii="Arial" w:hAnsi="Arial" w:cs="Arial"/>
+          <w:color w:val="000000" w:themeColor="text1"/>
+          <w:szCs w:val="22"/>
+        </w:rPr>
+        <w:t>2, None) %}</w:t>
+      </w:r>
+    </w:p>
+    <w:tbl>
+      <w:tblPr>
+        <w:tblStyle w:val="TableGrid"/>
+        <w:tblW w:w="0" w:type="auto"/>
+        <w:tblInd w:w="-5" w:type="dxa"/>
+        <w:tblLayout w:type="fixed"/>
+        <w:tblLook w:val="04A0" w:firstRow="1" w:lastRow="0" w:firstColumn="1" w:lastColumn="0" w:noHBand="0" w:noVBand="1"/>
+      </w:tblPr>
+      <w:tblGrid>
+        <w:gridCol w:w="4678"/>
+        <w:gridCol w:w="4677"/>
+      </w:tblGrid>
+      <w:tr>
+        <w:tc>
+          <w:tcPr>
+            <w:tcW w:w="4678" w:type="dxa"/>
+          </w:tcPr>
+          <w:p>
+            <w:pPr>
+              <w:rPr>
+                <w:rFonts w:ascii="Arial" w:hAnsi="Arial" w:cs="Arial"/>
+                <w:color w:val="000000" w:themeColor="text1"/>
+                <w:szCs w:val="22"/>
+              </w:rPr>
+            </w:pPr>
+            <w:r>
+              <w:rPr>
+                <w:rFonts w:ascii="Arial" w:hAnsi="Arial" w:cs="Arial"/>
+                <w:color w:val="000000" w:themeColor="text1"/>
+                <w:szCs w:val="22"/>
+              </w:rPr>
+              <w:t xml:space="preserve">{% if </w:t>
+            </w:r>
+            <w:proofErr w:type="gramStart"/>
+            <w:r>
+              <w:rPr>
+                <w:rFonts w:ascii="Arial" w:hAnsi="Arial" w:cs="Arial"/>
+                <w:color w:val="000000" w:themeColor="text1"/>
+                <w:szCs w:val="22"/>
+              </w:rPr>
+              <w:t>baris[</w:t>
+            </w:r>
+            <w:proofErr w:type="gramEnd"/>
+            <w:r>
+              <w:rPr>
+                <w:rFonts w:ascii="Arial" w:hAnsi="Arial" w:cs="Arial"/>
+                <w:color w:val="000000" w:themeColor="text1"/>
+                <w:szCs w:val="22"/>
+              </w:rPr>
+              <w:t>0] %}</w:t>
+            </w:r>
+          </w:p>
+          <w:p>
+            <w:pPr>
+              <w:rPr>
+                <w:rFonts w:ascii="Arial" w:hAnsi="Arial" w:cs="Arial"/>
+                <w:color w:val="000000" w:themeColor="text1"/>
+                <w:szCs w:val="22"/>
+              </w:rPr>
+            </w:pPr>
+            <w:proofErr w:type="gramStart"/>
+            <w:r>
+              <w:rPr>
+                <w:rFonts w:ascii="Arial" w:hAnsi="Arial" w:cs="Arial"/>
+                <w:color w:val="000000" w:themeColor="text1"/>
+                <w:szCs w:val="22"/>
+              </w:rPr>
+              <w:t>{{ baris</w:t>
+            </w:r>
+            <w:proofErr w:type="gramEnd"/>
+            <w:r>
+              <w:rPr>
+                <w:rFonts w:ascii="Arial" w:hAnsi="Arial" w:cs="Arial"/>
+                <w:color w:val="000000" w:themeColor="text1"/>
+                <w:szCs w:val="22"/>
+              </w:rPr>
+              <w:t>[0</w:t>
+            </w:r>
+            <w:proofErr w:type="gramStart"/>
+            <w:r>
+              <w:rPr>
+                <w:rFonts w:ascii="Arial" w:hAnsi="Arial" w:cs="Arial"/>
+                <w:color w:val="000000" w:themeColor="text1"/>
+                <w:szCs w:val="22"/>
+              </w:rPr>
+              <w:t>].</w:t>
+            </w:r>
+            <w:proofErr w:type="spellStart"/>
+            <w:r>
+              <w:rPr>
+                <w:rFonts w:ascii="Arial" w:hAnsi="Arial" w:cs="Arial"/>
+                <w:color w:val="000000" w:themeColor="text1"/>
+                <w:szCs w:val="22"/>
+              </w:rPr>
+              <w:t>gambar</w:t>
+            </w:r>
+            <w:proofErr w:type="spellEnd"/>
+            <w:proofErr w:type="gramEnd"/>
+            <w:r>
+              <w:rPr>
+                <w:rFonts w:ascii="Arial" w:hAnsi="Arial" w:cs="Arial"/>
+                <w:color w:val="000000" w:themeColor="text1"/>
+                <w:szCs w:val="22"/>
+              </w:rPr>
+              <w:t xml:space="preserve"> }}</w:t>
+            </w:r>
+          </w:p>
+          <w:p>
+            <w:pPr>
+              <w:rPr>
+                <w:rFonts w:ascii="Arial" w:hAnsi="Arial" w:cs="Arial"/>
+                <w:color w:val="000000" w:themeColor="text1"/>
+                <w:szCs w:val="22"/>
+              </w:rPr>
+            </w:pPr>
+            <w:proofErr w:type="spellStart"/>
+            <w:r>
+              <w:rPr>
+                <w:rFonts w:ascii="Arial" w:hAnsi="Arial" w:cs="Arial"/>
+                <w:color w:val="000000" w:themeColor="text1"/>
+                <w:szCs w:val="22"/>
+              </w:rPr>
+              <w:t>Keterangan</w:t>
+            </w:r>
+            <w:proofErr w:type="spellEnd"/>
+            <w:r>
+              <w:rPr>
+                <w:rFonts w:ascii="Arial" w:hAnsi="Arial" w:cs="Arial"/>
+                <w:color w:val="000000" w:themeColor="text1"/>
+                <w:szCs w:val="22"/>
+              </w:rPr>
+              <w:t xml:space="preserve">: </w:t>
+            </w:r>
+            <w:proofErr w:type="gramStart"/>
+            <w:r>
+              <w:rPr>
+                <w:rFonts w:ascii="Arial" w:hAnsi="Arial" w:cs="Arial"/>
+                <w:color w:val="000000" w:themeColor="text1"/>
+                <w:szCs w:val="22"/>
+              </w:rPr>
+              <w:t>{{ baris</w:t>
+            </w:r>
+            <w:proofErr w:type="gramEnd"/>
+            <w:r>
+              <w:rPr>
+                <w:rFonts w:ascii="Arial" w:hAnsi="Arial" w:cs="Arial"/>
+                <w:color w:val="000000" w:themeColor="text1"/>
+                <w:szCs w:val="22"/>
+              </w:rPr>
+              <w:t>[0</w:t>
+            </w:r>
+            <w:proofErr w:type="gramStart"/>
+            <w:r>
+              <w:rPr>
+                <w:rFonts w:ascii="Arial" w:hAnsi="Arial" w:cs="Arial"/>
+                <w:color w:val="000000" w:themeColor="text1"/>
+                <w:szCs w:val="22"/>
+              </w:rPr>
+              <w:t>].</w:t>
+            </w:r>
+            <w:proofErr w:type="spellStart"/>
+            <w:r>
+              <w:rPr>
+                <w:rFonts w:ascii="Arial" w:hAnsi="Arial" w:cs="Arial"/>
+                <w:color w:val="000000" w:themeColor="text1"/>
+                <w:szCs w:val="22"/>
+              </w:rPr>
+              <w:t>keterangan</w:t>
+            </w:r>
+            <w:proofErr w:type="spellEnd"/>
+            <w:proofErr w:type="gramEnd"/>
+            <w:r>
+              <w:rPr>
+                <w:rFonts w:ascii="Arial" w:hAnsi="Arial" w:cs="Arial"/>
+                <w:color w:val="000000" w:themeColor="text1"/>
+                <w:szCs w:val="22"/>
+              </w:rPr>
+              <w:t xml:space="preserve"> }}</w:t>
+            </w:r>
+          </w:p>
+          <w:p>
+            <w:pPr>
+              <w:rPr>
+                <w:rFonts w:ascii="Arial" w:hAnsi="Arial" w:cs="Arial"/>
+                <w:color w:val="000000" w:themeColor="text1"/>
+                <w:szCs w:val="22"/>
+                <w:lang w:val="it-IT"/>
+              </w:rPr>
+            </w:pPr>
+            <w:r>
+              <w:rPr>
+                <w:rFonts w:ascii="Arial" w:hAnsi="Arial" w:cs="Arial"/>
+                <w:color w:val="000000" w:themeColor="text1"/>
+                <w:szCs w:val="22"/>
+              </w:rPr>
+              <w:t>{% endif %}</w:t>
+            </w:r>
+          </w:p>
+        </w:tc>
+        <w:tc>
+          <w:tcPr>
+            <w:tcW w:w="4677" w:type="dxa"/>
+          </w:tcPr>
+          <w:p>
+            <w:pPr>
+              <w:rPr>
+                <w:rFonts w:ascii="Arial" w:hAnsi="Arial" w:cs="Arial"/>
+                <w:color w:val="000000" w:themeColor="text1"/>
+                <w:szCs w:val="22"/>
+                <w:lang w:val="it-IT"/>
+              </w:rPr>
+            </w:pPr>
+            <w:r>
+              <w:rPr>
+                <w:rFonts w:ascii="Arial" w:hAnsi="Arial" w:cs="Arial"/>
+                <w:color w:val="000000" w:themeColor="text1"/>
+                <w:szCs w:val="22"/>
+                <w:lang w:val="it-IT"/>
+              </w:rPr>
+              <w:t>{% if baris[1] %}</w:t>
+            </w:r>
+          </w:p>
+          <w:p>
+            <w:pPr>
+              <w:rPr>
+                <w:rFonts w:ascii="Arial" w:hAnsi="Arial" w:cs="Arial"/>
+                <w:color w:val="000000" w:themeColor="text1"/>
+                <w:szCs w:val="22"/>
+                <w:lang w:val="it-IT"/>
+              </w:rPr>
+            </w:pPr>
+            <w:r>
+              <w:rPr>
+                <w:rFonts w:ascii="Arial" w:hAnsi="Arial" w:cs="Arial"/>
+                <w:color w:val="000000" w:themeColor="text1"/>
+                <w:szCs w:val="22"/>
+                <w:lang w:val="it-IT"/>
+              </w:rPr>
+              <w:t>{{ baris[1].gambar }}</w:t>
+            </w:r>
+          </w:p>
+          <w:p>
+            <w:pPr>
+              <w:rPr>
+                <w:rFonts w:ascii="Arial" w:hAnsi="Arial" w:cs="Arial"/>
+                <w:color w:val="000000" w:themeColor="text1"/>
+                <w:szCs w:val="22"/>
+                <w:lang w:val="it-IT"/>
+              </w:rPr>
+            </w:pPr>
+            <w:r>
+              <w:rPr>
+                <w:rFonts w:ascii="Arial" w:hAnsi="Arial" w:cs="Arial"/>
+                <w:color w:val="000000" w:themeColor="text1"/>
+                <w:szCs w:val="22"/>
+                <w:lang w:val="it-IT"/>
+              </w:rPr>
+              <w:t>Keterangan: {{ baris[1].keterangan }}</w:t>
+            </w:r>
+          </w:p>
+          <w:p>
+            <w:pPr>
+              <w:rPr>
+                <w:rFonts w:ascii="Arial" w:hAnsi="Arial" w:cs="Arial"/>
+                <w:color w:val="000000" w:themeColor="text1"/>
+                <w:szCs w:val="22"/>
+                <w:lang w:val="it-IT"/>
+              </w:rPr>
+            </w:pPr>
+            <w:r>
+              <w:rPr>
+                <w:rFonts w:ascii="Arial" w:hAnsi="Arial" w:cs="Arial"/>
+                <w:color w:val="000000" w:themeColor="text1"/>
+                <w:szCs w:val="22"/>
+                <w:lang w:val="it-IT"/>
+              </w:rPr>
+              <w:t>{% endif %}</w:t>
+            </w:r>
+          </w:p>
+        </w:tc>
+      </w:tr>
+    </w:tbl>
+    <w:p>
+      <w:pPr>
+        <w:pStyle w:val="ListParagraph"/>
+        <w:ind w:left="0"/>
+        <w:rPr>
+          <w:rFonts w:ascii="Arial" w:hAnsi="Arial" w:cs="Arial"/>
+          <w:color w:val="000000" w:themeColor="text1"/>
+          <w:szCs w:val="22"/>
+          <w:lang w:val="it-IT"/>
+        </w:rPr>
+      </w:pPr>
+      <w:r>
+        <w:rPr>
+          <w:rFonts w:ascii="Arial" w:hAnsi="Arial" w:cs="Arial"/>
+          <w:color w:val="000000" w:themeColor="text1"/>
+          <w:szCs w:val="22"/>
+          <w:lang w:val="it-IT"/>
+        </w:rPr>
+        <w:t>{% endfor %}</w:t>
+      </w:r>
     </w:p>
     <w:p>
       <w:pPr>

--- a/templates/Contoh_LHV_TKDN_2026.docx
+++ b/templates/Contoh_LHV_TKDN_2026.docx
@@ -9317,19 +9317,62 @@
           <w:szCs w:val="22"/>
           <w:lang w:val="en-ID"/>
         </w:rPr>
-        <w:t xml:space="preserve"> oleh PT Integrasi Muda </w:t>
-      </w:r>
-      <w:proofErr w:type="spellStart"/>
-      <w:r>
-        <w:rPr>
-          <w:rFonts w:ascii="Arial" w:hAnsi="Arial" w:cs="Arial"/>
-          <w:color w:val="000000" w:themeColor="text1"/>
-          <w:szCs w:val="22"/>
-          <w:lang w:val="en-ID"/>
-        </w:rPr>
-        <w:t>Teknologi</w:t>
-      </w:r>
-      <w:proofErr w:type="spellEnd"/>
+        <w:t xml:space="preserve"> oleh </w:t>
+      </w:r>
+      <w:proofErr w:type="gramStart"/>
+      <w:r>
+        <w:rPr>
+          <w:rFonts w:ascii="Arial" w:hAnsi="Arial" w:cs="Arial"/>
+          <w:color w:val="000000" w:themeColor="text1"/>
+          <w:szCs w:val="22"/>
+        </w:rPr>
+        <w:t xml:space="preserve">{{ </w:t>
+      </w:r>
+      <w:proofErr w:type="spellStart"/>
+      <w:r>
+        <w:rPr>
+          <w:rFonts w:ascii="Arial" w:hAnsi="Arial" w:cs="Arial"/>
+          <w:color w:val="000000" w:themeColor="text1"/>
+          <w:szCs w:val="22"/>
+        </w:rPr>
+        <w:t>nama</w:t>
+      </w:r>
+      <w:proofErr w:type="gramEnd"/>
+      <w:r>
+        <w:rPr>
+          <w:rFonts w:ascii="Arial" w:hAnsi="Arial" w:cs="Arial"/>
+          <w:color w:val="000000" w:themeColor="text1"/>
+          <w:szCs w:val="22"/>
+        </w:rPr>
+        <w:t>_</w:t>
+      </w:r>
+      <w:proofErr w:type="gramStart"/>
+      <w:r>
+        <w:rPr>
+          <w:rFonts w:ascii="Arial" w:hAnsi="Arial" w:cs="Arial"/>
+          <w:color w:val="000000" w:themeColor="text1"/>
+          <w:szCs w:val="22"/>
+        </w:rPr>
+        <w:t>perusahaan</w:t>
+      </w:r>
+      <w:proofErr w:type="spellEnd"/>
+      <w:r>
+        <w:rPr>
+          <w:rFonts w:ascii="Arial" w:hAnsi="Arial" w:cs="Arial"/>
+          <w:color w:val="000000" w:themeColor="text1"/>
+          <w:szCs w:val="22"/>
+        </w:rPr>
+        <w:t xml:space="preserve"> }</w:t>
+      </w:r>
+      <w:proofErr w:type="gramEnd"/>
+      <w:r>
+        <w:rPr>
+          <w:rFonts w:ascii="Arial" w:hAnsi="Arial" w:cs="Arial"/>
+          <w:color w:val="000000" w:themeColor="text1"/>
+          <w:szCs w:val="22"/>
+        </w:rPr>
+        <w:t>}</w:t>
+      </w:r>
       <w:r>
         <w:rPr>
           <w:rFonts w:ascii="Arial" w:hAnsi="Arial" w:cs="Arial"/>
@@ -12694,26 +12737,6 @@
           <w:szCs w:val="22"/>
           <w:lang w:val="en-GB"/>
         </w:rPr>
-        <w:t xml:space="preserve"> </w:t>
-      </w:r>
-      <w:proofErr w:type="spellStart"/>
-      <w:r>
-        <w:rPr>
-          <w:rFonts w:ascii="Arial" w:hAnsi="Arial" w:cs="Arial"/>
-          <w:color w:val="000000" w:themeColor="text1"/>
-          <w:szCs w:val="22"/>
-          <w:lang w:val="en-GB"/>
-        </w:rPr>
-        <w:t>Nomor</w:t>
-      </w:r>
-      <w:proofErr w:type="spellEnd"/>
-      <w:r>
-        <w:rPr>
-          <w:rFonts w:ascii="Arial" w:hAnsi="Arial" w:cs="Arial"/>
-          <w:color w:val="000000" w:themeColor="text1"/>
-          <w:szCs w:val="22"/>
-          <w:lang w:val="en-GB"/>
-        </w:rPr>
         <w:t xml:space="preserve"> 31 </w:t>
       </w:r>
       <w:proofErr w:type="spellStart"/>
@@ -15417,7 +15440,6 @@
           <w:color w:val="000000" w:themeColor="text1"/>
           <w:szCs w:val="22"/>
         </w:rPr>
-        <w:lastRenderedPageBreak/>
         <w:t>Formulasi</w:t>
       </w:r>
       <w:proofErr w:type="spellEnd"/>
@@ -15488,6 +15510,7 @@
           <w:sz w:val="20"/>
           <w:szCs w:val="20"/>
         </w:rPr>
+        <w:lastRenderedPageBreak/>
         <w:t xml:space="preserve">% TKDN Barang = % TKDN </w:t>
       </w:r>
       <w:proofErr w:type="spellStart"/>
@@ -17537,7 +17560,6 @@
           <w:szCs w:val="22"/>
           <w:lang w:val="en-ID"/>
         </w:rPr>
-        <w:lastRenderedPageBreak/>
         <w:t>Komposisi</w:t>
       </w:r>
       <w:proofErr w:type="spellEnd"/>
@@ -17588,6 +17610,7 @@
           <w:szCs w:val="22"/>
           <w:lang w:val="en-ID"/>
         </w:rPr>
+        <w:lastRenderedPageBreak/>
         <w:t xml:space="preserve">Nilai TKDN </w:t>
       </w:r>
       <w:proofErr w:type="spellStart"/>
@@ -21907,7 +21930,6 @@
           <w:szCs w:val="22"/>
           <w:lang w:val="en-ID"/>
         </w:rPr>
-        <w:lastRenderedPageBreak/>
         <w:t>Penghitungan</w:t>
       </w:r>
       <w:proofErr w:type="spellEnd"/>
@@ -22000,6 +22022,7 @@
           <w:szCs w:val="22"/>
           <w:lang w:val="en-ID"/>
         </w:rPr>
+        <w:lastRenderedPageBreak/>
         <w:t>Penilaian</w:t>
       </w:r>
       <w:proofErr w:type="spellEnd"/>
@@ -26073,147 +26096,147 @@
           <w:szCs w:val="22"/>
           <w:lang w:val="en-ID"/>
         </w:rPr>
+        <w:t>kemudian</w:t>
+      </w:r>
+      <w:proofErr w:type="spellEnd"/>
+      <w:r>
+        <w:rPr>
+          <w:rFonts w:ascii="Arial" w:hAnsi="Arial" w:cs="Arial"/>
+          <w:color w:val="000000" w:themeColor="text1"/>
+          <w:szCs w:val="22"/>
+          <w:lang w:val="en-ID"/>
+        </w:rPr>
+        <w:t xml:space="preserve"> </w:t>
+      </w:r>
+      <w:proofErr w:type="spellStart"/>
+      <w:r>
+        <w:rPr>
+          <w:rFonts w:ascii="Arial" w:hAnsi="Arial" w:cs="Arial"/>
+          <w:color w:val="000000" w:themeColor="text1"/>
+          <w:szCs w:val="22"/>
+          <w:lang w:val="en-ID"/>
+        </w:rPr>
+        <w:t>hari</w:t>
+      </w:r>
+      <w:proofErr w:type="spellEnd"/>
+      <w:r>
+        <w:rPr>
+          <w:rFonts w:ascii="Arial" w:hAnsi="Arial" w:cs="Arial"/>
+          <w:color w:val="000000" w:themeColor="text1"/>
+          <w:szCs w:val="22"/>
+          <w:lang w:val="en-ID"/>
+        </w:rPr>
+        <w:t xml:space="preserve"> </w:t>
+      </w:r>
+      <w:proofErr w:type="spellStart"/>
+      <w:r>
+        <w:rPr>
+          <w:rFonts w:ascii="Arial" w:hAnsi="Arial" w:cs="Arial"/>
+          <w:color w:val="000000" w:themeColor="text1"/>
+          <w:szCs w:val="22"/>
+          <w:lang w:val="en-ID"/>
+        </w:rPr>
+        <w:t>ditemukan</w:t>
+      </w:r>
+      <w:proofErr w:type="spellEnd"/>
+      <w:r>
+        <w:rPr>
+          <w:rFonts w:ascii="Arial" w:hAnsi="Arial" w:cs="Arial"/>
+          <w:color w:val="000000" w:themeColor="text1"/>
+          <w:szCs w:val="22"/>
+          <w:lang w:val="en-ID"/>
+        </w:rPr>
+        <w:t xml:space="preserve"> </w:t>
+      </w:r>
+      <w:proofErr w:type="spellStart"/>
+      <w:r>
+        <w:rPr>
+          <w:rFonts w:ascii="Arial" w:hAnsi="Arial" w:cs="Arial"/>
+          <w:color w:val="000000" w:themeColor="text1"/>
+          <w:szCs w:val="22"/>
+          <w:lang w:val="en-ID"/>
+        </w:rPr>
+        <w:t>ketidaksesuaian</w:t>
+      </w:r>
+      <w:proofErr w:type="spellEnd"/>
+      <w:r>
+        <w:rPr>
+          <w:rFonts w:ascii="Arial" w:hAnsi="Arial" w:cs="Arial"/>
+          <w:color w:val="000000" w:themeColor="text1"/>
+          <w:szCs w:val="22"/>
+          <w:lang w:val="en-ID"/>
+        </w:rPr>
+        <w:t xml:space="preserve"> </w:t>
+      </w:r>
+      <w:proofErr w:type="spellStart"/>
+      <w:r>
+        <w:rPr>
+          <w:rFonts w:ascii="Arial" w:hAnsi="Arial" w:cs="Arial"/>
+          <w:color w:val="000000" w:themeColor="text1"/>
+          <w:szCs w:val="22"/>
+          <w:lang w:val="en-ID"/>
+        </w:rPr>
+        <w:t>akibat</w:t>
+      </w:r>
+      <w:proofErr w:type="spellEnd"/>
+      <w:r>
+        <w:rPr>
+          <w:rFonts w:ascii="Arial" w:hAnsi="Arial" w:cs="Arial"/>
+          <w:color w:val="000000" w:themeColor="text1"/>
+          <w:szCs w:val="22"/>
+          <w:lang w:val="en-ID"/>
+        </w:rPr>
+        <w:t xml:space="preserve"> data yang </w:t>
+      </w:r>
+      <w:proofErr w:type="spellStart"/>
+      <w:r>
+        <w:rPr>
+          <w:rFonts w:ascii="Arial" w:hAnsi="Arial" w:cs="Arial"/>
+          <w:color w:val="000000" w:themeColor="text1"/>
+          <w:szCs w:val="22"/>
+          <w:lang w:val="en-ID"/>
+        </w:rPr>
+        <w:t>tidak</w:t>
+      </w:r>
+      <w:proofErr w:type="spellEnd"/>
+      <w:r>
+        <w:rPr>
+          <w:rFonts w:ascii="Arial" w:hAnsi="Arial" w:cs="Arial"/>
+          <w:color w:val="000000" w:themeColor="text1"/>
+          <w:szCs w:val="22"/>
+          <w:lang w:val="en-ID"/>
+        </w:rPr>
+        <w:t xml:space="preserve"> </w:t>
+      </w:r>
+      <w:proofErr w:type="spellStart"/>
+      <w:r>
+        <w:rPr>
+          <w:rFonts w:ascii="Arial" w:hAnsi="Arial" w:cs="Arial"/>
+          <w:color w:val="000000" w:themeColor="text1"/>
+          <w:szCs w:val="22"/>
+          <w:lang w:val="en-ID"/>
+        </w:rPr>
+        <w:t>diungkapkan</w:t>
+      </w:r>
+      <w:proofErr w:type="spellEnd"/>
+      <w:r>
+        <w:rPr>
+          <w:rFonts w:ascii="Arial" w:hAnsi="Arial" w:cs="Arial"/>
+          <w:color w:val="000000" w:themeColor="text1"/>
+          <w:szCs w:val="22"/>
+          <w:lang w:val="en-ID"/>
+        </w:rPr>
+        <w:t xml:space="preserve"> </w:t>
+      </w:r>
+      <w:proofErr w:type="spellStart"/>
+      <w:r>
+        <w:rPr>
+          <w:rFonts w:ascii="Arial" w:hAnsi="Arial" w:cs="Arial"/>
+          <w:color w:val="000000" w:themeColor="text1"/>
+          <w:szCs w:val="22"/>
+          <w:lang w:val="en-ID"/>
+        </w:rPr>
         <w:lastRenderedPageBreak/>
-        <w:t>kemudian</w:t>
-      </w:r>
-      <w:proofErr w:type="spellEnd"/>
-      <w:r>
-        <w:rPr>
-          <w:rFonts w:ascii="Arial" w:hAnsi="Arial" w:cs="Arial"/>
-          <w:color w:val="000000" w:themeColor="text1"/>
-          <w:szCs w:val="22"/>
-          <w:lang w:val="en-ID"/>
-        </w:rPr>
-        <w:t xml:space="preserve"> </w:t>
-      </w:r>
-      <w:proofErr w:type="spellStart"/>
-      <w:r>
-        <w:rPr>
-          <w:rFonts w:ascii="Arial" w:hAnsi="Arial" w:cs="Arial"/>
-          <w:color w:val="000000" w:themeColor="text1"/>
-          <w:szCs w:val="22"/>
-          <w:lang w:val="en-ID"/>
-        </w:rPr>
-        <w:t>hari</w:t>
-      </w:r>
-      <w:proofErr w:type="spellEnd"/>
-      <w:r>
-        <w:rPr>
-          <w:rFonts w:ascii="Arial" w:hAnsi="Arial" w:cs="Arial"/>
-          <w:color w:val="000000" w:themeColor="text1"/>
-          <w:szCs w:val="22"/>
-          <w:lang w:val="en-ID"/>
-        </w:rPr>
-        <w:t xml:space="preserve"> </w:t>
-      </w:r>
-      <w:proofErr w:type="spellStart"/>
-      <w:r>
-        <w:rPr>
-          <w:rFonts w:ascii="Arial" w:hAnsi="Arial" w:cs="Arial"/>
-          <w:color w:val="000000" w:themeColor="text1"/>
-          <w:szCs w:val="22"/>
-          <w:lang w:val="en-ID"/>
-        </w:rPr>
-        <w:t>ditemukan</w:t>
-      </w:r>
-      <w:proofErr w:type="spellEnd"/>
-      <w:r>
-        <w:rPr>
-          <w:rFonts w:ascii="Arial" w:hAnsi="Arial" w:cs="Arial"/>
-          <w:color w:val="000000" w:themeColor="text1"/>
-          <w:szCs w:val="22"/>
-          <w:lang w:val="en-ID"/>
-        </w:rPr>
-        <w:t xml:space="preserve"> </w:t>
-      </w:r>
-      <w:proofErr w:type="spellStart"/>
-      <w:r>
-        <w:rPr>
-          <w:rFonts w:ascii="Arial" w:hAnsi="Arial" w:cs="Arial"/>
-          <w:color w:val="000000" w:themeColor="text1"/>
-          <w:szCs w:val="22"/>
-          <w:lang w:val="en-ID"/>
-        </w:rPr>
-        <w:t>ketidaksesuaian</w:t>
-      </w:r>
-      <w:proofErr w:type="spellEnd"/>
-      <w:r>
-        <w:rPr>
-          <w:rFonts w:ascii="Arial" w:hAnsi="Arial" w:cs="Arial"/>
-          <w:color w:val="000000" w:themeColor="text1"/>
-          <w:szCs w:val="22"/>
-          <w:lang w:val="en-ID"/>
-        </w:rPr>
-        <w:t xml:space="preserve"> </w:t>
-      </w:r>
-      <w:proofErr w:type="spellStart"/>
-      <w:r>
-        <w:rPr>
-          <w:rFonts w:ascii="Arial" w:hAnsi="Arial" w:cs="Arial"/>
-          <w:color w:val="000000" w:themeColor="text1"/>
-          <w:szCs w:val="22"/>
-          <w:lang w:val="en-ID"/>
-        </w:rPr>
-        <w:t>akibat</w:t>
-      </w:r>
-      <w:proofErr w:type="spellEnd"/>
-      <w:r>
-        <w:rPr>
-          <w:rFonts w:ascii="Arial" w:hAnsi="Arial" w:cs="Arial"/>
-          <w:color w:val="000000" w:themeColor="text1"/>
-          <w:szCs w:val="22"/>
-          <w:lang w:val="en-ID"/>
-        </w:rPr>
-        <w:t xml:space="preserve"> data yang </w:t>
-      </w:r>
-      <w:proofErr w:type="spellStart"/>
-      <w:r>
-        <w:rPr>
-          <w:rFonts w:ascii="Arial" w:hAnsi="Arial" w:cs="Arial"/>
-          <w:color w:val="000000" w:themeColor="text1"/>
-          <w:szCs w:val="22"/>
-          <w:lang w:val="en-ID"/>
-        </w:rPr>
-        <w:t>tidak</w:t>
-      </w:r>
-      <w:proofErr w:type="spellEnd"/>
-      <w:r>
-        <w:rPr>
-          <w:rFonts w:ascii="Arial" w:hAnsi="Arial" w:cs="Arial"/>
-          <w:color w:val="000000" w:themeColor="text1"/>
-          <w:szCs w:val="22"/>
-          <w:lang w:val="en-ID"/>
-        </w:rPr>
-        <w:t xml:space="preserve"> </w:t>
-      </w:r>
-      <w:proofErr w:type="spellStart"/>
-      <w:r>
-        <w:rPr>
-          <w:rFonts w:ascii="Arial" w:hAnsi="Arial" w:cs="Arial"/>
-          <w:color w:val="000000" w:themeColor="text1"/>
-          <w:szCs w:val="22"/>
-          <w:lang w:val="en-ID"/>
-        </w:rPr>
-        <w:t>diungkapkan</w:t>
-      </w:r>
-      <w:proofErr w:type="spellEnd"/>
-      <w:r>
-        <w:rPr>
-          <w:rFonts w:ascii="Arial" w:hAnsi="Arial" w:cs="Arial"/>
-          <w:color w:val="000000" w:themeColor="text1"/>
-          <w:szCs w:val="22"/>
-          <w:lang w:val="en-ID"/>
-        </w:rPr>
-        <w:t xml:space="preserve"> </w:t>
-      </w:r>
-      <w:proofErr w:type="spellStart"/>
-      <w:r>
-        <w:rPr>
-          <w:rFonts w:ascii="Arial" w:hAnsi="Arial" w:cs="Arial"/>
-          <w:color w:val="000000" w:themeColor="text1"/>
-          <w:szCs w:val="22"/>
-          <w:lang w:val="en-ID"/>
-        </w:rPr>
         <w:t>atau</w:t>
       </w:r>
       <w:proofErr w:type="spellEnd"/>
@@ -50151,6 +50174,7 @@
   <w:style w:type="character" w:default="1" w:styleId="DefaultParagraphFont">
     <w:name w:val="Default Paragraph Font"/>
     <w:uiPriority w:val="1"/>
+    <w:semiHidden/>
     <w:unhideWhenUsed/>
   </w:style>
   <w:style w:type="table" w:default="1" w:styleId="TableNormal">

--- a/templates/Contoh_LHV_TKDN_2026.docx
+++ b/templates/Contoh_LHV_TKDN_2026.docx
@@ -22,7 +22,6 @@
         </w:sectPr>
       </w:pPr>
       <w:bookmarkStart w:id="0" w:name="_Hlk219119130"/>
-      <w:proofErr w:type="gramStart"/>
       <w:r>
         <w:rPr>
           <w:rFonts w:ascii="Arial" w:hAnsi="Arial" w:cs="Arial"/>
@@ -38,16 +37,7 @@
           <w:color w:val="000000" w:themeColor="text1"/>
           <w:szCs w:val="22"/>
         </w:rPr>
-        <w:t>cover</w:t>
-      </w:r>
-      <w:proofErr w:type="gramEnd"/>
-      <w:r>
-        <w:rPr>
-          <w:rFonts w:ascii="Arial" w:hAnsi="Arial" w:cs="Arial"/>
-          <w:color w:val="000000" w:themeColor="text1"/>
-          <w:szCs w:val="22"/>
-        </w:rPr>
-        <w:t>_laporan</w:t>
+        <w:t>cover_laporan</w:t>
       </w:r>
       <w:proofErr w:type="spellEnd"/>
       <w:r>
@@ -2777,7 +2767,6 @@
                 <w:lang w:val="it-IT"/>
               </w:rPr>
             </w:pPr>
-            <w:proofErr w:type="gramStart"/>
             <w:r>
               <w:rPr>
                 <w:rFonts w:ascii="Arial" w:hAnsi="Arial" w:cs="Arial"/>
@@ -2793,16 +2782,7 @@
                 <w:color w:val="000000" w:themeColor="text1"/>
                 <w:szCs w:val="22"/>
               </w:rPr>
-              <w:t>id</w:t>
-            </w:r>
-            <w:proofErr w:type="gramEnd"/>
-            <w:r>
-              <w:rPr>
-                <w:rFonts w:ascii="Arial" w:hAnsi="Arial" w:cs="Arial"/>
-                <w:color w:val="000000" w:themeColor="text1"/>
-                <w:szCs w:val="22"/>
-              </w:rPr>
-              <w:t>_berkas</w:t>
+              <w:t>id_berkas</w:t>
             </w:r>
             <w:proofErr w:type="spellEnd"/>
             <w:r>
@@ -2903,7 +2883,6 @@
                 <w:lang w:val="it-IT"/>
               </w:rPr>
             </w:pPr>
-            <w:proofErr w:type="gramStart"/>
             <w:r>
               <w:rPr>
                 <w:rFonts w:ascii="Arial" w:hAnsi="Arial" w:cs="Arial"/>
@@ -2922,7 +2901,6 @@
               <w:t>permenperin</w:t>
             </w:r>
             <w:proofErr w:type="spellEnd"/>
-            <w:proofErr w:type="gramEnd"/>
             <w:r>
               <w:rPr>
                 <w:rFonts w:ascii="Arial" w:hAnsi="Arial" w:cs="Arial"/>
@@ -3003,7 +2981,6 @@
                 <w:lang w:val="it-IT"/>
               </w:rPr>
             </w:pPr>
-            <w:proofErr w:type="gramStart"/>
             <w:r>
               <w:rPr>
                 <w:rFonts w:ascii="Arial" w:hAnsi="Arial" w:cs="Arial"/>
@@ -3019,16 +2996,7 @@
                 <w:color w:val="000000" w:themeColor="text1"/>
                 <w:szCs w:val="22"/>
               </w:rPr>
-              <w:t>nama</w:t>
-            </w:r>
-            <w:proofErr w:type="gramEnd"/>
-            <w:r>
-              <w:rPr>
-                <w:rFonts w:ascii="Arial" w:hAnsi="Arial" w:cs="Arial"/>
-                <w:color w:val="000000" w:themeColor="text1"/>
-                <w:szCs w:val="22"/>
-              </w:rPr>
-              <w:t>_perusahaan</w:t>
+              <w:t>nama_perusahaan</w:t>
             </w:r>
             <w:proofErr w:type="spellEnd"/>
             <w:r>
@@ -3109,7 +3077,6 @@
                 <w:lang w:val="it-IT"/>
               </w:rPr>
             </w:pPr>
-            <w:proofErr w:type="gramStart"/>
             <w:r>
               <w:rPr>
                 <w:rFonts w:ascii="Arial" w:hAnsi="Arial" w:cs="Arial"/>
@@ -3125,16 +3092,7 @@
                 <w:color w:val="000000" w:themeColor="text1"/>
                 <w:szCs w:val="22"/>
               </w:rPr>
-              <w:t>alamat</w:t>
-            </w:r>
-            <w:proofErr w:type="gramEnd"/>
-            <w:r>
-              <w:rPr>
-                <w:rFonts w:ascii="Arial" w:hAnsi="Arial" w:cs="Arial"/>
-                <w:color w:val="000000" w:themeColor="text1"/>
-                <w:szCs w:val="22"/>
-              </w:rPr>
-              <w:t>_kantor</w:t>
+              <w:t>alamat_kantor</w:t>
             </w:r>
             <w:proofErr w:type="spellEnd"/>
             <w:r>
@@ -3226,7 +3184,6 @@
                 <w:lang w:val="it-IT"/>
               </w:rPr>
             </w:pPr>
-            <w:proofErr w:type="gramStart"/>
             <w:r>
               <w:rPr>
                 <w:rFonts w:ascii="Arial" w:hAnsi="Arial" w:cs="Arial"/>
@@ -3242,16 +3199,7 @@
                 <w:color w:val="000000" w:themeColor="text1"/>
                 <w:szCs w:val="22"/>
               </w:rPr>
-              <w:t>alamat</w:t>
-            </w:r>
-            <w:proofErr w:type="gramEnd"/>
-            <w:r>
-              <w:rPr>
-                <w:rFonts w:ascii="Arial" w:hAnsi="Arial" w:cs="Arial"/>
-                <w:color w:val="000000" w:themeColor="text1"/>
-                <w:szCs w:val="22"/>
-              </w:rPr>
-              <w:t>_pabrik</w:t>
+              <w:t>alamat_pabrik</w:t>
             </w:r>
             <w:proofErr w:type="spellEnd"/>
             <w:r>
@@ -3332,7 +3280,6 @@
                 <w:lang w:val="it-IT"/>
               </w:rPr>
             </w:pPr>
-            <w:proofErr w:type="gramStart"/>
             <w:r>
               <w:rPr>
                 <w:rFonts w:ascii="Arial" w:hAnsi="Arial" w:cs="Arial"/>
@@ -3348,16 +3295,7 @@
                 <w:color w:val="000000" w:themeColor="text1"/>
                 <w:szCs w:val="22"/>
               </w:rPr>
-              <w:t>skala</w:t>
-            </w:r>
-            <w:proofErr w:type="gramEnd"/>
-            <w:r>
-              <w:rPr>
-                <w:rFonts w:ascii="Arial" w:hAnsi="Arial" w:cs="Arial"/>
-                <w:color w:val="000000" w:themeColor="text1"/>
-                <w:szCs w:val="22"/>
-              </w:rPr>
-              <w:t>_perusahaan</w:t>
+              <w:t>skala_perusahaan</w:t>
             </w:r>
             <w:proofErr w:type="spellEnd"/>
             <w:r>
@@ -3477,7 +3415,6 @@
                 <w:lang w:val="it-IT"/>
               </w:rPr>
             </w:pPr>
-            <w:proofErr w:type="gramStart"/>
             <w:r>
               <w:rPr>
                 <w:rFonts w:ascii="Arial" w:hAnsi="Arial" w:cs="Arial"/>
@@ -3493,16 +3430,7 @@
                 <w:color w:val="000000" w:themeColor="text1"/>
                 <w:szCs w:val="22"/>
               </w:rPr>
-              <w:t>no</w:t>
-            </w:r>
-            <w:proofErr w:type="gramEnd"/>
-            <w:r>
-              <w:rPr>
-                <w:rFonts w:ascii="Arial" w:hAnsi="Arial" w:cs="Arial"/>
-                <w:color w:val="000000" w:themeColor="text1"/>
-                <w:szCs w:val="22"/>
-              </w:rPr>
-              <w:t>_izin</w:t>
+              <w:t>no_izin</w:t>
             </w:r>
             <w:proofErr w:type="spellEnd"/>
             <w:r>
@@ -3610,7 +3538,15 @@
                 <w:color w:val="000000" w:themeColor="text1"/>
                 <w:szCs w:val="22"/>
               </w:rPr>
-              <w:t>dokumen</w:t>
+              <w:t>D</w:t>
+            </w:r>
+            <w:r>
+              <w:rPr>
+                <w:rFonts w:ascii="Arial" w:hAnsi="Arial" w:cs="Arial"/>
+                <w:color w:val="000000" w:themeColor="text1"/>
+                <w:szCs w:val="22"/>
+              </w:rPr>
+              <w:t>okumen</w:t>
             </w:r>
             <w:proofErr w:type="spellEnd"/>
           </w:p>
@@ -3655,7 +3591,6 @@
                 <w:lang w:val="it-IT"/>
               </w:rPr>
             </w:pPr>
-            <w:proofErr w:type="gramStart"/>
             <w:r>
               <w:rPr>
                 <w:rFonts w:ascii="Arial" w:hAnsi="Arial" w:cs="Arial"/>
@@ -3671,16 +3606,7 @@
                 <w:color w:val="000000" w:themeColor="text1"/>
                 <w:szCs w:val="22"/>
               </w:rPr>
-              <w:t>tgl</w:t>
-            </w:r>
-            <w:proofErr w:type="gramEnd"/>
-            <w:r>
-              <w:rPr>
-                <w:rFonts w:ascii="Arial" w:hAnsi="Arial" w:cs="Arial"/>
-                <w:color w:val="000000" w:themeColor="text1"/>
-                <w:szCs w:val="22"/>
-              </w:rPr>
-              <w:t>_verifikasi_dok</w:t>
+              <w:t>tgl_verifikasi_dok</w:t>
             </w:r>
             <w:proofErr w:type="spellEnd"/>
             <w:r>
@@ -3843,7 +3769,6 @@
                 <w:lang w:val="it-IT"/>
               </w:rPr>
             </w:pPr>
-            <w:proofErr w:type="gramStart"/>
             <w:r>
               <w:rPr>
                 <w:rFonts w:ascii="Arial" w:hAnsi="Arial" w:cs="Arial"/>
@@ -3859,16 +3784,7 @@
                 <w:color w:val="000000" w:themeColor="text1"/>
                 <w:szCs w:val="22"/>
               </w:rPr>
-              <w:t>tgl</w:t>
-            </w:r>
-            <w:proofErr w:type="gramEnd"/>
-            <w:r>
-              <w:rPr>
-                <w:rFonts w:ascii="Arial" w:hAnsi="Arial" w:cs="Arial"/>
-                <w:color w:val="000000" w:themeColor="text1"/>
-                <w:szCs w:val="22"/>
-              </w:rPr>
-              <w:t>_verifikasi_lapangan</w:t>
+              <w:t>tgl_verifikasi_lapangan</w:t>
             </w:r>
             <w:proofErr w:type="spellEnd"/>
             <w:r>
@@ -4047,7 +3963,6 @@
                 <w:lang w:val="it-IT"/>
               </w:rPr>
             </w:pPr>
-            <w:proofErr w:type="gramStart"/>
             <w:r>
               <w:rPr>
                 <w:rFonts w:ascii="Arial" w:hAnsi="Arial" w:cs="Arial"/>
@@ -4066,7 +3981,6 @@
               <w:t>kbli</w:t>
             </w:r>
             <w:proofErr w:type="spellEnd"/>
-            <w:proofErr w:type="gramEnd"/>
             <w:r>
               <w:rPr>
                 <w:rFonts w:ascii="Arial" w:hAnsi="Arial" w:cs="Arial"/>
@@ -4166,7 +4080,6 @@
                 <w:lang w:val="it-IT"/>
               </w:rPr>
             </w:pPr>
-            <w:proofErr w:type="gramStart"/>
             <w:r>
               <w:rPr>
                 <w:rFonts w:ascii="Arial" w:hAnsi="Arial" w:cs="Arial"/>
@@ -4182,16 +4095,7 @@
                 <w:color w:val="000000" w:themeColor="text1"/>
                 <w:szCs w:val="22"/>
               </w:rPr>
-              <w:t>kapasitas</w:t>
-            </w:r>
-            <w:proofErr w:type="gramEnd"/>
-            <w:r>
-              <w:rPr>
-                <w:rFonts w:ascii="Arial" w:hAnsi="Arial" w:cs="Arial"/>
-                <w:color w:val="000000" w:themeColor="text1"/>
-                <w:szCs w:val="22"/>
-              </w:rPr>
-              <w:t>_produksi</w:t>
+              <w:t>kapasitas_produksi</w:t>
             </w:r>
             <w:proofErr w:type="spellEnd"/>
             <w:r>
@@ -5231,7 +5135,6 @@
                 <w:lang w:val="it-IT"/>
               </w:rPr>
             </w:pPr>
-            <w:proofErr w:type="gramStart"/>
             <w:r>
               <w:rPr>
                 <w:rFonts w:ascii="Arial" w:hAnsi="Arial" w:cs="Arial"/>
@@ -5247,25 +5150,7 @@
                 <w:color w:val="000000" w:themeColor="text1"/>
                 <w:szCs w:val="22"/>
               </w:rPr>
-              <w:t>foto</w:t>
-            </w:r>
-            <w:proofErr w:type="gramEnd"/>
-            <w:r>
-              <w:rPr>
-                <w:rFonts w:ascii="Arial" w:hAnsi="Arial" w:cs="Arial"/>
-                <w:color w:val="000000" w:themeColor="text1"/>
-                <w:szCs w:val="22"/>
-              </w:rPr>
-              <w:t>_</w:t>
-            </w:r>
-            <w:proofErr w:type="gramStart"/>
-            <w:r>
-              <w:rPr>
-                <w:rFonts w:ascii="Arial" w:hAnsi="Arial" w:cs="Arial"/>
-                <w:color w:val="000000" w:themeColor="text1"/>
-                <w:szCs w:val="22"/>
-              </w:rPr>
-              <w:t>barang</w:t>
+              <w:t>foto_barang</w:t>
             </w:r>
             <w:proofErr w:type="spellEnd"/>
             <w:r>
@@ -5274,16 +5159,7 @@
                 <w:color w:val="000000" w:themeColor="text1"/>
                 <w:szCs w:val="22"/>
               </w:rPr>
-              <w:t xml:space="preserve"> }</w:t>
-            </w:r>
-            <w:proofErr w:type="gramEnd"/>
-            <w:r>
-              <w:rPr>
-                <w:rFonts w:ascii="Arial" w:hAnsi="Arial" w:cs="Arial"/>
-                <w:color w:val="000000" w:themeColor="text1"/>
-                <w:szCs w:val="22"/>
-              </w:rPr>
-              <w:t>}</w:t>
+              <w:t xml:space="preserve"> }}</w:t>
             </w:r>
           </w:p>
           <w:p>
@@ -5516,7 +5392,6 @@
                 <w:lang w:val="it-IT"/>
               </w:rPr>
             </w:pPr>
-            <w:proofErr w:type="gramStart"/>
             <w:r>
               <w:rPr>
                 <w:rFonts w:ascii="Arial" w:hAnsi="Arial" w:cs="Arial"/>
@@ -5532,25 +5407,7 @@
                 <w:color w:val="000000" w:themeColor="text1"/>
                 <w:szCs w:val="22"/>
               </w:rPr>
-              <w:t>nilai</w:t>
-            </w:r>
-            <w:proofErr w:type="gramEnd"/>
-            <w:r>
-              <w:rPr>
-                <w:rFonts w:ascii="Arial" w:hAnsi="Arial" w:cs="Arial"/>
-                <w:color w:val="000000" w:themeColor="text1"/>
-                <w:szCs w:val="22"/>
-              </w:rPr>
-              <w:t>_</w:t>
-            </w:r>
-            <w:proofErr w:type="gramStart"/>
-            <w:r>
-              <w:rPr>
-                <w:rFonts w:ascii="Arial" w:hAnsi="Arial" w:cs="Arial"/>
-                <w:color w:val="000000" w:themeColor="text1"/>
-                <w:szCs w:val="22"/>
-              </w:rPr>
-              <w:t>tkdn</w:t>
+              <w:t>nilai_tkdn</w:t>
             </w:r>
             <w:proofErr w:type="spellEnd"/>
             <w:r>
@@ -5559,25 +5416,7 @@
                 <w:color w:val="000000" w:themeColor="text1"/>
                 <w:szCs w:val="22"/>
               </w:rPr>
-              <w:t xml:space="preserve"> }</w:t>
-            </w:r>
-            <w:proofErr w:type="gramEnd"/>
-            <w:r>
-              <w:rPr>
-                <w:rFonts w:ascii="Arial" w:hAnsi="Arial" w:cs="Arial"/>
-                <w:color w:val="000000" w:themeColor="text1"/>
-                <w:szCs w:val="22"/>
-              </w:rPr>
-              <w:t xml:space="preserve">} % </w:t>
-            </w:r>
-            <w:proofErr w:type="gramStart"/>
-            <w:r>
-              <w:rPr>
-                <w:rFonts w:ascii="Arial" w:hAnsi="Arial" w:cs="Arial"/>
-                <w:color w:val="000000" w:themeColor="text1"/>
-                <w:szCs w:val="22"/>
-              </w:rPr>
-              <w:t xml:space="preserve">( {{ </w:t>
+              <w:t xml:space="preserve"> }} % ( {{ </w:t>
             </w:r>
             <w:proofErr w:type="spellStart"/>
             <w:r>
@@ -5586,25 +5425,7 @@
                 <w:color w:val="000000" w:themeColor="text1"/>
                 <w:szCs w:val="22"/>
               </w:rPr>
-              <w:t>terbilang</w:t>
-            </w:r>
-            <w:proofErr w:type="gramEnd"/>
-            <w:r>
-              <w:rPr>
-                <w:rFonts w:ascii="Arial" w:hAnsi="Arial" w:cs="Arial"/>
-                <w:color w:val="000000" w:themeColor="text1"/>
-                <w:szCs w:val="22"/>
-              </w:rPr>
-              <w:t>_</w:t>
-            </w:r>
-            <w:proofErr w:type="gramStart"/>
-            <w:r>
-              <w:rPr>
-                <w:rFonts w:ascii="Arial" w:hAnsi="Arial" w:cs="Arial"/>
-                <w:color w:val="000000" w:themeColor="text1"/>
-                <w:szCs w:val="22"/>
-              </w:rPr>
-              <w:t>tkdn</w:t>
+              <w:t>terbilang_tkdn</w:t>
             </w:r>
             <w:proofErr w:type="spellEnd"/>
             <w:r>
@@ -5613,16 +5434,7 @@
                 <w:color w:val="000000" w:themeColor="text1"/>
                 <w:szCs w:val="22"/>
               </w:rPr>
-              <w:t xml:space="preserve"> }</w:t>
-            </w:r>
-            <w:proofErr w:type="gramEnd"/>
-            <w:r>
-              <w:rPr>
-                <w:rFonts w:ascii="Arial" w:hAnsi="Arial" w:cs="Arial"/>
-                <w:color w:val="000000" w:themeColor="text1"/>
-                <w:szCs w:val="22"/>
-              </w:rPr>
-              <w:t>} )</w:t>
+              <w:t xml:space="preserve"> }} )</w:t>
             </w:r>
           </w:p>
         </w:tc>
@@ -5701,7 +5513,6 @@
                 <w:lang w:val="it-IT"/>
               </w:rPr>
             </w:pPr>
-            <w:proofErr w:type="gramStart"/>
             <w:r>
               <w:rPr>
                 <w:rFonts w:ascii="Arial" w:hAnsi="Arial" w:cs="Arial"/>
@@ -5717,25 +5528,7 @@
                 <w:color w:val="000000" w:themeColor="text1"/>
                 <w:szCs w:val="22"/>
               </w:rPr>
-              <w:t>nilai</w:t>
-            </w:r>
-            <w:proofErr w:type="gramEnd"/>
-            <w:r>
-              <w:rPr>
-                <w:rFonts w:ascii="Arial" w:hAnsi="Arial" w:cs="Arial"/>
-                <w:color w:val="000000" w:themeColor="text1"/>
-                <w:szCs w:val="22"/>
-              </w:rPr>
-              <w:t>_</w:t>
-            </w:r>
-            <w:proofErr w:type="gramStart"/>
-            <w:r>
-              <w:rPr>
-                <w:rFonts w:ascii="Arial" w:hAnsi="Arial" w:cs="Arial"/>
-                <w:color w:val="000000" w:themeColor="text1"/>
-                <w:szCs w:val="22"/>
-              </w:rPr>
-              <w:t>brainware</w:t>
+              <w:t>nilai_brainware</w:t>
             </w:r>
             <w:proofErr w:type="spellEnd"/>
             <w:r>
@@ -5744,25 +5537,7 @@
                 <w:color w:val="000000" w:themeColor="text1"/>
                 <w:szCs w:val="22"/>
               </w:rPr>
-              <w:t xml:space="preserve"> }</w:t>
-            </w:r>
-            <w:proofErr w:type="gramEnd"/>
-            <w:r>
-              <w:rPr>
-                <w:rFonts w:ascii="Arial" w:hAnsi="Arial" w:cs="Arial"/>
-                <w:color w:val="000000" w:themeColor="text1"/>
-                <w:szCs w:val="22"/>
-              </w:rPr>
-              <w:t xml:space="preserve">} % </w:t>
-            </w:r>
-            <w:proofErr w:type="gramStart"/>
-            <w:r>
-              <w:rPr>
-                <w:rFonts w:ascii="Arial" w:hAnsi="Arial" w:cs="Arial"/>
-                <w:color w:val="000000" w:themeColor="text1"/>
-                <w:szCs w:val="22"/>
-              </w:rPr>
-              <w:t xml:space="preserve">( {{ </w:t>
+              <w:t xml:space="preserve"> }} % ( {{ </w:t>
             </w:r>
             <w:proofErr w:type="spellStart"/>
             <w:r>
@@ -5771,25 +5546,7 @@
                 <w:color w:val="000000" w:themeColor="text1"/>
                 <w:szCs w:val="22"/>
               </w:rPr>
-              <w:t>terbilang</w:t>
-            </w:r>
-            <w:proofErr w:type="gramEnd"/>
-            <w:r>
-              <w:rPr>
-                <w:rFonts w:ascii="Arial" w:hAnsi="Arial" w:cs="Arial"/>
-                <w:color w:val="000000" w:themeColor="text1"/>
-                <w:szCs w:val="22"/>
-              </w:rPr>
-              <w:t>_</w:t>
-            </w:r>
-            <w:proofErr w:type="gramStart"/>
-            <w:r>
-              <w:rPr>
-                <w:rFonts w:ascii="Arial" w:hAnsi="Arial" w:cs="Arial"/>
-                <w:color w:val="000000" w:themeColor="text1"/>
-                <w:szCs w:val="22"/>
-              </w:rPr>
-              <w:t>brainware</w:t>
+              <w:t>terbilang_brainware</w:t>
             </w:r>
             <w:proofErr w:type="spellEnd"/>
             <w:r>
@@ -5798,16 +5555,7 @@
                 <w:color w:val="000000" w:themeColor="text1"/>
                 <w:szCs w:val="22"/>
               </w:rPr>
-              <w:t xml:space="preserve"> }</w:t>
-            </w:r>
-            <w:proofErr w:type="gramEnd"/>
-            <w:r>
-              <w:rPr>
-                <w:rFonts w:ascii="Arial" w:hAnsi="Arial" w:cs="Arial"/>
-                <w:color w:val="000000" w:themeColor="text1"/>
-                <w:szCs w:val="22"/>
-              </w:rPr>
-              <w:t>} )</w:t>
+              <w:t xml:space="preserve"> }} )</w:t>
             </w:r>
           </w:p>
         </w:tc>
@@ -6032,7 +5780,6 @@
         </w:rPr>
         <w:t xml:space="preserve"> </w:t>
       </w:r>
-      <w:proofErr w:type="gramStart"/>
       <w:r>
         <w:rPr>
           <w:rFonts w:ascii="Arial" w:hAnsi="Arial" w:cs="Arial"/>
@@ -6048,43 +5795,16 @@
           <w:color w:val="000000" w:themeColor="text1"/>
           <w:szCs w:val="22"/>
         </w:rPr>
-        <w:t>nama</w:t>
-      </w:r>
-      <w:proofErr w:type="gramEnd"/>
-      <w:r>
-        <w:rPr>
-          <w:rFonts w:ascii="Arial" w:hAnsi="Arial" w:cs="Arial"/>
-          <w:color w:val="000000" w:themeColor="text1"/>
-          <w:szCs w:val="22"/>
-        </w:rPr>
-        <w:t>_</w:t>
-      </w:r>
-      <w:proofErr w:type="gramStart"/>
-      <w:r>
-        <w:rPr>
-          <w:rFonts w:ascii="Arial" w:hAnsi="Arial" w:cs="Arial"/>
-          <w:color w:val="000000" w:themeColor="text1"/>
-          <w:szCs w:val="22"/>
-        </w:rPr>
-        <w:t>perusahaan</w:t>
-      </w:r>
-      <w:proofErr w:type="spellEnd"/>
-      <w:r>
-        <w:rPr>
-          <w:rFonts w:ascii="Arial" w:hAnsi="Arial" w:cs="Arial"/>
-          <w:color w:val="000000" w:themeColor="text1"/>
-          <w:szCs w:val="22"/>
-        </w:rPr>
-        <w:t xml:space="preserve"> }</w:t>
-      </w:r>
-      <w:proofErr w:type="gramEnd"/>
-      <w:r>
-        <w:rPr>
-          <w:rFonts w:ascii="Arial" w:hAnsi="Arial" w:cs="Arial"/>
-          <w:color w:val="000000" w:themeColor="text1"/>
-          <w:szCs w:val="22"/>
-        </w:rPr>
-        <w:t>}</w:t>
+        <w:t>nama_perusahaan</w:t>
+      </w:r>
+      <w:proofErr w:type="spellEnd"/>
+      <w:r>
+        <w:rPr>
+          <w:rFonts w:ascii="Arial" w:hAnsi="Arial" w:cs="Arial"/>
+          <w:color w:val="000000" w:themeColor="text1"/>
+          <w:szCs w:val="22"/>
+        </w:rPr>
+        <w:t xml:space="preserve"> }}</w:t>
       </w:r>
       <w:r>
         <w:rPr>
@@ -6148,7 +5868,6 @@
         </w:rPr>
         <w:t xml:space="preserve"> </w:t>
       </w:r>
-      <w:proofErr w:type="gramStart"/>
       <w:r>
         <w:rPr>
           <w:rFonts w:ascii="Arial" w:hAnsi="Arial" w:cs="Arial"/>
@@ -6167,7 +5886,6 @@
         <w:t>permenperin</w:t>
       </w:r>
       <w:proofErr w:type="spellEnd"/>
-      <w:proofErr w:type="gramEnd"/>
       <w:r>
         <w:rPr>
           <w:rFonts w:ascii="Arial" w:hAnsi="Arial" w:cs="Arial"/>
@@ -6797,7 +6515,6 @@
                 <w:lang w:val="id-ID"/>
               </w:rPr>
             </w:pPr>
-            <w:proofErr w:type="gramStart"/>
             <w:r>
               <w:rPr>
                 <w:rFonts w:ascii="Arial" w:hAnsi="Arial" w:cs="Arial"/>
@@ -6813,16 +6530,7 @@
                 <w:color w:val="000000" w:themeColor="text1"/>
                 <w:szCs w:val="22"/>
               </w:rPr>
-              <w:t>pejabat</w:t>
-            </w:r>
-            <w:proofErr w:type="gramEnd"/>
-            <w:r>
-              <w:rPr>
-                <w:rFonts w:ascii="Arial" w:hAnsi="Arial" w:cs="Arial"/>
-                <w:color w:val="000000" w:themeColor="text1"/>
-                <w:szCs w:val="22"/>
-              </w:rPr>
-              <w:t>_mengetahui</w:t>
+              <w:t>pejabat_mengetahui</w:t>
             </w:r>
             <w:proofErr w:type="spellEnd"/>
             <w:r>
@@ -6884,7 +6592,6 @@
                 <w:szCs w:val="22"/>
               </w:rPr>
             </w:pPr>
-            <w:proofErr w:type="gramStart"/>
             <w:r>
               <w:rPr>
                 <w:rFonts w:ascii="Arial" w:hAnsi="Arial" w:cs="Arial"/>
@@ -6900,25 +6607,7 @@
                 <w:color w:val="000000" w:themeColor="text1"/>
                 <w:szCs w:val="22"/>
               </w:rPr>
-              <w:t>ttd</w:t>
-            </w:r>
-            <w:proofErr w:type="gramEnd"/>
-            <w:r>
-              <w:rPr>
-                <w:rFonts w:ascii="Arial" w:hAnsi="Arial" w:cs="Arial"/>
-                <w:color w:val="000000" w:themeColor="text1"/>
-                <w:szCs w:val="22"/>
-              </w:rPr>
-              <w:t>_</w:t>
-            </w:r>
-            <w:proofErr w:type="gramStart"/>
-            <w:r>
-              <w:rPr>
-                <w:rFonts w:ascii="Arial" w:hAnsi="Arial" w:cs="Arial"/>
-                <w:color w:val="000000" w:themeColor="text1"/>
-                <w:szCs w:val="22"/>
-              </w:rPr>
-              <w:t>verifikator</w:t>
+              <w:t>ttd_verifikator</w:t>
             </w:r>
             <w:proofErr w:type="spellEnd"/>
             <w:r>
@@ -6927,16 +6616,7 @@
                 <w:color w:val="000000" w:themeColor="text1"/>
                 <w:szCs w:val="22"/>
               </w:rPr>
-              <w:t xml:space="preserve"> }</w:t>
-            </w:r>
-            <w:proofErr w:type="gramEnd"/>
-            <w:r>
-              <w:rPr>
-                <w:rFonts w:ascii="Arial" w:hAnsi="Arial" w:cs="Arial"/>
-                <w:color w:val="000000" w:themeColor="text1"/>
-                <w:szCs w:val="22"/>
-              </w:rPr>
-              <w:t>}</w:t>
+              <w:t xml:space="preserve"> }}</w:t>
             </w:r>
           </w:p>
           <w:p>
@@ -6959,7 +6639,6 @@
                 <w:u w:val="single"/>
               </w:rPr>
             </w:pPr>
-            <w:proofErr w:type="gramStart"/>
             <w:r>
               <w:rPr>
                 <w:rFonts w:ascii="Arial" w:hAnsi="Arial" w:cs="Arial"/>
@@ -6977,9 +6656,9 @@
                 <w:szCs w:val="22"/>
                 <w:u w:val="single"/>
               </w:rPr>
-              <w:t>nama</w:t>
-            </w:r>
-            <w:proofErr w:type="gramEnd"/>
+              <w:t>nama_verifikator</w:t>
+            </w:r>
+            <w:proofErr w:type="spellEnd"/>
             <w:r>
               <w:rPr>
                 <w:rFonts w:ascii="Arial" w:hAnsi="Arial" w:cs="Arial"/>
@@ -6987,37 +6666,7 @@
                 <w:szCs w:val="22"/>
                 <w:u w:val="single"/>
               </w:rPr>
-              <w:t>_</w:t>
-            </w:r>
-            <w:proofErr w:type="gramStart"/>
-            <w:r>
-              <w:rPr>
-                <w:rFonts w:ascii="Arial" w:hAnsi="Arial" w:cs="Arial"/>
-                <w:color w:val="000000" w:themeColor="text1"/>
-                <w:szCs w:val="22"/>
-                <w:u w:val="single"/>
-              </w:rPr>
-              <w:t>verifikator</w:t>
-            </w:r>
-            <w:proofErr w:type="spellEnd"/>
-            <w:r>
-              <w:rPr>
-                <w:rFonts w:ascii="Arial" w:hAnsi="Arial" w:cs="Arial"/>
-                <w:color w:val="000000" w:themeColor="text1"/>
-                <w:szCs w:val="22"/>
-                <w:u w:val="single"/>
-              </w:rPr>
-              <w:t xml:space="preserve"> }</w:t>
-            </w:r>
-            <w:proofErr w:type="gramEnd"/>
-            <w:r>
-              <w:rPr>
-                <w:rFonts w:ascii="Arial" w:hAnsi="Arial" w:cs="Arial"/>
-                <w:color w:val="000000" w:themeColor="text1"/>
-                <w:szCs w:val="22"/>
-                <w:u w:val="single"/>
-              </w:rPr>
-              <w:t>}</w:t>
+              <w:t xml:space="preserve"> }}</w:t>
             </w:r>
           </w:p>
           <w:p>
@@ -7048,7 +6697,6 @@
               </w:rPr>
               <w:t xml:space="preserve"> </w:t>
             </w:r>
-            <w:proofErr w:type="gramStart"/>
             <w:r>
               <w:rPr>
                 <w:rFonts w:ascii="Arial" w:hAnsi="Arial" w:cs="Arial"/>
@@ -7064,16 +6712,7 @@
                 <w:color w:val="000000" w:themeColor="text1"/>
                 <w:szCs w:val="22"/>
               </w:rPr>
-              <w:t>nip</w:t>
-            </w:r>
-            <w:proofErr w:type="gramEnd"/>
-            <w:r>
-              <w:rPr>
-                <w:rFonts w:ascii="Arial" w:hAnsi="Arial" w:cs="Arial"/>
-                <w:color w:val="000000" w:themeColor="text1"/>
-                <w:szCs w:val="22"/>
-              </w:rPr>
-              <w:t>_verifikator</w:t>
+              <w:t>nip_verifikator</w:t>
             </w:r>
             <w:proofErr w:type="spellEnd"/>
             <w:r>
@@ -7165,7 +6804,6 @@
                 <w:lang w:val="it-IT"/>
               </w:rPr>
             </w:pPr>
-            <w:proofErr w:type="gramStart"/>
             <w:r>
               <w:rPr>
                 <w:rFonts w:ascii="Arial" w:hAnsi="Arial" w:cs="Arial"/>
@@ -7183,9 +6821,9 @@
                 <w:szCs w:val="22"/>
                 <w:u w:val="single"/>
               </w:rPr>
-              <w:t>nama</w:t>
-            </w:r>
-            <w:proofErr w:type="gramEnd"/>
+              <w:t>nama_pejabat</w:t>
+            </w:r>
+            <w:proofErr w:type="spellEnd"/>
             <w:r>
               <w:rPr>
                 <w:rFonts w:ascii="Arial" w:hAnsi="Arial" w:cs="Arial"/>
@@ -7193,37 +6831,7 @@
                 <w:szCs w:val="22"/>
                 <w:u w:val="single"/>
               </w:rPr>
-              <w:t>_</w:t>
-            </w:r>
-            <w:proofErr w:type="gramStart"/>
-            <w:r>
-              <w:rPr>
-                <w:rFonts w:ascii="Arial" w:hAnsi="Arial" w:cs="Arial"/>
-                <w:color w:val="000000" w:themeColor="text1"/>
-                <w:szCs w:val="22"/>
-                <w:u w:val="single"/>
-              </w:rPr>
-              <w:t>pejabat</w:t>
-            </w:r>
-            <w:proofErr w:type="spellEnd"/>
-            <w:r>
-              <w:rPr>
-                <w:rFonts w:ascii="Arial" w:hAnsi="Arial" w:cs="Arial"/>
-                <w:color w:val="000000" w:themeColor="text1"/>
-                <w:szCs w:val="22"/>
-                <w:u w:val="single"/>
-              </w:rPr>
-              <w:t xml:space="preserve"> }</w:t>
-            </w:r>
-            <w:proofErr w:type="gramEnd"/>
-            <w:r>
-              <w:rPr>
-                <w:rFonts w:ascii="Arial" w:hAnsi="Arial" w:cs="Arial"/>
-                <w:color w:val="000000" w:themeColor="text1"/>
-                <w:szCs w:val="22"/>
-                <w:u w:val="single"/>
-              </w:rPr>
-              <w:t>}</w:t>
+              <w:t xml:space="preserve"> }}</w:t>
             </w:r>
           </w:p>
           <w:p>
@@ -7254,7 +6862,6 @@
               </w:rPr>
               <w:t xml:space="preserve"> </w:t>
             </w:r>
-            <w:proofErr w:type="gramStart"/>
             <w:r>
               <w:rPr>
                 <w:rFonts w:ascii="Arial" w:hAnsi="Arial" w:cs="Arial"/>
@@ -7270,25 +6877,7 @@
                 <w:color w:val="000000" w:themeColor="text1"/>
                 <w:szCs w:val="22"/>
               </w:rPr>
-              <w:t>nip</w:t>
-            </w:r>
-            <w:proofErr w:type="gramEnd"/>
-            <w:r>
-              <w:rPr>
-                <w:rFonts w:ascii="Arial" w:hAnsi="Arial" w:cs="Arial"/>
-                <w:color w:val="000000" w:themeColor="text1"/>
-                <w:szCs w:val="22"/>
-              </w:rPr>
-              <w:t>_</w:t>
-            </w:r>
-            <w:proofErr w:type="gramStart"/>
-            <w:r>
-              <w:rPr>
-                <w:rFonts w:ascii="Arial" w:hAnsi="Arial" w:cs="Arial"/>
-                <w:color w:val="000000" w:themeColor="text1"/>
-                <w:szCs w:val="22"/>
-              </w:rPr>
-              <w:t>pejabat</w:t>
+              <w:t>nip_pejabat</w:t>
             </w:r>
             <w:proofErr w:type="spellEnd"/>
             <w:r>
@@ -7297,16 +6886,7 @@
                 <w:color w:val="000000" w:themeColor="text1"/>
                 <w:szCs w:val="22"/>
               </w:rPr>
-              <w:t xml:space="preserve"> }</w:t>
-            </w:r>
-            <w:proofErr w:type="gramEnd"/>
-            <w:r>
-              <w:rPr>
-                <w:rFonts w:ascii="Arial" w:hAnsi="Arial" w:cs="Arial"/>
-                <w:color w:val="000000" w:themeColor="text1"/>
-                <w:szCs w:val="22"/>
-              </w:rPr>
-              <w:t>}</w:t>
+              <w:t xml:space="preserve"> }}</w:t>
             </w:r>
             <w:r>
               <w:rPr>
@@ -7448,7 +7028,6 @@
         </w:rPr>
         <w:t xml:space="preserve"> </w:t>
       </w:r>
-      <w:proofErr w:type="gramStart"/>
       <w:r>
         <w:rPr>
           <w:rFonts w:ascii="Arial" w:hAnsi="Arial" w:cs="Arial"/>
@@ -7467,7 +7046,6 @@
         <w:t>permenperin</w:t>
       </w:r>
       <w:proofErr w:type="spellEnd"/>
-      <w:proofErr w:type="gramEnd"/>
       <w:r>
         <w:rPr>
           <w:rFonts w:ascii="Arial" w:hAnsi="Arial" w:cs="Arial"/>
@@ -7926,7 +7504,6 @@
         </w:rPr>
         <w:t xml:space="preserve"> </w:t>
       </w:r>
-      <w:proofErr w:type="gramStart"/>
       <w:r>
         <w:rPr>
           <w:rFonts w:ascii="Arial" w:hAnsi="Arial" w:cs="Arial"/>
@@ -7942,43 +7519,16 @@
           <w:color w:val="000000" w:themeColor="text1"/>
           <w:szCs w:val="22"/>
         </w:rPr>
-        <w:t>jenis</w:t>
-      </w:r>
-      <w:proofErr w:type="gramEnd"/>
-      <w:r>
-        <w:rPr>
-          <w:rFonts w:ascii="Arial" w:hAnsi="Arial" w:cs="Arial"/>
-          <w:color w:val="000000" w:themeColor="text1"/>
-          <w:szCs w:val="22"/>
-        </w:rPr>
-        <w:t>_</w:t>
-      </w:r>
-      <w:proofErr w:type="gramStart"/>
-      <w:r>
-        <w:rPr>
-          <w:rFonts w:ascii="Arial" w:hAnsi="Arial" w:cs="Arial"/>
-          <w:color w:val="000000" w:themeColor="text1"/>
-          <w:szCs w:val="22"/>
-        </w:rPr>
-        <w:t>barang</w:t>
-      </w:r>
-      <w:proofErr w:type="spellEnd"/>
-      <w:r>
-        <w:rPr>
-          <w:rFonts w:ascii="Arial" w:hAnsi="Arial" w:cs="Arial"/>
-          <w:color w:val="000000" w:themeColor="text1"/>
-          <w:szCs w:val="22"/>
-        </w:rPr>
-        <w:t xml:space="preserve"> }</w:t>
-      </w:r>
-      <w:proofErr w:type="gramEnd"/>
-      <w:r>
-        <w:rPr>
-          <w:rFonts w:ascii="Arial" w:hAnsi="Arial" w:cs="Arial"/>
-          <w:color w:val="000000" w:themeColor="text1"/>
-          <w:szCs w:val="22"/>
-        </w:rPr>
-        <w:t>}</w:t>
+        <w:t>jenis_barang</w:t>
+      </w:r>
+      <w:proofErr w:type="spellEnd"/>
+      <w:r>
+        <w:rPr>
+          <w:rFonts w:ascii="Arial" w:hAnsi="Arial" w:cs="Arial"/>
+          <w:color w:val="000000" w:themeColor="text1"/>
+          <w:szCs w:val="22"/>
+        </w:rPr>
+        <w:t xml:space="preserve"> }}</w:t>
       </w:r>
       <w:r>
         <w:rPr>
@@ -8006,7 +7556,6 @@
         </w:rPr>
         <w:t xml:space="preserve"> oleh </w:t>
       </w:r>
-      <w:proofErr w:type="gramStart"/>
       <w:r>
         <w:rPr>
           <w:rFonts w:ascii="Arial" w:hAnsi="Arial" w:cs="Arial"/>
@@ -8022,43 +7571,16 @@
           <w:color w:val="000000" w:themeColor="text1"/>
           <w:szCs w:val="22"/>
         </w:rPr>
-        <w:t>nama</w:t>
-      </w:r>
-      <w:proofErr w:type="gramEnd"/>
-      <w:r>
-        <w:rPr>
-          <w:rFonts w:ascii="Arial" w:hAnsi="Arial" w:cs="Arial"/>
-          <w:color w:val="000000" w:themeColor="text1"/>
-          <w:szCs w:val="22"/>
-        </w:rPr>
-        <w:t>_</w:t>
-      </w:r>
-      <w:proofErr w:type="gramStart"/>
-      <w:r>
-        <w:rPr>
-          <w:rFonts w:ascii="Arial" w:hAnsi="Arial" w:cs="Arial"/>
-          <w:color w:val="000000" w:themeColor="text1"/>
-          <w:szCs w:val="22"/>
-        </w:rPr>
-        <w:t>perusahaan</w:t>
-      </w:r>
-      <w:proofErr w:type="spellEnd"/>
-      <w:r>
-        <w:rPr>
-          <w:rFonts w:ascii="Arial" w:hAnsi="Arial" w:cs="Arial"/>
-          <w:color w:val="000000" w:themeColor="text1"/>
-          <w:szCs w:val="22"/>
-        </w:rPr>
-        <w:t xml:space="preserve"> }</w:t>
-      </w:r>
-      <w:proofErr w:type="gramEnd"/>
-      <w:r>
-        <w:rPr>
-          <w:rFonts w:ascii="Arial" w:hAnsi="Arial" w:cs="Arial"/>
-          <w:color w:val="000000" w:themeColor="text1"/>
-          <w:szCs w:val="22"/>
-        </w:rPr>
-        <w:t>}</w:t>
+        <w:t>nama_perusahaan</w:t>
+      </w:r>
+      <w:proofErr w:type="spellEnd"/>
+      <w:r>
+        <w:rPr>
+          <w:rFonts w:ascii="Arial" w:hAnsi="Arial" w:cs="Arial"/>
+          <w:color w:val="000000" w:themeColor="text1"/>
+          <w:szCs w:val="22"/>
+        </w:rPr>
+        <w:t xml:space="preserve"> }}</w:t>
       </w:r>
       <w:r>
         <w:rPr>
@@ -8122,7 +7644,6 @@
         </w:rPr>
         <w:t xml:space="preserve"> di </w:t>
       </w:r>
-      <w:proofErr w:type="gramStart"/>
       <w:r>
         <w:rPr>
           <w:rFonts w:ascii="Arial" w:hAnsi="Arial" w:cs="Arial"/>
@@ -8138,43 +7659,16 @@
           <w:color w:val="000000" w:themeColor="text1"/>
           <w:szCs w:val="22"/>
         </w:rPr>
-        <w:t>alamat</w:t>
-      </w:r>
-      <w:proofErr w:type="gramEnd"/>
-      <w:r>
-        <w:rPr>
-          <w:rFonts w:ascii="Arial" w:hAnsi="Arial" w:cs="Arial"/>
-          <w:color w:val="000000" w:themeColor="text1"/>
-          <w:szCs w:val="22"/>
-        </w:rPr>
-        <w:t>_</w:t>
-      </w:r>
-      <w:proofErr w:type="gramStart"/>
-      <w:r>
-        <w:rPr>
-          <w:rFonts w:ascii="Arial" w:hAnsi="Arial" w:cs="Arial"/>
-          <w:color w:val="000000" w:themeColor="text1"/>
-          <w:szCs w:val="22"/>
-        </w:rPr>
-        <w:t>kantor</w:t>
-      </w:r>
-      <w:proofErr w:type="spellEnd"/>
-      <w:r>
-        <w:rPr>
-          <w:rFonts w:ascii="Arial" w:hAnsi="Arial" w:cs="Arial"/>
-          <w:color w:val="000000" w:themeColor="text1"/>
-          <w:szCs w:val="22"/>
-        </w:rPr>
-        <w:t xml:space="preserve"> }</w:t>
-      </w:r>
-      <w:proofErr w:type="gramEnd"/>
-      <w:r>
-        <w:rPr>
-          <w:rFonts w:ascii="Arial" w:hAnsi="Arial" w:cs="Arial"/>
-          <w:color w:val="000000" w:themeColor="text1"/>
-          <w:szCs w:val="22"/>
-        </w:rPr>
-        <w:t>}</w:t>
+        <w:t>alamat_kantor</w:t>
+      </w:r>
+      <w:proofErr w:type="spellEnd"/>
+      <w:r>
+        <w:rPr>
+          <w:rFonts w:ascii="Arial" w:hAnsi="Arial" w:cs="Arial"/>
+          <w:color w:val="000000" w:themeColor="text1"/>
+          <w:szCs w:val="22"/>
+        </w:rPr>
+        <w:t xml:space="preserve"> }}</w:t>
       </w:r>
       <w:r>
         <w:rPr>
@@ -8256,7 +7750,6 @@
         </w:rPr>
         <w:t xml:space="preserve"> di </w:t>
       </w:r>
-      <w:proofErr w:type="gramStart"/>
       <w:r>
         <w:rPr>
           <w:rFonts w:ascii="Arial" w:hAnsi="Arial" w:cs="Arial"/>
@@ -8272,43 +7765,16 @@
           <w:color w:val="000000" w:themeColor="text1"/>
           <w:szCs w:val="22"/>
         </w:rPr>
-        <w:t>alamat</w:t>
-      </w:r>
-      <w:proofErr w:type="gramEnd"/>
-      <w:r>
-        <w:rPr>
-          <w:rFonts w:ascii="Arial" w:hAnsi="Arial" w:cs="Arial"/>
-          <w:color w:val="000000" w:themeColor="text1"/>
-          <w:szCs w:val="22"/>
-        </w:rPr>
-        <w:t>_</w:t>
-      </w:r>
-      <w:proofErr w:type="gramStart"/>
-      <w:r>
-        <w:rPr>
-          <w:rFonts w:ascii="Arial" w:hAnsi="Arial" w:cs="Arial"/>
-          <w:color w:val="000000" w:themeColor="text1"/>
-          <w:szCs w:val="22"/>
-        </w:rPr>
-        <w:t>pabrik</w:t>
-      </w:r>
-      <w:proofErr w:type="spellEnd"/>
-      <w:r>
-        <w:rPr>
-          <w:rFonts w:ascii="Arial" w:hAnsi="Arial" w:cs="Arial"/>
-          <w:color w:val="000000" w:themeColor="text1"/>
-          <w:szCs w:val="22"/>
-        </w:rPr>
-        <w:t xml:space="preserve"> }</w:t>
-      </w:r>
-      <w:proofErr w:type="gramEnd"/>
-      <w:r>
-        <w:rPr>
-          <w:rFonts w:ascii="Arial" w:hAnsi="Arial" w:cs="Arial"/>
-          <w:color w:val="000000" w:themeColor="text1"/>
-          <w:szCs w:val="22"/>
-        </w:rPr>
-        <w:t>}</w:t>
+        <w:t>alamat_pabrik</w:t>
+      </w:r>
+      <w:proofErr w:type="spellEnd"/>
+      <w:r>
+        <w:rPr>
+          <w:rFonts w:ascii="Arial" w:hAnsi="Arial" w:cs="Arial"/>
+          <w:color w:val="000000" w:themeColor="text1"/>
+          <w:szCs w:val="22"/>
+        </w:rPr>
+        <w:t xml:space="preserve"> }}</w:t>
       </w:r>
       <w:r>
         <w:rPr>
@@ -8483,7 +7949,6 @@
         <w:tab/>
         <w:t xml:space="preserve">: </w:t>
       </w:r>
-      <w:proofErr w:type="gramStart"/>
       <w:r>
         <w:rPr>
           <w:rFonts w:ascii="Arial" w:hAnsi="Arial" w:cs="Arial"/>
@@ -8499,43 +7964,16 @@
           <w:color w:val="000000" w:themeColor="text1"/>
           <w:szCs w:val="22"/>
         </w:rPr>
-        <w:t>kelompok</w:t>
-      </w:r>
-      <w:proofErr w:type="gramEnd"/>
-      <w:r>
-        <w:rPr>
-          <w:rFonts w:ascii="Arial" w:hAnsi="Arial" w:cs="Arial"/>
-          <w:color w:val="000000" w:themeColor="text1"/>
-          <w:szCs w:val="22"/>
-        </w:rPr>
-        <w:t>_</w:t>
-      </w:r>
-      <w:proofErr w:type="gramStart"/>
-      <w:r>
-        <w:rPr>
-          <w:rFonts w:ascii="Arial" w:hAnsi="Arial" w:cs="Arial"/>
-          <w:color w:val="000000" w:themeColor="text1"/>
-          <w:szCs w:val="22"/>
-        </w:rPr>
-        <w:t>barang</w:t>
-      </w:r>
-      <w:proofErr w:type="spellEnd"/>
-      <w:r>
-        <w:rPr>
-          <w:rFonts w:ascii="Arial" w:hAnsi="Arial" w:cs="Arial"/>
-          <w:color w:val="000000" w:themeColor="text1"/>
-          <w:szCs w:val="22"/>
-        </w:rPr>
-        <w:t xml:space="preserve"> }</w:t>
-      </w:r>
-      <w:proofErr w:type="gramEnd"/>
-      <w:r>
-        <w:rPr>
-          <w:rFonts w:ascii="Arial" w:hAnsi="Arial" w:cs="Arial"/>
-          <w:color w:val="000000" w:themeColor="text1"/>
-          <w:szCs w:val="22"/>
-        </w:rPr>
-        <w:t>}</w:t>
+        <w:t>kelompok_barang</w:t>
+      </w:r>
+      <w:proofErr w:type="spellEnd"/>
+      <w:r>
+        <w:rPr>
+          <w:rFonts w:ascii="Arial" w:hAnsi="Arial" w:cs="Arial"/>
+          <w:color w:val="000000" w:themeColor="text1"/>
+          <w:szCs w:val="22"/>
+        </w:rPr>
+        <w:t xml:space="preserve"> }}</w:t>
       </w:r>
     </w:p>
     <w:p>
@@ -8576,7 +8014,6 @@
         </w:rPr>
         <w:tab/>
       </w:r>
-      <w:proofErr w:type="gramStart"/>
       <w:r>
         <w:rPr>
           <w:rFonts w:ascii="Arial" w:hAnsi="Arial" w:cs="Arial"/>
@@ -8595,7 +8032,6 @@
         <w:t>kbli</w:t>
       </w:r>
       <w:proofErr w:type="spellEnd"/>
-      <w:proofErr w:type="gramEnd"/>
       <w:r>
         <w:rPr>
           <w:rFonts w:ascii="Arial" w:hAnsi="Arial" w:cs="Arial"/>
@@ -8653,7 +8089,6 @@
         </w:rPr>
         <w:tab/>
       </w:r>
-      <w:proofErr w:type="gramStart"/>
       <w:r>
         <w:rPr>
           <w:rFonts w:ascii="Arial" w:hAnsi="Arial" w:cs="Arial"/>
@@ -8669,43 +8104,16 @@
           <w:color w:val="000000" w:themeColor="text1"/>
           <w:szCs w:val="22"/>
         </w:rPr>
-        <w:t>jenis</w:t>
-      </w:r>
-      <w:proofErr w:type="gramEnd"/>
-      <w:r>
-        <w:rPr>
-          <w:rFonts w:ascii="Arial" w:hAnsi="Arial" w:cs="Arial"/>
-          <w:color w:val="000000" w:themeColor="text1"/>
-          <w:szCs w:val="22"/>
-        </w:rPr>
-        <w:t>_</w:t>
-      </w:r>
-      <w:proofErr w:type="gramStart"/>
-      <w:r>
-        <w:rPr>
-          <w:rFonts w:ascii="Arial" w:hAnsi="Arial" w:cs="Arial"/>
-          <w:color w:val="000000" w:themeColor="text1"/>
-          <w:szCs w:val="22"/>
-        </w:rPr>
-        <w:t>barang</w:t>
-      </w:r>
-      <w:proofErr w:type="spellEnd"/>
-      <w:r>
-        <w:rPr>
-          <w:rFonts w:ascii="Arial" w:hAnsi="Arial" w:cs="Arial"/>
-          <w:color w:val="000000" w:themeColor="text1"/>
-          <w:szCs w:val="22"/>
-        </w:rPr>
-        <w:t xml:space="preserve"> }</w:t>
-      </w:r>
-      <w:proofErr w:type="gramEnd"/>
-      <w:r>
-        <w:rPr>
-          <w:rFonts w:ascii="Arial" w:hAnsi="Arial" w:cs="Arial"/>
-          <w:color w:val="000000" w:themeColor="text1"/>
-          <w:szCs w:val="22"/>
-        </w:rPr>
-        <w:t>}</w:t>
+        <w:t>jenis_barang</w:t>
+      </w:r>
+      <w:proofErr w:type="spellEnd"/>
+      <w:r>
+        <w:rPr>
+          <w:rFonts w:ascii="Arial" w:hAnsi="Arial" w:cs="Arial"/>
+          <w:color w:val="000000" w:themeColor="text1"/>
+          <w:szCs w:val="22"/>
+        </w:rPr>
+        <w:t xml:space="preserve"> }}</w:t>
       </w:r>
     </w:p>
     <w:p>
@@ -8748,7 +8156,6 @@
         </w:rPr>
         <w:tab/>
       </w:r>
-      <w:proofErr w:type="gramStart"/>
       <w:r>
         <w:rPr>
           <w:rFonts w:ascii="Arial" w:hAnsi="Arial" w:cs="Arial"/>
@@ -8764,43 +8171,16 @@
           <w:color w:val="000000" w:themeColor="text1"/>
           <w:szCs w:val="22"/>
         </w:rPr>
-        <w:t>tipe</w:t>
-      </w:r>
-      <w:proofErr w:type="gramEnd"/>
-      <w:r>
-        <w:rPr>
-          <w:rFonts w:ascii="Arial" w:hAnsi="Arial" w:cs="Arial"/>
-          <w:color w:val="000000" w:themeColor="text1"/>
-          <w:szCs w:val="22"/>
-        </w:rPr>
-        <w:t>_</w:t>
-      </w:r>
-      <w:proofErr w:type="gramStart"/>
-      <w:r>
-        <w:rPr>
-          <w:rFonts w:ascii="Arial" w:hAnsi="Arial" w:cs="Arial"/>
-          <w:color w:val="000000" w:themeColor="text1"/>
-          <w:szCs w:val="22"/>
-        </w:rPr>
-        <w:t>barang</w:t>
-      </w:r>
-      <w:proofErr w:type="spellEnd"/>
-      <w:r>
-        <w:rPr>
-          <w:rFonts w:ascii="Arial" w:hAnsi="Arial" w:cs="Arial"/>
-          <w:color w:val="000000" w:themeColor="text1"/>
-          <w:szCs w:val="22"/>
-        </w:rPr>
-        <w:t xml:space="preserve"> }</w:t>
-      </w:r>
-      <w:proofErr w:type="gramEnd"/>
-      <w:r>
-        <w:rPr>
-          <w:rFonts w:ascii="Arial" w:hAnsi="Arial" w:cs="Arial"/>
-          <w:color w:val="000000" w:themeColor="text1"/>
-          <w:szCs w:val="22"/>
-        </w:rPr>
-        <w:t>}</w:t>
+        <w:t>tipe_barang</w:t>
+      </w:r>
+      <w:proofErr w:type="spellEnd"/>
+      <w:r>
+        <w:rPr>
+          <w:rFonts w:ascii="Arial" w:hAnsi="Arial" w:cs="Arial"/>
+          <w:color w:val="000000" w:themeColor="text1"/>
+          <w:szCs w:val="22"/>
+        </w:rPr>
+        <w:t xml:space="preserve"> }}</w:t>
       </w:r>
     </w:p>
     <w:p>
@@ -8835,7 +8215,6 @@
         <w:tab/>
         <w:t xml:space="preserve">: </w:t>
       </w:r>
-      <w:proofErr w:type="gramStart"/>
       <w:r>
         <w:rPr>
           <w:rFonts w:ascii="Arial" w:hAnsi="Arial" w:cs="Arial"/>
@@ -8851,43 +8230,16 @@
           <w:color w:val="000000" w:themeColor="text1"/>
           <w:szCs w:val="22"/>
         </w:rPr>
-        <w:t>spesifikasi</w:t>
-      </w:r>
-      <w:proofErr w:type="gramEnd"/>
-      <w:r>
-        <w:rPr>
-          <w:rFonts w:ascii="Arial" w:hAnsi="Arial" w:cs="Arial"/>
-          <w:color w:val="000000" w:themeColor="text1"/>
-          <w:szCs w:val="22"/>
-        </w:rPr>
-        <w:t>_</w:t>
-      </w:r>
-      <w:proofErr w:type="gramStart"/>
-      <w:r>
-        <w:rPr>
-          <w:rFonts w:ascii="Arial" w:hAnsi="Arial" w:cs="Arial"/>
-          <w:color w:val="000000" w:themeColor="text1"/>
-          <w:szCs w:val="22"/>
-        </w:rPr>
-        <w:t>barang</w:t>
-      </w:r>
-      <w:proofErr w:type="spellEnd"/>
-      <w:r>
-        <w:rPr>
-          <w:rFonts w:ascii="Arial" w:hAnsi="Arial" w:cs="Arial"/>
-          <w:color w:val="000000" w:themeColor="text1"/>
-          <w:szCs w:val="22"/>
-        </w:rPr>
-        <w:t xml:space="preserve"> }</w:t>
-      </w:r>
-      <w:proofErr w:type="gramEnd"/>
-      <w:r>
-        <w:rPr>
-          <w:rFonts w:ascii="Arial" w:hAnsi="Arial" w:cs="Arial"/>
-          <w:color w:val="000000" w:themeColor="text1"/>
-          <w:szCs w:val="22"/>
-        </w:rPr>
-        <w:t>}</w:t>
+        <w:t>spesifikasi_barang</w:t>
+      </w:r>
+      <w:proofErr w:type="spellEnd"/>
+      <w:r>
+        <w:rPr>
+          <w:rFonts w:ascii="Arial" w:hAnsi="Arial" w:cs="Arial"/>
+          <w:color w:val="000000" w:themeColor="text1"/>
+          <w:szCs w:val="22"/>
+        </w:rPr>
+        <w:t xml:space="preserve"> }}</w:t>
       </w:r>
     </w:p>
     <w:p>
@@ -8921,7 +8273,6 @@
         <w:t xml:space="preserve">: </w:t>
       </w:r>
       <w:bookmarkEnd w:id="10"/>
-      <w:proofErr w:type="gramStart"/>
       <w:r>
         <w:rPr>
           <w:rFonts w:ascii="Arial" w:hAnsi="Arial" w:cs="Arial"/>
@@ -8937,43 +8288,16 @@
           <w:color w:val="000000" w:themeColor="text1"/>
           <w:szCs w:val="22"/>
         </w:rPr>
-        <w:t>merek</w:t>
-      </w:r>
-      <w:proofErr w:type="gramEnd"/>
-      <w:r>
-        <w:rPr>
-          <w:rFonts w:ascii="Arial" w:hAnsi="Arial" w:cs="Arial"/>
-          <w:color w:val="000000" w:themeColor="text1"/>
-          <w:szCs w:val="22"/>
-        </w:rPr>
-        <w:t>_</w:t>
-      </w:r>
-      <w:proofErr w:type="gramStart"/>
-      <w:r>
-        <w:rPr>
-          <w:rFonts w:ascii="Arial" w:hAnsi="Arial" w:cs="Arial"/>
-          <w:color w:val="000000" w:themeColor="text1"/>
-          <w:szCs w:val="22"/>
-        </w:rPr>
-        <w:t>barang</w:t>
-      </w:r>
-      <w:proofErr w:type="spellEnd"/>
-      <w:r>
-        <w:rPr>
-          <w:rFonts w:ascii="Arial" w:hAnsi="Arial" w:cs="Arial"/>
-          <w:color w:val="000000" w:themeColor="text1"/>
-          <w:szCs w:val="22"/>
-        </w:rPr>
-        <w:t xml:space="preserve"> }</w:t>
-      </w:r>
-      <w:proofErr w:type="gramEnd"/>
-      <w:r>
-        <w:rPr>
-          <w:rFonts w:ascii="Arial" w:hAnsi="Arial" w:cs="Arial"/>
-          <w:color w:val="000000" w:themeColor="text1"/>
-          <w:szCs w:val="22"/>
-        </w:rPr>
-        <w:t>}</w:t>
+        <w:t>merek_barang</w:t>
+      </w:r>
+      <w:proofErr w:type="spellEnd"/>
+      <w:r>
+        <w:rPr>
+          <w:rFonts w:ascii="Arial" w:hAnsi="Arial" w:cs="Arial"/>
+          <w:color w:val="000000" w:themeColor="text1"/>
+          <w:szCs w:val="22"/>
+        </w:rPr>
+        <w:t xml:space="preserve"> }}</w:t>
       </w:r>
     </w:p>
     <w:p>
@@ -9319,7 +8643,6 @@
         </w:rPr>
         <w:t xml:space="preserve"> oleh </w:t>
       </w:r>
-      <w:proofErr w:type="gramStart"/>
       <w:r>
         <w:rPr>
           <w:rFonts w:ascii="Arial" w:hAnsi="Arial" w:cs="Arial"/>
@@ -9335,43 +8658,16 @@
           <w:color w:val="000000" w:themeColor="text1"/>
           <w:szCs w:val="22"/>
         </w:rPr>
-        <w:t>nama</w:t>
-      </w:r>
-      <w:proofErr w:type="gramEnd"/>
-      <w:r>
-        <w:rPr>
-          <w:rFonts w:ascii="Arial" w:hAnsi="Arial" w:cs="Arial"/>
-          <w:color w:val="000000" w:themeColor="text1"/>
-          <w:szCs w:val="22"/>
-        </w:rPr>
-        <w:t>_</w:t>
-      </w:r>
-      <w:proofErr w:type="gramStart"/>
-      <w:r>
-        <w:rPr>
-          <w:rFonts w:ascii="Arial" w:hAnsi="Arial" w:cs="Arial"/>
-          <w:color w:val="000000" w:themeColor="text1"/>
-          <w:szCs w:val="22"/>
-        </w:rPr>
-        <w:t>perusahaan</w:t>
-      </w:r>
-      <w:proofErr w:type="spellEnd"/>
-      <w:r>
-        <w:rPr>
-          <w:rFonts w:ascii="Arial" w:hAnsi="Arial" w:cs="Arial"/>
-          <w:color w:val="000000" w:themeColor="text1"/>
-          <w:szCs w:val="22"/>
-        </w:rPr>
-        <w:t xml:space="preserve"> }</w:t>
-      </w:r>
-      <w:proofErr w:type="gramEnd"/>
-      <w:r>
-        <w:rPr>
-          <w:rFonts w:ascii="Arial" w:hAnsi="Arial" w:cs="Arial"/>
-          <w:color w:val="000000" w:themeColor="text1"/>
-          <w:szCs w:val="22"/>
-        </w:rPr>
-        <w:t>}</w:t>
+        <w:t>nama_perusahaan</w:t>
+      </w:r>
+      <w:proofErr w:type="spellEnd"/>
+      <w:r>
+        <w:rPr>
+          <w:rFonts w:ascii="Arial" w:hAnsi="Arial" w:cs="Arial"/>
+          <w:color w:val="000000" w:themeColor="text1"/>
+          <w:szCs w:val="22"/>
+        </w:rPr>
+        <w:t xml:space="preserve"> }}</w:t>
       </w:r>
       <w:r>
         <w:rPr>
@@ -10715,7 +10011,6 @@
         </w:rPr>
         <w:t xml:space="preserve"> </w:t>
       </w:r>
-      <w:proofErr w:type="gramStart"/>
       <w:r>
         <w:rPr>
           <w:rFonts w:ascii="Arial" w:hAnsi="Arial" w:cs="Arial"/>
@@ -10731,43 +10026,16 @@
           <w:color w:val="000000" w:themeColor="text1"/>
           <w:szCs w:val="22"/>
         </w:rPr>
-        <w:t>jenis</w:t>
-      </w:r>
-      <w:proofErr w:type="gramEnd"/>
-      <w:r>
-        <w:rPr>
-          <w:rFonts w:ascii="Arial" w:hAnsi="Arial" w:cs="Arial"/>
-          <w:color w:val="000000" w:themeColor="text1"/>
-          <w:szCs w:val="22"/>
-        </w:rPr>
-        <w:t>_</w:t>
-      </w:r>
-      <w:proofErr w:type="gramStart"/>
-      <w:r>
-        <w:rPr>
-          <w:rFonts w:ascii="Arial" w:hAnsi="Arial" w:cs="Arial"/>
-          <w:color w:val="000000" w:themeColor="text1"/>
-          <w:szCs w:val="22"/>
-        </w:rPr>
-        <w:t>barang</w:t>
-      </w:r>
-      <w:proofErr w:type="spellEnd"/>
-      <w:r>
-        <w:rPr>
-          <w:rFonts w:ascii="Arial" w:hAnsi="Arial" w:cs="Arial"/>
-          <w:color w:val="000000" w:themeColor="text1"/>
-          <w:szCs w:val="22"/>
-        </w:rPr>
-        <w:t xml:space="preserve"> }</w:t>
-      </w:r>
-      <w:proofErr w:type="gramEnd"/>
-      <w:r>
-        <w:rPr>
-          <w:rFonts w:ascii="Arial" w:hAnsi="Arial" w:cs="Arial"/>
-          <w:color w:val="000000" w:themeColor="text1"/>
-          <w:szCs w:val="22"/>
-        </w:rPr>
-        <w:t>}</w:t>
+        <w:t>jenis_barang</w:t>
+      </w:r>
+      <w:proofErr w:type="spellEnd"/>
+      <w:r>
+        <w:rPr>
+          <w:rFonts w:ascii="Arial" w:hAnsi="Arial" w:cs="Arial"/>
+          <w:color w:val="000000" w:themeColor="text1"/>
+          <w:szCs w:val="22"/>
+        </w:rPr>
+        <w:t xml:space="preserve"> }}</w:t>
       </w:r>
       <w:r>
         <w:rPr>
@@ -10807,7 +10075,6 @@
         </w:rPr>
         <w:t xml:space="preserve"> </w:t>
       </w:r>
-      <w:proofErr w:type="gramStart"/>
       <w:r>
         <w:rPr>
           <w:rFonts w:ascii="Arial" w:hAnsi="Arial" w:cs="Arial"/>
@@ -10823,43 +10090,16 @@
           <w:color w:val="000000" w:themeColor="text1"/>
           <w:szCs w:val="22"/>
         </w:rPr>
-        <w:t>tipe</w:t>
-      </w:r>
-      <w:proofErr w:type="gramEnd"/>
-      <w:r>
-        <w:rPr>
-          <w:rFonts w:ascii="Arial" w:hAnsi="Arial" w:cs="Arial"/>
-          <w:color w:val="000000" w:themeColor="text1"/>
-          <w:szCs w:val="22"/>
-        </w:rPr>
-        <w:t>_</w:t>
-      </w:r>
-      <w:proofErr w:type="gramStart"/>
-      <w:r>
-        <w:rPr>
-          <w:rFonts w:ascii="Arial" w:hAnsi="Arial" w:cs="Arial"/>
-          <w:color w:val="000000" w:themeColor="text1"/>
-          <w:szCs w:val="22"/>
-        </w:rPr>
-        <w:t>barang</w:t>
-      </w:r>
-      <w:proofErr w:type="spellEnd"/>
-      <w:r>
-        <w:rPr>
-          <w:rFonts w:ascii="Arial" w:hAnsi="Arial" w:cs="Arial"/>
-          <w:color w:val="000000" w:themeColor="text1"/>
-          <w:szCs w:val="22"/>
-        </w:rPr>
-        <w:t xml:space="preserve"> }</w:t>
-      </w:r>
-      <w:proofErr w:type="gramEnd"/>
-      <w:r>
-        <w:rPr>
-          <w:rFonts w:ascii="Arial" w:hAnsi="Arial" w:cs="Arial"/>
-          <w:color w:val="000000" w:themeColor="text1"/>
-          <w:szCs w:val="22"/>
-        </w:rPr>
-        <w:t>}</w:t>
+        <w:t>tipe_barang</w:t>
+      </w:r>
+      <w:proofErr w:type="spellEnd"/>
+      <w:r>
+        <w:rPr>
+          <w:rFonts w:ascii="Arial" w:hAnsi="Arial" w:cs="Arial"/>
+          <w:color w:val="000000" w:themeColor="text1"/>
+          <w:szCs w:val="22"/>
+        </w:rPr>
+        <w:t xml:space="preserve"> }}</w:t>
       </w:r>
     </w:p>
     <w:p>
@@ -12098,7 +11338,6 @@
           <w:lang w:val="en-ID"/>
         </w:rPr>
       </w:pPr>
-      <w:proofErr w:type="gramStart"/>
       <w:r>
         <w:rPr>
           <w:rFonts w:ascii="Arial" w:hAnsi="Arial" w:cs="Arial"/>
@@ -12116,47 +11355,17 @@
           <w:szCs w:val="22"/>
           <w:lang w:val="en-ID"/>
         </w:rPr>
-        <w:t>item</w:t>
-      </w:r>
-      <w:proofErr w:type="gramEnd"/>
-      <w:r>
-        <w:rPr>
-          <w:rFonts w:ascii="Arial" w:hAnsi="Arial" w:cs="Arial"/>
-          <w:color w:val="000000" w:themeColor="text1"/>
-          <w:szCs w:val="22"/>
-          <w:lang w:val="en-ID"/>
-        </w:rPr>
-        <w:t>.</w:t>
-      </w:r>
-      <w:proofErr w:type="gramStart"/>
-      <w:r>
-        <w:rPr>
-          <w:rFonts w:ascii="Arial" w:hAnsi="Arial" w:cs="Arial"/>
-          <w:color w:val="000000" w:themeColor="text1"/>
-          <w:szCs w:val="22"/>
-          <w:lang w:val="en-ID"/>
-        </w:rPr>
-        <w:t>aturan</w:t>
-      </w:r>
-      <w:proofErr w:type="spellEnd"/>
-      <w:r>
-        <w:rPr>
-          <w:rFonts w:ascii="Arial" w:hAnsi="Arial" w:cs="Arial"/>
-          <w:color w:val="000000" w:themeColor="text1"/>
-          <w:szCs w:val="22"/>
-          <w:lang w:val="en-ID"/>
-        </w:rPr>
-        <w:t xml:space="preserve"> }</w:t>
-      </w:r>
-      <w:proofErr w:type="gramEnd"/>
-      <w:r>
-        <w:rPr>
-          <w:rFonts w:ascii="Arial" w:hAnsi="Arial" w:cs="Arial"/>
-          <w:color w:val="000000" w:themeColor="text1"/>
-          <w:szCs w:val="22"/>
-          <w:lang w:val="en-ID"/>
-        </w:rPr>
-        <w:t>}</w:t>
+        <w:t>item.aturan</w:t>
+      </w:r>
+      <w:proofErr w:type="spellEnd"/>
+      <w:r>
+        <w:rPr>
+          <w:rFonts w:ascii="Arial" w:hAnsi="Arial" w:cs="Arial"/>
+          <w:color w:val="000000" w:themeColor="text1"/>
+          <w:szCs w:val="22"/>
+          <w:lang w:val="en-ID"/>
+        </w:rPr>
+        <w:t xml:space="preserve"> }}</w:t>
       </w:r>
     </w:p>
     <w:p>
@@ -12294,7 +11503,6 @@
         </w:rPr>
         <w:t xml:space="preserve"> </w:t>
       </w:r>
-      <w:proofErr w:type="gramStart"/>
       <w:r>
         <w:rPr>
           <w:rFonts w:ascii="Arial" w:hAnsi="Arial" w:cs="Arial"/>
@@ -12313,7 +11521,6 @@
         <w:t>permenperin</w:t>
       </w:r>
       <w:proofErr w:type="spellEnd"/>
-      <w:proofErr w:type="gramEnd"/>
       <w:r>
         <w:rPr>
           <w:rFonts w:ascii="Arial" w:hAnsi="Arial" w:cs="Arial"/>
@@ -15470,7 +14677,6 @@
         <w:t xml:space="preserve"> TKDN Barang </w:t>
       </w:r>
       <w:proofErr w:type="spellStart"/>
-      <w:proofErr w:type="gramStart"/>
       <w:r>
         <w:rPr>
           <w:rFonts w:ascii="Arial" w:hAnsi="Arial" w:cs="Arial"/>
@@ -15488,7 +14694,6 @@
         </w:rPr>
         <w:t xml:space="preserve"> :</w:t>
       </w:r>
-      <w:proofErr w:type="gramEnd"/>
     </w:p>
     <w:p>
       <w:pPr>
@@ -23959,7 +23164,6 @@
         </w:rPr>
         <w:t xml:space="preserve"> </w:t>
       </w:r>
-      <w:proofErr w:type="gramStart"/>
       <w:r>
         <w:rPr>
           <w:rFonts w:ascii="Arial" w:hAnsi="Arial" w:cs="Arial"/>
@@ -23978,7 +23182,6 @@
         <w:t>permenperin</w:t>
       </w:r>
       <w:proofErr w:type="spellEnd"/>
-      <w:proofErr w:type="gramEnd"/>
       <w:r>
         <w:rPr>
           <w:rFonts w:ascii="Arial" w:hAnsi="Arial" w:cs="Arial"/>
@@ -25641,7 +24844,6 @@
         </w:rPr>
         <w:t xml:space="preserve"> </w:t>
       </w:r>
-      <w:proofErr w:type="gramStart"/>
       <w:r>
         <w:rPr>
           <w:rFonts w:ascii="Arial" w:hAnsi="Arial" w:cs="Arial"/>
@@ -25660,7 +24862,6 @@
         <w:t>permenperin</w:t>
       </w:r>
       <w:proofErr w:type="spellEnd"/>
-      <w:proofErr w:type="gramEnd"/>
       <w:r>
         <w:rPr>
           <w:rFonts w:ascii="Arial" w:hAnsi="Arial" w:cs="Arial"/>
@@ -28669,7 +27870,6 @@
                 <w:lang w:val="id-ID"/>
               </w:rPr>
             </w:pPr>
-            <w:proofErr w:type="gramStart"/>
             <w:r>
               <w:rPr>
                 <w:rFonts w:ascii="Arial" w:hAnsi="Arial" w:cs="Arial"/>
@@ -28685,16 +27885,7 @@
                 <w:color w:val="000000" w:themeColor="text1"/>
                 <w:szCs w:val="22"/>
               </w:rPr>
-              <w:t>pejabat</w:t>
-            </w:r>
-            <w:proofErr w:type="gramEnd"/>
-            <w:r>
-              <w:rPr>
-                <w:rFonts w:ascii="Arial" w:hAnsi="Arial" w:cs="Arial"/>
-                <w:color w:val="000000" w:themeColor="text1"/>
-                <w:szCs w:val="22"/>
-              </w:rPr>
-              <w:t>_mengetahui</w:t>
+              <w:t>pejabat_mengetahui</w:t>
             </w:r>
             <w:proofErr w:type="spellEnd"/>
             <w:r>
@@ -28733,7 +27924,6 @@
                 <w:szCs w:val="22"/>
               </w:rPr>
             </w:pPr>
-            <w:proofErr w:type="gramStart"/>
             <w:r>
               <w:rPr>
                 <w:rFonts w:ascii="Arial" w:hAnsi="Arial" w:cs="Arial"/>
@@ -28749,25 +27939,7 @@
                 <w:color w:val="000000" w:themeColor="text1"/>
                 <w:szCs w:val="22"/>
               </w:rPr>
-              <w:t>ttd</w:t>
-            </w:r>
-            <w:proofErr w:type="gramEnd"/>
-            <w:r>
-              <w:rPr>
-                <w:rFonts w:ascii="Arial" w:hAnsi="Arial" w:cs="Arial"/>
-                <w:color w:val="000000" w:themeColor="text1"/>
-                <w:szCs w:val="22"/>
-              </w:rPr>
-              <w:t>_</w:t>
-            </w:r>
-            <w:proofErr w:type="gramStart"/>
-            <w:r>
-              <w:rPr>
-                <w:rFonts w:ascii="Arial" w:hAnsi="Arial" w:cs="Arial"/>
-                <w:color w:val="000000" w:themeColor="text1"/>
-                <w:szCs w:val="22"/>
-              </w:rPr>
-              <w:t>verifikator</w:t>
+              <w:t>ttd_verifikator</w:t>
             </w:r>
             <w:proofErr w:type="spellEnd"/>
             <w:r>
@@ -28776,16 +27948,7 @@
                 <w:color w:val="000000" w:themeColor="text1"/>
                 <w:szCs w:val="22"/>
               </w:rPr>
-              <w:t xml:space="preserve"> }</w:t>
-            </w:r>
-            <w:proofErr w:type="gramEnd"/>
-            <w:r>
-              <w:rPr>
-                <w:rFonts w:ascii="Arial" w:hAnsi="Arial" w:cs="Arial"/>
-                <w:color w:val="000000" w:themeColor="text1"/>
-                <w:szCs w:val="22"/>
-              </w:rPr>
-              <w:t>}</w:t>
+              <w:t xml:space="preserve"> }}</w:t>
             </w:r>
           </w:p>
           <w:p>
@@ -28798,7 +27961,6 @@
                 <w:u w:val="single"/>
               </w:rPr>
             </w:pPr>
-            <w:proofErr w:type="gramStart"/>
             <w:r>
               <w:rPr>
                 <w:rFonts w:ascii="Arial" w:hAnsi="Arial" w:cs="Arial"/>
@@ -28816,9 +27978,9 @@
                 <w:szCs w:val="22"/>
                 <w:u w:val="single"/>
               </w:rPr>
-              <w:t>nama</w:t>
-            </w:r>
-            <w:proofErr w:type="gramEnd"/>
+              <w:t>nama_verifikator</w:t>
+            </w:r>
+            <w:proofErr w:type="spellEnd"/>
             <w:r>
               <w:rPr>
                 <w:rFonts w:ascii="Arial" w:hAnsi="Arial" w:cs="Arial"/>
@@ -28826,37 +27988,7 @@
                 <w:szCs w:val="22"/>
                 <w:u w:val="single"/>
               </w:rPr>
-              <w:t>_</w:t>
-            </w:r>
-            <w:proofErr w:type="gramStart"/>
-            <w:r>
-              <w:rPr>
-                <w:rFonts w:ascii="Arial" w:hAnsi="Arial" w:cs="Arial"/>
-                <w:color w:val="000000" w:themeColor="text1"/>
-                <w:szCs w:val="22"/>
-                <w:u w:val="single"/>
-              </w:rPr>
-              <w:t>verifikator</w:t>
-            </w:r>
-            <w:proofErr w:type="spellEnd"/>
-            <w:r>
-              <w:rPr>
-                <w:rFonts w:ascii="Arial" w:hAnsi="Arial" w:cs="Arial"/>
-                <w:color w:val="000000" w:themeColor="text1"/>
-                <w:szCs w:val="22"/>
-                <w:u w:val="single"/>
-              </w:rPr>
-              <w:t xml:space="preserve"> }</w:t>
-            </w:r>
-            <w:proofErr w:type="gramEnd"/>
-            <w:r>
-              <w:rPr>
-                <w:rFonts w:ascii="Arial" w:hAnsi="Arial" w:cs="Arial"/>
-                <w:color w:val="000000" w:themeColor="text1"/>
-                <w:szCs w:val="22"/>
-                <w:u w:val="single"/>
-              </w:rPr>
-              <w:t>}</w:t>
+              <w:t xml:space="preserve"> }}</w:t>
             </w:r>
           </w:p>
           <w:p>
@@ -28887,7 +28019,6 @@
               </w:rPr>
               <w:t xml:space="preserve"> </w:t>
             </w:r>
-            <w:proofErr w:type="gramStart"/>
             <w:r>
               <w:rPr>
                 <w:rFonts w:ascii="Arial" w:hAnsi="Arial" w:cs="Arial"/>
@@ -28903,16 +28034,7 @@
                 <w:color w:val="000000" w:themeColor="text1"/>
                 <w:szCs w:val="22"/>
               </w:rPr>
-              <w:t>nip</w:t>
-            </w:r>
-            <w:proofErr w:type="gramEnd"/>
-            <w:r>
-              <w:rPr>
-                <w:rFonts w:ascii="Arial" w:hAnsi="Arial" w:cs="Arial"/>
-                <w:color w:val="000000" w:themeColor="text1"/>
-                <w:szCs w:val="22"/>
-              </w:rPr>
-              <w:t>_verifikator</w:t>
+              <w:t>nip_verifikator</w:t>
             </w:r>
             <w:proofErr w:type="spellEnd"/>
             <w:r>
@@ -28966,7 +28088,6 @@
                 <w:lang w:val="it-IT"/>
               </w:rPr>
             </w:pPr>
-            <w:proofErr w:type="gramStart"/>
             <w:r>
               <w:rPr>
                 <w:rFonts w:ascii="Arial" w:hAnsi="Arial" w:cs="Arial"/>
@@ -28984,9 +28105,9 @@
                 <w:szCs w:val="22"/>
                 <w:u w:val="single"/>
               </w:rPr>
-              <w:t>nama</w:t>
-            </w:r>
-            <w:proofErr w:type="gramEnd"/>
+              <w:t>nama_pejabat</w:t>
+            </w:r>
+            <w:proofErr w:type="spellEnd"/>
             <w:r>
               <w:rPr>
                 <w:rFonts w:ascii="Arial" w:hAnsi="Arial" w:cs="Arial"/>
@@ -28994,37 +28115,7 @@
                 <w:szCs w:val="22"/>
                 <w:u w:val="single"/>
               </w:rPr>
-              <w:t>_</w:t>
-            </w:r>
-            <w:proofErr w:type="gramStart"/>
-            <w:r>
-              <w:rPr>
-                <w:rFonts w:ascii="Arial" w:hAnsi="Arial" w:cs="Arial"/>
-                <w:color w:val="000000" w:themeColor="text1"/>
-                <w:szCs w:val="22"/>
-                <w:u w:val="single"/>
-              </w:rPr>
-              <w:t>pejabat</w:t>
-            </w:r>
-            <w:proofErr w:type="spellEnd"/>
-            <w:r>
-              <w:rPr>
-                <w:rFonts w:ascii="Arial" w:hAnsi="Arial" w:cs="Arial"/>
-                <w:color w:val="000000" w:themeColor="text1"/>
-                <w:szCs w:val="22"/>
-                <w:u w:val="single"/>
-              </w:rPr>
-              <w:t xml:space="preserve"> }</w:t>
-            </w:r>
-            <w:proofErr w:type="gramEnd"/>
-            <w:r>
-              <w:rPr>
-                <w:rFonts w:ascii="Arial" w:hAnsi="Arial" w:cs="Arial"/>
-                <w:color w:val="000000" w:themeColor="text1"/>
-                <w:szCs w:val="22"/>
-                <w:u w:val="single"/>
-              </w:rPr>
-              <w:t>}</w:t>
+              <w:t xml:space="preserve"> }}</w:t>
             </w:r>
           </w:p>
           <w:p>
@@ -29055,7 +28146,6 @@
               </w:rPr>
               <w:t xml:space="preserve"> </w:t>
             </w:r>
-            <w:proofErr w:type="gramStart"/>
             <w:r>
               <w:rPr>
                 <w:rFonts w:ascii="Arial" w:hAnsi="Arial" w:cs="Arial"/>
@@ -29071,16 +28161,7 @@
                 <w:color w:val="000000" w:themeColor="text1"/>
                 <w:szCs w:val="22"/>
               </w:rPr>
-              <w:t>nip</w:t>
-            </w:r>
-            <w:proofErr w:type="gramEnd"/>
-            <w:r>
-              <w:rPr>
-                <w:rFonts w:ascii="Arial" w:hAnsi="Arial" w:cs="Arial"/>
-                <w:color w:val="000000" w:themeColor="text1"/>
-                <w:szCs w:val="22"/>
-              </w:rPr>
-              <w:t>_pejabat</w:t>
+              <w:t>nip_pejabat</w:t>
             </w:r>
             <w:proofErr w:type="spellEnd"/>
             <w:r>
@@ -29577,7 +28658,6 @@
         </w:rPr>
         <w:t xml:space="preserve"> </w:t>
       </w:r>
-      <w:proofErr w:type="gramStart"/>
       <w:r>
         <w:rPr>
           <w:rFonts w:ascii="Arial" w:hAnsi="Arial" w:cs="Arial"/>
@@ -29596,7 +28676,6 @@
         <w:t>permenperin</w:t>
       </w:r>
       <w:proofErr w:type="spellEnd"/>
-      <w:proofErr w:type="gramEnd"/>
       <w:r>
         <w:rPr>
           <w:rFonts w:ascii="Arial" w:hAnsi="Arial" w:cs="Arial"/>
@@ -29744,7 +28823,6 @@
         </w:rPr>
         <w:t xml:space="preserve"> </w:t>
       </w:r>
-      <w:proofErr w:type="gramStart"/>
       <w:r>
         <w:rPr>
           <w:rFonts w:ascii="Arial" w:hAnsi="Arial" w:cs="Arial"/>
@@ -29760,53 +28838,25 @@
           <w:color w:val="000000" w:themeColor="text1"/>
           <w:szCs w:val="22"/>
         </w:rPr>
-        <w:t>f</w:t>
-      </w:r>
-      <w:proofErr w:type="gramEnd"/>
-      <w:r>
-        <w:rPr>
-          <w:rFonts w:ascii="Arial" w:hAnsi="Arial" w:cs="Arial"/>
-          <w:color w:val="000000" w:themeColor="text1"/>
-          <w:szCs w:val="22"/>
-        </w:rPr>
-        <w:t>.</w:t>
-      </w:r>
-      <w:proofErr w:type="gramStart"/>
-      <w:r>
-        <w:rPr>
-          <w:rFonts w:ascii="Arial" w:hAnsi="Arial" w:cs="Arial"/>
-          <w:color w:val="000000" w:themeColor="text1"/>
-          <w:szCs w:val="22"/>
-        </w:rPr>
-        <w:t>judul</w:t>
-      </w:r>
-      <w:proofErr w:type="spellEnd"/>
-      <w:r>
-        <w:rPr>
-          <w:rFonts w:ascii="Arial" w:hAnsi="Arial" w:cs="Arial"/>
-          <w:color w:val="000000" w:themeColor="text1"/>
-          <w:szCs w:val="22"/>
-        </w:rPr>
-        <w:t xml:space="preserve"> }</w:t>
-      </w:r>
-      <w:proofErr w:type="gramEnd"/>
-      <w:r>
-        <w:rPr>
-          <w:rFonts w:ascii="Arial" w:hAnsi="Arial" w:cs="Arial"/>
-          <w:color w:val="000000" w:themeColor="text1"/>
-          <w:szCs w:val="22"/>
-        </w:rPr>
-        <w:t>}</w:t>
-      </w:r>
-      <w:r>
-        <w:rPr>
-          <w:rFonts w:ascii="Arial" w:hAnsi="Arial" w:cs="Arial"/>
-          <w:color w:val="000000" w:themeColor="text1"/>
-          <w:szCs w:val="22"/>
-        </w:rPr>
-        <w:t xml:space="preserve"> </w:t>
-      </w:r>
-      <w:proofErr w:type="gramStart"/>
+        <w:t>f.judul</w:t>
+      </w:r>
+      <w:proofErr w:type="spellEnd"/>
+      <w:r>
+        <w:rPr>
+          <w:rFonts w:ascii="Arial" w:hAnsi="Arial" w:cs="Arial"/>
+          <w:color w:val="000000" w:themeColor="text1"/>
+          <w:szCs w:val="22"/>
+        </w:rPr>
+        <w:t xml:space="preserve"> }}</w:t>
+      </w:r>
+      <w:r>
+        <w:rPr>
+          <w:rFonts w:ascii="Arial" w:hAnsi="Arial" w:cs="Arial"/>
+          <w:color w:val="000000" w:themeColor="text1"/>
+          <w:szCs w:val="22"/>
+        </w:rPr>
+        <w:t xml:space="preserve"> </w:t>
+      </w:r>
       <w:r>
         <w:rPr>
           <w:rFonts w:ascii="Arial" w:hAnsi="Arial" w:cs="Arial"/>
@@ -29822,43 +28872,16 @@
           <w:color w:val="000000" w:themeColor="text1"/>
           <w:szCs w:val="22"/>
         </w:rPr>
-        <w:t>f</w:t>
-      </w:r>
-      <w:proofErr w:type="gramEnd"/>
-      <w:r>
-        <w:rPr>
-          <w:rFonts w:ascii="Arial" w:hAnsi="Arial" w:cs="Arial"/>
-          <w:color w:val="000000" w:themeColor="text1"/>
-          <w:szCs w:val="22"/>
-        </w:rPr>
-        <w:t>.</w:t>
-      </w:r>
-      <w:proofErr w:type="gramStart"/>
-      <w:r>
-        <w:rPr>
-          <w:rFonts w:ascii="Arial" w:hAnsi="Arial" w:cs="Arial"/>
-          <w:color w:val="000000" w:themeColor="text1"/>
-          <w:szCs w:val="22"/>
-        </w:rPr>
-        <w:t>gambar</w:t>
-      </w:r>
-      <w:proofErr w:type="spellEnd"/>
-      <w:r>
-        <w:rPr>
-          <w:rFonts w:ascii="Arial" w:hAnsi="Arial" w:cs="Arial"/>
-          <w:color w:val="000000" w:themeColor="text1"/>
-          <w:szCs w:val="22"/>
-        </w:rPr>
-        <w:t xml:space="preserve"> }</w:t>
-      </w:r>
-      <w:proofErr w:type="gramEnd"/>
-      <w:r>
-        <w:rPr>
-          <w:rFonts w:ascii="Arial" w:hAnsi="Arial" w:cs="Arial"/>
-          <w:color w:val="000000" w:themeColor="text1"/>
-          <w:szCs w:val="22"/>
-        </w:rPr>
-        <w:t>}</w:t>
+        <w:t>f.gambar</w:t>
+      </w:r>
+      <w:proofErr w:type="spellEnd"/>
+      <w:r>
+        <w:rPr>
+          <w:rFonts w:ascii="Arial" w:hAnsi="Arial" w:cs="Arial"/>
+          <w:color w:val="000000" w:themeColor="text1"/>
+          <w:szCs w:val="22"/>
+        </w:rPr>
+        <w:t xml:space="preserve"> }}</w:t>
       </w:r>
       <w:r>
         <w:rPr>
@@ -30195,7 +29218,6 @@
                 <w:lang w:val="it-IT"/>
               </w:rPr>
             </w:pPr>
-            <w:proofErr w:type="gramStart"/>
             <w:r>
               <w:rPr>
                 <w:rFonts w:ascii="Arial" w:hAnsi="Arial" w:cs="Arial"/>
@@ -30211,16 +29233,7 @@
                 <w:color w:val="000000" w:themeColor="text1"/>
                 <w:szCs w:val="22"/>
               </w:rPr>
-              <w:t>nama</w:t>
-            </w:r>
-            <w:proofErr w:type="gramEnd"/>
-            <w:r>
-              <w:rPr>
-                <w:rFonts w:ascii="Arial" w:hAnsi="Arial" w:cs="Arial"/>
-                <w:color w:val="000000" w:themeColor="text1"/>
-                <w:szCs w:val="22"/>
-              </w:rPr>
-              <w:t>_perusahaan</w:t>
+              <w:t>nama_perusahaan</w:t>
             </w:r>
             <w:proofErr w:type="spellEnd"/>
             <w:r>
@@ -30312,7 +29325,6 @@
                 <w:lang w:val="it-IT"/>
               </w:rPr>
             </w:pPr>
-            <w:proofErr w:type="gramStart"/>
             <w:r>
               <w:rPr>
                 <w:rFonts w:ascii="Arial" w:hAnsi="Arial" w:cs="Arial"/>
@@ -30328,16 +29340,7 @@
                 <w:color w:val="000000" w:themeColor="text1"/>
                 <w:szCs w:val="22"/>
               </w:rPr>
-              <w:t>alamat</w:t>
-            </w:r>
-            <w:proofErr w:type="gramEnd"/>
-            <w:r>
-              <w:rPr>
-                <w:rFonts w:ascii="Arial" w:hAnsi="Arial" w:cs="Arial"/>
-                <w:color w:val="000000" w:themeColor="text1"/>
-                <w:szCs w:val="22"/>
-              </w:rPr>
-              <w:t>_kantor</w:t>
+              <w:t>alamat_kantor</w:t>
             </w:r>
             <w:proofErr w:type="spellEnd"/>
             <w:r>
@@ -30431,7 +29434,6 @@
                 <w:lang w:val="it-IT"/>
               </w:rPr>
             </w:pPr>
-            <w:proofErr w:type="gramStart"/>
             <w:r>
               <w:rPr>
                 <w:rFonts w:ascii="Arial" w:hAnsi="Arial" w:cs="Arial"/>
@@ -30447,16 +29449,7 @@
                 <w:color w:val="000000" w:themeColor="text1"/>
                 <w:szCs w:val="22"/>
               </w:rPr>
-              <w:t>telepon</w:t>
-            </w:r>
-            <w:proofErr w:type="gramEnd"/>
-            <w:r>
-              <w:rPr>
-                <w:rFonts w:ascii="Arial" w:hAnsi="Arial" w:cs="Arial"/>
-                <w:color w:val="000000" w:themeColor="text1"/>
-                <w:szCs w:val="22"/>
-              </w:rPr>
-              <w:t>_kantor</w:t>
+              <w:t>telepon_kantor</w:t>
             </w:r>
             <w:proofErr w:type="spellEnd"/>
             <w:r>
@@ -30547,7 +29540,6 @@
                 <w:lang w:val="it-IT"/>
               </w:rPr>
             </w:pPr>
-            <w:proofErr w:type="gramStart"/>
             <w:r>
               <w:rPr>
                 <w:rFonts w:ascii="Arial" w:hAnsi="Arial" w:cs="Arial"/>
@@ -30563,16 +29555,7 @@
                 <w:color w:val="000000" w:themeColor="text1"/>
                 <w:szCs w:val="22"/>
               </w:rPr>
-              <w:t>fax</w:t>
-            </w:r>
-            <w:proofErr w:type="gramEnd"/>
-            <w:r>
-              <w:rPr>
-                <w:rFonts w:ascii="Arial" w:hAnsi="Arial" w:cs="Arial"/>
-                <w:color w:val="000000" w:themeColor="text1"/>
-                <w:szCs w:val="22"/>
-              </w:rPr>
-              <w:t>_kantor</w:t>
+              <w:t>fax_kantor</w:t>
             </w:r>
             <w:proofErr w:type="spellEnd"/>
             <w:r>
@@ -30664,7 +29647,6 @@
                 <w:lang w:val="it-IT"/>
               </w:rPr>
             </w:pPr>
-            <w:proofErr w:type="gramStart"/>
             <w:r>
               <w:rPr>
                 <w:rFonts w:ascii="Arial" w:hAnsi="Arial" w:cs="Arial"/>
@@ -30680,16 +29662,7 @@
                 <w:color w:val="000000" w:themeColor="text1"/>
                 <w:szCs w:val="22"/>
               </w:rPr>
-              <w:t>email</w:t>
-            </w:r>
-            <w:proofErr w:type="gramEnd"/>
-            <w:r>
-              <w:rPr>
-                <w:rFonts w:ascii="Arial" w:hAnsi="Arial" w:cs="Arial"/>
-                <w:color w:val="000000" w:themeColor="text1"/>
-                <w:szCs w:val="22"/>
-              </w:rPr>
-              <w:t>_kantor</w:t>
+              <w:t>email_kantor</w:t>
             </w:r>
             <w:proofErr w:type="spellEnd"/>
             <w:r>
@@ -30780,7 +29753,6 @@
                 <w:lang w:val="it-IT"/>
               </w:rPr>
             </w:pPr>
-            <w:proofErr w:type="gramStart"/>
             <w:r>
               <w:rPr>
                 <w:rFonts w:ascii="Arial" w:hAnsi="Arial" w:cs="Arial"/>
@@ -30796,16 +29768,7 @@
                 <w:color w:val="000000" w:themeColor="text1"/>
                 <w:szCs w:val="22"/>
               </w:rPr>
-              <w:t>website</w:t>
-            </w:r>
-            <w:proofErr w:type="gramEnd"/>
-            <w:r>
-              <w:rPr>
-                <w:rFonts w:ascii="Arial" w:hAnsi="Arial" w:cs="Arial"/>
-                <w:color w:val="000000" w:themeColor="text1"/>
-                <w:szCs w:val="22"/>
-              </w:rPr>
-              <w:t>_kantor</w:t>
+              <w:t>website_kantor</w:t>
             </w:r>
             <w:proofErr w:type="spellEnd"/>
             <w:r>
@@ -30896,7 +29859,6 @@
                 <w:lang w:val="it-IT"/>
               </w:rPr>
             </w:pPr>
-            <w:proofErr w:type="gramStart"/>
             <w:r>
               <w:rPr>
                 <w:rFonts w:ascii="Arial" w:hAnsi="Arial" w:cs="Arial"/>
@@ -30912,16 +29874,7 @@
                 <w:color w:val="000000" w:themeColor="text1"/>
                 <w:szCs w:val="22"/>
               </w:rPr>
-              <w:t>status</w:t>
-            </w:r>
-            <w:proofErr w:type="gramEnd"/>
-            <w:r>
-              <w:rPr>
-                <w:rFonts w:ascii="Arial" w:hAnsi="Arial" w:cs="Arial"/>
-                <w:color w:val="000000" w:themeColor="text1"/>
-                <w:szCs w:val="22"/>
-              </w:rPr>
-              <w:t>_kantor</w:t>
+              <w:t>status_kantor</w:t>
             </w:r>
             <w:proofErr w:type="spellEnd"/>
             <w:r>
@@ -31014,7 +29967,6 @@
                 <w:lang w:val="it-IT"/>
               </w:rPr>
             </w:pPr>
-            <w:proofErr w:type="gramStart"/>
             <w:r>
               <w:rPr>
                 <w:rFonts w:ascii="Arial" w:hAnsi="Arial" w:cs="Arial"/>
@@ -31030,16 +29982,7 @@
                 <w:color w:val="000000" w:themeColor="text1"/>
                 <w:szCs w:val="22"/>
               </w:rPr>
-              <w:t>pic</w:t>
-            </w:r>
-            <w:proofErr w:type="gramEnd"/>
-            <w:r>
-              <w:rPr>
-                <w:rFonts w:ascii="Arial" w:hAnsi="Arial" w:cs="Arial"/>
-                <w:color w:val="000000" w:themeColor="text1"/>
-                <w:szCs w:val="22"/>
-              </w:rPr>
-              <w:t>_kantor</w:t>
+              <w:t>pic_kantor</w:t>
             </w:r>
             <w:proofErr w:type="spellEnd"/>
             <w:r>
@@ -31158,7 +30101,6 @@
                 <w:lang w:val="it-IT"/>
               </w:rPr>
             </w:pPr>
-            <w:proofErr w:type="gramStart"/>
             <w:r>
               <w:rPr>
                 <w:rFonts w:ascii="Arial" w:hAnsi="Arial" w:cs="Arial"/>
@@ -31174,16 +30116,7 @@
                 <w:color w:val="000000" w:themeColor="text1"/>
                 <w:szCs w:val="22"/>
               </w:rPr>
-              <w:t>akta</w:t>
-            </w:r>
-            <w:proofErr w:type="gramEnd"/>
-            <w:r>
-              <w:rPr>
-                <w:rFonts w:ascii="Arial" w:hAnsi="Arial" w:cs="Arial"/>
-                <w:color w:val="000000" w:themeColor="text1"/>
-                <w:szCs w:val="22"/>
-              </w:rPr>
-              <w:t>_kantor</w:t>
+              <w:t>akta_kantor</w:t>
             </w:r>
             <w:proofErr w:type="spellEnd"/>
             <w:r>
@@ -31274,7 +30207,6 @@
                 <w:lang w:val="it-IT"/>
               </w:rPr>
             </w:pPr>
-            <w:proofErr w:type="gramStart"/>
             <w:r>
               <w:rPr>
                 <w:rFonts w:ascii="Arial" w:hAnsi="Arial" w:cs="Arial"/>
@@ -31290,16 +30222,7 @@
                 <w:color w:val="000000" w:themeColor="text1"/>
                 <w:szCs w:val="22"/>
               </w:rPr>
-              <w:t>npwp</w:t>
-            </w:r>
-            <w:proofErr w:type="gramEnd"/>
-            <w:r>
-              <w:rPr>
-                <w:rFonts w:ascii="Arial" w:hAnsi="Arial" w:cs="Arial"/>
-                <w:color w:val="000000" w:themeColor="text1"/>
-                <w:szCs w:val="22"/>
-              </w:rPr>
-              <w:t>_kantor</w:t>
+              <w:t>npwp_kantor</w:t>
             </w:r>
             <w:proofErr w:type="spellEnd"/>
             <w:r>
@@ -31390,7 +30313,6 @@
                 <w:lang w:val="it-IT"/>
               </w:rPr>
             </w:pPr>
-            <w:proofErr w:type="gramStart"/>
             <w:r>
               <w:rPr>
                 <w:rFonts w:ascii="Arial" w:hAnsi="Arial" w:cs="Arial"/>
@@ -31406,16 +30328,7 @@
                 <w:color w:val="000000" w:themeColor="text1"/>
                 <w:szCs w:val="22"/>
               </w:rPr>
-              <w:t>no</w:t>
-            </w:r>
-            <w:proofErr w:type="gramEnd"/>
-            <w:r>
-              <w:rPr>
-                <w:rFonts w:ascii="Arial" w:hAnsi="Arial" w:cs="Arial"/>
-                <w:color w:val="000000" w:themeColor="text1"/>
-                <w:szCs w:val="22"/>
-              </w:rPr>
-              <w:t>_izin</w:t>
+              <w:t>no_izin</w:t>
             </w:r>
             <w:proofErr w:type="spellEnd"/>
             <w:r>
@@ -31568,7 +30481,6 @@
                 <w:lang w:val="it-IT"/>
               </w:rPr>
             </w:pPr>
-            <w:proofErr w:type="gramStart"/>
             <w:r>
               <w:rPr>
                 <w:rFonts w:ascii="Arial" w:hAnsi="Arial" w:cs="Arial"/>
@@ -31584,16 +30496,7 @@
                 <w:color w:val="000000" w:themeColor="text1"/>
                 <w:szCs w:val="22"/>
               </w:rPr>
-              <w:t>nama</w:t>
-            </w:r>
-            <w:proofErr w:type="gramEnd"/>
-            <w:r>
-              <w:rPr>
-                <w:rFonts w:ascii="Arial" w:hAnsi="Arial" w:cs="Arial"/>
-                <w:color w:val="000000" w:themeColor="text1"/>
-                <w:szCs w:val="22"/>
-              </w:rPr>
-              <w:t>_perusahaan</w:t>
+              <w:t>nama_perusahaan</w:t>
             </w:r>
             <w:proofErr w:type="spellEnd"/>
             <w:r>
@@ -31683,7 +30586,6 @@
                 <w:lang w:val="it-IT"/>
               </w:rPr>
             </w:pPr>
-            <w:proofErr w:type="gramStart"/>
             <w:r>
               <w:rPr>
                 <w:rFonts w:ascii="Arial" w:hAnsi="Arial" w:cs="Arial"/>
@@ -31699,16 +30601,7 @@
                 <w:color w:val="000000" w:themeColor="text1"/>
                 <w:szCs w:val="22"/>
               </w:rPr>
-              <w:t>alamat</w:t>
-            </w:r>
-            <w:proofErr w:type="gramEnd"/>
-            <w:r>
-              <w:rPr>
-                <w:rFonts w:ascii="Arial" w:hAnsi="Arial" w:cs="Arial"/>
-                <w:color w:val="000000" w:themeColor="text1"/>
-                <w:szCs w:val="22"/>
-              </w:rPr>
-              <w:t>_pabrik</w:t>
+              <w:t>alamat_pabrik</w:t>
             </w:r>
             <w:proofErr w:type="spellEnd"/>
             <w:r>
@@ -31801,7 +30694,6 @@
                 <w:lang w:val="it-IT"/>
               </w:rPr>
             </w:pPr>
-            <w:proofErr w:type="gramStart"/>
             <w:r>
               <w:rPr>
                 <w:rFonts w:ascii="Arial" w:hAnsi="Arial" w:cs="Arial"/>
@@ -31817,16 +30709,7 @@
                 <w:color w:val="000000" w:themeColor="text1"/>
                 <w:szCs w:val="22"/>
               </w:rPr>
-              <w:t>telepon</w:t>
-            </w:r>
-            <w:proofErr w:type="gramEnd"/>
-            <w:r>
-              <w:rPr>
-                <w:rFonts w:ascii="Arial" w:hAnsi="Arial" w:cs="Arial"/>
-                <w:color w:val="000000" w:themeColor="text1"/>
-                <w:szCs w:val="22"/>
-              </w:rPr>
-              <w:t>_pabrik</w:t>
+              <w:t>telepon_pabrik</w:t>
             </w:r>
             <w:proofErr w:type="spellEnd"/>
             <w:r>
@@ -31916,7 +30799,6 @@
                 <w:lang w:val="it-IT"/>
               </w:rPr>
             </w:pPr>
-            <w:proofErr w:type="gramStart"/>
             <w:r>
               <w:rPr>
                 <w:rFonts w:ascii="Arial" w:hAnsi="Arial" w:cs="Arial"/>
@@ -31932,16 +30814,7 @@
                 <w:color w:val="000000" w:themeColor="text1"/>
                 <w:szCs w:val="22"/>
               </w:rPr>
-              <w:t>fax</w:t>
-            </w:r>
-            <w:proofErr w:type="gramEnd"/>
-            <w:r>
-              <w:rPr>
-                <w:rFonts w:ascii="Arial" w:hAnsi="Arial" w:cs="Arial"/>
-                <w:color w:val="000000" w:themeColor="text1"/>
-                <w:szCs w:val="22"/>
-              </w:rPr>
-              <w:t>_pabrik</w:t>
+              <w:t>fax_pabrik</w:t>
             </w:r>
             <w:proofErr w:type="spellEnd"/>
             <w:r>
@@ -32032,7 +30905,6 @@
                 <w:lang w:val="it-IT"/>
               </w:rPr>
             </w:pPr>
-            <w:proofErr w:type="gramStart"/>
             <w:r>
               <w:rPr>
                 <w:rFonts w:ascii="Arial" w:hAnsi="Arial" w:cs="Arial"/>
@@ -32048,16 +30920,7 @@
                 <w:color w:val="000000" w:themeColor="text1"/>
                 <w:szCs w:val="22"/>
               </w:rPr>
-              <w:t>email</w:t>
-            </w:r>
-            <w:proofErr w:type="gramEnd"/>
-            <w:r>
-              <w:rPr>
-                <w:rFonts w:ascii="Arial" w:hAnsi="Arial" w:cs="Arial"/>
-                <w:color w:val="000000" w:themeColor="text1"/>
-                <w:szCs w:val="22"/>
-              </w:rPr>
-              <w:t>_pabrik</w:t>
+              <w:t>email_pabrik</w:t>
             </w:r>
             <w:proofErr w:type="spellEnd"/>
             <w:r>
@@ -32147,7 +31010,6 @@
                 <w:lang w:val="it-IT"/>
               </w:rPr>
             </w:pPr>
-            <w:proofErr w:type="gramStart"/>
             <w:r>
               <w:rPr>
                 <w:rFonts w:ascii="Arial" w:hAnsi="Arial" w:cs="Arial"/>
@@ -32163,16 +31025,7 @@
                 <w:color w:val="000000" w:themeColor="text1"/>
                 <w:szCs w:val="22"/>
               </w:rPr>
-              <w:t>website</w:t>
-            </w:r>
-            <w:proofErr w:type="gramEnd"/>
-            <w:r>
-              <w:rPr>
-                <w:rFonts w:ascii="Arial" w:hAnsi="Arial" w:cs="Arial"/>
-                <w:color w:val="000000" w:themeColor="text1"/>
-                <w:szCs w:val="22"/>
-              </w:rPr>
-              <w:t>_pabrik</w:t>
+              <w:t>website_pabrik</w:t>
             </w:r>
             <w:proofErr w:type="spellEnd"/>
             <w:r>
@@ -32262,7 +31115,6 @@
                 <w:lang w:val="it-IT"/>
               </w:rPr>
             </w:pPr>
-            <w:proofErr w:type="gramStart"/>
             <w:r>
               <w:rPr>
                 <w:rFonts w:ascii="Arial" w:hAnsi="Arial" w:cs="Arial"/>
@@ -32278,16 +31130,7 @@
                 <w:color w:val="000000" w:themeColor="text1"/>
                 <w:szCs w:val="22"/>
               </w:rPr>
-              <w:t>status</w:t>
-            </w:r>
-            <w:proofErr w:type="gramEnd"/>
-            <w:r>
-              <w:rPr>
-                <w:rFonts w:ascii="Arial" w:hAnsi="Arial" w:cs="Arial"/>
-                <w:color w:val="000000" w:themeColor="text1"/>
-                <w:szCs w:val="22"/>
-              </w:rPr>
-              <w:t>_pabrik</w:t>
+              <w:t>status_pabrik</w:t>
             </w:r>
             <w:proofErr w:type="spellEnd"/>
             <w:r>
@@ -32379,7 +31222,6 @@
                 <w:lang w:val="it-IT"/>
               </w:rPr>
             </w:pPr>
-            <w:proofErr w:type="gramStart"/>
             <w:r>
               <w:rPr>
                 <w:rFonts w:ascii="Arial" w:hAnsi="Arial" w:cs="Arial"/>
@@ -32395,16 +31237,7 @@
                 <w:color w:val="000000" w:themeColor="text1"/>
                 <w:szCs w:val="22"/>
               </w:rPr>
-              <w:t>pic</w:t>
-            </w:r>
-            <w:proofErr w:type="gramEnd"/>
-            <w:r>
-              <w:rPr>
-                <w:rFonts w:ascii="Arial" w:hAnsi="Arial" w:cs="Arial"/>
-                <w:color w:val="000000" w:themeColor="text1"/>
-                <w:szCs w:val="22"/>
-              </w:rPr>
-              <w:t>_pabrik</w:t>
+              <w:t>pic_pabrik</w:t>
             </w:r>
             <w:proofErr w:type="spellEnd"/>
             <w:r>
@@ -32522,7 +31355,6 @@
                 <w:lang w:val="it-IT"/>
               </w:rPr>
             </w:pPr>
-            <w:proofErr w:type="gramStart"/>
             <w:r>
               <w:rPr>
                 <w:rFonts w:ascii="Arial" w:hAnsi="Arial" w:cs="Arial"/>
@@ -32538,16 +31370,7 @@
                 <w:color w:val="000000" w:themeColor="text1"/>
                 <w:szCs w:val="22"/>
               </w:rPr>
-              <w:t>akta</w:t>
-            </w:r>
-            <w:proofErr w:type="gramEnd"/>
-            <w:r>
-              <w:rPr>
-                <w:rFonts w:ascii="Arial" w:hAnsi="Arial" w:cs="Arial"/>
-                <w:color w:val="000000" w:themeColor="text1"/>
-                <w:szCs w:val="22"/>
-              </w:rPr>
-              <w:t>_pabrik</w:t>
+              <w:t>akta_pabrik</w:t>
             </w:r>
             <w:proofErr w:type="spellEnd"/>
             <w:r>
@@ -32637,7 +31460,6 @@
                 <w:lang w:val="it-IT"/>
               </w:rPr>
             </w:pPr>
-            <w:proofErr w:type="gramStart"/>
             <w:r>
               <w:rPr>
                 <w:rFonts w:ascii="Arial" w:hAnsi="Arial" w:cs="Arial"/>
@@ -32669,16 +31491,7 @@
                 <w:color w:val="000000" w:themeColor="text1"/>
                 <w:szCs w:val="22"/>
               </w:rPr>
-              <w:t>npwp</w:t>
-            </w:r>
-            <w:proofErr w:type="gramEnd"/>
-            <w:r>
-              <w:rPr>
-                <w:rFonts w:ascii="Arial" w:hAnsi="Arial" w:cs="Arial"/>
-                <w:color w:val="000000" w:themeColor="text1"/>
-                <w:szCs w:val="22"/>
-              </w:rPr>
-              <w:t>_pabrik</w:t>
+              <w:t>npwp_pabrik</w:t>
             </w:r>
             <w:proofErr w:type="spellEnd"/>
             <w:r>
@@ -32759,7 +31572,6 @@
                 <w:lang w:val="it-IT"/>
               </w:rPr>
             </w:pPr>
-            <w:proofErr w:type="gramStart"/>
             <w:r>
               <w:rPr>
                 <w:rFonts w:ascii="Arial" w:hAnsi="Arial" w:cs="Arial"/>
@@ -32775,16 +31587,7 @@
                 <w:color w:val="000000" w:themeColor="text1"/>
                 <w:szCs w:val="22"/>
               </w:rPr>
-              <w:t>no</w:t>
-            </w:r>
-            <w:proofErr w:type="gramEnd"/>
-            <w:r>
-              <w:rPr>
-                <w:rFonts w:ascii="Arial" w:hAnsi="Arial" w:cs="Arial"/>
-                <w:color w:val="000000" w:themeColor="text1"/>
-                <w:szCs w:val="22"/>
-              </w:rPr>
-              <w:t>_izin</w:t>
+              <w:t>no_izin</w:t>
             </w:r>
             <w:proofErr w:type="spellEnd"/>
             <w:r>
@@ -32949,7 +31752,6 @@
           <w:lang w:val="it-IT"/>
         </w:rPr>
       </w:pPr>
-      <w:proofErr w:type="gramStart"/>
       <w:r>
         <w:rPr>
           <w:rFonts w:ascii="Arial" w:hAnsi="Arial" w:cs="Arial"/>
@@ -32965,43 +31767,16 @@
           <w:color w:val="000000" w:themeColor="text1"/>
           <w:szCs w:val="22"/>
         </w:rPr>
-        <w:t>struktur</w:t>
-      </w:r>
-      <w:proofErr w:type="gramEnd"/>
-      <w:r>
-        <w:rPr>
-          <w:rFonts w:ascii="Arial" w:hAnsi="Arial" w:cs="Arial"/>
-          <w:color w:val="000000" w:themeColor="text1"/>
-          <w:szCs w:val="22"/>
-        </w:rPr>
-        <w:t>_</w:t>
-      </w:r>
-      <w:proofErr w:type="gramStart"/>
-      <w:r>
-        <w:rPr>
-          <w:rFonts w:ascii="Arial" w:hAnsi="Arial" w:cs="Arial"/>
-          <w:color w:val="000000" w:themeColor="text1"/>
-          <w:szCs w:val="22"/>
-        </w:rPr>
-        <w:t>organisasi</w:t>
-      </w:r>
-      <w:proofErr w:type="spellEnd"/>
-      <w:r>
-        <w:rPr>
-          <w:rFonts w:ascii="Arial" w:hAnsi="Arial" w:cs="Arial"/>
-          <w:color w:val="000000" w:themeColor="text1"/>
-          <w:szCs w:val="22"/>
-        </w:rPr>
-        <w:t xml:space="preserve"> }</w:t>
-      </w:r>
-      <w:proofErr w:type="gramEnd"/>
-      <w:r>
-        <w:rPr>
-          <w:rFonts w:ascii="Arial" w:hAnsi="Arial" w:cs="Arial"/>
-          <w:color w:val="000000" w:themeColor="text1"/>
-          <w:szCs w:val="22"/>
-        </w:rPr>
-        <w:t>}</w:t>
+        <w:t>struktur_organisasi</w:t>
+      </w:r>
+      <w:proofErr w:type="spellEnd"/>
+      <w:r>
+        <w:rPr>
+          <w:rFonts w:ascii="Arial" w:hAnsi="Arial" w:cs="Arial"/>
+          <w:color w:val="000000" w:themeColor="text1"/>
+          <w:szCs w:val="22"/>
+        </w:rPr>
+        <w:t xml:space="preserve"> }}</w:t>
       </w:r>
     </w:p>
     <w:p>
@@ -33079,7 +31854,55 @@
           <w:szCs w:val="22"/>
           <w:lang w:val="it-IT"/>
         </w:rPr>
-        <w:t>Diagram alur proses produksi</w:t>
+        <w:t xml:space="preserve">Diagram </w:t>
+      </w:r>
+      <w:r>
+        <w:rPr>
+          <w:rFonts w:ascii="Arial" w:hAnsi="Arial" w:cs="Arial"/>
+          <w:szCs w:val="22"/>
+          <w:lang w:val="it-IT"/>
+        </w:rPr>
+        <w:t>A</w:t>
+      </w:r>
+      <w:r>
+        <w:rPr>
+          <w:rFonts w:ascii="Arial" w:hAnsi="Arial" w:cs="Arial"/>
+          <w:szCs w:val="22"/>
+          <w:lang w:val="it-IT"/>
+        </w:rPr>
+        <w:t xml:space="preserve">lur </w:t>
+      </w:r>
+      <w:r>
+        <w:rPr>
+          <w:rFonts w:ascii="Arial" w:hAnsi="Arial" w:cs="Arial"/>
+          <w:szCs w:val="22"/>
+          <w:lang w:val="it-IT"/>
+        </w:rPr>
+        <w:t>P</w:t>
+      </w:r>
+      <w:r>
+        <w:rPr>
+          <w:rFonts w:ascii="Arial" w:hAnsi="Arial" w:cs="Arial"/>
+          <w:szCs w:val="22"/>
+          <w:lang w:val="it-IT"/>
+        </w:rPr>
+        <w:t xml:space="preserve">roses </w:t>
+      </w:r>
+      <w:r>
+        <w:rPr>
+          <w:rFonts w:ascii="Arial" w:hAnsi="Arial" w:cs="Arial"/>
+          <w:szCs w:val="22"/>
+          <w:lang w:val="it-IT"/>
+        </w:rPr>
+        <w:t>P</w:t>
+      </w:r>
+      <w:r>
+        <w:rPr>
+          <w:rFonts w:ascii="Arial" w:hAnsi="Arial" w:cs="Arial"/>
+          <w:szCs w:val="22"/>
+          <w:lang w:val="it-IT"/>
+        </w:rPr>
+        <w:t>roduksi</w:t>
       </w:r>
       <w:bookmarkEnd w:id="26"/>
     </w:p>
@@ -33165,7 +31988,6 @@
           <w:lang w:val="it-IT"/>
         </w:rPr>
       </w:pPr>
-      <w:proofErr w:type="gramStart"/>
       <w:r>
         <w:rPr>
           <w:rFonts w:ascii="Arial" w:hAnsi="Arial" w:cs="Arial"/>
@@ -33181,43 +32003,16 @@
           <w:color w:val="000000" w:themeColor="text1"/>
           <w:szCs w:val="22"/>
         </w:rPr>
-        <w:t>alur</w:t>
-      </w:r>
-      <w:proofErr w:type="gramEnd"/>
-      <w:r>
-        <w:rPr>
-          <w:rFonts w:ascii="Arial" w:hAnsi="Arial" w:cs="Arial"/>
-          <w:color w:val="000000" w:themeColor="text1"/>
-          <w:szCs w:val="22"/>
-        </w:rPr>
-        <w:t>_</w:t>
-      </w:r>
-      <w:proofErr w:type="gramStart"/>
-      <w:r>
-        <w:rPr>
-          <w:rFonts w:ascii="Arial" w:hAnsi="Arial" w:cs="Arial"/>
-          <w:color w:val="000000" w:themeColor="text1"/>
-          <w:szCs w:val="22"/>
-        </w:rPr>
-        <w:t>produksi</w:t>
-      </w:r>
-      <w:proofErr w:type="spellEnd"/>
-      <w:r>
-        <w:rPr>
-          <w:rFonts w:ascii="Arial" w:hAnsi="Arial" w:cs="Arial"/>
-          <w:color w:val="000000" w:themeColor="text1"/>
-          <w:szCs w:val="22"/>
-        </w:rPr>
-        <w:t xml:space="preserve"> }</w:t>
-      </w:r>
-      <w:proofErr w:type="gramEnd"/>
-      <w:r>
-        <w:rPr>
-          <w:rFonts w:ascii="Arial" w:hAnsi="Arial" w:cs="Arial"/>
-          <w:color w:val="000000" w:themeColor="text1"/>
-          <w:szCs w:val="22"/>
-        </w:rPr>
-        <w:t>}</w:t>
+        <w:t>alur_produksi</w:t>
+      </w:r>
+      <w:proofErr w:type="spellEnd"/>
+      <w:r>
+        <w:rPr>
+          <w:rFonts w:ascii="Arial" w:hAnsi="Arial" w:cs="Arial"/>
+          <w:color w:val="000000" w:themeColor="text1"/>
+          <w:szCs w:val="22"/>
+        </w:rPr>
+        <w:t xml:space="preserve"> }}</w:t>
       </w:r>
     </w:p>
     <w:p>
@@ -33367,25 +32162,7 @@
           <w:color w:val="000000" w:themeColor="text1"/>
           <w:szCs w:val="22"/>
         </w:rPr>
-        <w:t xml:space="preserve"> | </w:t>
-      </w:r>
-      <w:proofErr w:type="gramStart"/>
-      <w:r>
-        <w:rPr>
-          <w:rFonts w:ascii="Arial" w:hAnsi="Arial" w:cs="Arial"/>
-          <w:color w:val="000000" w:themeColor="text1"/>
-          <w:szCs w:val="22"/>
-        </w:rPr>
-        <w:t>batch(</w:t>
-      </w:r>
-      <w:proofErr w:type="gramEnd"/>
-      <w:r>
-        <w:rPr>
-          <w:rFonts w:ascii="Arial" w:hAnsi="Arial" w:cs="Arial"/>
-          <w:color w:val="000000" w:themeColor="text1"/>
-          <w:szCs w:val="22"/>
-        </w:rPr>
-        <w:t>2, None) %}</w:t>
+        <w:t xml:space="preserve"> | batch(2, None) %}</w:t>
       </w:r>
     </w:p>
     <w:tbl>
@@ -33419,25 +32196,7 @@
                 <w:color w:val="000000" w:themeColor="text1"/>
                 <w:szCs w:val="22"/>
               </w:rPr>
-              <w:t xml:space="preserve">{% if </w:t>
-            </w:r>
-            <w:proofErr w:type="gramStart"/>
-            <w:r>
-              <w:rPr>
-                <w:rFonts w:ascii="Arial" w:hAnsi="Arial" w:cs="Arial"/>
-                <w:color w:val="000000" w:themeColor="text1"/>
-                <w:szCs w:val="22"/>
-              </w:rPr>
-              <w:t>baris[</w:t>
-            </w:r>
-            <w:proofErr w:type="gramEnd"/>
-            <w:r>
-              <w:rPr>
-                <w:rFonts w:ascii="Arial" w:hAnsi="Arial" w:cs="Arial"/>
-                <w:color w:val="000000" w:themeColor="text1"/>
-                <w:szCs w:val="22"/>
-              </w:rPr>
-              <w:t>0] %}</w:t>
+              <w:t>{% if baris[0] %}</w:t>
             </w:r>
           </w:p>
           <w:p>
@@ -33448,32 +32207,13 @@
                 <w:szCs w:val="22"/>
               </w:rPr>
             </w:pPr>
-            <w:proofErr w:type="gramStart"/>
-            <w:r>
-              <w:rPr>
-                <w:rFonts w:ascii="Arial" w:hAnsi="Arial" w:cs="Arial"/>
-                <w:color w:val="000000" w:themeColor="text1"/>
-                <w:szCs w:val="22"/>
-              </w:rPr>
-              <w:t>{{ baris</w:t>
-            </w:r>
-            <w:proofErr w:type="gramEnd"/>
-            <w:r>
-              <w:rPr>
-                <w:rFonts w:ascii="Arial" w:hAnsi="Arial" w:cs="Arial"/>
-                <w:color w:val="000000" w:themeColor="text1"/>
-                <w:szCs w:val="22"/>
-              </w:rPr>
-              <w:t>[0</w:t>
-            </w:r>
-            <w:proofErr w:type="gramStart"/>
-            <w:r>
-              <w:rPr>
-                <w:rFonts w:ascii="Arial" w:hAnsi="Arial" w:cs="Arial"/>
-                <w:color w:val="000000" w:themeColor="text1"/>
-                <w:szCs w:val="22"/>
-              </w:rPr>
-              <w:t>].</w:t>
+            <w:r>
+              <w:rPr>
+                <w:rFonts w:ascii="Arial" w:hAnsi="Arial" w:cs="Arial"/>
+                <w:color w:val="000000" w:themeColor="text1"/>
+                <w:szCs w:val="22"/>
+              </w:rPr>
+              <w:t>{{ baris[0].</w:t>
             </w:r>
             <w:proofErr w:type="spellStart"/>
             <w:r>
@@ -33485,7 +32225,6 @@
               <w:t>gambar</w:t>
             </w:r>
             <w:proofErr w:type="spellEnd"/>
-            <w:proofErr w:type="gramEnd"/>
             <w:r>
               <w:rPr>
                 <w:rFonts w:ascii="Arial" w:hAnsi="Arial" w:cs="Arial"/>
@@ -33519,34 +32258,7 @@
                 <w:color w:val="000000" w:themeColor="text1"/>
                 <w:szCs w:val="22"/>
               </w:rPr>
-              <w:t xml:space="preserve">: </w:t>
-            </w:r>
-            <w:proofErr w:type="gramStart"/>
-            <w:r>
-              <w:rPr>
-                <w:rFonts w:ascii="Arial" w:hAnsi="Arial" w:cs="Arial"/>
-                <w:color w:val="000000" w:themeColor="text1"/>
-                <w:szCs w:val="22"/>
-              </w:rPr>
-              <w:t>{{ baris</w:t>
-            </w:r>
-            <w:proofErr w:type="gramEnd"/>
-            <w:r>
-              <w:rPr>
-                <w:rFonts w:ascii="Arial" w:hAnsi="Arial" w:cs="Arial"/>
-                <w:color w:val="000000" w:themeColor="text1"/>
-                <w:szCs w:val="22"/>
-              </w:rPr>
-              <w:t>[0</w:t>
-            </w:r>
-            <w:proofErr w:type="gramStart"/>
-            <w:r>
-              <w:rPr>
-                <w:rFonts w:ascii="Arial" w:hAnsi="Arial" w:cs="Arial"/>
-                <w:color w:val="000000" w:themeColor="text1"/>
-                <w:szCs w:val="22"/>
-              </w:rPr>
-              <w:t>].</w:t>
+              <w:t>: {{ baris[0].</w:t>
             </w:r>
             <w:proofErr w:type="spellStart"/>
             <w:r>
@@ -33558,7 +32270,6 @@
               <w:t>keterangan</w:t>
             </w:r>
             <w:proofErr w:type="spellEnd"/>
-            <w:proofErr w:type="gramEnd"/>
             <w:r>
               <w:rPr>
                 <w:rFonts w:ascii="Arial" w:hAnsi="Arial" w:cs="Arial"/>
@@ -33792,25 +32503,7 @@
           <w:color w:val="000000" w:themeColor="text1"/>
           <w:szCs w:val="22"/>
         </w:rPr>
-        <w:t xml:space="preserve"> | </w:t>
-      </w:r>
-      <w:proofErr w:type="gramStart"/>
-      <w:r>
-        <w:rPr>
-          <w:rFonts w:ascii="Arial" w:hAnsi="Arial" w:cs="Arial"/>
-          <w:color w:val="000000" w:themeColor="text1"/>
-          <w:szCs w:val="22"/>
-        </w:rPr>
-        <w:t>batch(</w:t>
-      </w:r>
-      <w:proofErr w:type="gramEnd"/>
-      <w:r>
-        <w:rPr>
-          <w:rFonts w:ascii="Arial" w:hAnsi="Arial" w:cs="Arial"/>
-          <w:color w:val="000000" w:themeColor="text1"/>
-          <w:szCs w:val="22"/>
-        </w:rPr>
-        <w:t>2, None) %}</w:t>
+        <w:t xml:space="preserve"> | batch(2, None) %}</w:t>
       </w:r>
     </w:p>
     <w:tbl>
@@ -33844,25 +32537,7 @@
                 <w:color w:val="000000" w:themeColor="text1"/>
                 <w:szCs w:val="22"/>
               </w:rPr>
-              <w:t xml:space="preserve">{% if </w:t>
-            </w:r>
-            <w:proofErr w:type="gramStart"/>
-            <w:r>
-              <w:rPr>
-                <w:rFonts w:ascii="Arial" w:hAnsi="Arial" w:cs="Arial"/>
-                <w:color w:val="000000" w:themeColor="text1"/>
-                <w:szCs w:val="22"/>
-              </w:rPr>
-              <w:t>baris[</w:t>
-            </w:r>
-            <w:proofErr w:type="gramEnd"/>
-            <w:r>
-              <w:rPr>
-                <w:rFonts w:ascii="Arial" w:hAnsi="Arial" w:cs="Arial"/>
-                <w:color w:val="000000" w:themeColor="text1"/>
-                <w:szCs w:val="22"/>
-              </w:rPr>
-              <w:t>0] %}</w:t>
+              <w:t>{% if baris[0] %}</w:t>
             </w:r>
           </w:p>
           <w:p>
@@ -33873,32 +32548,13 @@
                 <w:szCs w:val="22"/>
               </w:rPr>
             </w:pPr>
-            <w:proofErr w:type="gramStart"/>
-            <w:r>
-              <w:rPr>
-                <w:rFonts w:ascii="Arial" w:hAnsi="Arial" w:cs="Arial"/>
-                <w:color w:val="000000" w:themeColor="text1"/>
-                <w:szCs w:val="22"/>
-              </w:rPr>
-              <w:t>{{ baris</w:t>
-            </w:r>
-            <w:proofErr w:type="gramEnd"/>
-            <w:r>
-              <w:rPr>
-                <w:rFonts w:ascii="Arial" w:hAnsi="Arial" w:cs="Arial"/>
-                <w:color w:val="000000" w:themeColor="text1"/>
-                <w:szCs w:val="22"/>
-              </w:rPr>
-              <w:t>[0</w:t>
-            </w:r>
-            <w:proofErr w:type="gramStart"/>
-            <w:r>
-              <w:rPr>
-                <w:rFonts w:ascii="Arial" w:hAnsi="Arial" w:cs="Arial"/>
-                <w:color w:val="000000" w:themeColor="text1"/>
-                <w:szCs w:val="22"/>
-              </w:rPr>
-              <w:t>].</w:t>
+            <w:r>
+              <w:rPr>
+                <w:rFonts w:ascii="Arial" w:hAnsi="Arial" w:cs="Arial"/>
+                <w:color w:val="000000" w:themeColor="text1"/>
+                <w:szCs w:val="22"/>
+              </w:rPr>
+              <w:t>{{ baris[0].</w:t>
             </w:r>
             <w:proofErr w:type="spellStart"/>
             <w:r>
@@ -33910,7 +32566,6 @@
               <w:t>gambar</w:t>
             </w:r>
             <w:proofErr w:type="spellEnd"/>
-            <w:proofErr w:type="gramEnd"/>
             <w:r>
               <w:rPr>
                 <w:rFonts w:ascii="Arial" w:hAnsi="Arial" w:cs="Arial"/>
@@ -33944,34 +32599,7 @@
                 <w:color w:val="000000" w:themeColor="text1"/>
                 <w:szCs w:val="22"/>
               </w:rPr>
-              <w:t xml:space="preserve">: </w:t>
-            </w:r>
-            <w:proofErr w:type="gramStart"/>
-            <w:r>
-              <w:rPr>
-                <w:rFonts w:ascii="Arial" w:hAnsi="Arial" w:cs="Arial"/>
-                <w:color w:val="000000" w:themeColor="text1"/>
-                <w:szCs w:val="22"/>
-              </w:rPr>
-              <w:t>{{ baris</w:t>
-            </w:r>
-            <w:proofErr w:type="gramEnd"/>
-            <w:r>
-              <w:rPr>
-                <w:rFonts w:ascii="Arial" w:hAnsi="Arial" w:cs="Arial"/>
-                <w:color w:val="000000" w:themeColor="text1"/>
-                <w:szCs w:val="22"/>
-              </w:rPr>
-              <w:t>[0</w:t>
-            </w:r>
-            <w:proofErr w:type="gramStart"/>
-            <w:r>
-              <w:rPr>
-                <w:rFonts w:ascii="Arial" w:hAnsi="Arial" w:cs="Arial"/>
-                <w:color w:val="000000" w:themeColor="text1"/>
-                <w:szCs w:val="22"/>
-              </w:rPr>
-              <w:t>].</w:t>
+              <w:t>: {{ baris[0].</w:t>
             </w:r>
             <w:proofErr w:type="spellStart"/>
             <w:r>
@@ -33983,7 +32611,6 @@
               <w:t>keterangan</w:t>
             </w:r>
             <w:proofErr w:type="spellEnd"/>
-            <w:proofErr w:type="gramEnd"/>
             <w:r>
               <w:rPr>
                 <w:rFonts w:ascii="Arial" w:hAnsi="Arial" w:cs="Arial"/>
@@ -34356,25 +32983,7 @@
           <w:color w:val="000000" w:themeColor="text1"/>
           <w:szCs w:val="22"/>
         </w:rPr>
-        <w:t xml:space="preserve"> | </w:t>
-      </w:r>
-      <w:proofErr w:type="gramStart"/>
-      <w:r>
-        <w:rPr>
-          <w:rFonts w:ascii="Arial" w:hAnsi="Arial" w:cs="Arial"/>
-          <w:color w:val="000000" w:themeColor="text1"/>
-          <w:szCs w:val="22"/>
-        </w:rPr>
-        <w:t>batch(</w:t>
-      </w:r>
-      <w:proofErr w:type="gramEnd"/>
-      <w:r>
-        <w:rPr>
-          <w:rFonts w:ascii="Arial" w:hAnsi="Arial" w:cs="Arial"/>
-          <w:color w:val="000000" w:themeColor="text1"/>
-          <w:szCs w:val="22"/>
-        </w:rPr>
-        <w:t>2, None) %}</w:t>
+        <w:t xml:space="preserve"> | batch(2, None) %}</w:t>
       </w:r>
     </w:p>
     <w:tbl>
@@ -34408,25 +33017,7 @@
                 <w:color w:val="000000" w:themeColor="text1"/>
                 <w:szCs w:val="22"/>
               </w:rPr>
-              <w:t xml:space="preserve">{% if </w:t>
-            </w:r>
-            <w:proofErr w:type="gramStart"/>
-            <w:r>
-              <w:rPr>
-                <w:rFonts w:ascii="Arial" w:hAnsi="Arial" w:cs="Arial"/>
-                <w:color w:val="000000" w:themeColor="text1"/>
-                <w:szCs w:val="22"/>
-              </w:rPr>
-              <w:t>baris[</w:t>
-            </w:r>
-            <w:proofErr w:type="gramEnd"/>
-            <w:r>
-              <w:rPr>
-                <w:rFonts w:ascii="Arial" w:hAnsi="Arial" w:cs="Arial"/>
-                <w:color w:val="000000" w:themeColor="text1"/>
-                <w:szCs w:val="22"/>
-              </w:rPr>
-              <w:t>0] %}</w:t>
+              <w:t>{% if baris[0] %}</w:t>
             </w:r>
           </w:p>
           <w:p>
@@ -34437,32 +33028,13 @@
                 <w:szCs w:val="22"/>
               </w:rPr>
             </w:pPr>
-            <w:proofErr w:type="gramStart"/>
-            <w:r>
-              <w:rPr>
-                <w:rFonts w:ascii="Arial" w:hAnsi="Arial" w:cs="Arial"/>
-                <w:color w:val="000000" w:themeColor="text1"/>
-                <w:szCs w:val="22"/>
-              </w:rPr>
-              <w:t>{{ baris</w:t>
-            </w:r>
-            <w:proofErr w:type="gramEnd"/>
-            <w:r>
-              <w:rPr>
-                <w:rFonts w:ascii="Arial" w:hAnsi="Arial" w:cs="Arial"/>
-                <w:color w:val="000000" w:themeColor="text1"/>
-                <w:szCs w:val="22"/>
-              </w:rPr>
-              <w:t>[0</w:t>
-            </w:r>
-            <w:proofErr w:type="gramStart"/>
-            <w:r>
-              <w:rPr>
-                <w:rFonts w:ascii="Arial" w:hAnsi="Arial" w:cs="Arial"/>
-                <w:color w:val="000000" w:themeColor="text1"/>
-                <w:szCs w:val="22"/>
-              </w:rPr>
-              <w:t>].</w:t>
+            <w:r>
+              <w:rPr>
+                <w:rFonts w:ascii="Arial" w:hAnsi="Arial" w:cs="Arial"/>
+                <w:color w:val="000000" w:themeColor="text1"/>
+                <w:szCs w:val="22"/>
+              </w:rPr>
+              <w:t>{{ baris[0].</w:t>
             </w:r>
             <w:proofErr w:type="spellStart"/>
             <w:r>
@@ -34474,7 +33046,6 @@
               <w:t>gambar</w:t>
             </w:r>
             <w:proofErr w:type="spellEnd"/>
-            <w:proofErr w:type="gramEnd"/>
             <w:r>
               <w:rPr>
                 <w:rFonts w:ascii="Arial" w:hAnsi="Arial" w:cs="Arial"/>
@@ -34508,34 +33079,7 @@
                 <w:color w:val="000000" w:themeColor="text1"/>
                 <w:szCs w:val="22"/>
               </w:rPr>
-              <w:t xml:space="preserve">: </w:t>
-            </w:r>
-            <w:proofErr w:type="gramStart"/>
-            <w:r>
-              <w:rPr>
-                <w:rFonts w:ascii="Arial" w:hAnsi="Arial" w:cs="Arial"/>
-                <w:color w:val="000000" w:themeColor="text1"/>
-                <w:szCs w:val="22"/>
-              </w:rPr>
-              <w:t>{{ baris</w:t>
-            </w:r>
-            <w:proofErr w:type="gramEnd"/>
-            <w:r>
-              <w:rPr>
-                <w:rFonts w:ascii="Arial" w:hAnsi="Arial" w:cs="Arial"/>
-                <w:color w:val="000000" w:themeColor="text1"/>
-                <w:szCs w:val="22"/>
-              </w:rPr>
-              <w:t>[0</w:t>
-            </w:r>
-            <w:proofErr w:type="gramStart"/>
-            <w:r>
-              <w:rPr>
-                <w:rFonts w:ascii="Arial" w:hAnsi="Arial" w:cs="Arial"/>
-                <w:color w:val="000000" w:themeColor="text1"/>
-                <w:szCs w:val="22"/>
-              </w:rPr>
-              <w:t>].</w:t>
+              <w:t>: {{ baris[0].</w:t>
             </w:r>
             <w:proofErr w:type="spellStart"/>
             <w:r>
@@ -34547,7 +33091,6 @@
               <w:t>keterangan</w:t>
             </w:r>
             <w:proofErr w:type="spellEnd"/>
-            <w:proofErr w:type="gramEnd"/>
             <w:r>
               <w:rPr>
                 <w:rFonts w:ascii="Arial" w:hAnsi="Arial" w:cs="Arial"/>
@@ -34855,25 +33398,7 @@
           <w:color w:val="000000" w:themeColor="text1"/>
           <w:szCs w:val="22"/>
         </w:rPr>
-        <w:t xml:space="preserve"> | </w:t>
-      </w:r>
-      <w:proofErr w:type="gramStart"/>
-      <w:r>
-        <w:rPr>
-          <w:rFonts w:ascii="Arial" w:hAnsi="Arial" w:cs="Arial"/>
-          <w:color w:val="000000" w:themeColor="text1"/>
-          <w:szCs w:val="22"/>
-        </w:rPr>
-        <w:t>batch(</w:t>
-      </w:r>
-      <w:proofErr w:type="gramEnd"/>
-      <w:r>
-        <w:rPr>
-          <w:rFonts w:ascii="Arial" w:hAnsi="Arial" w:cs="Arial"/>
-          <w:color w:val="000000" w:themeColor="text1"/>
-          <w:szCs w:val="22"/>
-        </w:rPr>
-        <w:t>2, None) %}</w:t>
+        <w:t xml:space="preserve"> | batch(2, None) %}</w:t>
       </w:r>
     </w:p>
     <w:tbl>
@@ -34907,25 +33432,7 @@
                 <w:color w:val="000000" w:themeColor="text1"/>
                 <w:szCs w:val="22"/>
               </w:rPr>
-              <w:t xml:space="preserve">{% if </w:t>
-            </w:r>
-            <w:proofErr w:type="gramStart"/>
-            <w:r>
-              <w:rPr>
-                <w:rFonts w:ascii="Arial" w:hAnsi="Arial" w:cs="Arial"/>
-                <w:color w:val="000000" w:themeColor="text1"/>
-                <w:szCs w:val="22"/>
-              </w:rPr>
-              <w:t>baris[</w:t>
-            </w:r>
-            <w:proofErr w:type="gramEnd"/>
-            <w:r>
-              <w:rPr>
-                <w:rFonts w:ascii="Arial" w:hAnsi="Arial" w:cs="Arial"/>
-                <w:color w:val="000000" w:themeColor="text1"/>
-                <w:szCs w:val="22"/>
-              </w:rPr>
-              <w:t>0] %}</w:t>
+              <w:t>{% if baris[0] %}</w:t>
             </w:r>
           </w:p>
           <w:p>
@@ -34936,32 +33443,13 @@
                 <w:szCs w:val="22"/>
               </w:rPr>
             </w:pPr>
-            <w:proofErr w:type="gramStart"/>
-            <w:r>
-              <w:rPr>
-                <w:rFonts w:ascii="Arial" w:hAnsi="Arial" w:cs="Arial"/>
-                <w:color w:val="000000" w:themeColor="text1"/>
-                <w:szCs w:val="22"/>
-              </w:rPr>
-              <w:t>{{ baris</w:t>
-            </w:r>
-            <w:proofErr w:type="gramEnd"/>
-            <w:r>
-              <w:rPr>
-                <w:rFonts w:ascii="Arial" w:hAnsi="Arial" w:cs="Arial"/>
-                <w:color w:val="000000" w:themeColor="text1"/>
-                <w:szCs w:val="22"/>
-              </w:rPr>
-              <w:t>[0</w:t>
-            </w:r>
-            <w:proofErr w:type="gramStart"/>
-            <w:r>
-              <w:rPr>
-                <w:rFonts w:ascii="Arial" w:hAnsi="Arial" w:cs="Arial"/>
-                <w:color w:val="000000" w:themeColor="text1"/>
-                <w:szCs w:val="22"/>
-              </w:rPr>
-              <w:t>].</w:t>
+            <w:r>
+              <w:rPr>
+                <w:rFonts w:ascii="Arial" w:hAnsi="Arial" w:cs="Arial"/>
+                <w:color w:val="000000" w:themeColor="text1"/>
+                <w:szCs w:val="22"/>
+              </w:rPr>
+              <w:t>{{ baris[0].</w:t>
             </w:r>
             <w:proofErr w:type="spellStart"/>
             <w:r>
@@ -34973,7 +33461,6 @@
               <w:t>gambar</w:t>
             </w:r>
             <w:proofErr w:type="spellEnd"/>
-            <w:proofErr w:type="gramEnd"/>
             <w:r>
               <w:rPr>
                 <w:rFonts w:ascii="Arial" w:hAnsi="Arial" w:cs="Arial"/>
@@ -35007,34 +33494,7 @@
                 <w:color w:val="000000" w:themeColor="text1"/>
                 <w:szCs w:val="22"/>
               </w:rPr>
-              <w:t xml:space="preserve">: </w:t>
-            </w:r>
-            <w:proofErr w:type="gramStart"/>
-            <w:r>
-              <w:rPr>
-                <w:rFonts w:ascii="Arial" w:hAnsi="Arial" w:cs="Arial"/>
-                <w:color w:val="000000" w:themeColor="text1"/>
-                <w:szCs w:val="22"/>
-              </w:rPr>
-              <w:t>{{ baris</w:t>
-            </w:r>
-            <w:proofErr w:type="gramEnd"/>
-            <w:r>
-              <w:rPr>
-                <w:rFonts w:ascii="Arial" w:hAnsi="Arial" w:cs="Arial"/>
-                <w:color w:val="000000" w:themeColor="text1"/>
-                <w:szCs w:val="22"/>
-              </w:rPr>
-              <w:t>[0</w:t>
-            </w:r>
-            <w:proofErr w:type="gramStart"/>
-            <w:r>
-              <w:rPr>
-                <w:rFonts w:ascii="Arial" w:hAnsi="Arial" w:cs="Arial"/>
-                <w:color w:val="000000" w:themeColor="text1"/>
-                <w:szCs w:val="22"/>
-              </w:rPr>
-              <w:t>].</w:t>
+              <w:t>: {{ baris[0].</w:t>
             </w:r>
             <w:proofErr w:type="spellStart"/>
             <w:r>
@@ -35046,7 +33506,6 @@
               <w:t>keterangan</w:t>
             </w:r>
             <w:proofErr w:type="spellEnd"/>
-            <w:proofErr w:type="gramEnd"/>
             <w:r>
               <w:rPr>
                 <w:rFonts w:ascii="Arial" w:hAnsi="Arial" w:cs="Arial"/>
@@ -35395,25 +33854,7 @@
           <w:color w:val="000000" w:themeColor="text1"/>
           <w:szCs w:val="22"/>
         </w:rPr>
-        <w:t xml:space="preserve"> | </w:t>
-      </w:r>
-      <w:proofErr w:type="gramStart"/>
-      <w:r>
-        <w:rPr>
-          <w:rFonts w:ascii="Arial" w:hAnsi="Arial" w:cs="Arial"/>
-          <w:color w:val="000000" w:themeColor="text1"/>
-          <w:szCs w:val="22"/>
-        </w:rPr>
-        <w:t>batch(</w:t>
-      </w:r>
-      <w:proofErr w:type="gramEnd"/>
-      <w:r>
-        <w:rPr>
-          <w:rFonts w:ascii="Arial" w:hAnsi="Arial" w:cs="Arial"/>
-          <w:color w:val="000000" w:themeColor="text1"/>
-          <w:szCs w:val="22"/>
-        </w:rPr>
-        <w:t>2, None) %}</w:t>
+        <w:t xml:space="preserve"> | batch(2, None) %}</w:t>
       </w:r>
     </w:p>
     <w:tbl>
@@ -35447,25 +33888,7 @@
                 <w:color w:val="000000" w:themeColor="text1"/>
                 <w:szCs w:val="22"/>
               </w:rPr>
-              <w:t xml:space="preserve">{% if </w:t>
-            </w:r>
-            <w:proofErr w:type="gramStart"/>
-            <w:r>
-              <w:rPr>
-                <w:rFonts w:ascii="Arial" w:hAnsi="Arial" w:cs="Arial"/>
-                <w:color w:val="000000" w:themeColor="text1"/>
-                <w:szCs w:val="22"/>
-              </w:rPr>
-              <w:t>baris[</w:t>
-            </w:r>
-            <w:proofErr w:type="gramEnd"/>
-            <w:r>
-              <w:rPr>
-                <w:rFonts w:ascii="Arial" w:hAnsi="Arial" w:cs="Arial"/>
-                <w:color w:val="000000" w:themeColor="text1"/>
-                <w:szCs w:val="22"/>
-              </w:rPr>
-              <w:t>0] %}</w:t>
+              <w:t>{% if baris[0] %}</w:t>
             </w:r>
           </w:p>
           <w:p>
@@ -35476,32 +33899,13 @@
                 <w:szCs w:val="22"/>
               </w:rPr>
             </w:pPr>
-            <w:proofErr w:type="gramStart"/>
-            <w:r>
-              <w:rPr>
-                <w:rFonts w:ascii="Arial" w:hAnsi="Arial" w:cs="Arial"/>
-                <w:color w:val="000000" w:themeColor="text1"/>
-                <w:szCs w:val="22"/>
-              </w:rPr>
-              <w:t>{{ baris</w:t>
-            </w:r>
-            <w:proofErr w:type="gramEnd"/>
-            <w:r>
-              <w:rPr>
-                <w:rFonts w:ascii="Arial" w:hAnsi="Arial" w:cs="Arial"/>
-                <w:color w:val="000000" w:themeColor="text1"/>
-                <w:szCs w:val="22"/>
-              </w:rPr>
-              <w:t>[0</w:t>
-            </w:r>
-            <w:proofErr w:type="gramStart"/>
-            <w:r>
-              <w:rPr>
-                <w:rFonts w:ascii="Arial" w:hAnsi="Arial" w:cs="Arial"/>
-                <w:color w:val="000000" w:themeColor="text1"/>
-                <w:szCs w:val="22"/>
-              </w:rPr>
-              <w:t>].</w:t>
+            <w:r>
+              <w:rPr>
+                <w:rFonts w:ascii="Arial" w:hAnsi="Arial" w:cs="Arial"/>
+                <w:color w:val="000000" w:themeColor="text1"/>
+                <w:szCs w:val="22"/>
+              </w:rPr>
+              <w:t>{{ baris[0].</w:t>
             </w:r>
             <w:proofErr w:type="spellStart"/>
             <w:r>
@@ -35513,7 +33917,6 @@
               <w:t>gambar</w:t>
             </w:r>
             <w:proofErr w:type="spellEnd"/>
-            <w:proofErr w:type="gramEnd"/>
             <w:r>
               <w:rPr>
                 <w:rFonts w:ascii="Arial" w:hAnsi="Arial" w:cs="Arial"/>
@@ -35547,34 +33950,7 @@
                 <w:color w:val="000000" w:themeColor="text1"/>
                 <w:szCs w:val="22"/>
               </w:rPr>
-              <w:t xml:space="preserve">: </w:t>
-            </w:r>
-            <w:proofErr w:type="gramStart"/>
-            <w:r>
-              <w:rPr>
-                <w:rFonts w:ascii="Arial" w:hAnsi="Arial" w:cs="Arial"/>
-                <w:color w:val="000000" w:themeColor="text1"/>
-                <w:szCs w:val="22"/>
-              </w:rPr>
-              <w:t>{{ baris</w:t>
-            </w:r>
-            <w:proofErr w:type="gramEnd"/>
-            <w:r>
-              <w:rPr>
-                <w:rFonts w:ascii="Arial" w:hAnsi="Arial" w:cs="Arial"/>
-                <w:color w:val="000000" w:themeColor="text1"/>
-                <w:szCs w:val="22"/>
-              </w:rPr>
-              <w:t>[0</w:t>
-            </w:r>
-            <w:proofErr w:type="gramStart"/>
-            <w:r>
-              <w:rPr>
-                <w:rFonts w:ascii="Arial" w:hAnsi="Arial" w:cs="Arial"/>
-                <w:color w:val="000000" w:themeColor="text1"/>
-                <w:szCs w:val="22"/>
-              </w:rPr>
-              <w:t>].</w:t>
+              <w:t>: {{ baris[0].</w:t>
             </w:r>
             <w:proofErr w:type="spellStart"/>
             <w:r>
@@ -35586,7 +33962,6 @@
               <w:t>keterangan</w:t>
             </w:r>
             <w:proofErr w:type="spellEnd"/>
-            <w:proofErr w:type="gramEnd"/>
             <w:r>
               <w:rPr>
                 <w:rFonts w:ascii="Arial" w:hAnsi="Arial" w:cs="Arial"/>
@@ -35893,25 +34268,7 @@
           <w:color w:val="000000" w:themeColor="text1"/>
           <w:szCs w:val="22"/>
         </w:rPr>
-        <w:t xml:space="preserve"> | </w:t>
-      </w:r>
-      <w:proofErr w:type="gramStart"/>
-      <w:r>
-        <w:rPr>
-          <w:rFonts w:ascii="Arial" w:hAnsi="Arial" w:cs="Arial"/>
-          <w:color w:val="000000" w:themeColor="text1"/>
-          <w:szCs w:val="22"/>
-        </w:rPr>
-        <w:t>batch(</w:t>
-      </w:r>
-      <w:proofErr w:type="gramEnd"/>
-      <w:r>
-        <w:rPr>
-          <w:rFonts w:ascii="Arial" w:hAnsi="Arial" w:cs="Arial"/>
-          <w:color w:val="000000" w:themeColor="text1"/>
-          <w:szCs w:val="22"/>
-        </w:rPr>
-        <w:t>2, None) %}</w:t>
+        <w:t xml:space="preserve"> | batch(2, None) %}</w:t>
       </w:r>
     </w:p>
     <w:tbl>
@@ -35945,25 +34302,7 @@
                 <w:color w:val="000000" w:themeColor="text1"/>
                 <w:szCs w:val="22"/>
               </w:rPr>
-              <w:t xml:space="preserve">{% if </w:t>
-            </w:r>
-            <w:proofErr w:type="gramStart"/>
-            <w:r>
-              <w:rPr>
-                <w:rFonts w:ascii="Arial" w:hAnsi="Arial" w:cs="Arial"/>
-                <w:color w:val="000000" w:themeColor="text1"/>
-                <w:szCs w:val="22"/>
-              </w:rPr>
-              <w:t>baris[</w:t>
-            </w:r>
-            <w:proofErr w:type="gramEnd"/>
-            <w:r>
-              <w:rPr>
-                <w:rFonts w:ascii="Arial" w:hAnsi="Arial" w:cs="Arial"/>
-                <w:color w:val="000000" w:themeColor="text1"/>
-                <w:szCs w:val="22"/>
-              </w:rPr>
-              <w:t>0] %}</w:t>
+              <w:t>{% if baris[0] %}</w:t>
             </w:r>
           </w:p>
           <w:p>
@@ -35974,32 +34313,13 @@
                 <w:szCs w:val="22"/>
               </w:rPr>
             </w:pPr>
-            <w:proofErr w:type="gramStart"/>
-            <w:r>
-              <w:rPr>
-                <w:rFonts w:ascii="Arial" w:hAnsi="Arial" w:cs="Arial"/>
-                <w:color w:val="000000" w:themeColor="text1"/>
-                <w:szCs w:val="22"/>
-              </w:rPr>
-              <w:t>{{ baris</w:t>
-            </w:r>
-            <w:proofErr w:type="gramEnd"/>
-            <w:r>
-              <w:rPr>
-                <w:rFonts w:ascii="Arial" w:hAnsi="Arial" w:cs="Arial"/>
-                <w:color w:val="000000" w:themeColor="text1"/>
-                <w:szCs w:val="22"/>
-              </w:rPr>
-              <w:t>[0</w:t>
-            </w:r>
-            <w:proofErr w:type="gramStart"/>
-            <w:r>
-              <w:rPr>
-                <w:rFonts w:ascii="Arial" w:hAnsi="Arial" w:cs="Arial"/>
-                <w:color w:val="000000" w:themeColor="text1"/>
-                <w:szCs w:val="22"/>
-              </w:rPr>
-              <w:t>].</w:t>
+            <w:r>
+              <w:rPr>
+                <w:rFonts w:ascii="Arial" w:hAnsi="Arial" w:cs="Arial"/>
+                <w:color w:val="000000" w:themeColor="text1"/>
+                <w:szCs w:val="22"/>
+              </w:rPr>
+              <w:t>{{ baris[0].</w:t>
             </w:r>
             <w:proofErr w:type="spellStart"/>
             <w:r>
@@ -36011,7 +34331,6 @@
               <w:t>gambar</w:t>
             </w:r>
             <w:proofErr w:type="spellEnd"/>
-            <w:proofErr w:type="gramEnd"/>
             <w:r>
               <w:rPr>
                 <w:rFonts w:ascii="Arial" w:hAnsi="Arial" w:cs="Arial"/>
@@ -36045,34 +34364,7 @@
                 <w:color w:val="000000" w:themeColor="text1"/>
                 <w:szCs w:val="22"/>
               </w:rPr>
-              <w:t xml:space="preserve">: </w:t>
-            </w:r>
-            <w:proofErr w:type="gramStart"/>
-            <w:r>
-              <w:rPr>
-                <w:rFonts w:ascii="Arial" w:hAnsi="Arial" w:cs="Arial"/>
-                <w:color w:val="000000" w:themeColor="text1"/>
-                <w:szCs w:val="22"/>
-              </w:rPr>
-              <w:t>{{ baris</w:t>
-            </w:r>
-            <w:proofErr w:type="gramEnd"/>
-            <w:r>
-              <w:rPr>
-                <w:rFonts w:ascii="Arial" w:hAnsi="Arial" w:cs="Arial"/>
-                <w:color w:val="000000" w:themeColor="text1"/>
-                <w:szCs w:val="22"/>
-              </w:rPr>
-              <w:t>[0</w:t>
-            </w:r>
-            <w:proofErr w:type="gramStart"/>
-            <w:r>
-              <w:rPr>
-                <w:rFonts w:ascii="Arial" w:hAnsi="Arial" w:cs="Arial"/>
-                <w:color w:val="000000" w:themeColor="text1"/>
-                <w:szCs w:val="22"/>
-              </w:rPr>
-              <w:t>].</w:t>
+              <w:t>: {{ baris[0].</w:t>
             </w:r>
             <w:proofErr w:type="spellStart"/>
             <w:r>
@@ -36084,7 +34376,6 @@
               <w:t>keterangan</w:t>
             </w:r>
             <w:proofErr w:type="spellEnd"/>
-            <w:proofErr w:type="gramEnd"/>
             <w:r>
               <w:rPr>
                 <w:rFonts w:ascii="Arial" w:hAnsi="Arial" w:cs="Arial"/>
@@ -36317,25 +34608,7 @@
           <w:color w:val="000000" w:themeColor="text1"/>
           <w:szCs w:val="22"/>
         </w:rPr>
-        <w:t xml:space="preserve"> | </w:t>
-      </w:r>
-      <w:proofErr w:type="gramStart"/>
-      <w:r>
-        <w:rPr>
-          <w:rFonts w:ascii="Arial" w:hAnsi="Arial" w:cs="Arial"/>
-          <w:color w:val="000000" w:themeColor="text1"/>
-          <w:szCs w:val="22"/>
-        </w:rPr>
-        <w:t>batch(</w:t>
-      </w:r>
-      <w:proofErr w:type="gramEnd"/>
-      <w:r>
-        <w:rPr>
-          <w:rFonts w:ascii="Arial" w:hAnsi="Arial" w:cs="Arial"/>
-          <w:color w:val="000000" w:themeColor="text1"/>
-          <w:szCs w:val="22"/>
-        </w:rPr>
-        <w:t>2, None) %}</w:t>
+        <w:t xml:space="preserve"> | batch(2, None) %}</w:t>
       </w:r>
     </w:p>
     <w:tbl>
@@ -36369,25 +34642,7 @@
                 <w:color w:val="000000" w:themeColor="text1"/>
                 <w:szCs w:val="22"/>
               </w:rPr>
-              <w:t xml:space="preserve">{% if </w:t>
-            </w:r>
-            <w:proofErr w:type="gramStart"/>
-            <w:r>
-              <w:rPr>
-                <w:rFonts w:ascii="Arial" w:hAnsi="Arial" w:cs="Arial"/>
-                <w:color w:val="000000" w:themeColor="text1"/>
-                <w:szCs w:val="22"/>
-              </w:rPr>
-              <w:t>baris[</w:t>
-            </w:r>
-            <w:proofErr w:type="gramEnd"/>
-            <w:r>
-              <w:rPr>
-                <w:rFonts w:ascii="Arial" w:hAnsi="Arial" w:cs="Arial"/>
-                <w:color w:val="000000" w:themeColor="text1"/>
-                <w:szCs w:val="22"/>
-              </w:rPr>
-              <w:t>0] %}</w:t>
+              <w:t>{% if baris[0] %}</w:t>
             </w:r>
           </w:p>
           <w:p>
@@ -36398,32 +34653,13 @@
                 <w:szCs w:val="22"/>
               </w:rPr>
             </w:pPr>
-            <w:proofErr w:type="gramStart"/>
-            <w:r>
-              <w:rPr>
-                <w:rFonts w:ascii="Arial" w:hAnsi="Arial" w:cs="Arial"/>
-                <w:color w:val="000000" w:themeColor="text1"/>
-                <w:szCs w:val="22"/>
-              </w:rPr>
-              <w:t>{{ baris</w:t>
-            </w:r>
-            <w:proofErr w:type="gramEnd"/>
-            <w:r>
-              <w:rPr>
-                <w:rFonts w:ascii="Arial" w:hAnsi="Arial" w:cs="Arial"/>
-                <w:color w:val="000000" w:themeColor="text1"/>
-                <w:szCs w:val="22"/>
-              </w:rPr>
-              <w:t>[0</w:t>
-            </w:r>
-            <w:proofErr w:type="gramStart"/>
-            <w:r>
-              <w:rPr>
-                <w:rFonts w:ascii="Arial" w:hAnsi="Arial" w:cs="Arial"/>
-                <w:color w:val="000000" w:themeColor="text1"/>
-                <w:szCs w:val="22"/>
-              </w:rPr>
-              <w:t>].</w:t>
+            <w:r>
+              <w:rPr>
+                <w:rFonts w:ascii="Arial" w:hAnsi="Arial" w:cs="Arial"/>
+                <w:color w:val="000000" w:themeColor="text1"/>
+                <w:szCs w:val="22"/>
+              </w:rPr>
+              <w:t>{{ baris[0].</w:t>
             </w:r>
             <w:proofErr w:type="spellStart"/>
             <w:r>
@@ -36435,7 +34671,6 @@
               <w:t>gambar</w:t>
             </w:r>
             <w:proofErr w:type="spellEnd"/>
-            <w:proofErr w:type="gramEnd"/>
             <w:r>
               <w:rPr>
                 <w:rFonts w:ascii="Arial" w:hAnsi="Arial" w:cs="Arial"/>
@@ -36469,34 +34704,7 @@
                 <w:color w:val="000000" w:themeColor="text1"/>
                 <w:szCs w:val="22"/>
               </w:rPr>
-              <w:t xml:space="preserve">: </w:t>
-            </w:r>
-            <w:proofErr w:type="gramStart"/>
-            <w:r>
-              <w:rPr>
-                <w:rFonts w:ascii="Arial" w:hAnsi="Arial" w:cs="Arial"/>
-                <w:color w:val="000000" w:themeColor="text1"/>
-                <w:szCs w:val="22"/>
-              </w:rPr>
-              <w:t>{{ baris</w:t>
-            </w:r>
-            <w:proofErr w:type="gramEnd"/>
-            <w:r>
-              <w:rPr>
-                <w:rFonts w:ascii="Arial" w:hAnsi="Arial" w:cs="Arial"/>
-                <w:color w:val="000000" w:themeColor="text1"/>
-                <w:szCs w:val="22"/>
-              </w:rPr>
-              <w:t>[0</w:t>
-            </w:r>
-            <w:proofErr w:type="gramStart"/>
-            <w:r>
-              <w:rPr>
-                <w:rFonts w:ascii="Arial" w:hAnsi="Arial" w:cs="Arial"/>
-                <w:color w:val="000000" w:themeColor="text1"/>
-                <w:szCs w:val="22"/>
-              </w:rPr>
-              <w:t>].</w:t>
+              <w:t>: {{ baris[0].</w:t>
             </w:r>
             <w:proofErr w:type="spellStart"/>
             <w:r>
@@ -36508,7 +34716,6 @@
               <w:t>keterangan</w:t>
             </w:r>
             <w:proofErr w:type="spellEnd"/>
-            <w:proofErr w:type="gramEnd"/>
             <w:r>
               <w:rPr>
                 <w:rFonts w:ascii="Arial" w:hAnsi="Arial" w:cs="Arial"/>
@@ -36808,25 +35015,7 @@
           <w:color w:val="000000" w:themeColor="text1"/>
           <w:szCs w:val="22"/>
         </w:rPr>
-        <w:t xml:space="preserve"> | </w:t>
-      </w:r>
-      <w:proofErr w:type="gramStart"/>
-      <w:r>
-        <w:rPr>
-          <w:rFonts w:ascii="Arial" w:hAnsi="Arial" w:cs="Arial"/>
-          <w:color w:val="000000" w:themeColor="text1"/>
-          <w:szCs w:val="22"/>
-        </w:rPr>
-        <w:t>batch(</w:t>
-      </w:r>
-      <w:proofErr w:type="gramEnd"/>
-      <w:r>
-        <w:rPr>
-          <w:rFonts w:ascii="Arial" w:hAnsi="Arial" w:cs="Arial"/>
-          <w:color w:val="000000" w:themeColor="text1"/>
-          <w:szCs w:val="22"/>
-        </w:rPr>
-        <w:t>2, None) %}</w:t>
+        <w:t xml:space="preserve"> | batch(2, None) %}</w:t>
       </w:r>
     </w:p>
     <w:tbl>
@@ -36860,25 +35049,7 @@
                 <w:color w:val="000000" w:themeColor="text1"/>
                 <w:szCs w:val="22"/>
               </w:rPr>
-              <w:t xml:space="preserve">{% if </w:t>
-            </w:r>
-            <w:proofErr w:type="gramStart"/>
-            <w:r>
-              <w:rPr>
-                <w:rFonts w:ascii="Arial" w:hAnsi="Arial" w:cs="Arial"/>
-                <w:color w:val="000000" w:themeColor="text1"/>
-                <w:szCs w:val="22"/>
-              </w:rPr>
-              <w:t>baris[</w:t>
-            </w:r>
-            <w:proofErr w:type="gramEnd"/>
-            <w:r>
-              <w:rPr>
-                <w:rFonts w:ascii="Arial" w:hAnsi="Arial" w:cs="Arial"/>
-                <w:color w:val="000000" w:themeColor="text1"/>
-                <w:szCs w:val="22"/>
-              </w:rPr>
-              <w:t>0] %}</w:t>
+              <w:t>{% if baris[0] %}</w:t>
             </w:r>
           </w:p>
           <w:p>
@@ -36889,32 +35060,13 @@
                 <w:szCs w:val="22"/>
               </w:rPr>
             </w:pPr>
-            <w:proofErr w:type="gramStart"/>
-            <w:r>
-              <w:rPr>
-                <w:rFonts w:ascii="Arial" w:hAnsi="Arial" w:cs="Arial"/>
-                <w:color w:val="000000" w:themeColor="text1"/>
-                <w:szCs w:val="22"/>
-              </w:rPr>
-              <w:t>{{ baris</w:t>
-            </w:r>
-            <w:proofErr w:type="gramEnd"/>
-            <w:r>
-              <w:rPr>
-                <w:rFonts w:ascii="Arial" w:hAnsi="Arial" w:cs="Arial"/>
-                <w:color w:val="000000" w:themeColor="text1"/>
-                <w:szCs w:val="22"/>
-              </w:rPr>
-              <w:t>[0</w:t>
-            </w:r>
-            <w:proofErr w:type="gramStart"/>
-            <w:r>
-              <w:rPr>
-                <w:rFonts w:ascii="Arial" w:hAnsi="Arial" w:cs="Arial"/>
-                <w:color w:val="000000" w:themeColor="text1"/>
-                <w:szCs w:val="22"/>
-              </w:rPr>
-              <w:t>].</w:t>
+            <w:r>
+              <w:rPr>
+                <w:rFonts w:ascii="Arial" w:hAnsi="Arial" w:cs="Arial"/>
+                <w:color w:val="000000" w:themeColor="text1"/>
+                <w:szCs w:val="22"/>
+              </w:rPr>
+              <w:t>{{ baris[0].</w:t>
             </w:r>
             <w:proofErr w:type="spellStart"/>
             <w:r>
@@ -36926,7 +35078,6 @@
               <w:t>gambar</w:t>
             </w:r>
             <w:proofErr w:type="spellEnd"/>
-            <w:proofErr w:type="gramEnd"/>
             <w:r>
               <w:rPr>
                 <w:rFonts w:ascii="Arial" w:hAnsi="Arial" w:cs="Arial"/>
@@ -36960,34 +35111,7 @@
                 <w:color w:val="000000" w:themeColor="text1"/>
                 <w:szCs w:val="22"/>
               </w:rPr>
-              <w:t xml:space="preserve">: </w:t>
-            </w:r>
-            <w:proofErr w:type="gramStart"/>
-            <w:r>
-              <w:rPr>
-                <w:rFonts w:ascii="Arial" w:hAnsi="Arial" w:cs="Arial"/>
-                <w:color w:val="000000" w:themeColor="text1"/>
-                <w:szCs w:val="22"/>
-              </w:rPr>
-              <w:t>{{ baris</w:t>
-            </w:r>
-            <w:proofErr w:type="gramEnd"/>
-            <w:r>
-              <w:rPr>
-                <w:rFonts w:ascii="Arial" w:hAnsi="Arial" w:cs="Arial"/>
-                <w:color w:val="000000" w:themeColor="text1"/>
-                <w:szCs w:val="22"/>
-              </w:rPr>
-              <w:t>[0</w:t>
-            </w:r>
-            <w:proofErr w:type="gramStart"/>
-            <w:r>
-              <w:rPr>
-                <w:rFonts w:ascii="Arial" w:hAnsi="Arial" w:cs="Arial"/>
-                <w:color w:val="000000" w:themeColor="text1"/>
-                <w:szCs w:val="22"/>
-              </w:rPr>
-              <w:t>].</w:t>
+              <w:t>: {{ baris[0].</w:t>
             </w:r>
             <w:proofErr w:type="spellStart"/>
             <w:r>
@@ -36999,7 +35123,6 @@
               <w:t>keterangan</w:t>
             </w:r>
             <w:proofErr w:type="spellEnd"/>
-            <w:proofErr w:type="gramEnd"/>
             <w:r>
               <w:rPr>
                 <w:rFonts w:ascii="Arial" w:hAnsi="Arial" w:cs="Arial"/>
@@ -37253,25 +35376,7 @@
           <w:color w:val="000000" w:themeColor="text1"/>
           <w:szCs w:val="22"/>
         </w:rPr>
-        <w:t xml:space="preserve"> | </w:t>
-      </w:r>
-      <w:proofErr w:type="gramStart"/>
-      <w:r>
-        <w:rPr>
-          <w:rFonts w:ascii="Arial" w:hAnsi="Arial" w:cs="Arial"/>
-          <w:color w:val="000000" w:themeColor="text1"/>
-          <w:szCs w:val="22"/>
-        </w:rPr>
-        <w:t>batch(</w:t>
-      </w:r>
-      <w:proofErr w:type="gramEnd"/>
-      <w:r>
-        <w:rPr>
-          <w:rFonts w:ascii="Arial" w:hAnsi="Arial" w:cs="Arial"/>
-          <w:color w:val="000000" w:themeColor="text1"/>
-          <w:szCs w:val="22"/>
-        </w:rPr>
-        <w:t>2, None) %}</w:t>
+        <w:t xml:space="preserve"> | batch(2, None) %}</w:t>
       </w:r>
     </w:p>
     <w:tbl>
@@ -37305,25 +35410,7 @@
                 <w:color w:val="000000" w:themeColor="text1"/>
                 <w:szCs w:val="22"/>
               </w:rPr>
-              <w:t xml:space="preserve">{% if </w:t>
-            </w:r>
-            <w:proofErr w:type="gramStart"/>
-            <w:r>
-              <w:rPr>
-                <w:rFonts w:ascii="Arial" w:hAnsi="Arial" w:cs="Arial"/>
-                <w:color w:val="000000" w:themeColor="text1"/>
-                <w:szCs w:val="22"/>
-              </w:rPr>
-              <w:t>baris[</w:t>
-            </w:r>
-            <w:proofErr w:type="gramEnd"/>
-            <w:r>
-              <w:rPr>
-                <w:rFonts w:ascii="Arial" w:hAnsi="Arial" w:cs="Arial"/>
-                <w:color w:val="000000" w:themeColor="text1"/>
-                <w:szCs w:val="22"/>
-              </w:rPr>
-              <w:t>0] %}</w:t>
+              <w:t>{% if baris[0] %}</w:t>
             </w:r>
           </w:p>
           <w:p>
@@ -37334,32 +35421,13 @@
                 <w:szCs w:val="22"/>
               </w:rPr>
             </w:pPr>
-            <w:proofErr w:type="gramStart"/>
-            <w:r>
-              <w:rPr>
-                <w:rFonts w:ascii="Arial" w:hAnsi="Arial" w:cs="Arial"/>
-                <w:color w:val="000000" w:themeColor="text1"/>
-                <w:szCs w:val="22"/>
-              </w:rPr>
-              <w:t>{{ baris</w:t>
-            </w:r>
-            <w:proofErr w:type="gramEnd"/>
-            <w:r>
-              <w:rPr>
-                <w:rFonts w:ascii="Arial" w:hAnsi="Arial" w:cs="Arial"/>
-                <w:color w:val="000000" w:themeColor="text1"/>
-                <w:szCs w:val="22"/>
-              </w:rPr>
-              <w:t>[0</w:t>
-            </w:r>
-            <w:proofErr w:type="gramStart"/>
-            <w:r>
-              <w:rPr>
-                <w:rFonts w:ascii="Arial" w:hAnsi="Arial" w:cs="Arial"/>
-                <w:color w:val="000000" w:themeColor="text1"/>
-                <w:szCs w:val="22"/>
-              </w:rPr>
-              <w:t>].</w:t>
+            <w:r>
+              <w:rPr>
+                <w:rFonts w:ascii="Arial" w:hAnsi="Arial" w:cs="Arial"/>
+                <w:color w:val="000000" w:themeColor="text1"/>
+                <w:szCs w:val="22"/>
+              </w:rPr>
+              <w:t>{{ baris[0].</w:t>
             </w:r>
             <w:proofErr w:type="spellStart"/>
             <w:r>
@@ -37371,7 +35439,6 @@
               <w:t>gambar</w:t>
             </w:r>
             <w:proofErr w:type="spellEnd"/>
-            <w:proofErr w:type="gramEnd"/>
             <w:r>
               <w:rPr>
                 <w:rFonts w:ascii="Arial" w:hAnsi="Arial" w:cs="Arial"/>
@@ -37405,34 +35472,7 @@
                 <w:color w:val="000000" w:themeColor="text1"/>
                 <w:szCs w:val="22"/>
               </w:rPr>
-              <w:t xml:space="preserve">: </w:t>
-            </w:r>
-            <w:proofErr w:type="gramStart"/>
-            <w:r>
-              <w:rPr>
-                <w:rFonts w:ascii="Arial" w:hAnsi="Arial" w:cs="Arial"/>
-                <w:color w:val="000000" w:themeColor="text1"/>
-                <w:szCs w:val="22"/>
-              </w:rPr>
-              <w:t>{{ baris</w:t>
-            </w:r>
-            <w:proofErr w:type="gramEnd"/>
-            <w:r>
-              <w:rPr>
-                <w:rFonts w:ascii="Arial" w:hAnsi="Arial" w:cs="Arial"/>
-                <w:color w:val="000000" w:themeColor="text1"/>
-                <w:szCs w:val="22"/>
-              </w:rPr>
-              <w:t>[0</w:t>
-            </w:r>
-            <w:proofErr w:type="gramStart"/>
-            <w:r>
-              <w:rPr>
-                <w:rFonts w:ascii="Arial" w:hAnsi="Arial" w:cs="Arial"/>
-                <w:color w:val="000000" w:themeColor="text1"/>
-                <w:szCs w:val="22"/>
-              </w:rPr>
-              <w:t>].</w:t>
+              <w:t>: {{ baris[0].</w:t>
             </w:r>
             <w:proofErr w:type="spellStart"/>
             <w:r>
@@ -37444,7 +35484,6 @@
               <w:t>keterangan</w:t>
             </w:r>
             <w:proofErr w:type="spellEnd"/>
-            <w:proofErr w:type="gramEnd"/>
             <w:r>
               <w:rPr>
                 <w:rFonts w:ascii="Arial" w:hAnsi="Arial" w:cs="Arial"/>
@@ -37751,7 +35790,6 @@
           <w:szCs w:val="22"/>
         </w:rPr>
       </w:pPr>
-      <w:proofErr w:type="gramStart"/>
       <w:r>
         <w:rPr>
           <w:rFonts w:ascii="Arial" w:hAnsi="Arial" w:cs="Arial"/>
@@ -37767,43 +35805,16 @@
           <w:color w:val="000000" w:themeColor="text1"/>
           <w:szCs w:val="22"/>
         </w:rPr>
-        <w:t>b</w:t>
-      </w:r>
-      <w:proofErr w:type="gramEnd"/>
-      <w:r>
-        <w:rPr>
-          <w:rFonts w:ascii="Arial" w:hAnsi="Arial" w:cs="Arial"/>
-          <w:color w:val="000000" w:themeColor="text1"/>
-          <w:szCs w:val="22"/>
-        </w:rPr>
-        <w:t>.</w:t>
-      </w:r>
-      <w:proofErr w:type="gramStart"/>
-      <w:r>
-        <w:rPr>
-          <w:rFonts w:ascii="Arial" w:hAnsi="Arial" w:cs="Arial"/>
-          <w:color w:val="000000" w:themeColor="text1"/>
-          <w:szCs w:val="22"/>
-        </w:rPr>
-        <w:t>keterangan</w:t>
-      </w:r>
-      <w:proofErr w:type="spellEnd"/>
-      <w:r>
-        <w:rPr>
-          <w:rFonts w:ascii="Arial" w:hAnsi="Arial" w:cs="Arial"/>
-          <w:color w:val="000000" w:themeColor="text1"/>
-          <w:szCs w:val="22"/>
-        </w:rPr>
-        <w:t xml:space="preserve"> }</w:t>
-      </w:r>
-      <w:proofErr w:type="gramEnd"/>
-      <w:r>
-        <w:rPr>
-          <w:rFonts w:ascii="Arial" w:hAnsi="Arial" w:cs="Arial"/>
-          <w:color w:val="000000" w:themeColor="text1"/>
-          <w:szCs w:val="22"/>
-        </w:rPr>
-        <w:t>}</w:t>
+        <w:t>b.keterangan</w:t>
+      </w:r>
+      <w:proofErr w:type="spellEnd"/>
+      <w:r>
+        <w:rPr>
+          <w:rFonts w:ascii="Arial" w:hAnsi="Arial" w:cs="Arial"/>
+          <w:color w:val="000000" w:themeColor="text1"/>
+          <w:szCs w:val="22"/>
+        </w:rPr>
+        <w:t xml:space="preserve"> }}</w:t>
       </w:r>
     </w:p>
     <w:p>
@@ -37817,7 +35828,6 @@
           <w:szCs w:val="22"/>
         </w:rPr>
       </w:pPr>
-      <w:proofErr w:type="gramStart"/>
       <w:r>
         <w:rPr>
           <w:rFonts w:ascii="Arial" w:hAnsi="Arial" w:cs="Arial"/>
@@ -37833,43 +35843,16 @@
           <w:color w:val="000000" w:themeColor="text1"/>
           <w:szCs w:val="22"/>
         </w:rPr>
-        <w:t>b</w:t>
-      </w:r>
-      <w:proofErr w:type="gramEnd"/>
-      <w:r>
-        <w:rPr>
-          <w:rFonts w:ascii="Arial" w:hAnsi="Arial" w:cs="Arial"/>
-          <w:color w:val="000000" w:themeColor="text1"/>
-          <w:szCs w:val="22"/>
-        </w:rPr>
-        <w:t>.</w:t>
-      </w:r>
-      <w:proofErr w:type="gramStart"/>
-      <w:r>
-        <w:rPr>
-          <w:rFonts w:ascii="Arial" w:hAnsi="Arial" w:cs="Arial"/>
-          <w:color w:val="000000" w:themeColor="text1"/>
-          <w:szCs w:val="22"/>
-        </w:rPr>
-        <w:t>gambar</w:t>
-      </w:r>
-      <w:proofErr w:type="spellEnd"/>
-      <w:r>
-        <w:rPr>
-          <w:rFonts w:ascii="Arial" w:hAnsi="Arial" w:cs="Arial"/>
-          <w:color w:val="000000" w:themeColor="text1"/>
-          <w:szCs w:val="22"/>
-        </w:rPr>
-        <w:t xml:space="preserve"> }</w:t>
-      </w:r>
-      <w:proofErr w:type="gramEnd"/>
-      <w:r>
-        <w:rPr>
-          <w:rFonts w:ascii="Arial" w:hAnsi="Arial" w:cs="Arial"/>
-          <w:color w:val="000000" w:themeColor="text1"/>
-          <w:szCs w:val="22"/>
-        </w:rPr>
-        <w:t>}</w:t>
+        <w:t>b.gambar</w:t>
+      </w:r>
+      <w:proofErr w:type="spellEnd"/>
+      <w:r>
+        <w:rPr>
+          <w:rFonts w:ascii="Arial" w:hAnsi="Arial" w:cs="Arial"/>
+          <w:color w:val="000000" w:themeColor="text1"/>
+          <w:szCs w:val="22"/>
+        </w:rPr>
+        <w:t xml:space="preserve"> }}</w:t>
       </w:r>
     </w:p>
     <w:p>
@@ -38008,25 +35991,7 @@
           <w:color w:val="000000" w:themeColor="text1"/>
           <w:szCs w:val="22"/>
         </w:rPr>
-        <w:t xml:space="preserve"> | </w:t>
-      </w:r>
-      <w:proofErr w:type="gramStart"/>
-      <w:r>
-        <w:rPr>
-          <w:rFonts w:ascii="Arial" w:hAnsi="Arial" w:cs="Arial"/>
-          <w:color w:val="000000" w:themeColor="text1"/>
-          <w:szCs w:val="22"/>
-        </w:rPr>
-        <w:t>batch(</w:t>
-      </w:r>
-      <w:proofErr w:type="gramEnd"/>
-      <w:r>
-        <w:rPr>
-          <w:rFonts w:ascii="Arial" w:hAnsi="Arial" w:cs="Arial"/>
-          <w:color w:val="000000" w:themeColor="text1"/>
-          <w:szCs w:val="22"/>
-        </w:rPr>
-        <w:t>2, None) %}</w:t>
+        <w:t xml:space="preserve"> | batch(2, None) %}</w:t>
       </w:r>
     </w:p>
     <w:tbl>
@@ -38060,25 +36025,7 @@
                 <w:color w:val="000000" w:themeColor="text1"/>
                 <w:szCs w:val="22"/>
               </w:rPr>
-              <w:t xml:space="preserve">{% if </w:t>
-            </w:r>
-            <w:proofErr w:type="gramStart"/>
-            <w:r>
-              <w:rPr>
-                <w:rFonts w:ascii="Arial" w:hAnsi="Arial" w:cs="Arial"/>
-                <w:color w:val="000000" w:themeColor="text1"/>
-                <w:szCs w:val="22"/>
-              </w:rPr>
-              <w:t>baris[</w:t>
-            </w:r>
-            <w:proofErr w:type="gramEnd"/>
-            <w:r>
-              <w:rPr>
-                <w:rFonts w:ascii="Arial" w:hAnsi="Arial" w:cs="Arial"/>
-                <w:color w:val="000000" w:themeColor="text1"/>
-                <w:szCs w:val="22"/>
-              </w:rPr>
-              <w:t>0] %}</w:t>
+              <w:t>{% if baris[0] %}</w:t>
             </w:r>
           </w:p>
           <w:p>
@@ -38089,32 +36036,13 @@
                 <w:szCs w:val="22"/>
               </w:rPr>
             </w:pPr>
-            <w:proofErr w:type="gramStart"/>
-            <w:r>
-              <w:rPr>
-                <w:rFonts w:ascii="Arial" w:hAnsi="Arial" w:cs="Arial"/>
-                <w:color w:val="000000" w:themeColor="text1"/>
-                <w:szCs w:val="22"/>
-              </w:rPr>
-              <w:t>{{ baris</w:t>
-            </w:r>
-            <w:proofErr w:type="gramEnd"/>
-            <w:r>
-              <w:rPr>
-                <w:rFonts w:ascii="Arial" w:hAnsi="Arial" w:cs="Arial"/>
-                <w:color w:val="000000" w:themeColor="text1"/>
-                <w:szCs w:val="22"/>
-              </w:rPr>
-              <w:t>[0</w:t>
-            </w:r>
-            <w:proofErr w:type="gramStart"/>
-            <w:r>
-              <w:rPr>
-                <w:rFonts w:ascii="Arial" w:hAnsi="Arial" w:cs="Arial"/>
-                <w:color w:val="000000" w:themeColor="text1"/>
-                <w:szCs w:val="22"/>
-              </w:rPr>
-              <w:t>].</w:t>
+            <w:r>
+              <w:rPr>
+                <w:rFonts w:ascii="Arial" w:hAnsi="Arial" w:cs="Arial"/>
+                <w:color w:val="000000" w:themeColor="text1"/>
+                <w:szCs w:val="22"/>
+              </w:rPr>
+              <w:t>{{ baris[0].</w:t>
             </w:r>
             <w:proofErr w:type="spellStart"/>
             <w:r>
@@ -38126,7 +36054,6 @@
               <w:t>gambar</w:t>
             </w:r>
             <w:proofErr w:type="spellEnd"/>
-            <w:proofErr w:type="gramEnd"/>
             <w:r>
               <w:rPr>
                 <w:rFonts w:ascii="Arial" w:hAnsi="Arial" w:cs="Arial"/>
@@ -38160,34 +36087,7 @@
                 <w:color w:val="000000" w:themeColor="text1"/>
                 <w:szCs w:val="22"/>
               </w:rPr>
-              <w:t xml:space="preserve">: </w:t>
-            </w:r>
-            <w:proofErr w:type="gramStart"/>
-            <w:r>
-              <w:rPr>
-                <w:rFonts w:ascii="Arial" w:hAnsi="Arial" w:cs="Arial"/>
-                <w:color w:val="000000" w:themeColor="text1"/>
-                <w:szCs w:val="22"/>
-              </w:rPr>
-              <w:t>{{ baris</w:t>
-            </w:r>
-            <w:proofErr w:type="gramEnd"/>
-            <w:r>
-              <w:rPr>
-                <w:rFonts w:ascii="Arial" w:hAnsi="Arial" w:cs="Arial"/>
-                <w:color w:val="000000" w:themeColor="text1"/>
-                <w:szCs w:val="22"/>
-              </w:rPr>
-              <w:t>[0</w:t>
-            </w:r>
-            <w:proofErr w:type="gramStart"/>
-            <w:r>
-              <w:rPr>
-                <w:rFonts w:ascii="Arial" w:hAnsi="Arial" w:cs="Arial"/>
-                <w:color w:val="000000" w:themeColor="text1"/>
-                <w:szCs w:val="22"/>
-              </w:rPr>
-              <w:t>].</w:t>
+              <w:t>: {{ baris[0].</w:t>
             </w:r>
             <w:proofErr w:type="spellStart"/>
             <w:r>
@@ -38199,7 +36099,6 @@
               <w:t>keterangan</w:t>
             </w:r>
             <w:proofErr w:type="spellEnd"/>
-            <w:proofErr w:type="gramEnd"/>
             <w:r>
               <w:rPr>
                 <w:rFonts w:ascii="Arial" w:hAnsi="Arial" w:cs="Arial"/>
@@ -38451,25 +36350,7 @@
           <w:color w:val="000000" w:themeColor="text1"/>
           <w:szCs w:val="22"/>
         </w:rPr>
-        <w:t xml:space="preserve"> | </w:t>
-      </w:r>
-      <w:proofErr w:type="gramStart"/>
-      <w:r>
-        <w:rPr>
-          <w:rFonts w:ascii="Arial" w:hAnsi="Arial" w:cs="Arial"/>
-          <w:color w:val="000000" w:themeColor="text1"/>
-          <w:szCs w:val="22"/>
-        </w:rPr>
-        <w:t>batch(</w:t>
-      </w:r>
-      <w:proofErr w:type="gramEnd"/>
-      <w:r>
-        <w:rPr>
-          <w:rFonts w:ascii="Arial" w:hAnsi="Arial" w:cs="Arial"/>
-          <w:color w:val="000000" w:themeColor="text1"/>
-          <w:szCs w:val="22"/>
-        </w:rPr>
-        <w:t>2, None) %}</w:t>
+        <w:t xml:space="preserve"> | batch(2, None) %}</w:t>
       </w:r>
     </w:p>
     <w:tbl>
@@ -38503,25 +36384,7 @@
                 <w:color w:val="000000" w:themeColor="text1"/>
                 <w:szCs w:val="22"/>
               </w:rPr>
-              <w:t xml:space="preserve">{% if </w:t>
-            </w:r>
-            <w:proofErr w:type="gramStart"/>
-            <w:r>
-              <w:rPr>
-                <w:rFonts w:ascii="Arial" w:hAnsi="Arial" w:cs="Arial"/>
-                <w:color w:val="000000" w:themeColor="text1"/>
-                <w:szCs w:val="22"/>
-              </w:rPr>
-              <w:t>baris[</w:t>
-            </w:r>
-            <w:proofErr w:type="gramEnd"/>
-            <w:r>
-              <w:rPr>
-                <w:rFonts w:ascii="Arial" w:hAnsi="Arial" w:cs="Arial"/>
-                <w:color w:val="000000" w:themeColor="text1"/>
-                <w:szCs w:val="22"/>
-              </w:rPr>
-              <w:t>0] %}</w:t>
+              <w:t>{% if baris[0] %}</w:t>
             </w:r>
           </w:p>
           <w:p>
@@ -38532,32 +36395,13 @@
                 <w:szCs w:val="22"/>
               </w:rPr>
             </w:pPr>
-            <w:proofErr w:type="gramStart"/>
-            <w:r>
-              <w:rPr>
-                <w:rFonts w:ascii="Arial" w:hAnsi="Arial" w:cs="Arial"/>
-                <w:color w:val="000000" w:themeColor="text1"/>
-                <w:szCs w:val="22"/>
-              </w:rPr>
-              <w:t>{{ baris</w:t>
-            </w:r>
-            <w:proofErr w:type="gramEnd"/>
-            <w:r>
-              <w:rPr>
-                <w:rFonts w:ascii="Arial" w:hAnsi="Arial" w:cs="Arial"/>
-                <w:color w:val="000000" w:themeColor="text1"/>
-                <w:szCs w:val="22"/>
-              </w:rPr>
-              <w:t>[0</w:t>
-            </w:r>
-            <w:proofErr w:type="gramStart"/>
-            <w:r>
-              <w:rPr>
-                <w:rFonts w:ascii="Arial" w:hAnsi="Arial" w:cs="Arial"/>
-                <w:color w:val="000000" w:themeColor="text1"/>
-                <w:szCs w:val="22"/>
-              </w:rPr>
-              <w:t>].</w:t>
+            <w:r>
+              <w:rPr>
+                <w:rFonts w:ascii="Arial" w:hAnsi="Arial" w:cs="Arial"/>
+                <w:color w:val="000000" w:themeColor="text1"/>
+                <w:szCs w:val="22"/>
+              </w:rPr>
+              <w:t>{{ baris[0].</w:t>
             </w:r>
             <w:proofErr w:type="spellStart"/>
             <w:r>
@@ -38569,7 +36413,6 @@
               <w:t>gambar</w:t>
             </w:r>
             <w:proofErr w:type="spellEnd"/>
-            <w:proofErr w:type="gramEnd"/>
             <w:r>
               <w:rPr>
                 <w:rFonts w:ascii="Arial" w:hAnsi="Arial" w:cs="Arial"/>
@@ -38603,34 +36446,7 @@
                 <w:color w:val="000000" w:themeColor="text1"/>
                 <w:szCs w:val="22"/>
               </w:rPr>
-              <w:t xml:space="preserve">: </w:t>
-            </w:r>
-            <w:proofErr w:type="gramStart"/>
-            <w:r>
-              <w:rPr>
-                <w:rFonts w:ascii="Arial" w:hAnsi="Arial" w:cs="Arial"/>
-                <w:color w:val="000000" w:themeColor="text1"/>
-                <w:szCs w:val="22"/>
-              </w:rPr>
-              <w:t>{{ baris</w:t>
-            </w:r>
-            <w:proofErr w:type="gramEnd"/>
-            <w:r>
-              <w:rPr>
-                <w:rFonts w:ascii="Arial" w:hAnsi="Arial" w:cs="Arial"/>
-                <w:color w:val="000000" w:themeColor="text1"/>
-                <w:szCs w:val="22"/>
-              </w:rPr>
-              <w:t>[0</w:t>
-            </w:r>
-            <w:proofErr w:type="gramStart"/>
-            <w:r>
-              <w:rPr>
-                <w:rFonts w:ascii="Arial" w:hAnsi="Arial" w:cs="Arial"/>
-                <w:color w:val="000000" w:themeColor="text1"/>
-                <w:szCs w:val="22"/>
-              </w:rPr>
-              <w:t>].</w:t>
+              <w:t>: {{ baris[0].</w:t>
             </w:r>
             <w:proofErr w:type="spellStart"/>
             <w:r>
@@ -38642,7 +36458,6 @@
               <w:t>keterangan</w:t>
             </w:r>
             <w:proofErr w:type="spellEnd"/>
-            <w:proofErr w:type="gramEnd"/>
             <w:r>
               <w:rPr>
                 <w:rFonts w:ascii="Arial" w:hAnsi="Arial" w:cs="Arial"/>
@@ -38873,25 +36688,7 @@
           <w:color w:val="000000" w:themeColor="text1"/>
           <w:szCs w:val="22"/>
         </w:rPr>
-        <w:t xml:space="preserve"> | </w:t>
-      </w:r>
-      <w:proofErr w:type="gramStart"/>
-      <w:r>
-        <w:rPr>
-          <w:rFonts w:ascii="Arial" w:hAnsi="Arial" w:cs="Arial"/>
-          <w:color w:val="000000" w:themeColor="text1"/>
-          <w:szCs w:val="22"/>
-        </w:rPr>
-        <w:t>batch(</w:t>
-      </w:r>
-      <w:proofErr w:type="gramEnd"/>
-      <w:r>
-        <w:rPr>
-          <w:rFonts w:ascii="Arial" w:hAnsi="Arial" w:cs="Arial"/>
-          <w:color w:val="000000" w:themeColor="text1"/>
-          <w:szCs w:val="22"/>
-        </w:rPr>
-        <w:t>2, None) %}</w:t>
+        <w:t xml:space="preserve"> | batch(2, None) %}</w:t>
       </w:r>
     </w:p>
     <w:tbl>
@@ -38925,25 +36722,7 @@
                 <w:color w:val="000000" w:themeColor="text1"/>
                 <w:szCs w:val="22"/>
               </w:rPr>
-              <w:t xml:space="preserve">{% if </w:t>
-            </w:r>
-            <w:proofErr w:type="gramStart"/>
-            <w:r>
-              <w:rPr>
-                <w:rFonts w:ascii="Arial" w:hAnsi="Arial" w:cs="Arial"/>
-                <w:color w:val="000000" w:themeColor="text1"/>
-                <w:szCs w:val="22"/>
-              </w:rPr>
-              <w:t>baris[</w:t>
-            </w:r>
-            <w:proofErr w:type="gramEnd"/>
-            <w:r>
-              <w:rPr>
-                <w:rFonts w:ascii="Arial" w:hAnsi="Arial" w:cs="Arial"/>
-                <w:color w:val="000000" w:themeColor="text1"/>
-                <w:szCs w:val="22"/>
-              </w:rPr>
-              <w:t>0] %}</w:t>
+              <w:t>{% if baris[0] %}</w:t>
             </w:r>
           </w:p>
           <w:p>
@@ -38954,32 +36733,13 @@
                 <w:szCs w:val="22"/>
               </w:rPr>
             </w:pPr>
-            <w:proofErr w:type="gramStart"/>
-            <w:r>
-              <w:rPr>
-                <w:rFonts w:ascii="Arial" w:hAnsi="Arial" w:cs="Arial"/>
-                <w:color w:val="000000" w:themeColor="text1"/>
-                <w:szCs w:val="22"/>
-              </w:rPr>
-              <w:t>{{ baris</w:t>
-            </w:r>
-            <w:proofErr w:type="gramEnd"/>
-            <w:r>
-              <w:rPr>
-                <w:rFonts w:ascii="Arial" w:hAnsi="Arial" w:cs="Arial"/>
-                <w:color w:val="000000" w:themeColor="text1"/>
-                <w:szCs w:val="22"/>
-              </w:rPr>
-              <w:t>[0</w:t>
-            </w:r>
-            <w:proofErr w:type="gramStart"/>
-            <w:r>
-              <w:rPr>
-                <w:rFonts w:ascii="Arial" w:hAnsi="Arial" w:cs="Arial"/>
-                <w:color w:val="000000" w:themeColor="text1"/>
-                <w:szCs w:val="22"/>
-              </w:rPr>
-              <w:t>].</w:t>
+            <w:r>
+              <w:rPr>
+                <w:rFonts w:ascii="Arial" w:hAnsi="Arial" w:cs="Arial"/>
+                <w:color w:val="000000" w:themeColor="text1"/>
+                <w:szCs w:val="22"/>
+              </w:rPr>
+              <w:t>{{ baris[0].</w:t>
             </w:r>
             <w:proofErr w:type="spellStart"/>
             <w:r>
@@ -38991,7 +36751,6 @@
               <w:t>gambar</w:t>
             </w:r>
             <w:proofErr w:type="spellEnd"/>
-            <w:proofErr w:type="gramEnd"/>
             <w:r>
               <w:rPr>
                 <w:rFonts w:ascii="Arial" w:hAnsi="Arial" w:cs="Arial"/>
@@ -39025,34 +36784,7 @@
                 <w:color w:val="000000" w:themeColor="text1"/>
                 <w:szCs w:val="22"/>
               </w:rPr>
-              <w:t xml:space="preserve">: </w:t>
-            </w:r>
-            <w:proofErr w:type="gramStart"/>
-            <w:r>
-              <w:rPr>
-                <w:rFonts w:ascii="Arial" w:hAnsi="Arial" w:cs="Arial"/>
-                <w:color w:val="000000" w:themeColor="text1"/>
-                <w:szCs w:val="22"/>
-              </w:rPr>
-              <w:t>{{ baris</w:t>
-            </w:r>
-            <w:proofErr w:type="gramEnd"/>
-            <w:r>
-              <w:rPr>
-                <w:rFonts w:ascii="Arial" w:hAnsi="Arial" w:cs="Arial"/>
-                <w:color w:val="000000" w:themeColor="text1"/>
-                <w:szCs w:val="22"/>
-              </w:rPr>
-              <w:t>[0</w:t>
-            </w:r>
-            <w:proofErr w:type="gramStart"/>
-            <w:r>
-              <w:rPr>
-                <w:rFonts w:ascii="Arial" w:hAnsi="Arial" w:cs="Arial"/>
-                <w:color w:val="000000" w:themeColor="text1"/>
-                <w:szCs w:val="22"/>
-              </w:rPr>
-              <w:t>].</w:t>
+              <w:t>: {{ baris[0].</w:t>
             </w:r>
             <w:proofErr w:type="spellStart"/>
             <w:r>
@@ -39064,7 +36796,6 @@
               <w:t>keterangan</w:t>
             </w:r>
             <w:proofErr w:type="spellEnd"/>
-            <w:proofErr w:type="gramEnd"/>
             <w:r>
               <w:rPr>
                 <w:rFonts w:ascii="Arial" w:hAnsi="Arial" w:cs="Arial"/>
@@ -39279,25 +37010,7 @@
           <w:color w:val="000000" w:themeColor="text1"/>
           <w:szCs w:val="22"/>
         </w:rPr>
-        <w:t xml:space="preserve"> | </w:t>
-      </w:r>
-      <w:proofErr w:type="gramStart"/>
-      <w:r>
-        <w:rPr>
-          <w:rFonts w:ascii="Arial" w:hAnsi="Arial" w:cs="Arial"/>
-          <w:color w:val="000000" w:themeColor="text1"/>
-          <w:szCs w:val="22"/>
-        </w:rPr>
-        <w:t>batch(</w:t>
-      </w:r>
-      <w:proofErr w:type="gramEnd"/>
-      <w:r>
-        <w:rPr>
-          <w:rFonts w:ascii="Arial" w:hAnsi="Arial" w:cs="Arial"/>
-          <w:color w:val="000000" w:themeColor="text1"/>
-          <w:szCs w:val="22"/>
-        </w:rPr>
-        <w:t>2, None) %}</w:t>
+        <w:t xml:space="preserve"> | batch(2, None) %}</w:t>
       </w:r>
     </w:p>
     <w:tbl>
@@ -39331,25 +37044,7 @@
                 <w:color w:val="000000" w:themeColor="text1"/>
                 <w:szCs w:val="22"/>
               </w:rPr>
-              <w:t xml:space="preserve">{% if </w:t>
-            </w:r>
-            <w:proofErr w:type="gramStart"/>
-            <w:r>
-              <w:rPr>
-                <w:rFonts w:ascii="Arial" w:hAnsi="Arial" w:cs="Arial"/>
-                <w:color w:val="000000" w:themeColor="text1"/>
-                <w:szCs w:val="22"/>
-              </w:rPr>
-              <w:t>baris[</w:t>
-            </w:r>
-            <w:proofErr w:type="gramEnd"/>
-            <w:r>
-              <w:rPr>
-                <w:rFonts w:ascii="Arial" w:hAnsi="Arial" w:cs="Arial"/>
-                <w:color w:val="000000" w:themeColor="text1"/>
-                <w:szCs w:val="22"/>
-              </w:rPr>
-              <w:t>0] %}</w:t>
+              <w:t>{% if baris[0] %}</w:t>
             </w:r>
           </w:p>
           <w:p>
@@ -39360,32 +37055,13 @@
                 <w:szCs w:val="22"/>
               </w:rPr>
             </w:pPr>
-            <w:proofErr w:type="gramStart"/>
-            <w:r>
-              <w:rPr>
-                <w:rFonts w:ascii="Arial" w:hAnsi="Arial" w:cs="Arial"/>
-                <w:color w:val="000000" w:themeColor="text1"/>
-                <w:szCs w:val="22"/>
-              </w:rPr>
-              <w:t>{{ baris</w:t>
-            </w:r>
-            <w:proofErr w:type="gramEnd"/>
-            <w:r>
-              <w:rPr>
-                <w:rFonts w:ascii="Arial" w:hAnsi="Arial" w:cs="Arial"/>
-                <w:color w:val="000000" w:themeColor="text1"/>
-                <w:szCs w:val="22"/>
-              </w:rPr>
-              <w:t>[0</w:t>
-            </w:r>
-            <w:proofErr w:type="gramStart"/>
-            <w:r>
-              <w:rPr>
-                <w:rFonts w:ascii="Arial" w:hAnsi="Arial" w:cs="Arial"/>
-                <w:color w:val="000000" w:themeColor="text1"/>
-                <w:szCs w:val="22"/>
-              </w:rPr>
-              <w:t>].</w:t>
+            <w:r>
+              <w:rPr>
+                <w:rFonts w:ascii="Arial" w:hAnsi="Arial" w:cs="Arial"/>
+                <w:color w:val="000000" w:themeColor="text1"/>
+                <w:szCs w:val="22"/>
+              </w:rPr>
+              <w:t>{{ baris[0].</w:t>
             </w:r>
             <w:proofErr w:type="spellStart"/>
             <w:r>
@@ -39397,7 +37073,6 @@
               <w:t>gambar</w:t>
             </w:r>
             <w:proofErr w:type="spellEnd"/>
-            <w:proofErr w:type="gramEnd"/>
             <w:r>
               <w:rPr>
                 <w:rFonts w:ascii="Arial" w:hAnsi="Arial" w:cs="Arial"/>
@@ -39431,34 +37106,7 @@
                 <w:color w:val="000000" w:themeColor="text1"/>
                 <w:szCs w:val="22"/>
               </w:rPr>
-              <w:t xml:space="preserve">: </w:t>
-            </w:r>
-            <w:proofErr w:type="gramStart"/>
-            <w:r>
-              <w:rPr>
-                <w:rFonts w:ascii="Arial" w:hAnsi="Arial" w:cs="Arial"/>
-                <w:color w:val="000000" w:themeColor="text1"/>
-                <w:szCs w:val="22"/>
-              </w:rPr>
-              <w:t>{{ baris</w:t>
-            </w:r>
-            <w:proofErr w:type="gramEnd"/>
-            <w:r>
-              <w:rPr>
-                <w:rFonts w:ascii="Arial" w:hAnsi="Arial" w:cs="Arial"/>
-                <w:color w:val="000000" w:themeColor="text1"/>
-                <w:szCs w:val="22"/>
-              </w:rPr>
-              <w:t>[0</w:t>
-            </w:r>
-            <w:proofErr w:type="gramStart"/>
-            <w:r>
-              <w:rPr>
-                <w:rFonts w:ascii="Arial" w:hAnsi="Arial" w:cs="Arial"/>
-                <w:color w:val="000000" w:themeColor="text1"/>
-                <w:szCs w:val="22"/>
-              </w:rPr>
-              <w:t>].</w:t>
+              <w:t>: {{ baris[0].</w:t>
             </w:r>
             <w:proofErr w:type="spellStart"/>
             <w:r>
@@ -39470,7 +37118,6 @@
               <w:t>keterangan</w:t>
             </w:r>
             <w:proofErr w:type="spellEnd"/>
-            <w:proofErr w:type="gramEnd"/>
             <w:r>
               <w:rPr>
                 <w:rFonts w:ascii="Arial" w:hAnsi="Arial" w:cs="Arial"/>
@@ -40024,25 +37671,7 @@
           <w:color w:val="000000" w:themeColor="text1"/>
           <w:szCs w:val="22"/>
         </w:rPr>
-        <w:t xml:space="preserve"> | </w:t>
-      </w:r>
-      <w:proofErr w:type="gramStart"/>
-      <w:r>
-        <w:rPr>
-          <w:rFonts w:ascii="Arial" w:hAnsi="Arial" w:cs="Arial"/>
-          <w:color w:val="000000" w:themeColor="text1"/>
-          <w:szCs w:val="22"/>
-        </w:rPr>
-        <w:t>batch(</w:t>
-      </w:r>
-      <w:proofErr w:type="gramEnd"/>
-      <w:r>
-        <w:rPr>
-          <w:rFonts w:ascii="Arial" w:hAnsi="Arial" w:cs="Arial"/>
-          <w:color w:val="000000" w:themeColor="text1"/>
-          <w:szCs w:val="22"/>
-        </w:rPr>
-        <w:t>2, None) %}</w:t>
+        <w:t xml:space="preserve"> | batch(2, None) %}</w:t>
       </w:r>
     </w:p>
     <w:tbl>
@@ -40076,25 +37705,7 @@
                 <w:color w:val="000000" w:themeColor="text1"/>
                 <w:szCs w:val="22"/>
               </w:rPr>
-              <w:t xml:space="preserve">{% if </w:t>
-            </w:r>
-            <w:proofErr w:type="gramStart"/>
-            <w:r>
-              <w:rPr>
-                <w:rFonts w:ascii="Arial" w:hAnsi="Arial" w:cs="Arial"/>
-                <w:color w:val="000000" w:themeColor="text1"/>
-                <w:szCs w:val="22"/>
-              </w:rPr>
-              <w:t>baris[</w:t>
-            </w:r>
-            <w:proofErr w:type="gramEnd"/>
-            <w:r>
-              <w:rPr>
-                <w:rFonts w:ascii="Arial" w:hAnsi="Arial" w:cs="Arial"/>
-                <w:color w:val="000000" w:themeColor="text1"/>
-                <w:szCs w:val="22"/>
-              </w:rPr>
-              <w:t>0] %}</w:t>
+              <w:t>{% if baris[0] %}</w:t>
             </w:r>
           </w:p>
           <w:p>
@@ -40105,32 +37716,13 @@
                 <w:szCs w:val="22"/>
               </w:rPr>
             </w:pPr>
-            <w:proofErr w:type="gramStart"/>
-            <w:r>
-              <w:rPr>
-                <w:rFonts w:ascii="Arial" w:hAnsi="Arial" w:cs="Arial"/>
-                <w:color w:val="000000" w:themeColor="text1"/>
-                <w:szCs w:val="22"/>
-              </w:rPr>
-              <w:t>{{ baris</w:t>
-            </w:r>
-            <w:proofErr w:type="gramEnd"/>
-            <w:r>
-              <w:rPr>
-                <w:rFonts w:ascii="Arial" w:hAnsi="Arial" w:cs="Arial"/>
-                <w:color w:val="000000" w:themeColor="text1"/>
-                <w:szCs w:val="22"/>
-              </w:rPr>
-              <w:t>[0</w:t>
-            </w:r>
-            <w:proofErr w:type="gramStart"/>
-            <w:r>
-              <w:rPr>
-                <w:rFonts w:ascii="Arial" w:hAnsi="Arial" w:cs="Arial"/>
-                <w:color w:val="000000" w:themeColor="text1"/>
-                <w:szCs w:val="22"/>
-              </w:rPr>
-              <w:t>].</w:t>
+            <w:r>
+              <w:rPr>
+                <w:rFonts w:ascii="Arial" w:hAnsi="Arial" w:cs="Arial"/>
+                <w:color w:val="000000" w:themeColor="text1"/>
+                <w:szCs w:val="22"/>
+              </w:rPr>
+              <w:t>{{ baris[0].</w:t>
             </w:r>
             <w:proofErr w:type="spellStart"/>
             <w:r>
@@ -40142,7 +37734,6 @@
               <w:t>gambar</w:t>
             </w:r>
             <w:proofErr w:type="spellEnd"/>
-            <w:proofErr w:type="gramEnd"/>
             <w:r>
               <w:rPr>
                 <w:rFonts w:ascii="Arial" w:hAnsi="Arial" w:cs="Arial"/>
@@ -40176,34 +37767,7 @@
                 <w:color w:val="000000" w:themeColor="text1"/>
                 <w:szCs w:val="22"/>
               </w:rPr>
-              <w:t xml:space="preserve">: </w:t>
-            </w:r>
-            <w:proofErr w:type="gramStart"/>
-            <w:r>
-              <w:rPr>
-                <w:rFonts w:ascii="Arial" w:hAnsi="Arial" w:cs="Arial"/>
-                <w:color w:val="000000" w:themeColor="text1"/>
-                <w:szCs w:val="22"/>
-              </w:rPr>
-              <w:t>{{ baris</w:t>
-            </w:r>
-            <w:proofErr w:type="gramEnd"/>
-            <w:r>
-              <w:rPr>
-                <w:rFonts w:ascii="Arial" w:hAnsi="Arial" w:cs="Arial"/>
-                <w:color w:val="000000" w:themeColor="text1"/>
-                <w:szCs w:val="22"/>
-              </w:rPr>
-              <w:t>[0</w:t>
-            </w:r>
-            <w:proofErr w:type="gramStart"/>
-            <w:r>
-              <w:rPr>
-                <w:rFonts w:ascii="Arial" w:hAnsi="Arial" w:cs="Arial"/>
-                <w:color w:val="000000" w:themeColor="text1"/>
-                <w:szCs w:val="22"/>
-              </w:rPr>
-              <w:t>].</w:t>
+              <w:t>: {{ baris[0].</w:t>
             </w:r>
             <w:proofErr w:type="spellStart"/>
             <w:r>
@@ -40215,7 +37779,6 @@
               <w:t>keterangan</w:t>
             </w:r>
             <w:proofErr w:type="spellEnd"/>
-            <w:proofErr w:type="gramEnd"/>
             <w:r>
               <w:rPr>
                 <w:rFonts w:ascii="Arial" w:hAnsi="Arial" w:cs="Arial"/>
@@ -40650,7 +38213,6 @@
                 <w:szCs w:val="22"/>
               </w:rPr>
             </w:pPr>
-            <w:proofErr w:type="gramStart"/>
             <w:r>
               <w:rPr>
                 <w:rFonts w:ascii="Arial" w:hAnsi="Arial" w:cs="Arial"/>
@@ -40668,17 +38230,7 @@
                 <w:szCs w:val="22"/>
                 <w:lang w:val="en-ID"/>
               </w:rPr>
-              <w:t>b</w:t>
-            </w:r>
-            <w:proofErr w:type="gramEnd"/>
-            <w:r>
-              <w:rPr>
-                <w:rFonts w:ascii="Arial" w:hAnsi="Arial" w:cs="Arial"/>
-                <w:color w:val="000000" w:themeColor="text1"/>
-                <w:szCs w:val="22"/>
-                <w:lang w:val="en-ID"/>
-              </w:rPr>
-              <w:t>.nama_bahan</w:t>
+              <w:t>b.nama_bahan</w:t>
             </w:r>
             <w:proofErr w:type="spellEnd"/>
             <w:r>
@@ -40711,7 +38263,6 @@
                 <w:szCs w:val="22"/>
               </w:rPr>
             </w:pPr>
-            <w:proofErr w:type="gramStart"/>
             <w:r>
               <w:rPr>
                 <w:rFonts w:ascii="Arial" w:hAnsi="Arial" w:cs="Arial"/>
@@ -40729,17 +38280,7 @@
                 <w:szCs w:val="22"/>
                 <w:lang w:val="en-ID"/>
               </w:rPr>
-              <w:t>b</w:t>
-            </w:r>
-            <w:proofErr w:type="gramEnd"/>
-            <w:r>
-              <w:rPr>
-                <w:rFonts w:ascii="Arial" w:hAnsi="Arial" w:cs="Arial"/>
-                <w:color w:val="000000" w:themeColor="text1"/>
-                <w:szCs w:val="22"/>
-                <w:lang w:val="en-ID"/>
-              </w:rPr>
-              <w:t>.produsen</w:t>
+              <w:t>b.produsen</w:t>
             </w:r>
             <w:proofErr w:type="spellEnd"/>
             <w:r>
@@ -40772,7 +38313,6 @@
                 <w:szCs w:val="22"/>
               </w:rPr>
             </w:pPr>
-            <w:proofErr w:type="gramStart"/>
             <w:r>
               <w:rPr>
                 <w:rFonts w:ascii="Arial" w:hAnsi="Arial" w:cs="Arial"/>
@@ -40790,9 +38330,9 @@
                 <w:szCs w:val="22"/>
                 <w:lang w:val="en-ID"/>
               </w:rPr>
-              <w:t>b</w:t>
-            </w:r>
-            <w:proofErr w:type="gramEnd"/>
+              <w:t>b.asal</w:t>
+            </w:r>
+            <w:proofErr w:type="spellEnd"/>
             <w:r>
               <w:rPr>
                 <w:rFonts w:ascii="Arial" w:hAnsi="Arial" w:cs="Arial"/>
@@ -40800,37 +38340,7 @@
                 <w:szCs w:val="22"/>
                 <w:lang w:val="en-ID"/>
               </w:rPr>
-              <w:t>.</w:t>
-            </w:r>
-            <w:proofErr w:type="gramStart"/>
-            <w:r>
-              <w:rPr>
-                <w:rFonts w:ascii="Arial" w:hAnsi="Arial" w:cs="Arial"/>
-                <w:color w:val="000000" w:themeColor="text1"/>
-                <w:szCs w:val="22"/>
-                <w:lang w:val="en-ID"/>
-              </w:rPr>
-              <w:t>asal</w:t>
-            </w:r>
-            <w:proofErr w:type="spellEnd"/>
-            <w:r>
-              <w:rPr>
-                <w:rFonts w:ascii="Arial" w:hAnsi="Arial" w:cs="Arial"/>
-                <w:color w:val="000000" w:themeColor="text1"/>
-                <w:szCs w:val="22"/>
-                <w:lang w:val="en-ID"/>
-              </w:rPr>
-              <w:t xml:space="preserve"> }</w:t>
-            </w:r>
-            <w:proofErr w:type="gramEnd"/>
-            <w:r>
-              <w:rPr>
-                <w:rFonts w:ascii="Arial" w:hAnsi="Arial" w:cs="Arial"/>
-                <w:color w:val="000000" w:themeColor="text1"/>
-                <w:szCs w:val="22"/>
-                <w:lang w:val="en-ID"/>
-              </w:rPr>
-              <w:t xml:space="preserve">} </w:t>
+              <w:t xml:space="preserve"> }} </w:t>
             </w:r>
             <w:r>
               <w:rPr>
@@ -41039,25 +38549,7 @@
           <w:color w:val="000000" w:themeColor="text1"/>
           <w:szCs w:val="22"/>
         </w:rPr>
-        <w:t xml:space="preserve"> | </w:t>
-      </w:r>
-      <w:proofErr w:type="gramStart"/>
-      <w:r>
-        <w:rPr>
-          <w:rFonts w:ascii="Arial" w:hAnsi="Arial" w:cs="Arial"/>
-          <w:color w:val="000000" w:themeColor="text1"/>
-          <w:szCs w:val="22"/>
-        </w:rPr>
-        <w:t>batch(</w:t>
-      </w:r>
-      <w:proofErr w:type="gramEnd"/>
-      <w:r>
-        <w:rPr>
-          <w:rFonts w:ascii="Arial" w:hAnsi="Arial" w:cs="Arial"/>
-          <w:color w:val="000000" w:themeColor="text1"/>
-          <w:szCs w:val="22"/>
-        </w:rPr>
-        <w:t>2, None) %}</w:t>
+        <w:t xml:space="preserve"> | batch(2, None) %}</w:t>
       </w:r>
     </w:p>
     <w:tbl>
@@ -41091,25 +38583,7 @@
                 <w:color w:val="000000" w:themeColor="text1"/>
                 <w:szCs w:val="22"/>
               </w:rPr>
-              <w:t xml:space="preserve">{% if </w:t>
-            </w:r>
-            <w:proofErr w:type="gramStart"/>
-            <w:r>
-              <w:rPr>
-                <w:rFonts w:ascii="Arial" w:hAnsi="Arial" w:cs="Arial"/>
-                <w:color w:val="000000" w:themeColor="text1"/>
-                <w:szCs w:val="22"/>
-              </w:rPr>
-              <w:t>baris[</w:t>
-            </w:r>
-            <w:proofErr w:type="gramEnd"/>
-            <w:r>
-              <w:rPr>
-                <w:rFonts w:ascii="Arial" w:hAnsi="Arial" w:cs="Arial"/>
-                <w:color w:val="000000" w:themeColor="text1"/>
-                <w:szCs w:val="22"/>
-              </w:rPr>
-              <w:t>0] %}</w:t>
+              <w:t>{% if baris[0] %}</w:t>
             </w:r>
           </w:p>
           <w:p>
@@ -41120,32 +38594,13 @@
                 <w:szCs w:val="22"/>
               </w:rPr>
             </w:pPr>
-            <w:proofErr w:type="gramStart"/>
-            <w:r>
-              <w:rPr>
-                <w:rFonts w:ascii="Arial" w:hAnsi="Arial" w:cs="Arial"/>
-                <w:color w:val="000000" w:themeColor="text1"/>
-                <w:szCs w:val="22"/>
-              </w:rPr>
-              <w:t>{{ baris</w:t>
-            </w:r>
-            <w:proofErr w:type="gramEnd"/>
-            <w:r>
-              <w:rPr>
-                <w:rFonts w:ascii="Arial" w:hAnsi="Arial" w:cs="Arial"/>
-                <w:color w:val="000000" w:themeColor="text1"/>
-                <w:szCs w:val="22"/>
-              </w:rPr>
-              <w:t>[0</w:t>
-            </w:r>
-            <w:proofErr w:type="gramStart"/>
-            <w:r>
-              <w:rPr>
-                <w:rFonts w:ascii="Arial" w:hAnsi="Arial" w:cs="Arial"/>
-                <w:color w:val="000000" w:themeColor="text1"/>
-                <w:szCs w:val="22"/>
-              </w:rPr>
-              <w:t>].</w:t>
+            <w:r>
+              <w:rPr>
+                <w:rFonts w:ascii="Arial" w:hAnsi="Arial" w:cs="Arial"/>
+                <w:color w:val="000000" w:themeColor="text1"/>
+                <w:szCs w:val="22"/>
+              </w:rPr>
+              <w:t>{{ baris[0].</w:t>
             </w:r>
             <w:proofErr w:type="spellStart"/>
             <w:r>
@@ -41157,7 +38612,6 @@
               <w:t>gambar</w:t>
             </w:r>
             <w:proofErr w:type="spellEnd"/>
-            <w:proofErr w:type="gramEnd"/>
             <w:r>
               <w:rPr>
                 <w:rFonts w:ascii="Arial" w:hAnsi="Arial" w:cs="Arial"/>
@@ -41191,34 +38645,7 @@
                 <w:color w:val="000000" w:themeColor="text1"/>
                 <w:szCs w:val="22"/>
               </w:rPr>
-              <w:t xml:space="preserve">: </w:t>
-            </w:r>
-            <w:proofErr w:type="gramStart"/>
-            <w:r>
-              <w:rPr>
-                <w:rFonts w:ascii="Arial" w:hAnsi="Arial" w:cs="Arial"/>
-                <w:color w:val="000000" w:themeColor="text1"/>
-                <w:szCs w:val="22"/>
-              </w:rPr>
-              <w:t>{{ baris</w:t>
-            </w:r>
-            <w:proofErr w:type="gramEnd"/>
-            <w:r>
-              <w:rPr>
-                <w:rFonts w:ascii="Arial" w:hAnsi="Arial" w:cs="Arial"/>
-                <w:color w:val="000000" w:themeColor="text1"/>
-                <w:szCs w:val="22"/>
-              </w:rPr>
-              <w:t>[0</w:t>
-            </w:r>
-            <w:proofErr w:type="gramStart"/>
-            <w:r>
-              <w:rPr>
-                <w:rFonts w:ascii="Arial" w:hAnsi="Arial" w:cs="Arial"/>
-                <w:color w:val="000000" w:themeColor="text1"/>
-                <w:szCs w:val="22"/>
-              </w:rPr>
-              <w:t>].</w:t>
+              <w:t>: {{ baris[0].</w:t>
             </w:r>
             <w:proofErr w:type="spellStart"/>
             <w:r>
@@ -41230,7 +38657,6 @@
               <w:t>keterangan</w:t>
             </w:r>
             <w:proofErr w:type="spellEnd"/>
-            <w:proofErr w:type="gramEnd"/>
             <w:r>
               <w:rPr>
                 <w:rFonts w:ascii="Arial" w:hAnsi="Arial" w:cs="Arial"/>
@@ -41499,25 +38925,7 @@
           <w:color w:val="000000" w:themeColor="text1"/>
           <w:szCs w:val="22"/>
         </w:rPr>
-        <w:t xml:space="preserve"> | </w:t>
-      </w:r>
-      <w:proofErr w:type="gramStart"/>
-      <w:r>
-        <w:rPr>
-          <w:rFonts w:ascii="Arial" w:hAnsi="Arial" w:cs="Arial"/>
-          <w:color w:val="000000" w:themeColor="text1"/>
-          <w:szCs w:val="22"/>
-        </w:rPr>
-        <w:t>batch(</w:t>
-      </w:r>
-      <w:proofErr w:type="gramEnd"/>
-      <w:r>
-        <w:rPr>
-          <w:rFonts w:ascii="Arial" w:hAnsi="Arial" w:cs="Arial"/>
-          <w:color w:val="000000" w:themeColor="text1"/>
-          <w:szCs w:val="22"/>
-        </w:rPr>
-        <w:t>2, None) %}</w:t>
+        <w:t xml:space="preserve"> | batch(2, None) %}</w:t>
       </w:r>
     </w:p>
     <w:tbl>
@@ -41551,25 +38959,7 @@
                 <w:color w:val="000000" w:themeColor="text1"/>
                 <w:szCs w:val="22"/>
               </w:rPr>
-              <w:t xml:space="preserve">{% if </w:t>
-            </w:r>
-            <w:proofErr w:type="gramStart"/>
-            <w:r>
-              <w:rPr>
-                <w:rFonts w:ascii="Arial" w:hAnsi="Arial" w:cs="Arial"/>
-                <w:color w:val="000000" w:themeColor="text1"/>
-                <w:szCs w:val="22"/>
-              </w:rPr>
-              <w:t>baris[</w:t>
-            </w:r>
-            <w:proofErr w:type="gramEnd"/>
-            <w:r>
-              <w:rPr>
-                <w:rFonts w:ascii="Arial" w:hAnsi="Arial" w:cs="Arial"/>
-                <w:color w:val="000000" w:themeColor="text1"/>
-                <w:szCs w:val="22"/>
-              </w:rPr>
-              <w:t>0] %}</w:t>
+              <w:t>{% if baris[0] %}</w:t>
             </w:r>
           </w:p>
           <w:p>
@@ -41580,32 +38970,13 @@
                 <w:szCs w:val="22"/>
               </w:rPr>
             </w:pPr>
-            <w:proofErr w:type="gramStart"/>
-            <w:r>
-              <w:rPr>
-                <w:rFonts w:ascii="Arial" w:hAnsi="Arial" w:cs="Arial"/>
-                <w:color w:val="000000" w:themeColor="text1"/>
-                <w:szCs w:val="22"/>
-              </w:rPr>
-              <w:t>{{ baris</w:t>
-            </w:r>
-            <w:proofErr w:type="gramEnd"/>
-            <w:r>
-              <w:rPr>
-                <w:rFonts w:ascii="Arial" w:hAnsi="Arial" w:cs="Arial"/>
-                <w:color w:val="000000" w:themeColor="text1"/>
-                <w:szCs w:val="22"/>
-              </w:rPr>
-              <w:t>[0</w:t>
-            </w:r>
-            <w:proofErr w:type="gramStart"/>
-            <w:r>
-              <w:rPr>
-                <w:rFonts w:ascii="Arial" w:hAnsi="Arial" w:cs="Arial"/>
-                <w:color w:val="000000" w:themeColor="text1"/>
-                <w:szCs w:val="22"/>
-              </w:rPr>
-              <w:t>].</w:t>
+            <w:r>
+              <w:rPr>
+                <w:rFonts w:ascii="Arial" w:hAnsi="Arial" w:cs="Arial"/>
+                <w:color w:val="000000" w:themeColor="text1"/>
+                <w:szCs w:val="22"/>
+              </w:rPr>
+              <w:t>{{ baris[0].</w:t>
             </w:r>
             <w:proofErr w:type="spellStart"/>
             <w:r>
@@ -41617,7 +38988,6 @@
               <w:t>gambar</w:t>
             </w:r>
             <w:proofErr w:type="spellEnd"/>
-            <w:proofErr w:type="gramEnd"/>
             <w:r>
               <w:rPr>
                 <w:rFonts w:ascii="Arial" w:hAnsi="Arial" w:cs="Arial"/>
@@ -41651,34 +39021,7 @@
                 <w:color w:val="000000" w:themeColor="text1"/>
                 <w:szCs w:val="22"/>
               </w:rPr>
-              <w:t xml:space="preserve">: </w:t>
-            </w:r>
-            <w:proofErr w:type="gramStart"/>
-            <w:r>
-              <w:rPr>
-                <w:rFonts w:ascii="Arial" w:hAnsi="Arial" w:cs="Arial"/>
-                <w:color w:val="000000" w:themeColor="text1"/>
-                <w:szCs w:val="22"/>
-              </w:rPr>
-              <w:t>{{ baris</w:t>
-            </w:r>
-            <w:proofErr w:type="gramEnd"/>
-            <w:r>
-              <w:rPr>
-                <w:rFonts w:ascii="Arial" w:hAnsi="Arial" w:cs="Arial"/>
-                <w:color w:val="000000" w:themeColor="text1"/>
-                <w:szCs w:val="22"/>
-              </w:rPr>
-              <w:t>[0</w:t>
-            </w:r>
-            <w:proofErr w:type="gramStart"/>
-            <w:r>
-              <w:rPr>
-                <w:rFonts w:ascii="Arial" w:hAnsi="Arial" w:cs="Arial"/>
-                <w:color w:val="000000" w:themeColor="text1"/>
-                <w:szCs w:val="22"/>
-              </w:rPr>
-              <w:t>].</w:t>
+              <w:t>: {{ baris[0].</w:t>
             </w:r>
             <w:proofErr w:type="spellStart"/>
             <w:r>
@@ -41690,7 +39033,6 @@
               <w:t>keterangan</w:t>
             </w:r>
             <w:proofErr w:type="spellEnd"/>
-            <w:proofErr w:type="gramEnd"/>
             <w:r>
               <w:rPr>
                 <w:rFonts w:ascii="Arial" w:hAnsi="Arial" w:cs="Arial"/>
@@ -42073,7 +39415,6 @@
           <w:szCs w:val="22"/>
         </w:rPr>
       </w:pPr>
-      <w:proofErr w:type="gramStart"/>
       <w:r>
         <w:rPr>
           <w:rFonts w:ascii="Arial" w:hAnsi="Arial" w:cs="Arial"/>
@@ -42089,43 +39430,16 @@
           <w:color w:val="000000" w:themeColor="text1"/>
           <w:szCs w:val="22"/>
         </w:rPr>
-        <w:t>b</w:t>
-      </w:r>
-      <w:proofErr w:type="gramEnd"/>
-      <w:r>
-        <w:rPr>
-          <w:rFonts w:ascii="Arial" w:hAnsi="Arial" w:cs="Arial"/>
-          <w:color w:val="000000" w:themeColor="text1"/>
-          <w:szCs w:val="22"/>
-        </w:rPr>
-        <w:t>.</w:t>
-      </w:r>
-      <w:proofErr w:type="gramStart"/>
-      <w:r>
-        <w:rPr>
-          <w:rFonts w:ascii="Arial" w:hAnsi="Arial" w:cs="Arial"/>
-          <w:color w:val="000000" w:themeColor="text1"/>
-          <w:szCs w:val="22"/>
-        </w:rPr>
-        <w:t>keterangan</w:t>
-      </w:r>
-      <w:proofErr w:type="spellEnd"/>
-      <w:r>
-        <w:rPr>
-          <w:rFonts w:ascii="Arial" w:hAnsi="Arial" w:cs="Arial"/>
-          <w:color w:val="000000" w:themeColor="text1"/>
-          <w:szCs w:val="22"/>
-        </w:rPr>
-        <w:t xml:space="preserve"> }</w:t>
-      </w:r>
-      <w:proofErr w:type="gramEnd"/>
-      <w:r>
-        <w:rPr>
-          <w:rFonts w:ascii="Arial" w:hAnsi="Arial" w:cs="Arial"/>
-          <w:color w:val="000000" w:themeColor="text1"/>
-          <w:szCs w:val="22"/>
-        </w:rPr>
-        <w:t xml:space="preserve">} </w:t>
+        <w:t>b.keterangan</w:t>
+      </w:r>
+      <w:proofErr w:type="spellEnd"/>
+      <w:r>
+        <w:rPr>
+          <w:rFonts w:ascii="Arial" w:hAnsi="Arial" w:cs="Arial"/>
+          <w:color w:val="000000" w:themeColor="text1"/>
+          <w:szCs w:val="22"/>
+        </w:rPr>
+        <w:t xml:space="preserve"> }} </w:t>
       </w:r>
     </w:p>
     <w:p>
@@ -42140,7 +39454,6 @@
           <w:szCs w:val="22"/>
         </w:rPr>
       </w:pPr>
-      <w:proofErr w:type="gramStart"/>
       <w:r>
         <w:rPr>
           <w:rFonts w:ascii="Arial" w:hAnsi="Arial" w:cs="Arial"/>
@@ -42156,43 +39469,16 @@
           <w:color w:val="000000" w:themeColor="text1"/>
           <w:szCs w:val="22"/>
         </w:rPr>
-        <w:t>b</w:t>
-      </w:r>
-      <w:proofErr w:type="gramEnd"/>
-      <w:r>
-        <w:rPr>
-          <w:rFonts w:ascii="Arial" w:hAnsi="Arial" w:cs="Arial"/>
-          <w:color w:val="000000" w:themeColor="text1"/>
-          <w:szCs w:val="22"/>
-        </w:rPr>
-        <w:t>.</w:t>
-      </w:r>
-      <w:proofErr w:type="gramStart"/>
-      <w:r>
-        <w:rPr>
-          <w:rFonts w:ascii="Arial" w:hAnsi="Arial" w:cs="Arial"/>
-          <w:color w:val="000000" w:themeColor="text1"/>
-          <w:szCs w:val="22"/>
-        </w:rPr>
-        <w:t>gambar</w:t>
-      </w:r>
-      <w:proofErr w:type="spellEnd"/>
-      <w:r>
-        <w:rPr>
-          <w:rFonts w:ascii="Arial" w:hAnsi="Arial" w:cs="Arial"/>
-          <w:color w:val="000000" w:themeColor="text1"/>
-          <w:szCs w:val="22"/>
-        </w:rPr>
-        <w:t xml:space="preserve"> }</w:t>
-      </w:r>
-      <w:proofErr w:type="gramEnd"/>
-      <w:r>
-        <w:rPr>
-          <w:rFonts w:ascii="Arial" w:hAnsi="Arial" w:cs="Arial"/>
-          <w:color w:val="000000" w:themeColor="text1"/>
-          <w:szCs w:val="22"/>
-        </w:rPr>
-        <w:t xml:space="preserve">} </w:t>
+        <w:t>b.gambar</w:t>
+      </w:r>
+      <w:proofErr w:type="spellEnd"/>
+      <w:r>
+        <w:rPr>
+          <w:rFonts w:ascii="Arial" w:hAnsi="Arial" w:cs="Arial"/>
+          <w:color w:val="000000" w:themeColor="text1"/>
+          <w:szCs w:val="22"/>
+        </w:rPr>
+        <w:t xml:space="preserve"> }} </w:t>
       </w:r>
     </w:p>
     <w:p>
@@ -42456,7 +39742,6 @@
           <w:szCs w:val="22"/>
         </w:rPr>
       </w:pPr>
-      <w:proofErr w:type="gramStart"/>
       <w:r>
         <w:rPr>
           <w:rFonts w:ascii="Arial" w:hAnsi="Arial" w:cs="Arial"/>
@@ -42472,43 +39757,16 @@
           <w:color w:val="000000" w:themeColor="text1"/>
           <w:szCs w:val="22"/>
         </w:rPr>
-        <w:t>b</w:t>
-      </w:r>
-      <w:proofErr w:type="gramEnd"/>
-      <w:r>
-        <w:rPr>
-          <w:rFonts w:ascii="Arial" w:hAnsi="Arial" w:cs="Arial"/>
-          <w:color w:val="000000" w:themeColor="text1"/>
-          <w:szCs w:val="22"/>
-        </w:rPr>
-        <w:t>.</w:t>
-      </w:r>
-      <w:proofErr w:type="gramStart"/>
-      <w:r>
-        <w:rPr>
-          <w:rFonts w:ascii="Arial" w:hAnsi="Arial" w:cs="Arial"/>
-          <w:color w:val="000000" w:themeColor="text1"/>
-          <w:szCs w:val="22"/>
-        </w:rPr>
-        <w:t>keterangan</w:t>
-      </w:r>
-      <w:proofErr w:type="spellEnd"/>
-      <w:r>
-        <w:rPr>
-          <w:rFonts w:ascii="Arial" w:hAnsi="Arial" w:cs="Arial"/>
-          <w:color w:val="000000" w:themeColor="text1"/>
-          <w:szCs w:val="22"/>
-        </w:rPr>
-        <w:t xml:space="preserve"> }</w:t>
-      </w:r>
-      <w:proofErr w:type="gramEnd"/>
-      <w:r>
-        <w:rPr>
-          <w:rFonts w:ascii="Arial" w:hAnsi="Arial" w:cs="Arial"/>
-          <w:color w:val="000000" w:themeColor="text1"/>
-          <w:szCs w:val="22"/>
-        </w:rPr>
-        <w:t xml:space="preserve">} </w:t>
+        <w:t>b.keterangan</w:t>
+      </w:r>
+      <w:proofErr w:type="spellEnd"/>
+      <w:r>
+        <w:rPr>
+          <w:rFonts w:ascii="Arial" w:hAnsi="Arial" w:cs="Arial"/>
+          <w:color w:val="000000" w:themeColor="text1"/>
+          <w:szCs w:val="22"/>
+        </w:rPr>
+        <w:t xml:space="preserve"> }} </w:t>
       </w:r>
     </w:p>
     <w:p>
@@ -42521,7 +39779,6 @@
           <w:szCs w:val="22"/>
         </w:rPr>
       </w:pPr>
-      <w:proofErr w:type="gramStart"/>
       <w:r>
         <w:rPr>
           <w:rFonts w:ascii="Arial" w:hAnsi="Arial" w:cs="Arial"/>
@@ -42537,43 +39794,16 @@
           <w:color w:val="000000" w:themeColor="text1"/>
           <w:szCs w:val="22"/>
         </w:rPr>
-        <w:t>b</w:t>
-      </w:r>
-      <w:proofErr w:type="gramEnd"/>
-      <w:r>
-        <w:rPr>
-          <w:rFonts w:ascii="Arial" w:hAnsi="Arial" w:cs="Arial"/>
-          <w:color w:val="000000" w:themeColor="text1"/>
-          <w:szCs w:val="22"/>
-        </w:rPr>
-        <w:t>.</w:t>
-      </w:r>
-      <w:proofErr w:type="gramStart"/>
-      <w:r>
-        <w:rPr>
-          <w:rFonts w:ascii="Arial" w:hAnsi="Arial" w:cs="Arial"/>
-          <w:color w:val="000000" w:themeColor="text1"/>
-          <w:szCs w:val="22"/>
-        </w:rPr>
-        <w:t>gambar</w:t>
-      </w:r>
-      <w:proofErr w:type="spellEnd"/>
-      <w:r>
-        <w:rPr>
-          <w:rFonts w:ascii="Arial" w:hAnsi="Arial" w:cs="Arial"/>
-          <w:color w:val="000000" w:themeColor="text1"/>
-          <w:szCs w:val="22"/>
-        </w:rPr>
-        <w:t xml:space="preserve"> }</w:t>
-      </w:r>
-      <w:proofErr w:type="gramEnd"/>
-      <w:r>
-        <w:rPr>
-          <w:rFonts w:ascii="Arial" w:hAnsi="Arial" w:cs="Arial"/>
-          <w:color w:val="000000" w:themeColor="text1"/>
-          <w:szCs w:val="22"/>
-        </w:rPr>
-        <w:t xml:space="preserve">} </w:t>
+        <w:t>b.gambar</w:t>
+      </w:r>
+      <w:proofErr w:type="spellEnd"/>
+      <w:r>
+        <w:rPr>
+          <w:rFonts w:ascii="Arial" w:hAnsi="Arial" w:cs="Arial"/>
+          <w:color w:val="000000" w:themeColor="text1"/>
+          <w:szCs w:val="22"/>
+        </w:rPr>
+        <w:t xml:space="preserve"> }} </w:t>
       </w:r>
     </w:p>
     <w:p>
@@ -42766,7 +39996,6 @@
           <w:szCs w:val="22"/>
         </w:rPr>
       </w:pPr>
-      <w:proofErr w:type="gramStart"/>
       <w:r>
         <w:rPr>
           <w:rFonts w:ascii="Arial" w:hAnsi="Arial" w:cs="Arial"/>
@@ -42782,43 +40011,16 @@
           <w:color w:val="000000" w:themeColor="text1"/>
           <w:szCs w:val="22"/>
         </w:rPr>
-        <w:t>b</w:t>
-      </w:r>
-      <w:proofErr w:type="gramEnd"/>
-      <w:r>
-        <w:rPr>
-          <w:rFonts w:ascii="Arial" w:hAnsi="Arial" w:cs="Arial"/>
-          <w:color w:val="000000" w:themeColor="text1"/>
-          <w:szCs w:val="22"/>
-        </w:rPr>
-        <w:t>.</w:t>
-      </w:r>
-      <w:proofErr w:type="gramStart"/>
-      <w:r>
-        <w:rPr>
-          <w:rFonts w:ascii="Arial" w:hAnsi="Arial" w:cs="Arial"/>
-          <w:color w:val="000000" w:themeColor="text1"/>
-          <w:szCs w:val="22"/>
-        </w:rPr>
-        <w:t>keterangan</w:t>
-      </w:r>
-      <w:proofErr w:type="spellEnd"/>
-      <w:r>
-        <w:rPr>
-          <w:rFonts w:ascii="Arial" w:hAnsi="Arial" w:cs="Arial"/>
-          <w:color w:val="000000" w:themeColor="text1"/>
-          <w:szCs w:val="22"/>
-        </w:rPr>
-        <w:t xml:space="preserve"> }</w:t>
-      </w:r>
-      <w:proofErr w:type="gramEnd"/>
-      <w:r>
-        <w:rPr>
-          <w:rFonts w:ascii="Arial" w:hAnsi="Arial" w:cs="Arial"/>
-          <w:color w:val="000000" w:themeColor="text1"/>
-          <w:szCs w:val="22"/>
-        </w:rPr>
-        <w:t xml:space="preserve">} </w:t>
+        <w:t>b.keterangan</w:t>
+      </w:r>
+      <w:proofErr w:type="spellEnd"/>
+      <w:r>
+        <w:rPr>
+          <w:rFonts w:ascii="Arial" w:hAnsi="Arial" w:cs="Arial"/>
+          <w:color w:val="000000" w:themeColor="text1"/>
+          <w:szCs w:val="22"/>
+        </w:rPr>
+        <w:t xml:space="preserve"> }} </w:t>
       </w:r>
     </w:p>
     <w:p>
@@ -42831,7 +40033,6 @@
           <w:szCs w:val="22"/>
         </w:rPr>
       </w:pPr>
-      <w:proofErr w:type="gramStart"/>
       <w:r>
         <w:rPr>
           <w:rFonts w:ascii="Arial" w:hAnsi="Arial" w:cs="Arial"/>
@@ -42847,43 +40048,16 @@
           <w:color w:val="000000" w:themeColor="text1"/>
           <w:szCs w:val="22"/>
         </w:rPr>
-        <w:t>b</w:t>
-      </w:r>
-      <w:proofErr w:type="gramEnd"/>
-      <w:r>
-        <w:rPr>
-          <w:rFonts w:ascii="Arial" w:hAnsi="Arial" w:cs="Arial"/>
-          <w:color w:val="000000" w:themeColor="text1"/>
-          <w:szCs w:val="22"/>
-        </w:rPr>
-        <w:t>.</w:t>
-      </w:r>
-      <w:proofErr w:type="gramStart"/>
-      <w:r>
-        <w:rPr>
-          <w:rFonts w:ascii="Arial" w:hAnsi="Arial" w:cs="Arial"/>
-          <w:color w:val="000000" w:themeColor="text1"/>
-          <w:szCs w:val="22"/>
-        </w:rPr>
-        <w:t>gambar</w:t>
-      </w:r>
-      <w:proofErr w:type="spellEnd"/>
-      <w:r>
-        <w:rPr>
-          <w:rFonts w:ascii="Arial" w:hAnsi="Arial" w:cs="Arial"/>
-          <w:color w:val="000000" w:themeColor="text1"/>
-          <w:szCs w:val="22"/>
-        </w:rPr>
-        <w:t xml:space="preserve"> }</w:t>
-      </w:r>
-      <w:proofErr w:type="gramEnd"/>
-      <w:r>
-        <w:rPr>
-          <w:rFonts w:ascii="Arial" w:hAnsi="Arial" w:cs="Arial"/>
-          <w:color w:val="000000" w:themeColor="text1"/>
-          <w:szCs w:val="22"/>
-        </w:rPr>
-        <w:t xml:space="preserve">} </w:t>
+        <w:t>b.gambar</w:t>
+      </w:r>
+      <w:proofErr w:type="spellEnd"/>
+      <w:r>
+        <w:rPr>
+          <w:rFonts w:ascii="Arial" w:hAnsi="Arial" w:cs="Arial"/>
+          <w:color w:val="000000" w:themeColor="text1"/>
+          <w:szCs w:val="22"/>
+        </w:rPr>
+        <w:t xml:space="preserve"> }} </w:t>
       </w:r>
     </w:p>
     <w:p>
@@ -43120,7 +40294,6 @@
           <w:szCs w:val="22"/>
         </w:rPr>
       </w:pPr>
-      <w:proofErr w:type="gramStart"/>
       <w:r>
         <w:rPr>
           <w:rFonts w:ascii="Arial" w:hAnsi="Arial" w:cs="Arial"/>
@@ -43136,43 +40309,16 @@
           <w:color w:val="000000" w:themeColor="text1"/>
           <w:szCs w:val="22"/>
         </w:rPr>
-        <w:t>b</w:t>
-      </w:r>
-      <w:proofErr w:type="gramEnd"/>
-      <w:r>
-        <w:rPr>
-          <w:rFonts w:ascii="Arial" w:hAnsi="Arial" w:cs="Arial"/>
-          <w:color w:val="000000" w:themeColor="text1"/>
-          <w:szCs w:val="22"/>
-        </w:rPr>
-        <w:t>.</w:t>
-      </w:r>
-      <w:proofErr w:type="gramStart"/>
-      <w:r>
-        <w:rPr>
-          <w:rFonts w:ascii="Arial" w:hAnsi="Arial" w:cs="Arial"/>
-          <w:color w:val="000000" w:themeColor="text1"/>
-          <w:szCs w:val="22"/>
-        </w:rPr>
-        <w:t>keterangan</w:t>
-      </w:r>
-      <w:proofErr w:type="spellEnd"/>
-      <w:r>
-        <w:rPr>
-          <w:rFonts w:ascii="Arial" w:hAnsi="Arial" w:cs="Arial"/>
-          <w:color w:val="000000" w:themeColor="text1"/>
-          <w:szCs w:val="22"/>
-        </w:rPr>
-        <w:t xml:space="preserve"> }</w:t>
-      </w:r>
-      <w:proofErr w:type="gramEnd"/>
-      <w:r>
-        <w:rPr>
-          <w:rFonts w:ascii="Arial" w:hAnsi="Arial" w:cs="Arial"/>
-          <w:color w:val="000000" w:themeColor="text1"/>
-          <w:szCs w:val="22"/>
-        </w:rPr>
-        <w:t xml:space="preserve">} </w:t>
+        <w:t>b.keterangan</w:t>
+      </w:r>
+      <w:proofErr w:type="spellEnd"/>
+      <w:r>
+        <w:rPr>
+          <w:rFonts w:ascii="Arial" w:hAnsi="Arial" w:cs="Arial"/>
+          <w:color w:val="000000" w:themeColor="text1"/>
+          <w:szCs w:val="22"/>
+        </w:rPr>
+        <w:t xml:space="preserve"> }} </w:t>
       </w:r>
     </w:p>
     <w:p>
@@ -43185,7 +40331,6 @@
           <w:szCs w:val="22"/>
         </w:rPr>
       </w:pPr>
-      <w:proofErr w:type="gramStart"/>
       <w:r>
         <w:rPr>
           <w:rFonts w:ascii="Arial" w:hAnsi="Arial" w:cs="Arial"/>
@@ -43201,43 +40346,16 @@
           <w:color w:val="000000" w:themeColor="text1"/>
           <w:szCs w:val="22"/>
         </w:rPr>
-        <w:t>b</w:t>
-      </w:r>
-      <w:proofErr w:type="gramEnd"/>
-      <w:r>
-        <w:rPr>
-          <w:rFonts w:ascii="Arial" w:hAnsi="Arial" w:cs="Arial"/>
-          <w:color w:val="000000" w:themeColor="text1"/>
-          <w:szCs w:val="22"/>
-        </w:rPr>
-        <w:t>.</w:t>
-      </w:r>
-      <w:proofErr w:type="gramStart"/>
-      <w:r>
-        <w:rPr>
-          <w:rFonts w:ascii="Arial" w:hAnsi="Arial" w:cs="Arial"/>
-          <w:color w:val="000000" w:themeColor="text1"/>
-          <w:szCs w:val="22"/>
-        </w:rPr>
-        <w:t>gambar</w:t>
-      </w:r>
-      <w:proofErr w:type="spellEnd"/>
-      <w:r>
-        <w:rPr>
-          <w:rFonts w:ascii="Arial" w:hAnsi="Arial" w:cs="Arial"/>
-          <w:color w:val="000000" w:themeColor="text1"/>
-          <w:szCs w:val="22"/>
-        </w:rPr>
-        <w:t xml:space="preserve"> }</w:t>
-      </w:r>
-      <w:proofErr w:type="gramEnd"/>
-      <w:r>
-        <w:rPr>
-          <w:rFonts w:ascii="Arial" w:hAnsi="Arial" w:cs="Arial"/>
-          <w:color w:val="000000" w:themeColor="text1"/>
-          <w:szCs w:val="22"/>
-        </w:rPr>
-        <w:t xml:space="preserve">} </w:t>
+        <w:t>b.gambar</w:t>
+      </w:r>
+      <w:proofErr w:type="spellEnd"/>
+      <w:r>
+        <w:rPr>
+          <w:rFonts w:ascii="Arial" w:hAnsi="Arial" w:cs="Arial"/>
+          <w:color w:val="000000" w:themeColor="text1"/>
+          <w:szCs w:val="22"/>
+        </w:rPr>
+        <w:t xml:space="preserve"> }} </w:t>
       </w:r>
     </w:p>
     <w:p>
@@ -43438,7 +40556,6 @@
           <w:szCs w:val="22"/>
         </w:rPr>
       </w:pPr>
-      <w:proofErr w:type="gramStart"/>
       <w:r>
         <w:rPr>
           <w:rFonts w:ascii="Arial" w:hAnsi="Arial" w:cs="Arial"/>
@@ -43454,43 +40571,16 @@
           <w:color w:val="000000" w:themeColor="text1"/>
           <w:szCs w:val="22"/>
         </w:rPr>
-        <w:t>b</w:t>
-      </w:r>
-      <w:proofErr w:type="gramEnd"/>
-      <w:r>
-        <w:rPr>
-          <w:rFonts w:ascii="Arial" w:hAnsi="Arial" w:cs="Arial"/>
-          <w:color w:val="000000" w:themeColor="text1"/>
-          <w:szCs w:val="22"/>
-        </w:rPr>
-        <w:t>.</w:t>
-      </w:r>
-      <w:proofErr w:type="gramStart"/>
-      <w:r>
-        <w:rPr>
-          <w:rFonts w:ascii="Arial" w:hAnsi="Arial" w:cs="Arial"/>
-          <w:color w:val="000000" w:themeColor="text1"/>
-          <w:szCs w:val="22"/>
-        </w:rPr>
-        <w:t>keterangan</w:t>
-      </w:r>
-      <w:proofErr w:type="spellEnd"/>
-      <w:r>
-        <w:rPr>
-          <w:rFonts w:ascii="Arial" w:hAnsi="Arial" w:cs="Arial"/>
-          <w:color w:val="000000" w:themeColor="text1"/>
-          <w:szCs w:val="22"/>
-        </w:rPr>
-        <w:t xml:space="preserve"> }</w:t>
-      </w:r>
-      <w:proofErr w:type="gramEnd"/>
-      <w:r>
-        <w:rPr>
-          <w:rFonts w:ascii="Arial" w:hAnsi="Arial" w:cs="Arial"/>
-          <w:color w:val="000000" w:themeColor="text1"/>
-          <w:szCs w:val="22"/>
-        </w:rPr>
-        <w:t xml:space="preserve">} </w:t>
+        <w:t>b.keterangan</w:t>
+      </w:r>
+      <w:proofErr w:type="spellEnd"/>
+      <w:r>
+        <w:rPr>
+          <w:rFonts w:ascii="Arial" w:hAnsi="Arial" w:cs="Arial"/>
+          <w:color w:val="000000" w:themeColor="text1"/>
+          <w:szCs w:val="22"/>
+        </w:rPr>
+        <w:t xml:space="preserve"> }} </w:t>
       </w:r>
     </w:p>
     <w:p>
@@ -43503,7 +40593,6 @@
           <w:szCs w:val="22"/>
         </w:rPr>
       </w:pPr>
-      <w:proofErr w:type="gramStart"/>
       <w:r>
         <w:rPr>
           <w:rFonts w:ascii="Arial" w:hAnsi="Arial" w:cs="Arial"/>
@@ -43519,43 +40608,16 @@
           <w:color w:val="000000" w:themeColor="text1"/>
           <w:szCs w:val="22"/>
         </w:rPr>
-        <w:t>b</w:t>
-      </w:r>
-      <w:proofErr w:type="gramEnd"/>
-      <w:r>
-        <w:rPr>
-          <w:rFonts w:ascii="Arial" w:hAnsi="Arial" w:cs="Arial"/>
-          <w:color w:val="000000" w:themeColor="text1"/>
-          <w:szCs w:val="22"/>
-        </w:rPr>
-        <w:t>.</w:t>
-      </w:r>
-      <w:proofErr w:type="gramStart"/>
-      <w:r>
-        <w:rPr>
-          <w:rFonts w:ascii="Arial" w:hAnsi="Arial" w:cs="Arial"/>
-          <w:color w:val="000000" w:themeColor="text1"/>
-          <w:szCs w:val="22"/>
-        </w:rPr>
-        <w:t>gambar</w:t>
-      </w:r>
-      <w:proofErr w:type="spellEnd"/>
-      <w:r>
-        <w:rPr>
-          <w:rFonts w:ascii="Arial" w:hAnsi="Arial" w:cs="Arial"/>
-          <w:color w:val="000000" w:themeColor="text1"/>
-          <w:szCs w:val="22"/>
-        </w:rPr>
-        <w:t xml:space="preserve"> }</w:t>
-      </w:r>
-      <w:proofErr w:type="gramEnd"/>
-      <w:r>
-        <w:rPr>
-          <w:rFonts w:ascii="Arial" w:hAnsi="Arial" w:cs="Arial"/>
-          <w:color w:val="000000" w:themeColor="text1"/>
-          <w:szCs w:val="22"/>
-        </w:rPr>
-        <w:t xml:space="preserve">} </w:t>
+        <w:t>b.gambar</w:t>
+      </w:r>
+      <w:proofErr w:type="spellEnd"/>
+      <w:r>
+        <w:rPr>
+          <w:rFonts w:ascii="Arial" w:hAnsi="Arial" w:cs="Arial"/>
+          <w:color w:val="000000" w:themeColor="text1"/>
+          <w:szCs w:val="22"/>
+        </w:rPr>
+        <w:t xml:space="preserve"> }} </w:t>
       </w:r>
     </w:p>
     <w:p>
@@ -43742,7 +40804,6 @@
           <w:szCs w:val="22"/>
         </w:rPr>
       </w:pPr>
-      <w:proofErr w:type="gramStart"/>
       <w:r>
         <w:rPr>
           <w:rFonts w:ascii="Arial" w:hAnsi="Arial" w:cs="Arial"/>
@@ -43758,43 +40819,16 @@
           <w:color w:val="000000" w:themeColor="text1"/>
           <w:szCs w:val="22"/>
         </w:rPr>
-        <w:t>b</w:t>
-      </w:r>
-      <w:proofErr w:type="gramEnd"/>
-      <w:r>
-        <w:rPr>
-          <w:rFonts w:ascii="Arial" w:hAnsi="Arial" w:cs="Arial"/>
-          <w:color w:val="000000" w:themeColor="text1"/>
-          <w:szCs w:val="22"/>
-        </w:rPr>
-        <w:t>.</w:t>
-      </w:r>
-      <w:proofErr w:type="gramStart"/>
-      <w:r>
-        <w:rPr>
-          <w:rFonts w:ascii="Arial" w:hAnsi="Arial" w:cs="Arial"/>
-          <w:color w:val="000000" w:themeColor="text1"/>
-          <w:szCs w:val="22"/>
-        </w:rPr>
-        <w:t>keterangan</w:t>
-      </w:r>
-      <w:proofErr w:type="spellEnd"/>
-      <w:r>
-        <w:rPr>
-          <w:rFonts w:ascii="Arial" w:hAnsi="Arial" w:cs="Arial"/>
-          <w:color w:val="000000" w:themeColor="text1"/>
-          <w:szCs w:val="22"/>
-        </w:rPr>
-        <w:t xml:space="preserve"> }</w:t>
-      </w:r>
-      <w:proofErr w:type="gramEnd"/>
-      <w:r>
-        <w:rPr>
-          <w:rFonts w:ascii="Arial" w:hAnsi="Arial" w:cs="Arial"/>
-          <w:color w:val="000000" w:themeColor="text1"/>
-          <w:szCs w:val="22"/>
-        </w:rPr>
-        <w:t xml:space="preserve">} </w:t>
+        <w:t>b.keterangan</w:t>
+      </w:r>
+      <w:proofErr w:type="spellEnd"/>
+      <w:r>
+        <w:rPr>
+          <w:rFonts w:ascii="Arial" w:hAnsi="Arial" w:cs="Arial"/>
+          <w:color w:val="000000" w:themeColor="text1"/>
+          <w:szCs w:val="22"/>
+        </w:rPr>
+        <w:t xml:space="preserve"> }} </w:t>
       </w:r>
     </w:p>
     <w:p>
@@ -43808,7 +40842,6 @@
           <w:szCs w:val="22"/>
         </w:rPr>
       </w:pPr>
-      <w:proofErr w:type="gramStart"/>
       <w:r>
         <w:rPr>
           <w:rFonts w:ascii="Arial" w:hAnsi="Arial" w:cs="Arial"/>
@@ -43824,43 +40857,16 @@
           <w:color w:val="000000" w:themeColor="text1"/>
           <w:szCs w:val="22"/>
         </w:rPr>
-        <w:t>b</w:t>
-      </w:r>
-      <w:proofErr w:type="gramEnd"/>
-      <w:r>
-        <w:rPr>
-          <w:rFonts w:ascii="Arial" w:hAnsi="Arial" w:cs="Arial"/>
-          <w:color w:val="000000" w:themeColor="text1"/>
-          <w:szCs w:val="22"/>
-        </w:rPr>
-        <w:t>.</w:t>
-      </w:r>
-      <w:proofErr w:type="gramStart"/>
-      <w:r>
-        <w:rPr>
-          <w:rFonts w:ascii="Arial" w:hAnsi="Arial" w:cs="Arial"/>
-          <w:color w:val="000000" w:themeColor="text1"/>
-          <w:szCs w:val="22"/>
-        </w:rPr>
-        <w:t>gambar</w:t>
-      </w:r>
-      <w:proofErr w:type="spellEnd"/>
-      <w:r>
-        <w:rPr>
-          <w:rFonts w:ascii="Arial" w:hAnsi="Arial" w:cs="Arial"/>
-          <w:color w:val="000000" w:themeColor="text1"/>
-          <w:szCs w:val="22"/>
-        </w:rPr>
-        <w:t xml:space="preserve"> }</w:t>
-      </w:r>
-      <w:proofErr w:type="gramEnd"/>
-      <w:r>
-        <w:rPr>
-          <w:rFonts w:ascii="Arial" w:hAnsi="Arial" w:cs="Arial"/>
-          <w:color w:val="000000" w:themeColor="text1"/>
-          <w:szCs w:val="22"/>
-        </w:rPr>
-        <w:t xml:space="preserve">} </w:t>
+        <w:t>b.gambar</w:t>
+      </w:r>
+      <w:proofErr w:type="spellEnd"/>
+      <w:r>
+        <w:rPr>
+          <w:rFonts w:ascii="Arial" w:hAnsi="Arial" w:cs="Arial"/>
+          <w:color w:val="000000" w:themeColor="text1"/>
+          <w:szCs w:val="22"/>
+        </w:rPr>
+        <w:t xml:space="preserve"> }} </w:t>
       </w:r>
     </w:p>
     <w:p>
@@ -44017,7 +41023,6 @@
           <w:szCs w:val="22"/>
         </w:rPr>
       </w:pPr>
-      <w:proofErr w:type="gramStart"/>
       <w:r>
         <w:rPr>
           <w:rFonts w:ascii="Arial" w:hAnsi="Arial" w:cs="Arial"/>
@@ -44033,43 +41038,16 @@
           <w:color w:val="000000" w:themeColor="text1"/>
           <w:szCs w:val="22"/>
         </w:rPr>
-        <w:t>b</w:t>
-      </w:r>
-      <w:proofErr w:type="gramEnd"/>
-      <w:r>
-        <w:rPr>
-          <w:rFonts w:ascii="Arial" w:hAnsi="Arial" w:cs="Arial"/>
-          <w:color w:val="000000" w:themeColor="text1"/>
-          <w:szCs w:val="22"/>
-        </w:rPr>
-        <w:t>.</w:t>
-      </w:r>
-      <w:proofErr w:type="gramStart"/>
-      <w:r>
-        <w:rPr>
-          <w:rFonts w:ascii="Arial" w:hAnsi="Arial" w:cs="Arial"/>
-          <w:color w:val="000000" w:themeColor="text1"/>
-          <w:szCs w:val="22"/>
-        </w:rPr>
-        <w:t>keterangan</w:t>
-      </w:r>
-      <w:proofErr w:type="spellEnd"/>
-      <w:r>
-        <w:rPr>
-          <w:rFonts w:ascii="Arial" w:hAnsi="Arial" w:cs="Arial"/>
-          <w:color w:val="000000" w:themeColor="text1"/>
-          <w:szCs w:val="22"/>
-        </w:rPr>
-        <w:t xml:space="preserve"> }</w:t>
-      </w:r>
-      <w:proofErr w:type="gramEnd"/>
-      <w:r>
-        <w:rPr>
-          <w:rFonts w:ascii="Arial" w:hAnsi="Arial" w:cs="Arial"/>
-          <w:color w:val="000000" w:themeColor="text1"/>
-          <w:szCs w:val="22"/>
-        </w:rPr>
-        <w:t xml:space="preserve">} </w:t>
+        <w:t>b.keterangan</w:t>
+      </w:r>
+      <w:proofErr w:type="spellEnd"/>
+      <w:r>
+        <w:rPr>
+          <w:rFonts w:ascii="Arial" w:hAnsi="Arial" w:cs="Arial"/>
+          <w:color w:val="000000" w:themeColor="text1"/>
+          <w:szCs w:val="22"/>
+        </w:rPr>
+        <w:t xml:space="preserve"> }} </w:t>
       </w:r>
     </w:p>
     <w:p>
@@ -44082,7 +41060,6 @@
           <w:szCs w:val="22"/>
         </w:rPr>
       </w:pPr>
-      <w:proofErr w:type="gramStart"/>
       <w:r>
         <w:rPr>
           <w:rFonts w:ascii="Arial" w:hAnsi="Arial" w:cs="Arial"/>
@@ -44098,43 +41075,16 @@
           <w:color w:val="000000" w:themeColor="text1"/>
           <w:szCs w:val="22"/>
         </w:rPr>
-        <w:t>b</w:t>
-      </w:r>
-      <w:proofErr w:type="gramEnd"/>
-      <w:r>
-        <w:rPr>
-          <w:rFonts w:ascii="Arial" w:hAnsi="Arial" w:cs="Arial"/>
-          <w:color w:val="000000" w:themeColor="text1"/>
-          <w:szCs w:val="22"/>
-        </w:rPr>
-        <w:t>.</w:t>
-      </w:r>
-      <w:proofErr w:type="gramStart"/>
-      <w:r>
-        <w:rPr>
-          <w:rFonts w:ascii="Arial" w:hAnsi="Arial" w:cs="Arial"/>
-          <w:color w:val="000000" w:themeColor="text1"/>
-          <w:szCs w:val="22"/>
-        </w:rPr>
-        <w:t>gambar</w:t>
-      </w:r>
-      <w:proofErr w:type="spellEnd"/>
-      <w:r>
-        <w:rPr>
-          <w:rFonts w:ascii="Arial" w:hAnsi="Arial" w:cs="Arial"/>
-          <w:color w:val="000000" w:themeColor="text1"/>
-          <w:szCs w:val="22"/>
-        </w:rPr>
-        <w:t xml:space="preserve"> }</w:t>
-      </w:r>
-      <w:proofErr w:type="gramEnd"/>
-      <w:r>
-        <w:rPr>
-          <w:rFonts w:ascii="Arial" w:hAnsi="Arial" w:cs="Arial"/>
-          <w:color w:val="000000" w:themeColor="text1"/>
-          <w:szCs w:val="22"/>
-        </w:rPr>
-        <w:t xml:space="preserve">} </w:t>
+        <w:t>b.gambar</w:t>
+      </w:r>
+      <w:proofErr w:type="spellEnd"/>
+      <w:r>
+        <w:rPr>
+          <w:rFonts w:ascii="Arial" w:hAnsi="Arial" w:cs="Arial"/>
+          <w:color w:val="000000" w:themeColor="text1"/>
+          <w:szCs w:val="22"/>
+        </w:rPr>
+        <w:t xml:space="preserve"> }} </w:t>
       </w:r>
     </w:p>
     <w:p>
@@ -44281,25 +41231,7 @@
           <w:color w:val="000000" w:themeColor="text1"/>
           <w:szCs w:val="22"/>
         </w:rPr>
-        <w:t xml:space="preserve"> | </w:t>
-      </w:r>
-      <w:proofErr w:type="gramStart"/>
-      <w:r>
-        <w:rPr>
-          <w:rFonts w:ascii="Arial" w:hAnsi="Arial" w:cs="Arial"/>
-          <w:color w:val="000000" w:themeColor="text1"/>
-          <w:szCs w:val="22"/>
-        </w:rPr>
-        <w:t>batch(</w:t>
-      </w:r>
-      <w:proofErr w:type="gramEnd"/>
-      <w:r>
-        <w:rPr>
-          <w:rFonts w:ascii="Arial" w:hAnsi="Arial" w:cs="Arial"/>
-          <w:color w:val="000000" w:themeColor="text1"/>
-          <w:szCs w:val="22"/>
-        </w:rPr>
-        <w:t>2, None) %}</w:t>
+        <w:t xml:space="preserve"> | batch(2, None) %}</w:t>
       </w:r>
     </w:p>
     <w:tbl>
@@ -44333,25 +41265,7 @@
                 <w:color w:val="000000" w:themeColor="text1"/>
                 <w:szCs w:val="22"/>
               </w:rPr>
-              <w:t xml:space="preserve">{% if </w:t>
-            </w:r>
-            <w:proofErr w:type="gramStart"/>
-            <w:r>
-              <w:rPr>
-                <w:rFonts w:ascii="Arial" w:hAnsi="Arial" w:cs="Arial"/>
-                <w:color w:val="000000" w:themeColor="text1"/>
-                <w:szCs w:val="22"/>
-              </w:rPr>
-              <w:t>baris[</w:t>
-            </w:r>
-            <w:proofErr w:type="gramEnd"/>
-            <w:r>
-              <w:rPr>
-                <w:rFonts w:ascii="Arial" w:hAnsi="Arial" w:cs="Arial"/>
-                <w:color w:val="000000" w:themeColor="text1"/>
-                <w:szCs w:val="22"/>
-              </w:rPr>
-              <w:t>0] %}</w:t>
+              <w:t>{% if baris[0] %}</w:t>
             </w:r>
           </w:p>
           <w:p>
@@ -44362,32 +41276,13 @@
                 <w:szCs w:val="22"/>
               </w:rPr>
             </w:pPr>
-            <w:proofErr w:type="gramStart"/>
-            <w:r>
-              <w:rPr>
-                <w:rFonts w:ascii="Arial" w:hAnsi="Arial" w:cs="Arial"/>
-                <w:color w:val="000000" w:themeColor="text1"/>
-                <w:szCs w:val="22"/>
-              </w:rPr>
-              <w:t>{{ baris</w:t>
-            </w:r>
-            <w:proofErr w:type="gramEnd"/>
-            <w:r>
-              <w:rPr>
-                <w:rFonts w:ascii="Arial" w:hAnsi="Arial" w:cs="Arial"/>
-                <w:color w:val="000000" w:themeColor="text1"/>
-                <w:szCs w:val="22"/>
-              </w:rPr>
-              <w:t>[0</w:t>
-            </w:r>
-            <w:proofErr w:type="gramStart"/>
-            <w:r>
-              <w:rPr>
-                <w:rFonts w:ascii="Arial" w:hAnsi="Arial" w:cs="Arial"/>
-                <w:color w:val="000000" w:themeColor="text1"/>
-                <w:szCs w:val="22"/>
-              </w:rPr>
-              <w:t>].</w:t>
+            <w:r>
+              <w:rPr>
+                <w:rFonts w:ascii="Arial" w:hAnsi="Arial" w:cs="Arial"/>
+                <w:color w:val="000000" w:themeColor="text1"/>
+                <w:szCs w:val="22"/>
+              </w:rPr>
+              <w:t>{{ baris[0].</w:t>
             </w:r>
             <w:proofErr w:type="spellStart"/>
             <w:r>
@@ -44399,7 +41294,6 @@
               <w:t>gambar</w:t>
             </w:r>
             <w:proofErr w:type="spellEnd"/>
-            <w:proofErr w:type="gramEnd"/>
             <w:r>
               <w:rPr>
                 <w:rFonts w:ascii="Arial" w:hAnsi="Arial" w:cs="Arial"/>
@@ -44433,34 +41327,7 @@
                 <w:color w:val="000000" w:themeColor="text1"/>
                 <w:szCs w:val="22"/>
               </w:rPr>
-              <w:t xml:space="preserve">: </w:t>
-            </w:r>
-            <w:proofErr w:type="gramStart"/>
-            <w:r>
-              <w:rPr>
-                <w:rFonts w:ascii="Arial" w:hAnsi="Arial" w:cs="Arial"/>
-                <w:color w:val="000000" w:themeColor="text1"/>
-                <w:szCs w:val="22"/>
-              </w:rPr>
-              <w:t>{{ baris</w:t>
-            </w:r>
-            <w:proofErr w:type="gramEnd"/>
-            <w:r>
-              <w:rPr>
-                <w:rFonts w:ascii="Arial" w:hAnsi="Arial" w:cs="Arial"/>
-                <w:color w:val="000000" w:themeColor="text1"/>
-                <w:szCs w:val="22"/>
-              </w:rPr>
-              <w:t>[0</w:t>
-            </w:r>
-            <w:proofErr w:type="gramStart"/>
-            <w:r>
-              <w:rPr>
-                <w:rFonts w:ascii="Arial" w:hAnsi="Arial" w:cs="Arial"/>
-                <w:color w:val="000000" w:themeColor="text1"/>
-                <w:szCs w:val="22"/>
-              </w:rPr>
-              <w:t>].</w:t>
+              <w:t>: {{ baris[0].</w:t>
             </w:r>
             <w:proofErr w:type="spellStart"/>
             <w:r>
@@ -44472,7 +41339,6 @@
               <w:t>keterangan</w:t>
             </w:r>
             <w:proofErr w:type="spellEnd"/>
-            <w:proofErr w:type="gramEnd"/>
             <w:r>
               <w:rPr>
                 <w:rFonts w:ascii="Arial" w:hAnsi="Arial" w:cs="Arial"/>
@@ -44745,25 +41611,7 @@
           <w:color w:val="000000" w:themeColor="text1"/>
           <w:szCs w:val="22"/>
         </w:rPr>
-        <w:t xml:space="preserve"> | </w:t>
-      </w:r>
-      <w:proofErr w:type="gramStart"/>
-      <w:r>
-        <w:rPr>
-          <w:rFonts w:ascii="Arial" w:hAnsi="Arial" w:cs="Arial"/>
-          <w:color w:val="000000" w:themeColor="text1"/>
-          <w:szCs w:val="22"/>
-        </w:rPr>
-        <w:t>batch(</w:t>
-      </w:r>
-      <w:proofErr w:type="gramEnd"/>
-      <w:r>
-        <w:rPr>
-          <w:rFonts w:ascii="Arial" w:hAnsi="Arial" w:cs="Arial"/>
-          <w:color w:val="000000" w:themeColor="text1"/>
-          <w:szCs w:val="22"/>
-        </w:rPr>
-        <w:t>2, None) %}</w:t>
+        <w:t xml:space="preserve"> | batch(2, None) %}</w:t>
       </w:r>
     </w:p>
     <w:tbl>
@@ -44797,25 +41645,7 @@
                 <w:color w:val="000000" w:themeColor="text1"/>
                 <w:szCs w:val="22"/>
               </w:rPr>
-              <w:t xml:space="preserve">{% if </w:t>
-            </w:r>
-            <w:proofErr w:type="gramStart"/>
-            <w:r>
-              <w:rPr>
-                <w:rFonts w:ascii="Arial" w:hAnsi="Arial" w:cs="Arial"/>
-                <w:color w:val="000000" w:themeColor="text1"/>
-                <w:szCs w:val="22"/>
-              </w:rPr>
-              <w:t>baris[</w:t>
-            </w:r>
-            <w:proofErr w:type="gramEnd"/>
-            <w:r>
-              <w:rPr>
-                <w:rFonts w:ascii="Arial" w:hAnsi="Arial" w:cs="Arial"/>
-                <w:color w:val="000000" w:themeColor="text1"/>
-                <w:szCs w:val="22"/>
-              </w:rPr>
-              <w:t>0] %}</w:t>
+              <w:t>{% if baris[0] %}</w:t>
             </w:r>
           </w:p>
           <w:p>
@@ -44826,32 +41656,13 @@
                 <w:szCs w:val="22"/>
               </w:rPr>
             </w:pPr>
-            <w:proofErr w:type="gramStart"/>
-            <w:r>
-              <w:rPr>
-                <w:rFonts w:ascii="Arial" w:hAnsi="Arial" w:cs="Arial"/>
-                <w:color w:val="000000" w:themeColor="text1"/>
-                <w:szCs w:val="22"/>
-              </w:rPr>
-              <w:t>{{ baris</w:t>
-            </w:r>
-            <w:proofErr w:type="gramEnd"/>
-            <w:r>
-              <w:rPr>
-                <w:rFonts w:ascii="Arial" w:hAnsi="Arial" w:cs="Arial"/>
-                <w:color w:val="000000" w:themeColor="text1"/>
-                <w:szCs w:val="22"/>
-              </w:rPr>
-              <w:t>[0</w:t>
-            </w:r>
-            <w:proofErr w:type="gramStart"/>
-            <w:r>
-              <w:rPr>
-                <w:rFonts w:ascii="Arial" w:hAnsi="Arial" w:cs="Arial"/>
-                <w:color w:val="000000" w:themeColor="text1"/>
-                <w:szCs w:val="22"/>
-              </w:rPr>
-              <w:t>].</w:t>
+            <w:r>
+              <w:rPr>
+                <w:rFonts w:ascii="Arial" w:hAnsi="Arial" w:cs="Arial"/>
+                <w:color w:val="000000" w:themeColor="text1"/>
+                <w:szCs w:val="22"/>
+              </w:rPr>
+              <w:t>{{ baris[0].</w:t>
             </w:r>
             <w:proofErr w:type="spellStart"/>
             <w:r>
@@ -44863,7 +41674,6 @@
               <w:t>gambar</w:t>
             </w:r>
             <w:proofErr w:type="spellEnd"/>
-            <w:proofErr w:type="gramEnd"/>
             <w:r>
               <w:rPr>
                 <w:rFonts w:ascii="Arial" w:hAnsi="Arial" w:cs="Arial"/>
@@ -44897,34 +41707,7 @@
                 <w:color w:val="000000" w:themeColor="text1"/>
                 <w:szCs w:val="22"/>
               </w:rPr>
-              <w:t xml:space="preserve">: </w:t>
-            </w:r>
-            <w:proofErr w:type="gramStart"/>
-            <w:r>
-              <w:rPr>
-                <w:rFonts w:ascii="Arial" w:hAnsi="Arial" w:cs="Arial"/>
-                <w:color w:val="000000" w:themeColor="text1"/>
-                <w:szCs w:val="22"/>
-              </w:rPr>
-              <w:t>{{ baris</w:t>
-            </w:r>
-            <w:proofErr w:type="gramEnd"/>
-            <w:r>
-              <w:rPr>
-                <w:rFonts w:ascii="Arial" w:hAnsi="Arial" w:cs="Arial"/>
-                <w:color w:val="000000" w:themeColor="text1"/>
-                <w:szCs w:val="22"/>
-              </w:rPr>
-              <w:t>[0</w:t>
-            </w:r>
-            <w:proofErr w:type="gramStart"/>
-            <w:r>
-              <w:rPr>
-                <w:rFonts w:ascii="Arial" w:hAnsi="Arial" w:cs="Arial"/>
-                <w:color w:val="000000" w:themeColor="text1"/>
-                <w:szCs w:val="22"/>
-              </w:rPr>
-              <w:t>].</w:t>
+              <w:t>: {{ baris[0].</w:t>
             </w:r>
             <w:proofErr w:type="spellStart"/>
             <w:r>
@@ -44936,7 +41719,6 @@
               <w:t>keterangan</w:t>
             </w:r>
             <w:proofErr w:type="spellEnd"/>
-            <w:proofErr w:type="gramEnd"/>
             <w:r>
               <w:rPr>
                 <w:rFonts w:ascii="Arial" w:hAnsi="Arial" w:cs="Arial"/>
@@ -45721,17 +42503,12 @@
             </w:tabs>
             <w:jc w:val="center"/>
           </w:pPr>
-          <w:proofErr w:type="gramStart"/>
           <w:r>
             <w:t xml:space="preserve">{{ </w:t>
           </w:r>
           <w:proofErr w:type="spellStart"/>
           <w:r>
-            <w:t>logo</w:t>
-          </w:r>
-          <w:proofErr w:type="gramEnd"/>
-          <w:r>
-            <w:t>_perusahaan</w:t>
+            <w:t>logo_perusahaan</w:t>
           </w:r>
           <w:proofErr w:type="spellEnd"/>
           <w:r>
@@ -45959,17 +42736,12 @@
             </w:tabs>
             <w:jc w:val="center"/>
           </w:pPr>
-          <w:proofErr w:type="gramStart"/>
           <w:r>
             <w:t xml:space="preserve">{{ </w:t>
           </w:r>
           <w:proofErr w:type="spellStart"/>
           <w:r>
-            <w:t>logo</w:t>
-          </w:r>
-          <w:proofErr w:type="gramEnd"/>
-          <w:r>
-            <w:t>_perusahaan</w:t>
+            <w:t>logo_perusahaan</w:t>
           </w:r>
           <w:proofErr w:type="spellEnd"/>
           <w:r>

--- a/templates/Contoh_LHV_TKDN_2026.docx
+++ b/templates/Contoh_LHV_TKDN_2026.docx
@@ -1,6 +1,6 @@
 
 <file path=word/document.xml><?xml version="1.0" encoding="utf-8"?>
-<w:document xmlns:wpc="http://schemas.microsoft.com/office/word/2010/wordprocessingCanvas" xmlns:cx="http://schemas.microsoft.com/office/drawing/2014/chartex" xmlns:cx1="http://schemas.microsoft.com/office/drawing/2015/9/8/chartex" xmlns:cx2="http://schemas.microsoft.com/office/drawing/2015/10/21/chartex" xmlns:cx3="http://schemas.microsoft.com/office/drawing/2016/5/9/chartex" xmlns:cx4="http://schemas.microsoft.com/office/drawing/2016/5/10/chartex" xmlns:cx5="http://schemas.microsoft.com/office/drawing/2016/5/11/chartex" xmlns:cx6="http://schemas.microsoft.com/office/drawing/2016/5/12/chartex" xmlns:cx7="http://schemas.microsoft.com/office/drawing/2016/5/13/chartex" xmlns:cx8="http://schemas.microsoft.com/office/drawing/2016/5/14/chartex" xmlns:mc="http://schemas.openxmlformats.org/markup-compatibility/2006" xmlns:aink="http://schemas.microsoft.com/office/drawing/2016/ink" xmlns:am3d="http://schemas.microsoft.com/office/drawing/2017/model3d" xmlns:o="urn:schemas-microsoft-com:office:office" xmlns:oel="http://schemas.microsoft.com/office/2019/extlst" xmlns:r="http://schemas.openxmlformats.org/officeDocument/2006/relationships" xmlns:m="http://schemas.openxmlformats.org/officeDocument/2006/math" xmlns:v="urn:schemas-microsoft-com:vml" xmlns:wp14="http://schemas.microsoft.com/office/word/2010/wordprocessingDrawing" xmlns:wp="http://schemas.openxmlformats.org/drawingml/2006/wordprocessingDrawing" xmlns:w10="urn:schemas-microsoft-com:office:word" xmlns:w="http://schemas.openxmlformats.org/wordprocessingml/2006/main" xmlns:w14="http://schemas.microsoft.com/office/word/2010/wordml" xmlns:w15="http://schemas.microsoft.com/office/word/2012/wordml" xmlns:w16cei="http://schemas.microsoft.com/office/word/2026/wordml/cei" xmlns:w16cex="http://schemas.microsoft.com/office/word/2018/wordml/cex" xmlns:w16cid="http://schemas.microsoft.com/office/word/2016/wordml/cid" xmlns:w16="http://schemas.microsoft.com/office/word/2018/wordml" xmlns:w16du="http://schemas.microsoft.com/office/word/2023/wordml/word16du" xmlns:w16sdtdh="http://schemas.microsoft.com/office/word/2020/wordml/sdtdatahash" xmlns:w16sdtfl="http://schemas.microsoft.com/office/word/2024/wordml/sdtformatlock" xmlns:w16se="http://schemas.microsoft.com/office/word/2015/wordml/symex" xmlns:wpg="http://schemas.microsoft.com/office/word/2010/wordprocessingGroup" xmlns:wpi="http://schemas.microsoft.com/office/word/2010/wordprocessingInk" xmlns:wne="http://schemas.microsoft.com/office/word/2006/wordml" xmlns:wps="http://schemas.microsoft.com/office/word/2010/wordprocessingShape" mc:Ignorable="w14 w15 w16se w16cid w16 w16cex w16sdtdh w16sdtfl w16du wp14">
+<w:document xmlns:wpc="http://schemas.microsoft.com/office/word/2010/wordprocessingCanvas" xmlns:cx="http://schemas.microsoft.com/office/drawing/2014/chartex" xmlns:cx1="http://schemas.microsoft.com/office/drawing/2015/9/8/chartex" xmlns:cx2="http://schemas.microsoft.com/office/drawing/2015/10/21/chartex" xmlns:cx3="http://schemas.microsoft.com/office/drawing/2016/5/9/chartex" xmlns:cx4="http://schemas.microsoft.com/office/drawing/2016/5/10/chartex" xmlns:cx5="http://schemas.microsoft.com/office/drawing/2016/5/11/chartex" xmlns:cx6="http://schemas.microsoft.com/office/drawing/2016/5/12/chartex" xmlns:cx7="http://schemas.microsoft.com/office/drawing/2016/5/13/chartex" xmlns:cx8="http://schemas.microsoft.com/office/drawing/2016/5/14/chartex" xmlns:mc="http://schemas.openxmlformats.org/markup-compatibility/2006" xmlns:aink="http://schemas.microsoft.com/office/drawing/2016/ink" xmlns:am3d="http://schemas.microsoft.com/office/drawing/2017/model3d" xmlns:o="urn:schemas-microsoft-com:office:office" xmlns:oel="http://schemas.microsoft.com/office/2019/extlst" xmlns:r="http://schemas.openxmlformats.org/officeDocument/2006/relationships" xmlns:m="http://schemas.openxmlformats.org/officeDocument/2006/math" xmlns:v="urn:schemas-microsoft-com:vml" xmlns:wp14="http://schemas.microsoft.com/office/word/2010/wordprocessingDrawing" xmlns:wp="http://schemas.openxmlformats.org/drawingml/2006/wordprocessingDrawing" xmlns:w10="urn:schemas-microsoft-com:office:word" xmlns:w="http://schemas.openxmlformats.org/wordprocessingml/2006/main" xmlns:w14="http://schemas.microsoft.com/office/word/2010/wordml" xmlns:w15="http://schemas.microsoft.com/office/word/2012/wordml" xmlns:w16cex="http://schemas.microsoft.com/office/word/2018/wordml/cex" xmlns:w16cid="http://schemas.microsoft.com/office/word/2016/wordml/cid" xmlns:w16="http://schemas.microsoft.com/office/word/2018/wordml" xmlns:w16du="http://schemas.microsoft.com/office/word/2023/wordml/word16du" xmlns:w16sdtdh="http://schemas.microsoft.com/office/word/2020/wordml/sdtdatahash" xmlns:w16sdtfl="http://schemas.microsoft.com/office/word/2024/wordml/sdtformatlock" xmlns:w16se="http://schemas.microsoft.com/office/word/2015/wordml/symex" xmlns:wpg="http://schemas.microsoft.com/office/word/2010/wordprocessingGroup" xmlns:wpi="http://schemas.microsoft.com/office/word/2010/wordprocessingInk" xmlns:wne="http://schemas.microsoft.com/office/word/2006/wordml" xmlns:wps="http://schemas.microsoft.com/office/word/2010/wordprocessingShape" mc:Ignorable="w14 w15 w16se w16cid w16 w16cex w16sdtdh w16sdtfl w16du wp14">
   <w:body>
     <w:p>
       <w:pPr>
@@ -22,6 +22,7 @@
         </w:sectPr>
       </w:pPr>
       <w:bookmarkStart w:id="0" w:name="_Hlk219119130"/>
+      <w:proofErr w:type="gramStart"/>
       <w:r>
         <w:rPr>
           <w:rFonts w:ascii="Arial" w:hAnsi="Arial" w:cs="Arial"/>
@@ -37,7 +38,16 @@
           <w:color w:val="000000" w:themeColor="text1"/>
           <w:szCs w:val="22"/>
         </w:rPr>
-        <w:t>cover_laporan</w:t>
+        <w:t>cover</w:t>
+      </w:r>
+      <w:proofErr w:type="gramEnd"/>
+      <w:r>
+        <w:rPr>
+          <w:rFonts w:ascii="Arial" w:hAnsi="Arial" w:cs="Arial"/>
+          <w:color w:val="000000" w:themeColor="text1"/>
+          <w:szCs w:val="22"/>
+        </w:rPr>
+        <w:t>_laporan</w:t>
       </w:r>
       <w:proofErr w:type="spellEnd"/>
       <w:r>
@@ -2767,6 +2777,7 @@
                 <w:lang w:val="it-IT"/>
               </w:rPr>
             </w:pPr>
+            <w:proofErr w:type="gramStart"/>
             <w:r>
               <w:rPr>
                 <w:rFonts w:ascii="Arial" w:hAnsi="Arial" w:cs="Arial"/>
@@ -2782,7 +2793,16 @@
                 <w:color w:val="000000" w:themeColor="text1"/>
                 <w:szCs w:val="22"/>
               </w:rPr>
-              <w:t>id_berkas</w:t>
+              <w:t>id</w:t>
+            </w:r>
+            <w:proofErr w:type="gramEnd"/>
+            <w:r>
+              <w:rPr>
+                <w:rFonts w:ascii="Arial" w:hAnsi="Arial" w:cs="Arial"/>
+                <w:color w:val="000000" w:themeColor="text1"/>
+                <w:szCs w:val="22"/>
+              </w:rPr>
+              <w:t>_berkas</w:t>
             </w:r>
             <w:proofErr w:type="spellEnd"/>
             <w:r>
@@ -2883,6 +2903,7 @@
                 <w:lang w:val="it-IT"/>
               </w:rPr>
             </w:pPr>
+            <w:proofErr w:type="gramStart"/>
             <w:r>
               <w:rPr>
                 <w:rFonts w:ascii="Arial" w:hAnsi="Arial" w:cs="Arial"/>
@@ -2901,6 +2922,7 @@
               <w:t>permenperin</w:t>
             </w:r>
             <w:proofErr w:type="spellEnd"/>
+            <w:proofErr w:type="gramEnd"/>
             <w:r>
               <w:rPr>
                 <w:rFonts w:ascii="Arial" w:hAnsi="Arial" w:cs="Arial"/>
@@ -2981,6 +3003,7 @@
                 <w:lang w:val="it-IT"/>
               </w:rPr>
             </w:pPr>
+            <w:proofErr w:type="gramStart"/>
             <w:r>
               <w:rPr>
                 <w:rFonts w:ascii="Arial" w:hAnsi="Arial" w:cs="Arial"/>
@@ -2996,7 +3019,16 @@
                 <w:color w:val="000000" w:themeColor="text1"/>
                 <w:szCs w:val="22"/>
               </w:rPr>
-              <w:t>nama_perusahaan</w:t>
+              <w:t>nama</w:t>
+            </w:r>
+            <w:proofErr w:type="gramEnd"/>
+            <w:r>
+              <w:rPr>
+                <w:rFonts w:ascii="Arial" w:hAnsi="Arial" w:cs="Arial"/>
+                <w:color w:val="000000" w:themeColor="text1"/>
+                <w:szCs w:val="22"/>
+              </w:rPr>
+              <w:t>_perusahaan</w:t>
             </w:r>
             <w:proofErr w:type="spellEnd"/>
             <w:r>
@@ -3077,6 +3109,7 @@
                 <w:lang w:val="it-IT"/>
               </w:rPr>
             </w:pPr>
+            <w:proofErr w:type="gramStart"/>
             <w:r>
               <w:rPr>
                 <w:rFonts w:ascii="Arial" w:hAnsi="Arial" w:cs="Arial"/>
@@ -3092,7 +3125,16 @@
                 <w:color w:val="000000" w:themeColor="text1"/>
                 <w:szCs w:val="22"/>
               </w:rPr>
-              <w:t>alamat_kantor</w:t>
+              <w:t>alamat</w:t>
+            </w:r>
+            <w:proofErr w:type="gramEnd"/>
+            <w:r>
+              <w:rPr>
+                <w:rFonts w:ascii="Arial" w:hAnsi="Arial" w:cs="Arial"/>
+                <w:color w:val="000000" w:themeColor="text1"/>
+                <w:szCs w:val="22"/>
+              </w:rPr>
+              <w:t>_kantor</w:t>
             </w:r>
             <w:proofErr w:type="spellEnd"/>
             <w:r>
@@ -3184,6 +3226,7 @@
                 <w:lang w:val="it-IT"/>
               </w:rPr>
             </w:pPr>
+            <w:proofErr w:type="gramStart"/>
             <w:r>
               <w:rPr>
                 <w:rFonts w:ascii="Arial" w:hAnsi="Arial" w:cs="Arial"/>
@@ -3199,7 +3242,16 @@
                 <w:color w:val="000000" w:themeColor="text1"/>
                 <w:szCs w:val="22"/>
               </w:rPr>
-              <w:t>alamat_pabrik</w:t>
+              <w:t>alamat</w:t>
+            </w:r>
+            <w:proofErr w:type="gramEnd"/>
+            <w:r>
+              <w:rPr>
+                <w:rFonts w:ascii="Arial" w:hAnsi="Arial" w:cs="Arial"/>
+                <w:color w:val="000000" w:themeColor="text1"/>
+                <w:szCs w:val="22"/>
+              </w:rPr>
+              <w:t>_pabrik</w:t>
             </w:r>
             <w:proofErr w:type="spellEnd"/>
             <w:r>
@@ -3280,6 +3332,7 @@
                 <w:lang w:val="it-IT"/>
               </w:rPr>
             </w:pPr>
+            <w:proofErr w:type="gramStart"/>
             <w:r>
               <w:rPr>
                 <w:rFonts w:ascii="Arial" w:hAnsi="Arial" w:cs="Arial"/>
@@ -3295,7 +3348,16 @@
                 <w:color w:val="000000" w:themeColor="text1"/>
                 <w:szCs w:val="22"/>
               </w:rPr>
-              <w:t>skala_perusahaan</w:t>
+              <w:t>skala</w:t>
+            </w:r>
+            <w:proofErr w:type="gramEnd"/>
+            <w:r>
+              <w:rPr>
+                <w:rFonts w:ascii="Arial" w:hAnsi="Arial" w:cs="Arial"/>
+                <w:color w:val="000000" w:themeColor="text1"/>
+                <w:szCs w:val="22"/>
+              </w:rPr>
+              <w:t>_perusahaan</w:t>
             </w:r>
             <w:proofErr w:type="spellEnd"/>
             <w:r>
@@ -3415,6 +3477,7 @@
                 <w:lang w:val="it-IT"/>
               </w:rPr>
             </w:pPr>
+            <w:proofErr w:type="gramStart"/>
             <w:r>
               <w:rPr>
                 <w:rFonts w:ascii="Arial" w:hAnsi="Arial" w:cs="Arial"/>
@@ -3430,7 +3493,16 @@
                 <w:color w:val="000000" w:themeColor="text1"/>
                 <w:szCs w:val="22"/>
               </w:rPr>
-              <w:t>no_izin</w:t>
+              <w:t>no</w:t>
+            </w:r>
+            <w:proofErr w:type="gramEnd"/>
+            <w:r>
+              <w:rPr>
+                <w:rFonts w:ascii="Arial" w:hAnsi="Arial" w:cs="Arial"/>
+                <w:color w:val="000000" w:themeColor="text1"/>
+                <w:szCs w:val="22"/>
+              </w:rPr>
+              <w:t>_izin</w:t>
             </w:r>
             <w:proofErr w:type="spellEnd"/>
             <w:r>
@@ -3591,6 +3663,7 @@
                 <w:lang w:val="it-IT"/>
               </w:rPr>
             </w:pPr>
+            <w:proofErr w:type="gramStart"/>
             <w:r>
               <w:rPr>
                 <w:rFonts w:ascii="Arial" w:hAnsi="Arial" w:cs="Arial"/>
@@ -3606,7 +3679,16 @@
                 <w:color w:val="000000" w:themeColor="text1"/>
                 <w:szCs w:val="22"/>
               </w:rPr>
-              <w:t>tgl_verifikasi_dok</w:t>
+              <w:t>tgl</w:t>
+            </w:r>
+            <w:proofErr w:type="gramEnd"/>
+            <w:r>
+              <w:rPr>
+                <w:rFonts w:ascii="Arial" w:hAnsi="Arial" w:cs="Arial"/>
+                <w:color w:val="000000" w:themeColor="text1"/>
+                <w:szCs w:val="22"/>
+              </w:rPr>
+              <w:t>_verifikasi_dok</w:t>
             </w:r>
             <w:proofErr w:type="spellEnd"/>
             <w:r>
@@ -3769,6 +3851,7 @@
                 <w:lang w:val="it-IT"/>
               </w:rPr>
             </w:pPr>
+            <w:proofErr w:type="gramStart"/>
             <w:r>
               <w:rPr>
                 <w:rFonts w:ascii="Arial" w:hAnsi="Arial" w:cs="Arial"/>
@@ -3784,7 +3867,16 @@
                 <w:color w:val="000000" w:themeColor="text1"/>
                 <w:szCs w:val="22"/>
               </w:rPr>
-              <w:t>tgl_verifikasi_lapangan</w:t>
+              <w:t>tgl</w:t>
+            </w:r>
+            <w:proofErr w:type="gramEnd"/>
+            <w:r>
+              <w:rPr>
+                <w:rFonts w:ascii="Arial" w:hAnsi="Arial" w:cs="Arial"/>
+                <w:color w:val="000000" w:themeColor="text1"/>
+                <w:szCs w:val="22"/>
+              </w:rPr>
+              <w:t>_verifikasi_lapangan</w:t>
             </w:r>
             <w:proofErr w:type="spellEnd"/>
             <w:r>
@@ -3963,6 +4055,7 @@
                 <w:lang w:val="it-IT"/>
               </w:rPr>
             </w:pPr>
+            <w:proofErr w:type="gramStart"/>
             <w:r>
               <w:rPr>
                 <w:rFonts w:ascii="Arial" w:hAnsi="Arial" w:cs="Arial"/>
@@ -3981,6 +4074,7 @@
               <w:t>kbli</w:t>
             </w:r>
             <w:proofErr w:type="spellEnd"/>
+            <w:proofErr w:type="gramEnd"/>
             <w:r>
               <w:rPr>
                 <w:rFonts w:ascii="Arial" w:hAnsi="Arial" w:cs="Arial"/>
@@ -4080,6 +4174,7 @@
                 <w:lang w:val="it-IT"/>
               </w:rPr>
             </w:pPr>
+            <w:proofErr w:type="gramStart"/>
             <w:r>
               <w:rPr>
                 <w:rFonts w:ascii="Arial" w:hAnsi="Arial" w:cs="Arial"/>
@@ -4095,7 +4190,16 @@
                 <w:color w:val="000000" w:themeColor="text1"/>
                 <w:szCs w:val="22"/>
               </w:rPr>
-              <w:t>kapasitas_produksi</w:t>
+              <w:t>kapasitas</w:t>
+            </w:r>
+            <w:proofErr w:type="gramEnd"/>
+            <w:r>
+              <w:rPr>
+                <w:rFonts w:ascii="Arial" w:hAnsi="Arial" w:cs="Arial"/>
+                <w:color w:val="000000" w:themeColor="text1"/>
+                <w:szCs w:val="22"/>
+              </w:rPr>
+              <w:t>_produksi</w:t>
             </w:r>
             <w:proofErr w:type="spellEnd"/>
             <w:r>
@@ -4214,62 +4318,6 @@
               </w:rPr>
             </w:pPr>
           </w:p>
-          <w:p>
-            <w:pPr>
-              <w:rPr>
-                <w:rFonts w:ascii="Arial" w:hAnsi="Arial" w:cs="Arial"/>
-                <w:szCs w:val="22"/>
-              </w:rPr>
-            </w:pPr>
-          </w:p>
-          <w:p>
-            <w:pPr>
-              <w:rPr>
-                <w:rFonts w:ascii="Arial" w:hAnsi="Arial" w:cs="Arial"/>
-                <w:szCs w:val="22"/>
-              </w:rPr>
-            </w:pPr>
-          </w:p>
-          <w:p>
-            <w:pPr>
-              <w:rPr>
-                <w:rFonts w:ascii="Arial" w:hAnsi="Arial" w:cs="Arial"/>
-                <w:szCs w:val="22"/>
-              </w:rPr>
-            </w:pPr>
-          </w:p>
-          <w:p>
-            <w:pPr>
-              <w:rPr>
-                <w:rFonts w:ascii="Arial" w:hAnsi="Arial" w:cs="Arial"/>
-                <w:szCs w:val="22"/>
-              </w:rPr>
-            </w:pPr>
-          </w:p>
-          <w:p>
-            <w:pPr>
-              <w:rPr>
-                <w:rFonts w:ascii="Arial" w:hAnsi="Arial" w:cs="Arial"/>
-                <w:szCs w:val="22"/>
-              </w:rPr>
-            </w:pPr>
-          </w:p>
-          <w:p>
-            <w:pPr>
-              <w:rPr>
-                <w:rFonts w:ascii="Arial" w:hAnsi="Arial" w:cs="Arial"/>
-                <w:szCs w:val="22"/>
-              </w:rPr>
-            </w:pPr>
-          </w:p>
-          <w:p>
-            <w:pPr>
-              <w:rPr>
-                <w:rFonts w:ascii="Arial" w:hAnsi="Arial" w:cs="Arial"/>
-                <w:szCs w:val="22"/>
-              </w:rPr>
-            </w:pPr>
-          </w:p>
         </w:tc>
         <w:tc>
           <w:tcPr>
@@ -5135,6 +5183,7 @@
                 <w:lang w:val="it-IT"/>
               </w:rPr>
             </w:pPr>
+            <w:proofErr w:type="gramStart"/>
             <w:r>
               <w:rPr>
                 <w:rFonts w:ascii="Arial" w:hAnsi="Arial" w:cs="Arial"/>
@@ -5150,7 +5199,25 @@
                 <w:color w:val="000000" w:themeColor="text1"/>
                 <w:szCs w:val="22"/>
               </w:rPr>
-              <w:t>foto_barang</w:t>
+              <w:t>foto</w:t>
+            </w:r>
+            <w:proofErr w:type="gramEnd"/>
+            <w:r>
+              <w:rPr>
+                <w:rFonts w:ascii="Arial" w:hAnsi="Arial" w:cs="Arial"/>
+                <w:color w:val="000000" w:themeColor="text1"/>
+                <w:szCs w:val="22"/>
+              </w:rPr>
+              <w:t>_</w:t>
+            </w:r>
+            <w:proofErr w:type="gramStart"/>
+            <w:r>
+              <w:rPr>
+                <w:rFonts w:ascii="Arial" w:hAnsi="Arial" w:cs="Arial"/>
+                <w:color w:val="000000" w:themeColor="text1"/>
+                <w:szCs w:val="22"/>
+              </w:rPr>
+              <w:t>barang</w:t>
             </w:r>
             <w:proofErr w:type="spellEnd"/>
             <w:r>
@@ -5159,7 +5226,16 @@
                 <w:color w:val="000000" w:themeColor="text1"/>
                 <w:szCs w:val="22"/>
               </w:rPr>
-              <w:t xml:space="preserve"> }}</w:t>
+              <w:t xml:space="preserve"> }</w:t>
+            </w:r>
+            <w:proofErr w:type="gramEnd"/>
+            <w:r>
+              <w:rPr>
+                <w:rFonts w:ascii="Arial" w:hAnsi="Arial" w:cs="Arial"/>
+                <w:color w:val="000000" w:themeColor="text1"/>
+                <w:szCs w:val="22"/>
+              </w:rPr>
+              <w:t>}</w:t>
             </w:r>
           </w:p>
           <w:p>
@@ -5392,6 +5468,7 @@
                 <w:lang w:val="it-IT"/>
               </w:rPr>
             </w:pPr>
+            <w:proofErr w:type="gramStart"/>
             <w:r>
               <w:rPr>
                 <w:rFonts w:ascii="Arial" w:hAnsi="Arial" w:cs="Arial"/>
@@ -5407,7 +5484,25 @@
                 <w:color w:val="000000" w:themeColor="text1"/>
                 <w:szCs w:val="22"/>
               </w:rPr>
-              <w:t>nilai_tkdn</w:t>
+              <w:t>nilai</w:t>
+            </w:r>
+            <w:proofErr w:type="gramEnd"/>
+            <w:r>
+              <w:rPr>
+                <w:rFonts w:ascii="Arial" w:hAnsi="Arial" w:cs="Arial"/>
+                <w:color w:val="000000" w:themeColor="text1"/>
+                <w:szCs w:val="22"/>
+              </w:rPr>
+              <w:t>_</w:t>
+            </w:r>
+            <w:proofErr w:type="gramStart"/>
+            <w:r>
+              <w:rPr>
+                <w:rFonts w:ascii="Arial" w:hAnsi="Arial" w:cs="Arial"/>
+                <w:color w:val="000000" w:themeColor="text1"/>
+                <w:szCs w:val="22"/>
+              </w:rPr>
+              <w:t>tkdn</w:t>
             </w:r>
             <w:proofErr w:type="spellEnd"/>
             <w:r>
@@ -5416,7 +5511,25 @@
                 <w:color w:val="000000" w:themeColor="text1"/>
                 <w:szCs w:val="22"/>
               </w:rPr>
-              <w:t xml:space="preserve"> }} % ( {{ </w:t>
+              <w:t xml:space="preserve"> }</w:t>
+            </w:r>
+            <w:proofErr w:type="gramEnd"/>
+            <w:r>
+              <w:rPr>
+                <w:rFonts w:ascii="Arial" w:hAnsi="Arial" w:cs="Arial"/>
+                <w:color w:val="000000" w:themeColor="text1"/>
+                <w:szCs w:val="22"/>
+              </w:rPr>
+              <w:t xml:space="preserve">} % </w:t>
+            </w:r>
+            <w:proofErr w:type="gramStart"/>
+            <w:r>
+              <w:rPr>
+                <w:rFonts w:ascii="Arial" w:hAnsi="Arial" w:cs="Arial"/>
+                <w:color w:val="000000" w:themeColor="text1"/>
+                <w:szCs w:val="22"/>
+              </w:rPr>
+              <w:t xml:space="preserve">( {{ </w:t>
             </w:r>
             <w:proofErr w:type="spellStart"/>
             <w:r>
@@ -5425,7 +5538,25 @@
                 <w:color w:val="000000" w:themeColor="text1"/>
                 <w:szCs w:val="22"/>
               </w:rPr>
-              <w:t>terbilang_tkdn</w:t>
+              <w:t>terbilang</w:t>
+            </w:r>
+            <w:proofErr w:type="gramEnd"/>
+            <w:r>
+              <w:rPr>
+                <w:rFonts w:ascii="Arial" w:hAnsi="Arial" w:cs="Arial"/>
+                <w:color w:val="000000" w:themeColor="text1"/>
+                <w:szCs w:val="22"/>
+              </w:rPr>
+              <w:t>_</w:t>
+            </w:r>
+            <w:proofErr w:type="gramStart"/>
+            <w:r>
+              <w:rPr>
+                <w:rFonts w:ascii="Arial" w:hAnsi="Arial" w:cs="Arial"/>
+                <w:color w:val="000000" w:themeColor="text1"/>
+                <w:szCs w:val="22"/>
+              </w:rPr>
+              <w:t>tkdn</w:t>
             </w:r>
             <w:proofErr w:type="spellEnd"/>
             <w:r>
@@ -5434,7 +5565,16 @@
                 <w:color w:val="000000" w:themeColor="text1"/>
                 <w:szCs w:val="22"/>
               </w:rPr>
-              <w:t xml:space="preserve"> }} )</w:t>
+              <w:t xml:space="preserve"> }</w:t>
+            </w:r>
+            <w:proofErr w:type="gramEnd"/>
+            <w:r>
+              <w:rPr>
+                <w:rFonts w:ascii="Arial" w:hAnsi="Arial" w:cs="Arial"/>
+                <w:color w:val="000000" w:themeColor="text1"/>
+                <w:szCs w:val="22"/>
+              </w:rPr>
+              <w:t>} )</w:t>
             </w:r>
           </w:p>
         </w:tc>
@@ -5513,6 +5653,7 @@
                 <w:lang w:val="it-IT"/>
               </w:rPr>
             </w:pPr>
+            <w:proofErr w:type="gramStart"/>
             <w:r>
               <w:rPr>
                 <w:rFonts w:ascii="Arial" w:hAnsi="Arial" w:cs="Arial"/>
@@ -5528,7 +5669,25 @@
                 <w:color w:val="000000" w:themeColor="text1"/>
                 <w:szCs w:val="22"/>
               </w:rPr>
-              <w:t>nilai_brainware</w:t>
+              <w:t>nilai</w:t>
+            </w:r>
+            <w:proofErr w:type="gramEnd"/>
+            <w:r>
+              <w:rPr>
+                <w:rFonts w:ascii="Arial" w:hAnsi="Arial" w:cs="Arial"/>
+                <w:color w:val="000000" w:themeColor="text1"/>
+                <w:szCs w:val="22"/>
+              </w:rPr>
+              <w:t>_</w:t>
+            </w:r>
+            <w:proofErr w:type="gramStart"/>
+            <w:r>
+              <w:rPr>
+                <w:rFonts w:ascii="Arial" w:hAnsi="Arial" w:cs="Arial"/>
+                <w:color w:val="000000" w:themeColor="text1"/>
+                <w:szCs w:val="22"/>
+              </w:rPr>
+              <w:t>brainware</w:t>
             </w:r>
             <w:proofErr w:type="spellEnd"/>
             <w:r>
@@ -5537,7 +5696,25 @@
                 <w:color w:val="000000" w:themeColor="text1"/>
                 <w:szCs w:val="22"/>
               </w:rPr>
-              <w:t xml:space="preserve"> }} % ( {{ </w:t>
+              <w:t xml:space="preserve"> }</w:t>
+            </w:r>
+            <w:proofErr w:type="gramEnd"/>
+            <w:r>
+              <w:rPr>
+                <w:rFonts w:ascii="Arial" w:hAnsi="Arial" w:cs="Arial"/>
+                <w:color w:val="000000" w:themeColor="text1"/>
+                <w:szCs w:val="22"/>
+              </w:rPr>
+              <w:t xml:space="preserve">} % </w:t>
+            </w:r>
+            <w:proofErr w:type="gramStart"/>
+            <w:r>
+              <w:rPr>
+                <w:rFonts w:ascii="Arial" w:hAnsi="Arial" w:cs="Arial"/>
+                <w:color w:val="000000" w:themeColor="text1"/>
+                <w:szCs w:val="22"/>
+              </w:rPr>
+              <w:t xml:space="preserve">( {{ </w:t>
             </w:r>
             <w:proofErr w:type="spellStart"/>
             <w:r>
@@ -5546,7 +5723,25 @@
                 <w:color w:val="000000" w:themeColor="text1"/>
                 <w:szCs w:val="22"/>
               </w:rPr>
-              <w:t>terbilang_brainware</w:t>
+              <w:t>terbilang</w:t>
+            </w:r>
+            <w:proofErr w:type="gramEnd"/>
+            <w:r>
+              <w:rPr>
+                <w:rFonts w:ascii="Arial" w:hAnsi="Arial" w:cs="Arial"/>
+                <w:color w:val="000000" w:themeColor="text1"/>
+                <w:szCs w:val="22"/>
+              </w:rPr>
+              <w:t>_</w:t>
+            </w:r>
+            <w:proofErr w:type="gramStart"/>
+            <w:r>
+              <w:rPr>
+                <w:rFonts w:ascii="Arial" w:hAnsi="Arial" w:cs="Arial"/>
+                <w:color w:val="000000" w:themeColor="text1"/>
+                <w:szCs w:val="22"/>
+              </w:rPr>
+              <w:t>brainware</w:t>
             </w:r>
             <w:proofErr w:type="spellEnd"/>
             <w:r>
@@ -5555,7 +5750,16 @@
                 <w:color w:val="000000" w:themeColor="text1"/>
                 <w:szCs w:val="22"/>
               </w:rPr>
-              <w:t xml:space="preserve"> }} )</w:t>
+              <w:t xml:space="preserve"> }</w:t>
+            </w:r>
+            <w:proofErr w:type="gramEnd"/>
+            <w:r>
+              <w:rPr>
+                <w:rFonts w:ascii="Arial" w:hAnsi="Arial" w:cs="Arial"/>
+                <w:color w:val="000000" w:themeColor="text1"/>
+                <w:szCs w:val="22"/>
+              </w:rPr>
+              <w:t>} )</w:t>
             </w:r>
           </w:p>
         </w:tc>
@@ -5588,7 +5792,6 @@
           <w:color w:val="000000" w:themeColor="text1"/>
           <w:szCs w:val="22"/>
         </w:rPr>
-        <w:lastRenderedPageBreak/>
         <w:t>Laporan</w:t>
       </w:r>
       <w:proofErr w:type="spellEnd"/>
@@ -5780,6 +5983,7 @@
         </w:rPr>
         <w:t xml:space="preserve"> </w:t>
       </w:r>
+      <w:proofErr w:type="gramStart"/>
       <w:r>
         <w:rPr>
           <w:rFonts w:ascii="Arial" w:hAnsi="Arial" w:cs="Arial"/>
@@ -5795,16 +5999,43 @@
           <w:color w:val="000000" w:themeColor="text1"/>
           <w:szCs w:val="22"/>
         </w:rPr>
-        <w:t>nama_perusahaan</w:t>
-      </w:r>
-      <w:proofErr w:type="spellEnd"/>
-      <w:r>
-        <w:rPr>
-          <w:rFonts w:ascii="Arial" w:hAnsi="Arial" w:cs="Arial"/>
-          <w:color w:val="000000" w:themeColor="text1"/>
-          <w:szCs w:val="22"/>
-        </w:rPr>
-        <w:t xml:space="preserve"> }}</w:t>
+        <w:t>nama</w:t>
+      </w:r>
+      <w:proofErr w:type="gramEnd"/>
+      <w:r>
+        <w:rPr>
+          <w:rFonts w:ascii="Arial" w:hAnsi="Arial" w:cs="Arial"/>
+          <w:color w:val="000000" w:themeColor="text1"/>
+          <w:szCs w:val="22"/>
+        </w:rPr>
+        <w:t>_</w:t>
+      </w:r>
+      <w:proofErr w:type="gramStart"/>
+      <w:r>
+        <w:rPr>
+          <w:rFonts w:ascii="Arial" w:hAnsi="Arial" w:cs="Arial"/>
+          <w:color w:val="000000" w:themeColor="text1"/>
+          <w:szCs w:val="22"/>
+        </w:rPr>
+        <w:t>perusahaan</w:t>
+      </w:r>
+      <w:proofErr w:type="spellEnd"/>
+      <w:r>
+        <w:rPr>
+          <w:rFonts w:ascii="Arial" w:hAnsi="Arial" w:cs="Arial"/>
+          <w:color w:val="000000" w:themeColor="text1"/>
+          <w:szCs w:val="22"/>
+        </w:rPr>
+        <w:t xml:space="preserve"> }</w:t>
+      </w:r>
+      <w:proofErr w:type="gramEnd"/>
+      <w:r>
+        <w:rPr>
+          <w:rFonts w:ascii="Arial" w:hAnsi="Arial" w:cs="Arial"/>
+          <w:color w:val="000000" w:themeColor="text1"/>
+          <w:szCs w:val="22"/>
+        </w:rPr>
+        <w:t>}</w:t>
       </w:r>
       <w:r>
         <w:rPr>
@@ -5868,6 +6099,7 @@
         </w:rPr>
         <w:t xml:space="preserve"> </w:t>
       </w:r>
+      <w:proofErr w:type="gramStart"/>
       <w:r>
         <w:rPr>
           <w:rFonts w:ascii="Arial" w:hAnsi="Arial" w:cs="Arial"/>
@@ -5886,6 +6118,7 @@
         <w:t>permenperin</w:t>
       </w:r>
       <w:proofErr w:type="spellEnd"/>
+      <w:proofErr w:type="gramEnd"/>
       <w:r>
         <w:rPr>
           <w:rFonts w:ascii="Arial" w:hAnsi="Arial" w:cs="Arial"/>
@@ -6515,6 +6748,7 @@
                 <w:lang w:val="id-ID"/>
               </w:rPr>
             </w:pPr>
+            <w:proofErr w:type="gramStart"/>
             <w:r>
               <w:rPr>
                 <w:rFonts w:ascii="Arial" w:hAnsi="Arial" w:cs="Arial"/>
@@ -6530,7 +6764,16 @@
                 <w:color w:val="000000" w:themeColor="text1"/>
                 <w:szCs w:val="22"/>
               </w:rPr>
-              <w:t>pejabat_mengetahui</w:t>
+              <w:t>pejabat</w:t>
+            </w:r>
+            <w:proofErr w:type="gramEnd"/>
+            <w:r>
+              <w:rPr>
+                <w:rFonts w:ascii="Arial" w:hAnsi="Arial" w:cs="Arial"/>
+                <w:color w:val="000000" w:themeColor="text1"/>
+                <w:szCs w:val="22"/>
+              </w:rPr>
+              <w:t>_mengetahui</w:t>
             </w:r>
             <w:proofErr w:type="spellEnd"/>
             <w:r>
@@ -6592,6 +6835,7 @@
                 <w:szCs w:val="22"/>
               </w:rPr>
             </w:pPr>
+            <w:proofErr w:type="gramStart"/>
             <w:r>
               <w:rPr>
                 <w:rFonts w:ascii="Arial" w:hAnsi="Arial" w:cs="Arial"/>
@@ -6607,7 +6851,25 @@
                 <w:color w:val="000000" w:themeColor="text1"/>
                 <w:szCs w:val="22"/>
               </w:rPr>
-              <w:t>ttd_verifikator</w:t>
+              <w:t>ttd</w:t>
+            </w:r>
+            <w:proofErr w:type="gramEnd"/>
+            <w:r>
+              <w:rPr>
+                <w:rFonts w:ascii="Arial" w:hAnsi="Arial" w:cs="Arial"/>
+                <w:color w:val="000000" w:themeColor="text1"/>
+                <w:szCs w:val="22"/>
+              </w:rPr>
+              <w:t>_</w:t>
+            </w:r>
+            <w:proofErr w:type="gramStart"/>
+            <w:r>
+              <w:rPr>
+                <w:rFonts w:ascii="Arial" w:hAnsi="Arial" w:cs="Arial"/>
+                <w:color w:val="000000" w:themeColor="text1"/>
+                <w:szCs w:val="22"/>
+              </w:rPr>
+              <w:t>verifikator</w:t>
             </w:r>
             <w:proofErr w:type="spellEnd"/>
             <w:r>
@@ -6616,7 +6878,16 @@
                 <w:color w:val="000000" w:themeColor="text1"/>
                 <w:szCs w:val="22"/>
               </w:rPr>
-              <w:t xml:space="preserve"> }}</w:t>
+              <w:t xml:space="preserve"> }</w:t>
+            </w:r>
+            <w:proofErr w:type="gramEnd"/>
+            <w:r>
+              <w:rPr>
+                <w:rFonts w:ascii="Arial" w:hAnsi="Arial" w:cs="Arial"/>
+                <w:color w:val="000000" w:themeColor="text1"/>
+                <w:szCs w:val="22"/>
+              </w:rPr>
+              <w:t>}</w:t>
             </w:r>
           </w:p>
           <w:p>
@@ -6639,6 +6910,7 @@
                 <w:u w:val="single"/>
               </w:rPr>
             </w:pPr>
+            <w:proofErr w:type="gramStart"/>
             <w:r>
               <w:rPr>
                 <w:rFonts w:ascii="Arial" w:hAnsi="Arial" w:cs="Arial"/>
@@ -6656,7 +6928,27 @@
                 <w:szCs w:val="22"/>
                 <w:u w:val="single"/>
               </w:rPr>
-              <w:t>nama_verifikator</w:t>
+              <w:t>nama</w:t>
+            </w:r>
+            <w:proofErr w:type="gramEnd"/>
+            <w:r>
+              <w:rPr>
+                <w:rFonts w:ascii="Arial" w:hAnsi="Arial" w:cs="Arial"/>
+                <w:color w:val="000000" w:themeColor="text1"/>
+                <w:szCs w:val="22"/>
+                <w:u w:val="single"/>
+              </w:rPr>
+              <w:t>_</w:t>
+            </w:r>
+            <w:proofErr w:type="gramStart"/>
+            <w:r>
+              <w:rPr>
+                <w:rFonts w:ascii="Arial" w:hAnsi="Arial" w:cs="Arial"/>
+                <w:color w:val="000000" w:themeColor="text1"/>
+                <w:szCs w:val="22"/>
+                <w:u w:val="single"/>
+              </w:rPr>
+              <w:t>verifikator</w:t>
             </w:r>
             <w:proofErr w:type="spellEnd"/>
             <w:r>
@@ -6666,7 +6958,17 @@
                 <w:szCs w:val="22"/>
                 <w:u w:val="single"/>
               </w:rPr>
-              <w:t xml:space="preserve"> }}</w:t>
+              <w:t xml:space="preserve"> }</w:t>
+            </w:r>
+            <w:proofErr w:type="gramEnd"/>
+            <w:r>
+              <w:rPr>
+                <w:rFonts w:ascii="Arial" w:hAnsi="Arial" w:cs="Arial"/>
+                <w:color w:val="000000" w:themeColor="text1"/>
+                <w:szCs w:val="22"/>
+                <w:u w:val="single"/>
+              </w:rPr>
+              <w:t>}</w:t>
             </w:r>
           </w:p>
           <w:p>
@@ -6697,6 +6999,7 @@
               </w:rPr>
               <w:t xml:space="preserve"> </w:t>
             </w:r>
+            <w:proofErr w:type="gramStart"/>
             <w:r>
               <w:rPr>
                 <w:rFonts w:ascii="Arial" w:hAnsi="Arial" w:cs="Arial"/>
@@ -6712,7 +7015,16 @@
                 <w:color w:val="000000" w:themeColor="text1"/>
                 <w:szCs w:val="22"/>
               </w:rPr>
-              <w:t>nip_verifikator</w:t>
+              <w:t>nip</w:t>
+            </w:r>
+            <w:proofErr w:type="gramEnd"/>
+            <w:r>
+              <w:rPr>
+                <w:rFonts w:ascii="Arial" w:hAnsi="Arial" w:cs="Arial"/>
+                <w:color w:val="000000" w:themeColor="text1"/>
+                <w:szCs w:val="22"/>
+              </w:rPr>
+              <w:t>_verifikator</w:t>
             </w:r>
             <w:proofErr w:type="spellEnd"/>
             <w:r>
@@ -6804,6 +7116,7 @@
                 <w:lang w:val="it-IT"/>
               </w:rPr>
             </w:pPr>
+            <w:proofErr w:type="gramStart"/>
             <w:r>
               <w:rPr>
                 <w:rFonts w:ascii="Arial" w:hAnsi="Arial" w:cs="Arial"/>
@@ -6821,7 +7134,27 @@
                 <w:szCs w:val="22"/>
                 <w:u w:val="single"/>
               </w:rPr>
-              <w:t>nama_pejabat</w:t>
+              <w:t>nama</w:t>
+            </w:r>
+            <w:proofErr w:type="gramEnd"/>
+            <w:r>
+              <w:rPr>
+                <w:rFonts w:ascii="Arial" w:hAnsi="Arial" w:cs="Arial"/>
+                <w:color w:val="000000" w:themeColor="text1"/>
+                <w:szCs w:val="22"/>
+                <w:u w:val="single"/>
+              </w:rPr>
+              <w:t>_</w:t>
+            </w:r>
+            <w:proofErr w:type="gramStart"/>
+            <w:r>
+              <w:rPr>
+                <w:rFonts w:ascii="Arial" w:hAnsi="Arial" w:cs="Arial"/>
+                <w:color w:val="000000" w:themeColor="text1"/>
+                <w:szCs w:val="22"/>
+                <w:u w:val="single"/>
+              </w:rPr>
+              <w:t>pejabat</w:t>
             </w:r>
             <w:proofErr w:type="spellEnd"/>
             <w:r>
@@ -6831,7 +7164,17 @@
                 <w:szCs w:val="22"/>
                 <w:u w:val="single"/>
               </w:rPr>
-              <w:t xml:space="preserve"> }}</w:t>
+              <w:t xml:space="preserve"> }</w:t>
+            </w:r>
+            <w:proofErr w:type="gramEnd"/>
+            <w:r>
+              <w:rPr>
+                <w:rFonts w:ascii="Arial" w:hAnsi="Arial" w:cs="Arial"/>
+                <w:color w:val="000000" w:themeColor="text1"/>
+                <w:szCs w:val="22"/>
+                <w:u w:val="single"/>
+              </w:rPr>
+              <w:t>}</w:t>
             </w:r>
           </w:p>
           <w:p>
@@ -6862,6 +7205,7 @@
               </w:rPr>
               <w:t xml:space="preserve"> </w:t>
             </w:r>
+            <w:proofErr w:type="gramStart"/>
             <w:r>
               <w:rPr>
                 <w:rFonts w:ascii="Arial" w:hAnsi="Arial" w:cs="Arial"/>
@@ -6877,7 +7221,25 @@
                 <w:color w:val="000000" w:themeColor="text1"/>
                 <w:szCs w:val="22"/>
               </w:rPr>
-              <w:t>nip_pejabat</w:t>
+              <w:t>nip</w:t>
+            </w:r>
+            <w:proofErr w:type="gramEnd"/>
+            <w:r>
+              <w:rPr>
+                <w:rFonts w:ascii="Arial" w:hAnsi="Arial" w:cs="Arial"/>
+                <w:color w:val="000000" w:themeColor="text1"/>
+                <w:szCs w:val="22"/>
+              </w:rPr>
+              <w:t>_</w:t>
+            </w:r>
+            <w:proofErr w:type="gramStart"/>
+            <w:r>
+              <w:rPr>
+                <w:rFonts w:ascii="Arial" w:hAnsi="Arial" w:cs="Arial"/>
+                <w:color w:val="000000" w:themeColor="text1"/>
+                <w:szCs w:val="22"/>
+              </w:rPr>
+              <w:t>pejabat</w:t>
             </w:r>
             <w:proofErr w:type="spellEnd"/>
             <w:r>
@@ -6886,7 +7248,16 @@
                 <w:color w:val="000000" w:themeColor="text1"/>
                 <w:szCs w:val="22"/>
               </w:rPr>
-              <w:t xml:space="preserve"> }}</w:t>
+              <w:t xml:space="preserve"> }</w:t>
+            </w:r>
+            <w:proofErr w:type="gramEnd"/>
+            <w:r>
+              <w:rPr>
+                <w:rFonts w:ascii="Arial" w:hAnsi="Arial" w:cs="Arial"/>
+                <w:color w:val="000000" w:themeColor="text1"/>
+                <w:szCs w:val="22"/>
+              </w:rPr>
+              <w:t>}</w:t>
             </w:r>
             <w:r>
               <w:rPr>
@@ -7028,6 +7399,7 @@
         </w:rPr>
         <w:t xml:space="preserve"> </w:t>
       </w:r>
+      <w:proofErr w:type="gramStart"/>
       <w:r>
         <w:rPr>
           <w:rFonts w:ascii="Arial" w:hAnsi="Arial" w:cs="Arial"/>
@@ -7046,6 +7418,7 @@
         <w:t>permenperin</w:t>
       </w:r>
       <w:proofErr w:type="spellEnd"/>
+      <w:proofErr w:type="gramEnd"/>
       <w:r>
         <w:rPr>
           <w:rFonts w:ascii="Arial" w:hAnsi="Arial" w:cs="Arial"/>
@@ -7504,6 +7877,7 @@
         </w:rPr>
         <w:t xml:space="preserve"> </w:t>
       </w:r>
+      <w:proofErr w:type="gramStart"/>
       <w:r>
         <w:rPr>
           <w:rFonts w:ascii="Arial" w:hAnsi="Arial" w:cs="Arial"/>
@@ -7519,16 +7893,43 @@
           <w:color w:val="000000" w:themeColor="text1"/>
           <w:szCs w:val="22"/>
         </w:rPr>
-        <w:t>jenis_barang</w:t>
-      </w:r>
-      <w:proofErr w:type="spellEnd"/>
-      <w:r>
-        <w:rPr>
-          <w:rFonts w:ascii="Arial" w:hAnsi="Arial" w:cs="Arial"/>
-          <w:color w:val="000000" w:themeColor="text1"/>
-          <w:szCs w:val="22"/>
-        </w:rPr>
-        <w:t xml:space="preserve"> }}</w:t>
+        <w:t>jenis</w:t>
+      </w:r>
+      <w:proofErr w:type="gramEnd"/>
+      <w:r>
+        <w:rPr>
+          <w:rFonts w:ascii="Arial" w:hAnsi="Arial" w:cs="Arial"/>
+          <w:color w:val="000000" w:themeColor="text1"/>
+          <w:szCs w:val="22"/>
+        </w:rPr>
+        <w:t>_</w:t>
+      </w:r>
+      <w:proofErr w:type="gramStart"/>
+      <w:r>
+        <w:rPr>
+          <w:rFonts w:ascii="Arial" w:hAnsi="Arial" w:cs="Arial"/>
+          <w:color w:val="000000" w:themeColor="text1"/>
+          <w:szCs w:val="22"/>
+        </w:rPr>
+        <w:t>barang</w:t>
+      </w:r>
+      <w:proofErr w:type="spellEnd"/>
+      <w:r>
+        <w:rPr>
+          <w:rFonts w:ascii="Arial" w:hAnsi="Arial" w:cs="Arial"/>
+          <w:color w:val="000000" w:themeColor="text1"/>
+          <w:szCs w:val="22"/>
+        </w:rPr>
+        <w:t xml:space="preserve"> }</w:t>
+      </w:r>
+      <w:proofErr w:type="gramEnd"/>
+      <w:r>
+        <w:rPr>
+          <w:rFonts w:ascii="Arial" w:hAnsi="Arial" w:cs="Arial"/>
+          <w:color w:val="000000" w:themeColor="text1"/>
+          <w:szCs w:val="22"/>
+        </w:rPr>
+        <w:t>}</w:t>
       </w:r>
       <w:r>
         <w:rPr>
@@ -7556,6 +7957,7 @@
         </w:rPr>
         <w:t xml:space="preserve"> oleh </w:t>
       </w:r>
+      <w:proofErr w:type="gramStart"/>
       <w:r>
         <w:rPr>
           <w:rFonts w:ascii="Arial" w:hAnsi="Arial" w:cs="Arial"/>
@@ -7571,16 +7973,43 @@
           <w:color w:val="000000" w:themeColor="text1"/>
           <w:szCs w:val="22"/>
         </w:rPr>
-        <w:t>nama_perusahaan</w:t>
-      </w:r>
-      <w:proofErr w:type="spellEnd"/>
-      <w:r>
-        <w:rPr>
-          <w:rFonts w:ascii="Arial" w:hAnsi="Arial" w:cs="Arial"/>
-          <w:color w:val="000000" w:themeColor="text1"/>
-          <w:szCs w:val="22"/>
-        </w:rPr>
-        <w:t xml:space="preserve"> }}</w:t>
+        <w:t>nama</w:t>
+      </w:r>
+      <w:proofErr w:type="gramEnd"/>
+      <w:r>
+        <w:rPr>
+          <w:rFonts w:ascii="Arial" w:hAnsi="Arial" w:cs="Arial"/>
+          <w:color w:val="000000" w:themeColor="text1"/>
+          <w:szCs w:val="22"/>
+        </w:rPr>
+        <w:t>_</w:t>
+      </w:r>
+      <w:proofErr w:type="gramStart"/>
+      <w:r>
+        <w:rPr>
+          <w:rFonts w:ascii="Arial" w:hAnsi="Arial" w:cs="Arial"/>
+          <w:color w:val="000000" w:themeColor="text1"/>
+          <w:szCs w:val="22"/>
+        </w:rPr>
+        <w:t>perusahaan</w:t>
+      </w:r>
+      <w:proofErr w:type="spellEnd"/>
+      <w:r>
+        <w:rPr>
+          <w:rFonts w:ascii="Arial" w:hAnsi="Arial" w:cs="Arial"/>
+          <w:color w:val="000000" w:themeColor="text1"/>
+          <w:szCs w:val="22"/>
+        </w:rPr>
+        <w:t xml:space="preserve"> }</w:t>
+      </w:r>
+      <w:proofErr w:type="gramEnd"/>
+      <w:r>
+        <w:rPr>
+          <w:rFonts w:ascii="Arial" w:hAnsi="Arial" w:cs="Arial"/>
+          <w:color w:val="000000" w:themeColor="text1"/>
+          <w:szCs w:val="22"/>
+        </w:rPr>
+        <w:t>}</w:t>
       </w:r>
       <w:r>
         <w:rPr>
@@ -7644,6 +8073,7 @@
         </w:rPr>
         <w:t xml:space="preserve"> di </w:t>
       </w:r>
+      <w:proofErr w:type="gramStart"/>
       <w:r>
         <w:rPr>
           <w:rFonts w:ascii="Arial" w:hAnsi="Arial" w:cs="Arial"/>
@@ -7659,16 +8089,43 @@
           <w:color w:val="000000" w:themeColor="text1"/>
           <w:szCs w:val="22"/>
         </w:rPr>
-        <w:t>alamat_kantor</w:t>
-      </w:r>
-      <w:proofErr w:type="spellEnd"/>
-      <w:r>
-        <w:rPr>
-          <w:rFonts w:ascii="Arial" w:hAnsi="Arial" w:cs="Arial"/>
-          <w:color w:val="000000" w:themeColor="text1"/>
-          <w:szCs w:val="22"/>
-        </w:rPr>
-        <w:t xml:space="preserve"> }}</w:t>
+        <w:t>alamat</w:t>
+      </w:r>
+      <w:proofErr w:type="gramEnd"/>
+      <w:r>
+        <w:rPr>
+          <w:rFonts w:ascii="Arial" w:hAnsi="Arial" w:cs="Arial"/>
+          <w:color w:val="000000" w:themeColor="text1"/>
+          <w:szCs w:val="22"/>
+        </w:rPr>
+        <w:t>_</w:t>
+      </w:r>
+      <w:proofErr w:type="gramStart"/>
+      <w:r>
+        <w:rPr>
+          <w:rFonts w:ascii="Arial" w:hAnsi="Arial" w:cs="Arial"/>
+          <w:color w:val="000000" w:themeColor="text1"/>
+          <w:szCs w:val="22"/>
+        </w:rPr>
+        <w:t>kantor</w:t>
+      </w:r>
+      <w:proofErr w:type="spellEnd"/>
+      <w:r>
+        <w:rPr>
+          <w:rFonts w:ascii="Arial" w:hAnsi="Arial" w:cs="Arial"/>
+          <w:color w:val="000000" w:themeColor="text1"/>
+          <w:szCs w:val="22"/>
+        </w:rPr>
+        <w:t xml:space="preserve"> }</w:t>
+      </w:r>
+      <w:proofErr w:type="gramEnd"/>
+      <w:r>
+        <w:rPr>
+          <w:rFonts w:ascii="Arial" w:hAnsi="Arial" w:cs="Arial"/>
+          <w:color w:val="000000" w:themeColor="text1"/>
+          <w:szCs w:val="22"/>
+        </w:rPr>
+        <w:t>}</w:t>
       </w:r>
       <w:r>
         <w:rPr>
@@ -7750,6 +8207,7 @@
         </w:rPr>
         <w:t xml:space="preserve"> di </w:t>
       </w:r>
+      <w:proofErr w:type="gramStart"/>
       <w:r>
         <w:rPr>
           <w:rFonts w:ascii="Arial" w:hAnsi="Arial" w:cs="Arial"/>
@@ -7765,16 +8223,43 @@
           <w:color w:val="000000" w:themeColor="text1"/>
           <w:szCs w:val="22"/>
         </w:rPr>
-        <w:t>alamat_pabrik</w:t>
-      </w:r>
-      <w:proofErr w:type="spellEnd"/>
-      <w:r>
-        <w:rPr>
-          <w:rFonts w:ascii="Arial" w:hAnsi="Arial" w:cs="Arial"/>
-          <w:color w:val="000000" w:themeColor="text1"/>
-          <w:szCs w:val="22"/>
-        </w:rPr>
-        <w:t xml:space="preserve"> }}</w:t>
+        <w:t>alamat</w:t>
+      </w:r>
+      <w:proofErr w:type="gramEnd"/>
+      <w:r>
+        <w:rPr>
+          <w:rFonts w:ascii="Arial" w:hAnsi="Arial" w:cs="Arial"/>
+          <w:color w:val="000000" w:themeColor="text1"/>
+          <w:szCs w:val="22"/>
+        </w:rPr>
+        <w:t>_</w:t>
+      </w:r>
+      <w:proofErr w:type="gramStart"/>
+      <w:r>
+        <w:rPr>
+          <w:rFonts w:ascii="Arial" w:hAnsi="Arial" w:cs="Arial"/>
+          <w:color w:val="000000" w:themeColor="text1"/>
+          <w:szCs w:val="22"/>
+        </w:rPr>
+        <w:t>pabrik</w:t>
+      </w:r>
+      <w:proofErr w:type="spellEnd"/>
+      <w:r>
+        <w:rPr>
+          <w:rFonts w:ascii="Arial" w:hAnsi="Arial" w:cs="Arial"/>
+          <w:color w:val="000000" w:themeColor="text1"/>
+          <w:szCs w:val="22"/>
+        </w:rPr>
+        <w:t xml:space="preserve"> }</w:t>
+      </w:r>
+      <w:proofErr w:type="gramEnd"/>
+      <w:r>
+        <w:rPr>
+          <w:rFonts w:ascii="Arial" w:hAnsi="Arial" w:cs="Arial"/>
+          <w:color w:val="000000" w:themeColor="text1"/>
+          <w:szCs w:val="22"/>
+        </w:rPr>
+        <w:t>}</w:t>
       </w:r>
       <w:r>
         <w:rPr>
@@ -7949,6 +8434,7 @@
         <w:tab/>
         <w:t xml:space="preserve">: </w:t>
       </w:r>
+      <w:proofErr w:type="gramStart"/>
       <w:r>
         <w:rPr>
           <w:rFonts w:ascii="Arial" w:hAnsi="Arial" w:cs="Arial"/>
@@ -7964,16 +8450,43 @@
           <w:color w:val="000000" w:themeColor="text1"/>
           <w:szCs w:val="22"/>
         </w:rPr>
-        <w:t>kelompok_barang</w:t>
-      </w:r>
-      <w:proofErr w:type="spellEnd"/>
-      <w:r>
-        <w:rPr>
-          <w:rFonts w:ascii="Arial" w:hAnsi="Arial" w:cs="Arial"/>
-          <w:color w:val="000000" w:themeColor="text1"/>
-          <w:szCs w:val="22"/>
-        </w:rPr>
-        <w:t xml:space="preserve"> }}</w:t>
+        <w:t>kelompok</w:t>
+      </w:r>
+      <w:proofErr w:type="gramEnd"/>
+      <w:r>
+        <w:rPr>
+          <w:rFonts w:ascii="Arial" w:hAnsi="Arial" w:cs="Arial"/>
+          <w:color w:val="000000" w:themeColor="text1"/>
+          <w:szCs w:val="22"/>
+        </w:rPr>
+        <w:t>_</w:t>
+      </w:r>
+      <w:proofErr w:type="gramStart"/>
+      <w:r>
+        <w:rPr>
+          <w:rFonts w:ascii="Arial" w:hAnsi="Arial" w:cs="Arial"/>
+          <w:color w:val="000000" w:themeColor="text1"/>
+          <w:szCs w:val="22"/>
+        </w:rPr>
+        <w:t>barang</w:t>
+      </w:r>
+      <w:proofErr w:type="spellEnd"/>
+      <w:r>
+        <w:rPr>
+          <w:rFonts w:ascii="Arial" w:hAnsi="Arial" w:cs="Arial"/>
+          <w:color w:val="000000" w:themeColor="text1"/>
+          <w:szCs w:val="22"/>
+        </w:rPr>
+        <w:t xml:space="preserve"> }</w:t>
+      </w:r>
+      <w:proofErr w:type="gramEnd"/>
+      <w:r>
+        <w:rPr>
+          <w:rFonts w:ascii="Arial" w:hAnsi="Arial" w:cs="Arial"/>
+          <w:color w:val="000000" w:themeColor="text1"/>
+          <w:szCs w:val="22"/>
+        </w:rPr>
+        <w:t>}</w:t>
       </w:r>
     </w:p>
     <w:p>
@@ -8014,6 +8527,7 @@
         </w:rPr>
         <w:tab/>
       </w:r>
+      <w:proofErr w:type="gramStart"/>
       <w:r>
         <w:rPr>
           <w:rFonts w:ascii="Arial" w:hAnsi="Arial" w:cs="Arial"/>
@@ -8032,6 +8546,7 @@
         <w:t>kbli</w:t>
       </w:r>
       <w:proofErr w:type="spellEnd"/>
+      <w:proofErr w:type="gramEnd"/>
       <w:r>
         <w:rPr>
           <w:rFonts w:ascii="Arial" w:hAnsi="Arial" w:cs="Arial"/>
@@ -8089,6 +8604,7 @@
         </w:rPr>
         <w:tab/>
       </w:r>
+      <w:proofErr w:type="gramStart"/>
       <w:r>
         <w:rPr>
           <w:rFonts w:ascii="Arial" w:hAnsi="Arial" w:cs="Arial"/>
@@ -8104,16 +8620,43 @@
           <w:color w:val="000000" w:themeColor="text1"/>
           <w:szCs w:val="22"/>
         </w:rPr>
-        <w:t>jenis_barang</w:t>
-      </w:r>
-      <w:proofErr w:type="spellEnd"/>
-      <w:r>
-        <w:rPr>
-          <w:rFonts w:ascii="Arial" w:hAnsi="Arial" w:cs="Arial"/>
-          <w:color w:val="000000" w:themeColor="text1"/>
-          <w:szCs w:val="22"/>
-        </w:rPr>
-        <w:t xml:space="preserve"> }}</w:t>
+        <w:t>jenis</w:t>
+      </w:r>
+      <w:proofErr w:type="gramEnd"/>
+      <w:r>
+        <w:rPr>
+          <w:rFonts w:ascii="Arial" w:hAnsi="Arial" w:cs="Arial"/>
+          <w:color w:val="000000" w:themeColor="text1"/>
+          <w:szCs w:val="22"/>
+        </w:rPr>
+        <w:t>_</w:t>
+      </w:r>
+      <w:proofErr w:type="gramStart"/>
+      <w:r>
+        <w:rPr>
+          <w:rFonts w:ascii="Arial" w:hAnsi="Arial" w:cs="Arial"/>
+          <w:color w:val="000000" w:themeColor="text1"/>
+          <w:szCs w:val="22"/>
+        </w:rPr>
+        <w:t>barang</w:t>
+      </w:r>
+      <w:proofErr w:type="spellEnd"/>
+      <w:r>
+        <w:rPr>
+          <w:rFonts w:ascii="Arial" w:hAnsi="Arial" w:cs="Arial"/>
+          <w:color w:val="000000" w:themeColor="text1"/>
+          <w:szCs w:val="22"/>
+        </w:rPr>
+        <w:t xml:space="preserve"> }</w:t>
+      </w:r>
+      <w:proofErr w:type="gramEnd"/>
+      <w:r>
+        <w:rPr>
+          <w:rFonts w:ascii="Arial" w:hAnsi="Arial" w:cs="Arial"/>
+          <w:color w:val="000000" w:themeColor="text1"/>
+          <w:szCs w:val="22"/>
+        </w:rPr>
+        <w:t>}</w:t>
       </w:r>
     </w:p>
     <w:p>
@@ -8156,6 +8699,7 @@
         </w:rPr>
         <w:tab/>
       </w:r>
+      <w:proofErr w:type="gramStart"/>
       <w:r>
         <w:rPr>
           <w:rFonts w:ascii="Arial" w:hAnsi="Arial" w:cs="Arial"/>
@@ -8171,16 +8715,43 @@
           <w:color w:val="000000" w:themeColor="text1"/>
           <w:szCs w:val="22"/>
         </w:rPr>
-        <w:t>tipe_barang</w:t>
-      </w:r>
-      <w:proofErr w:type="spellEnd"/>
-      <w:r>
-        <w:rPr>
-          <w:rFonts w:ascii="Arial" w:hAnsi="Arial" w:cs="Arial"/>
-          <w:color w:val="000000" w:themeColor="text1"/>
-          <w:szCs w:val="22"/>
-        </w:rPr>
-        <w:t xml:space="preserve"> }}</w:t>
+        <w:t>tipe</w:t>
+      </w:r>
+      <w:proofErr w:type="gramEnd"/>
+      <w:r>
+        <w:rPr>
+          <w:rFonts w:ascii="Arial" w:hAnsi="Arial" w:cs="Arial"/>
+          <w:color w:val="000000" w:themeColor="text1"/>
+          <w:szCs w:val="22"/>
+        </w:rPr>
+        <w:t>_</w:t>
+      </w:r>
+      <w:proofErr w:type="gramStart"/>
+      <w:r>
+        <w:rPr>
+          <w:rFonts w:ascii="Arial" w:hAnsi="Arial" w:cs="Arial"/>
+          <w:color w:val="000000" w:themeColor="text1"/>
+          <w:szCs w:val="22"/>
+        </w:rPr>
+        <w:t>barang</w:t>
+      </w:r>
+      <w:proofErr w:type="spellEnd"/>
+      <w:r>
+        <w:rPr>
+          <w:rFonts w:ascii="Arial" w:hAnsi="Arial" w:cs="Arial"/>
+          <w:color w:val="000000" w:themeColor="text1"/>
+          <w:szCs w:val="22"/>
+        </w:rPr>
+        <w:t xml:space="preserve"> }</w:t>
+      </w:r>
+      <w:proofErr w:type="gramEnd"/>
+      <w:r>
+        <w:rPr>
+          <w:rFonts w:ascii="Arial" w:hAnsi="Arial" w:cs="Arial"/>
+          <w:color w:val="000000" w:themeColor="text1"/>
+          <w:szCs w:val="22"/>
+        </w:rPr>
+        <w:t>}</w:t>
       </w:r>
     </w:p>
     <w:p>
@@ -8215,6 +8786,7 @@
         <w:tab/>
         <w:t xml:space="preserve">: </w:t>
       </w:r>
+      <w:proofErr w:type="gramStart"/>
       <w:r>
         <w:rPr>
           <w:rFonts w:ascii="Arial" w:hAnsi="Arial" w:cs="Arial"/>
@@ -8230,16 +8802,43 @@
           <w:color w:val="000000" w:themeColor="text1"/>
           <w:szCs w:val="22"/>
         </w:rPr>
-        <w:t>spesifikasi_barang</w:t>
-      </w:r>
-      <w:proofErr w:type="spellEnd"/>
-      <w:r>
-        <w:rPr>
-          <w:rFonts w:ascii="Arial" w:hAnsi="Arial" w:cs="Arial"/>
-          <w:color w:val="000000" w:themeColor="text1"/>
-          <w:szCs w:val="22"/>
-        </w:rPr>
-        <w:t xml:space="preserve"> }}</w:t>
+        <w:t>spesifikasi</w:t>
+      </w:r>
+      <w:proofErr w:type="gramEnd"/>
+      <w:r>
+        <w:rPr>
+          <w:rFonts w:ascii="Arial" w:hAnsi="Arial" w:cs="Arial"/>
+          <w:color w:val="000000" w:themeColor="text1"/>
+          <w:szCs w:val="22"/>
+        </w:rPr>
+        <w:t>_</w:t>
+      </w:r>
+      <w:proofErr w:type="gramStart"/>
+      <w:r>
+        <w:rPr>
+          <w:rFonts w:ascii="Arial" w:hAnsi="Arial" w:cs="Arial"/>
+          <w:color w:val="000000" w:themeColor="text1"/>
+          <w:szCs w:val="22"/>
+        </w:rPr>
+        <w:t>barang</w:t>
+      </w:r>
+      <w:proofErr w:type="spellEnd"/>
+      <w:r>
+        <w:rPr>
+          <w:rFonts w:ascii="Arial" w:hAnsi="Arial" w:cs="Arial"/>
+          <w:color w:val="000000" w:themeColor="text1"/>
+          <w:szCs w:val="22"/>
+        </w:rPr>
+        <w:t xml:space="preserve"> }</w:t>
+      </w:r>
+      <w:proofErr w:type="gramEnd"/>
+      <w:r>
+        <w:rPr>
+          <w:rFonts w:ascii="Arial" w:hAnsi="Arial" w:cs="Arial"/>
+          <w:color w:val="000000" w:themeColor="text1"/>
+          <w:szCs w:val="22"/>
+        </w:rPr>
+        <w:t>}</w:t>
       </w:r>
     </w:p>
     <w:p>
@@ -8273,6 +8872,7 @@
         <w:t xml:space="preserve">: </w:t>
       </w:r>
       <w:bookmarkEnd w:id="10"/>
+      <w:proofErr w:type="gramStart"/>
       <w:r>
         <w:rPr>
           <w:rFonts w:ascii="Arial" w:hAnsi="Arial" w:cs="Arial"/>
@@ -8288,16 +8888,43 @@
           <w:color w:val="000000" w:themeColor="text1"/>
           <w:szCs w:val="22"/>
         </w:rPr>
-        <w:t>merek_barang</w:t>
-      </w:r>
-      <w:proofErr w:type="spellEnd"/>
-      <w:r>
-        <w:rPr>
-          <w:rFonts w:ascii="Arial" w:hAnsi="Arial" w:cs="Arial"/>
-          <w:color w:val="000000" w:themeColor="text1"/>
-          <w:szCs w:val="22"/>
-        </w:rPr>
-        <w:t xml:space="preserve"> }}</w:t>
+        <w:t>merek</w:t>
+      </w:r>
+      <w:proofErr w:type="gramEnd"/>
+      <w:r>
+        <w:rPr>
+          <w:rFonts w:ascii="Arial" w:hAnsi="Arial" w:cs="Arial"/>
+          <w:color w:val="000000" w:themeColor="text1"/>
+          <w:szCs w:val="22"/>
+        </w:rPr>
+        <w:t>_</w:t>
+      </w:r>
+      <w:proofErr w:type="gramStart"/>
+      <w:r>
+        <w:rPr>
+          <w:rFonts w:ascii="Arial" w:hAnsi="Arial" w:cs="Arial"/>
+          <w:color w:val="000000" w:themeColor="text1"/>
+          <w:szCs w:val="22"/>
+        </w:rPr>
+        <w:t>barang</w:t>
+      </w:r>
+      <w:proofErr w:type="spellEnd"/>
+      <w:r>
+        <w:rPr>
+          <w:rFonts w:ascii="Arial" w:hAnsi="Arial" w:cs="Arial"/>
+          <w:color w:val="000000" w:themeColor="text1"/>
+          <w:szCs w:val="22"/>
+        </w:rPr>
+        <w:t xml:space="preserve"> }</w:t>
+      </w:r>
+      <w:proofErr w:type="gramEnd"/>
+      <w:r>
+        <w:rPr>
+          <w:rFonts w:ascii="Arial" w:hAnsi="Arial" w:cs="Arial"/>
+          <w:color w:val="000000" w:themeColor="text1"/>
+          <w:szCs w:val="22"/>
+        </w:rPr>
+        <w:t>}</w:t>
       </w:r>
     </w:p>
     <w:p>
@@ -8643,6 +9270,7 @@
         </w:rPr>
         <w:t xml:space="preserve"> oleh </w:t>
       </w:r>
+      <w:proofErr w:type="gramStart"/>
       <w:r>
         <w:rPr>
           <w:rFonts w:ascii="Arial" w:hAnsi="Arial" w:cs="Arial"/>
@@ -8658,16 +9286,43 @@
           <w:color w:val="000000" w:themeColor="text1"/>
           <w:szCs w:val="22"/>
         </w:rPr>
-        <w:t>nama_perusahaan</w:t>
-      </w:r>
-      <w:proofErr w:type="spellEnd"/>
-      <w:r>
-        <w:rPr>
-          <w:rFonts w:ascii="Arial" w:hAnsi="Arial" w:cs="Arial"/>
-          <w:color w:val="000000" w:themeColor="text1"/>
-          <w:szCs w:val="22"/>
-        </w:rPr>
-        <w:t xml:space="preserve"> }}</w:t>
+        <w:t>nama</w:t>
+      </w:r>
+      <w:proofErr w:type="gramEnd"/>
+      <w:r>
+        <w:rPr>
+          <w:rFonts w:ascii="Arial" w:hAnsi="Arial" w:cs="Arial"/>
+          <w:color w:val="000000" w:themeColor="text1"/>
+          <w:szCs w:val="22"/>
+        </w:rPr>
+        <w:t>_</w:t>
+      </w:r>
+      <w:proofErr w:type="gramStart"/>
+      <w:r>
+        <w:rPr>
+          <w:rFonts w:ascii="Arial" w:hAnsi="Arial" w:cs="Arial"/>
+          <w:color w:val="000000" w:themeColor="text1"/>
+          <w:szCs w:val="22"/>
+        </w:rPr>
+        <w:t>perusahaan</w:t>
+      </w:r>
+      <w:proofErr w:type="spellEnd"/>
+      <w:r>
+        <w:rPr>
+          <w:rFonts w:ascii="Arial" w:hAnsi="Arial" w:cs="Arial"/>
+          <w:color w:val="000000" w:themeColor="text1"/>
+          <w:szCs w:val="22"/>
+        </w:rPr>
+        <w:t xml:space="preserve"> }</w:t>
+      </w:r>
+      <w:proofErr w:type="gramEnd"/>
+      <w:r>
+        <w:rPr>
+          <w:rFonts w:ascii="Arial" w:hAnsi="Arial" w:cs="Arial"/>
+          <w:color w:val="000000" w:themeColor="text1"/>
+          <w:szCs w:val="22"/>
+        </w:rPr>
+        <w:t>}</w:t>
       </w:r>
       <w:r>
         <w:rPr>
@@ -9451,7 +10106,27 @@
           <w:szCs w:val="22"/>
           <w:lang w:val="en-ID"/>
         </w:rPr>
-        <w:t xml:space="preserve"> (factory overhead).</w:t>
+        <w:t xml:space="preserve"> (</w:t>
+      </w:r>
+      <w:r>
+        <w:rPr>
+          <w:rFonts w:ascii="Arial" w:hAnsi="Arial" w:cs="Arial"/>
+          <w:i/>
+          <w:iCs/>
+          <w:color w:val="000000" w:themeColor="text1"/>
+          <w:szCs w:val="22"/>
+          <w:lang w:val="en-ID"/>
+        </w:rPr>
+        <w:t>factory overhead</w:t>
+      </w:r>
+      <w:r>
+        <w:rPr>
+          <w:rFonts w:ascii="Arial" w:hAnsi="Arial" w:cs="Arial"/>
+          <w:color w:val="000000" w:themeColor="text1"/>
+          <w:szCs w:val="22"/>
+          <w:lang w:val="en-ID"/>
+        </w:rPr>
+        <w:t>).</w:t>
       </w:r>
     </w:p>
     <w:p>
@@ -10011,6 +10686,7 @@
         </w:rPr>
         <w:t xml:space="preserve"> </w:t>
       </w:r>
+      <w:proofErr w:type="gramStart"/>
       <w:r>
         <w:rPr>
           <w:rFonts w:ascii="Arial" w:hAnsi="Arial" w:cs="Arial"/>
@@ -10026,16 +10702,43 @@
           <w:color w:val="000000" w:themeColor="text1"/>
           <w:szCs w:val="22"/>
         </w:rPr>
-        <w:t>jenis_barang</w:t>
-      </w:r>
-      <w:proofErr w:type="spellEnd"/>
-      <w:r>
-        <w:rPr>
-          <w:rFonts w:ascii="Arial" w:hAnsi="Arial" w:cs="Arial"/>
-          <w:color w:val="000000" w:themeColor="text1"/>
-          <w:szCs w:val="22"/>
-        </w:rPr>
-        <w:t xml:space="preserve"> }}</w:t>
+        <w:t>jenis</w:t>
+      </w:r>
+      <w:proofErr w:type="gramEnd"/>
+      <w:r>
+        <w:rPr>
+          <w:rFonts w:ascii="Arial" w:hAnsi="Arial" w:cs="Arial"/>
+          <w:color w:val="000000" w:themeColor="text1"/>
+          <w:szCs w:val="22"/>
+        </w:rPr>
+        <w:t>_</w:t>
+      </w:r>
+      <w:proofErr w:type="gramStart"/>
+      <w:r>
+        <w:rPr>
+          <w:rFonts w:ascii="Arial" w:hAnsi="Arial" w:cs="Arial"/>
+          <w:color w:val="000000" w:themeColor="text1"/>
+          <w:szCs w:val="22"/>
+        </w:rPr>
+        <w:t>barang</w:t>
+      </w:r>
+      <w:proofErr w:type="spellEnd"/>
+      <w:r>
+        <w:rPr>
+          <w:rFonts w:ascii="Arial" w:hAnsi="Arial" w:cs="Arial"/>
+          <w:color w:val="000000" w:themeColor="text1"/>
+          <w:szCs w:val="22"/>
+        </w:rPr>
+        <w:t xml:space="preserve"> }</w:t>
+      </w:r>
+      <w:proofErr w:type="gramEnd"/>
+      <w:r>
+        <w:rPr>
+          <w:rFonts w:ascii="Arial" w:hAnsi="Arial" w:cs="Arial"/>
+          <w:color w:val="000000" w:themeColor="text1"/>
+          <w:szCs w:val="22"/>
+        </w:rPr>
+        <w:t>}</w:t>
       </w:r>
       <w:r>
         <w:rPr>
@@ -10075,6 +10778,7 @@
         </w:rPr>
         <w:t xml:space="preserve"> </w:t>
       </w:r>
+      <w:proofErr w:type="gramStart"/>
       <w:r>
         <w:rPr>
           <w:rFonts w:ascii="Arial" w:hAnsi="Arial" w:cs="Arial"/>
@@ -10090,16 +10794,43 @@
           <w:color w:val="000000" w:themeColor="text1"/>
           <w:szCs w:val="22"/>
         </w:rPr>
-        <w:t>tipe_barang</w:t>
-      </w:r>
-      <w:proofErr w:type="spellEnd"/>
-      <w:r>
-        <w:rPr>
-          <w:rFonts w:ascii="Arial" w:hAnsi="Arial" w:cs="Arial"/>
-          <w:color w:val="000000" w:themeColor="text1"/>
-          <w:szCs w:val="22"/>
-        </w:rPr>
-        <w:t xml:space="preserve"> }}</w:t>
+        <w:t>tipe</w:t>
+      </w:r>
+      <w:proofErr w:type="gramEnd"/>
+      <w:r>
+        <w:rPr>
+          <w:rFonts w:ascii="Arial" w:hAnsi="Arial" w:cs="Arial"/>
+          <w:color w:val="000000" w:themeColor="text1"/>
+          <w:szCs w:val="22"/>
+        </w:rPr>
+        <w:t>_</w:t>
+      </w:r>
+      <w:proofErr w:type="gramStart"/>
+      <w:r>
+        <w:rPr>
+          <w:rFonts w:ascii="Arial" w:hAnsi="Arial" w:cs="Arial"/>
+          <w:color w:val="000000" w:themeColor="text1"/>
+          <w:szCs w:val="22"/>
+        </w:rPr>
+        <w:t>barang</w:t>
+      </w:r>
+      <w:proofErr w:type="spellEnd"/>
+      <w:r>
+        <w:rPr>
+          <w:rFonts w:ascii="Arial" w:hAnsi="Arial" w:cs="Arial"/>
+          <w:color w:val="000000" w:themeColor="text1"/>
+          <w:szCs w:val="22"/>
+        </w:rPr>
+        <w:t xml:space="preserve"> }</w:t>
+      </w:r>
+      <w:proofErr w:type="gramEnd"/>
+      <w:r>
+        <w:rPr>
+          <w:rFonts w:ascii="Arial" w:hAnsi="Arial" w:cs="Arial"/>
+          <w:color w:val="000000" w:themeColor="text1"/>
+          <w:szCs w:val="22"/>
+        </w:rPr>
+        <w:t>}</w:t>
       </w:r>
     </w:p>
     <w:p>
@@ -10120,25 +10851,14 @@
           <w:lang w:val="en-ID"/>
         </w:rPr>
       </w:pPr>
-      <w:proofErr w:type="spellStart"/>
-      <w:r>
-        <w:rPr>
-          <w:rFonts w:ascii="Arial" w:hAnsi="Arial" w:cs="Arial"/>
-          <w:color w:val="000000" w:themeColor="text1"/>
-          <w:szCs w:val="22"/>
-          <w:lang w:val="en-ID"/>
-        </w:rPr>
-        <w:t>Pencocokan</w:t>
-      </w:r>
-      <w:proofErr w:type="spellEnd"/>
-      <w:r>
-        <w:rPr>
-          <w:rFonts w:ascii="Arial" w:hAnsi="Arial" w:cs="Arial"/>
-          <w:color w:val="000000" w:themeColor="text1"/>
-          <w:szCs w:val="22"/>
-          <w:lang w:val="en-ID"/>
-        </w:rPr>
-        <w:t xml:space="preserve"> </w:t>
+      <w:r>
+        <w:rPr>
+          <w:rFonts w:ascii="Arial" w:hAnsi="Arial" w:cs="Arial"/>
+          <w:color w:val="000000" w:themeColor="text1"/>
+          <w:szCs w:val="22"/>
+          <w:lang w:val="en-ID"/>
+        </w:rPr>
+        <w:t xml:space="preserve">Pencocokan </w:t>
       </w:r>
       <w:proofErr w:type="spellStart"/>
       <w:r>
@@ -11338,6 +12058,7 @@
           <w:lang w:val="en-ID"/>
         </w:rPr>
       </w:pPr>
+      <w:proofErr w:type="gramStart"/>
       <w:r>
         <w:rPr>
           <w:rFonts w:ascii="Arial" w:hAnsi="Arial" w:cs="Arial"/>
@@ -11355,17 +12076,47 @@
           <w:szCs w:val="22"/>
           <w:lang w:val="en-ID"/>
         </w:rPr>
-        <w:t>item.aturan</w:t>
-      </w:r>
-      <w:proofErr w:type="spellEnd"/>
-      <w:r>
-        <w:rPr>
-          <w:rFonts w:ascii="Arial" w:hAnsi="Arial" w:cs="Arial"/>
-          <w:color w:val="000000" w:themeColor="text1"/>
-          <w:szCs w:val="22"/>
-          <w:lang w:val="en-ID"/>
-        </w:rPr>
-        <w:t xml:space="preserve"> }}</w:t>
+        <w:t>item</w:t>
+      </w:r>
+      <w:proofErr w:type="gramEnd"/>
+      <w:r>
+        <w:rPr>
+          <w:rFonts w:ascii="Arial" w:hAnsi="Arial" w:cs="Arial"/>
+          <w:color w:val="000000" w:themeColor="text1"/>
+          <w:szCs w:val="22"/>
+          <w:lang w:val="en-ID"/>
+        </w:rPr>
+        <w:t>.</w:t>
+      </w:r>
+      <w:proofErr w:type="gramStart"/>
+      <w:r>
+        <w:rPr>
+          <w:rFonts w:ascii="Arial" w:hAnsi="Arial" w:cs="Arial"/>
+          <w:color w:val="000000" w:themeColor="text1"/>
+          <w:szCs w:val="22"/>
+          <w:lang w:val="en-ID"/>
+        </w:rPr>
+        <w:t>aturan</w:t>
+      </w:r>
+      <w:proofErr w:type="spellEnd"/>
+      <w:r>
+        <w:rPr>
+          <w:rFonts w:ascii="Arial" w:hAnsi="Arial" w:cs="Arial"/>
+          <w:color w:val="000000" w:themeColor="text1"/>
+          <w:szCs w:val="22"/>
+          <w:lang w:val="en-ID"/>
+        </w:rPr>
+        <w:t xml:space="preserve"> }</w:t>
+      </w:r>
+      <w:proofErr w:type="gramEnd"/>
+      <w:r>
+        <w:rPr>
+          <w:rFonts w:ascii="Arial" w:hAnsi="Arial" w:cs="Arial"/>
+          <w:color w:val="000000" w:themeColor="text1"/>
+          <w:szCs w:val="22"/>
+          <w:lang w:val="en-ID"/>
+        </w:rPr>
+        <w:t>}</w:t>
       </w:r>
     </w:p>
     <w:p>
@@ -11503,6 +12254,7 @@
         </w:rPr>
         <w:t xml:space="preserve"> </w:t>
       </w:r>
+      <w:proofErr w:type="gramStart"/>
       <w:r>
         <w:rPr>
           <w:rFonts w:ascii="Arial" w:hAnsi="Arial" w:cs="Arial"/>
@@ -11521,6 +12273,7 @@
         <w:t>permenperin</w:t>
       </w:r>
       <w:proofErr w:type="spellEnd"/>
+      <w:proofErr w:type="gramEnd"/>
       <w:r>
         <w:rPr>
           <w:rFonts w:ascii="Arial" w:hAnsi="Arial" w:cs="Arial"/>
@@ -13072,7 +13825,27 @@
           <w:szCs w:val="22"/>
           <w:lang w:val="en-GB"/>
         </w:rPr>
-        <w:t xml:space="preserve"> (factory overhead). KDN </w:t>
+        <w:t xml:space="preserve"> (</w:t>
+      </w:r>
+      <w:r>
+        <w:rPr>
+          <w:rFonts w:ascii="Arial" w:hAnsi="Arial" w:cs="Arial"/>
+          <w:i/>
+          <w:iCs/>
+          <w:color w:val="000000" w:themeColor="text1"/>
+          <w:szCs w:val="22"/>
+          <w:lang w:val="en-GB"/>
+        </w:rPr>
+        <w:t>factory overhead</w:t>
+      </w:r>
+      <w:r>
+        <w:rPr>
+          <w:rFonts w:ascii="Arial" w:hAnsi="Arial" w:cs="Arial"/>
+          <w:color w:val="000000" w:themeColor="text1"/>
+          <w:szCs w:val="22"/>
+          <w:lang w:val="en-GB"/>
+        </w:rPr>
+        <w:t xml:space="preserve">). KDN </w:t>
       </w:r>
       <w:proofErr w:type="spellStart"/>
       <w:r>
@@ -14677,6 +15450,7 @@
         <w:t xml:space="preserve"> TKDN Barang </w:t>
       </w:r>
       <w:proofErr w:type="spellStart"/>
+      <w:proofErr w:type="gramStart"/>
       <w:r>
         <w:rPr>
           <w:rFonts w:ascii="Arial" w:hAnsi="Arial" w:cs="Arial"/>
@@ -14694,6 +15468,7 @@
         </w:rPr>
         <w:t xml:space="preserve"> :</w:t>
       </w:r>
+      <w:proofErr w:type="gramEnd"/>
     </w:p>
     <w:p>
       <w:pPr>
@@ -15030,7 +15805,7 @@
           <w:szCs w:val="22"/>
           <w:lang w:val="id-ID"/>
         </w:rPr>
-        <w:t>Perhitungan Tingkat Komponen Dalam Negeri Prodduk Elektronika dan Telematika dilakukan berdasarkan Peraturan Menteri Perindustrian Republik Indonesia Nomor 22 Tahun 2020 tentang Ketentuan dan Tata Cara Penghitungan Nilai Tingkat Komponen Dalam Negeri Produk Elektronika dan Telematika.</w:t>
+        <w:t>Perhitungan Tingkat Komponen Dalam Negeri Produk Elektronika dan Telematika dilakukan berdasarkan Peraturan Menteri Perindustrian Republik Indonesia Nomor 22 Tahun 2020 tentang Ketentuan dan Tata Cara Penghitungan Nilai Tingkat Komponen Dalam Negeri Produk Elektronika dan Telematika.</w:t>
       </w:r>
     </w:p>
     <w:p>
@@ -17425,7 +18200,27 @@
           <w:szCs w:val="22"/>
           <w:lang w:val="en-ID"/>
         </w:rPr>
-        <w:t xml:space="preserve"> (Factory Overhead): 15%</w:t>
+        <w:t xml:space="preserve"> (</w:t>
+      </w:r>
+      <w:r>
+        <w:rPr>
+          <w:rFonts w:ascii="Arial" w:hAnsi="Arial" w:cs="Arial"/>
+          <w:i/>
+          <w:iCs/>
+          <w:color w:val="000000" w:themeColor="text1"/>
+          <w:szCs w:val="22"/>
+          <w:lang w:val="en-ID"/>
+        </w:rPr>
+        <w:t>Factory Overhead</w:t>
+      </w:r>
+      <w:r>
+        <w:rPr>
+          <w:rFonts w:ascii="Arial" w:hAnsi="Arial" w:cs="Arial"/>
+          <w:color w:val="000000" w:themeColor="text1"/>
+          <w:szCs w:val="22"/>
+          <w:lang w:val="en-ID"/>
+        </w:rPr>
+        <w:t>): 15%</w:t>
       </w:r>
     </w:p>
     <w:p>
@@ -23164,6 +23959,7 @@
         </w:rPr>
         <w:t xml:space="preserve"> </w:t>
       </w:r>
+      <w:proofErr w:type="gramStart"/>
       <w:r>
         <w:rPr>
           <w:rFonts w:ascii="Arial" w:hAnsi="Arial" w:cs="Arial"/>
@@ -23182,6 +23978,7 @@
         <w:t>permenperin</w:t>
       </w:r>
       <w:proofErr w:type="spellEnd"/>
+      <w:proofErr w:type="gramEnd"/>
       <w:r>
         <w:rPr>
           <w:rFonts w:ascii="Arial" w:hAnsi="Arial" w:cs="Arial"/>
@@ -24844,6 +25641,7 @@
         </w:rPr>
         <w:t xml:space="preserve"> </w:t>
       </w:r>
+      <w:proofErr w:type="gramStart"/>
       <w:r>
         <w:rPr>
           <w:rFonts w:ascii="Arial" w:hAnsi="Arial" w:cs="Arial"/>
@@ -24862,6 +25660,7 @@
         <w:t>permenperin</w:t>
       </w:r>
       <w:proofErr w:type="spellEnd"/>
+      <w:proofErr w:type="gramEnd"/>
       <w:r>
         <w:rPr>
           <w:rFonts w:ascii="Arial" w:hAnsi="Arial" w:cs="Arial"/>
@@ -27870,6 +28669,7 @@
                 <w:lang w:val="id-ID"/>
               </w:rPr>
             </w:pPr>
+            <w:proofErr w:type="gramStart"/>
             <w:r>
               <w:rPr>
                 <w:rFonts w:ascii="Arial" w:hAnsi="Arial" w:cs="Arial"/>
@@ -27885,7 +28685,16 @@
                 <w:color w:val="000000" w:themeColor="text1"/>
                 <w:szCs w:val="22"/>
               </w:rPr>
-              <w:t>pejabat_mengetahui</w:t>
+              <w:t>pejabat</w:t>
+            </w:r>
+            <w:proofErr w:type="gramEnd"/>
+            <w:r>
+              <w:rPr>
+                <w:rFonts w:ascii="Arial" w:hAnsi="Arial" w:cs="Arial"/>
+                <w:color w:val="000000" w:themeColor="text1"/>
+                <w:szCs w:val="22"/>
+              </w:rPr>
+              <w:t>_mengetahui</w:t>
             </w:r>
             <w:proofErr w:type="spellEnd"/>
             <w:r>
@@ -27924,6 +28733,7 @@
                 <w:szCs w:val="22"/>
               </w:rPr>
             </w:pPr>
+            <w:proofErr w:type="gramStart"/>
             <w:r>
               <w:rPr>
                 <w:rFonts w:ascii="Arial" w:hAnsi="Arial" w:cs="Arial"/>
@@ -27939,7 +28749,25 @@
                 <w:color w:val="000000" w:themeColor="text1"/>
                 <w:szCs w:val="22"/>
               </w:rPr>
-              <w:t>ttd_verifikator</w:t>
+              <w:t>ttd</w:t>
+            </w:r>
+            <w:proofErr w:type="gramEnd"/>
+            <w:r>
+              <w:rPr>
+                <w:rFonts w:ascii="Arial" w:hAnsi="Arial" w:cs="Arial"/>
+                <w:color w:val="000000" w:themeColor="text1"/>
+                <w:szCs w:val="22"/>
+              </w:rPr>
+              <w:t>_</w:t>
+            </w:r>
+            <w:proofErr w:type="gramStart"/>
+            <w:r>
+              <w:rPr>
+                <w:rFonts w:ascii="Arial" w:hAnsi="Arial" w:cs="Arial"/>
+                <w:color w:val="000000" w:themeColor="text1"/>
+                <w:szCs w:val="22"/>
+              </w:rPr>
+              <w:t>verifikator</w:t>
             </w:r>
             <w:proofErr w:type="spellEnd"/>
             <w:r>
@@ -27948,7 +28776,16 @@
                 <w:color w:val="000000" w:themeColor="text1"/>
                 <w:szCs w:val="22"/>
               </w:rPr>
-              <w:t xml:space="preserve"> }}</w:t>
+              <w:t xml:space="preserve"> }</w:t>
+            </w:r>
+            <w:proofErr w:type="gramEnd"/>
+            <w:r>
+              <w:rPr>
+                <w:rFonts w:ascii="Arial" w:hAnsi="Arial" w:cs="Arial"/>
+                <w:color w:val="000000" w:themeColor="text1"/>
+                <w:szCs w:val="22"/>
+              </w:rPr>
+              <w:t>}</w:t>
             </w:r>
           </w:p>
           <w:p>
@@ -27961,6 +28798,7 @@
                 <w:u w:val="single"/>
               </w:rPr>
             </w:pPr>
+            <w:proofErr w:type="gramStart"/>
             <w:r>
               <w:rPr>
                 <w:rFonts w:ascii="Arial" w:hAnsi="Arial" w:cs="Arial"/>
@@ -27978,7 +28816,27 @@
                 <w:szCs w:val="22"/>
                 <w:u w:val="single"/>
               </w:rPr>
-              <w:t>nama_verifikator</w:t>
+              <w:t>nama</w:t>
+            </w:r>
+            <w:proofErr w:type="gramEnd"/>
+            <w:r>
+              <w:rPr>
+                <w:rFonts w:ascii="Arial" w:hAnsi="Arial" w:cs="Arial"/>
+                <w:color w:val="000000" w:themeColor="text1"/>
+                <w:szCs w:val="22"/>
+                <w:u w:val="single"/>
+              </w:rPr>
+              <w:t>_</w:t>
+            </w:r>
+            <w:proofErr w:type="gramStart"/>
+            <w:r>
+              <w:rPr>
+                <w:rFonts w:ascii="Arial" w:hAnsi="Arial" w:cs="Arial"/>
+                <w:color w:val="000000" w:themeColor="text1"/>
+                <w:szCs w:val="22"/>
+                <w:u w:val="single"/>
+              </w:rPr>
+              <w:t>verifikator</w:t>
             </w:r>
             <w:proofErr w:type="spellEnd"/>
             <w:r>
@@ -27988,7 +28846,17 @@
                 <w:szCs w:val="22"/>
                 <w:u w:val="single"/>
               </w:rPr>
-              <w:t xml:space="preserve"> }}</w:t>
+              <w:t xml:space="preserve"> }</w:t>
+            </w:r>
+            <w:proofErr w:type="gramEnd"/>
+            <w:r>
+              <w:rPr>
+                <w:rFonts w:ascii="Arial" w:hAnsi="Arial" w:cs="Arial"/>
+                <w:color w:val="000000" w:themeColor="text1"/>
+                <w:szCs w:val="22"/>
+                <w:u w:val="single"/>
+              </w:rPr>
+              <w:t>}</w:t>
             </w:r>
           </w:p>
           <w:p>
@@ -28019,6 +28887,7 @@
               </w:rPr>
               <w:t xml:space="preserve"> </w:t>
             </w:r>
+            <w:proofErr w:type="gramStart"/>
             <w:r>
               <w:rPr>
                 <w:rFonts w:ascii="Arial" w:hAnsi="Arial" w:cs="Arial"/>
@@ -28034,7 +28903,16 @@
                 <w:color w:val="000000" w:themeColor="text1"/>
                 <w:szCs w:val="22"/>
               </w:rPr>
-              <w:t>nip_verifikator</w:t>
+              <w:t>nip</w:t>
+            </w:r>
+            <w:proofErr w:type="gramEnd"/>
+            <w:r>
+              <w:rPr>
+                <w:rFonts w:ascii="Arial" w:hAnsi="Arial" w:cs="Arial"/>
+                <w:color w:val="000000" w:themeColor="text1"/>
+                <w:szCs w:val="22"/>
+              </w:rPr>
+              <w:t>_verifikator</w:t>
             </w:r>
             <w:proofErr w:type="spellEnd"/>
             <w:r>
@@ -28088,6 +28966,7 @@
                 <w:lang w:val="it-IT"/>
               </w:rPr>
             </w:pPr>
+            <w:proofErr w:type="gramStart"/>
             <w:r>
               <w:rPr>
                 <w:rFonts w:ascii="Arial" w:hAnsi="Arial" w:cs="Arial"/>
@@ -28105,7 +28984,27 @@
                 <w:szCs w:val="22"/>
                 <w:u w:val="single"/>
               </w:rPr>
-              <w:t>nama_pejabat</w:t>
+              <w:t>nama</w:t>
+            </w:r>
+            <w:proofErr w:type="gramEnd"/>
+            <w:r>
+              <w:rPr>
+                <w:rFonts w:ascii="Arial" w:hAnsi="Arial" w:cs="Arial"/>
+                <w:color w:val="000000" w:themeColor="text1"/>
+                <w:szCs w:val="22"/>
+                <w:u w:val="single"/>
+              </w:rPr>
+              <w:t>_</w:t>
+            </w:r>
+            <w:proofErr w:type="gramStart"/>
+            <w:r>
+              <w:rPr>
+                <w:rFonts w:ascii="Arial" w:hAnsi="Arial" w:cs="Arial"/>
+                <w:color w:val="000000" w:themeColor="text1"/>
+                <w:szCs w:val="22"/>
+                <w:u w:val="single"/>
+              </w:rPr>
+              <w:t>pejabat</w:t>
             </w:r>
             <w:proofErr w:type="spellEnd"/>
             <w:r>
@@ -28115,7 +29014,17 @@
                 <w:szCs w:val="22"/>
                 <w:u w:val="single"/>
               </w:rPr>
-              <w:t xml:space="preserve"> }}</w:t>
+              <w:t xml:space="preserve"> }</w:t>
+            </w:r>
+            <w:proofErr w:type="gramEnd"/>
+            <w:r>
+              <w:rPr>
+                <w:rFonts w:ascii="Arial" w:hAnsi="Arial" w:cs="Arial"/>
+                <w:color w:val="000000" w:themeColor="text1"/>
+                <w:szCs w:val="22"/>
+                <w:u w:val="single"/>
+              </w:rPr>
+              <w:t>}</w:t>
             </w:r>
           </w:p>
           <w:p>
@@ -28146,6 +29055,7 @@
               </w:rPr>
               <w:t xml:space="preserve"> </w:t>
             </w:r>
+            <w:proofErr w:type="gramStart"/>
             <w:r>
               <w:rPr>
                 <w:rFonts w:ascii="Arial" w:hAnsi="Arial" w:cs="Arial"/>
@@ -28161,7 +29071,16 @@
                 <w:color w:val="000000" w:themeColor="text1"/>
                 <w:szCs w:val="22"/>
               </w:rPr>
-              <w:t>nip_pejabat</w:t>
+              <w:t>nip</w:t>
+            </w:r>
+            <w:proofErr w:type="gramEnd"/>
+            <w:r>
+              <w:rPr>
+                <w:rFonts w:ascii="Arial" w:hAnsi="Arial" w:cs="Arial"/>
+                <w:color w:val="000000" w:themeColor="text1"/>
+                <w:szCs w:val="22"/>
+              </w:rPr>
+              <w:t>_pejabat</w:t>
             </w:r>
             <w:proofErr w:type="spellEnd"/>
             <w:r>
@@ -28594,7 +29513,7 @@
           <w:color w:val="000000" w:themeColor="text1"/>
           <w:szCs w:val="22"/>
         </w:rPr>
-        <w:t xml:space="preserve">formular </w:t>
+        <w:t xml:space="preserve">formula </w:t>
       </w:r>
       <w:proofErr w:type="spellStart"/>
       <w:r>
@@ -28658,6 +29577,7 @@
         </w:rPr>
         <w:t xml:space="preserve"> </w:t>
       </w:r>
+      <w:proofErr w:type="gramStart"/>
       <w:r>
         <w:rPr>
           <w:rFonts w:ascii="Arial" w:hAnsi="Arial" w:cs="Arial"/>
@@ -28676,6 +29596,7 @@
         <w:t>permenperin</w:t>
       </w:r>
       <w:proofErr w:type="spellEnd"/>
+      <w:proofErr w:type="gramEnd"/>
       <w:r>
         <w:rPr>
           <w:rFonts w:ascii="Arial" w:hAnsi="Arial" w:cs="Arial"/>
@@ -28823,6 +29744,7 @@
         </w:rPr>
         <w:t xml:space="preserve"> </w:t>
       </w:r>
+      <w:proofErr w:type="gramStart"/>
       <w:r>
         <w:rPr>
           <w:rFonts w:ascii="Arial" w:hAnsi="Arial" w:cs="Arial"/>
@@ -28838,25 +29760,53 @@
           <w:color w:val="000000" w:themeColor="text1"/>
           <w:szCs w:val="22"/>
         </w:rPr>
-        <w:t>f.judul</w:t>
-      </w:r>
-      <w:proofErr w:type="spellEnd"/>
-      <w:r>
-        <w:rPr>
-          <w:rFonts w:ascii="Arial" w:hAnsi="Arial" w:cs="Arial"/>
-          <w:color w:val="000000" w:themeColor="text1"/>
-          <w:szCs w:val="22"/>
-        </w:rPr>
-        <w:t xml:space="preserve"> }}</w:t>
-      </w:r>
-      <w:r>
-        <w:rPr>
-          <w:rFonts w:ascii="Arial" w:hAnsi="Arial" w:cs="Arial"/>
-          <w:color w:val="000000" w:themeColor="text1"/>
-          <w:szCs w:val="22"/>
-        </w:rPr>
-        <w:t xml:space="preserve"> </w:t>
-      </w:r>
+        <w:t>f</w:t>
+      </w:r>
+      <w:proofErr w:type="gramEnd"/>
+      <w:r>
+        <w:rPr>
+          <w:rFonts w:ascii="Arial" w:hAnsi="Arial" w:cs="Arial"/>
+          <w:color w:val="000000" w:themeColor="text1"/>
+          <w:szCs w:val="22"/>
+        </w:rPr>
+        <w:t>.</w:t>
+      </w:r>
+      <w:proofErr w:type="gramStart"/>
+      <w:r>
+        <w:rPr>
+          <w:rFonts w:ascii="Arial" w:hAnsi="Arial" w:cs="Arial"/>
+          <w:color w:val="000000" w:themeColor="text1"/>
+          <w:szCs w:val="22"/>
+        </w:rPr>
+        <w:t>judul</w:t>
+      </w:r>
+      <w:proofErr w:type="spellEnd"/>
+      <w:r>
+        <w:rPr>
+          <w:rFonts w:ascii="Arial" w:hAnsi="Arial" w:cs="Arial"/>
+          <w:color w:val="000000" w:themeColor="text1"/>
+          <w:szCs w:val="22"/>
+        </w:rPr>
+        <w:t xml:space="preserve"> }</w:t>
+      </w:r>
+      <w:proofErr w:type="gramEnd"/>
+      <w:r>
+        <w:rPr>
+          <w:rFonts w:ascii="Arial" w:hAnsi="Arial" w:cs="Arial"/>
+          <w:color w:val="000000" w:themeColor="text1"/>
+          <w:szCs w:val="22"/>
+        </w:rPr>
+        <w:t>}</w:t>
+      </w:r>
+      <w:r>
+        <w:rPr>
+          <w:rFonts w:ascii="Arial" w:hAnsi="Arial" w:cs="Arial"/>
+          <w:color w:val="000000" w:themeColor="text1"/>
+          <w:szCs w:val="22"/>
+        </w:rPr>
+        <w:t xml:space="preserve"> </w:t>
+      </w:r>
+      <w:proofErr w:type="gramStart"/>
       <w:r>
         <w:rPr>
           <w:rFonts w:ascii="Arial" w:hAnsi="Arial" w:cs="Arial"/>
@@ -28872,16 +29822,43 @@
           <w:color w:val="000000" w:themeColor="text1"/>
           <w:szCs w:val="22"/>
         </w:rPr>
-        <w:t>f.gambar</w:t>
-      </w:r>
-      <w:proofErr w:type="spellEnd"/>
-      <w:r>
-        <w:rPr>
-          <w:rFonts w:ascii="Arial" w:hAnsi="Arial" w:cs="Arial"/>
-          <w:color w:val="000000" w:themeColor="text1"/>
-          <w:szCs w:val="22"/>
-        </w:rPr>
-        <w:t xml:space="preserve"> }}</w:t>
+        <w:t>f</w:t>
+      </w:r>
+      <w:proofErr w:type="gramEnd"/>
+      <w:r>
+        <w:rPr>
+          <w:rFonts w:ascii="Arial" w:hAnsi="Arial" w:cs="Arial"/>
+          <w:color w:val="000000" w:themeColor="text1"/>
+          <w:szCs w:val="22"/>
+        </w:rPr>
+        <w:t>.</w:t>
+      </w:r>
+      <w:proofErr w:type="gramStart"/>
+      <w:r>
+        <w:rPr>
+          <w:rFonts w:ascii="Arial" w:hAnsi="Arial" w:cs="Arial"/>
+          <w:color w:val="000000" w:themeColor="text1"/>
+          <w:szCs w:val="22"/>
+        </w:rPr>
+        <w:t>gambar</w:t>
+      </w:r>
+      <w:proofErr w:type="spellEnd"/>
+      <w:r>
+        <w:rPr>
+          <w:rFonts w:ascii="Arial" w:hAnsi="Arial" w:cs="Arial"/>
+          <w:color w:val="000000" w:themeColor="text1"/>
+          <w:szCs w:val="22"/>
+        </w:rPr>
+        <w:t xml:space="preserve"> }</w:t>
+      </w:r>
+      <w:proofErr w:type="gramEnd"/>
+      <w:r>
+        <w:rPr>
+          <w:rFonts w:ascii="Arial" w:hAnsi="Arial" w:cs="Arial"/>
+          <w:color w:val="000000" w:themeColor="text1"/>
+          <w:szCs w:val="22"/>
+        </w:rPr>
+        <w:t>}</w:t>
       </w:r>
       <w:r>
         <w:rPr>
@@ -29218,6 +30195,7 @@
                 <w:lang w:val="it-IT"/>
               </w:rPr>
             </w:pPr>
+            <w:proofErr w:type="gramStart"/>
             <w:r>
               <w:rPr>
                 <w:rFonts w:ascii="Arial" w:hAnsi="Arial" w:cs="Arial"/>
@@ -29233,7 +30211,16 @@
                 <w:color w:val="000000" w:themeColor="text1"/>
                 <w:szCs w:val="22"/>
               </w:rPr>
-              <w:t>nama_perusahaan</w:t>
+              <w:t>nama</w:t>
+            </w:r>
+            <w:proofErr w:type="gramEnd"/>
+            <w:r>
+              <w:rPr>
+                <w:rFonts w:ascii="Arial" w:hAnsi="Arial" w:cs="Arial"/>
+                <w:color w:val="000000" w:themeColor="text1"/>
+                <w:szCs w:val="22"/>
+              </w:rPr>
+              <w:t>_perusahaan</w:t>
             </w:r>
             <w:proofErr w:type="spellEnd"/>
             <w:r>
@@ -29325,6 +30312,7 @@
                 <w:lang w:val="it-IT"/>
               </w:rPr>
             </w:pPr>
+            <w:proofErr w:type="gramStart"/>
             <w:r>
               <w:rPr>
                 <w:rFonts w:ascii="Arial" w:hAnsi="Arial" w:cs="Arial"/>
@@ -29340,7 +30328,16 @@
                 <w:color w:val="000000" w:themeColor="text1"/>
                 <w:szCs w:val="22"/>
               </w:rPr>
-              <w:t>alamat_kantor</w:t>
+              <w:t>alamat</w:t>
+            </w:r>
+            <w:proofErr w:type="gramEnd"/>
+            <w:r>
+              <w:rPr>
+                <w:rFonts w:ascii="Arial" w:hAnsi="Arial" w:cs="Arial"/>
+                <w:color w:val="000000" w:themeColor="text1"/>
+                <w:szCs w:val="22"/>
+              </w:rPr>
+              <w:t>_kantor</w:t>
             </w:r>
             <w:proofErr w:type="spellEnd"/>
             <w:r>
@@ -29434,6 +30431,7 @@
                 <w:lang w:val="it-IT"/>
               </w:rPr>
             </w:pPr>
+            <w:proofErr w:type="gramStart"/>
             <w:r>
               <w:rPr>
                 <w:rFonts w:ascii="Arial" w:hAnsi="Arial" w:cs="Arial"/>
@@ -29449,7 +30447,16 @@
                 <w:color w:val="000000" w:themeColor="text1"/>
                 <w:szCs w:val="22"/>
               </w:rPr>
-              <w:t>telepon_kantor</w:t>
+              <w:t>telepon</w:t>
+            </w:r>
+            <w:proofErr w:type="gramEnd"/>
+            <w:r>
+              <w:rPr>
+                <w:rFonts w:ascii="Arial" w:hAnsi="Arial" w:cs="Arial"/>
+                <w:color w:val="000000" w:themeColor="text1"/>
+                <w:szCs w:val="22"/>
+              </w:rPr>
+              <w:t>_kantor</w:t>
             </w:r>
             <w:proofErr w:type="spellEnd"/>
             <w:r>
@@ -29540,6 +30547,7 @@
                 <w:lang w:val="it-IT"/>
               </w:rPr>
             </w:pPr>
+            <w:proofErr w:type="gramStart"/>
             <w:r>
               <w:rPr>
                 <w:rFonts w:ascii="Arial" w:hAnsi="Arial" w:cs="Arial"/>
@@ -29555,7 +30563,16 @@
                 <w:color w:val="000000" w:themeColor="text1"/>
                 <w:szCs w:val="22"/>
               </w:rPr>
-              <w:t>fax_kantor</w:t>
+              <w:t>fax</w:t>
+            </w:r>
+            <w:proofErr w:type="gramEnd"/>
+            <w:r>
+              <w:rPr>
+                <w:rFonts w:ascii="Arial" w:hAnsi="Arial" w:cs="Arial"/>
+                <w:color w:val="000000" w:themeColor="text1"/>
+                <w:szCs w:val="22"/>
+              </w:rPr>
+              <w:t>_kantor</w:t>
             </w:r>
             <w:proofErr w:type="spellEnd"/>
             <w:r>
@@ -29647,6 +30664,7 @@
                 <w:lang w:val="it-IT"/>
               </w:rPr>
             </w:pPr>
+            <w:proofErr w:type="gramStart"/>
             <w:r>
               <w:rPr>
                 <w:rFonts w:ascii="Arial" w:hAnsi="Arial" w:cs="Arial"/>
@@ -29662,7 +30680,16 @@
                 <w:color w:val="000000" w:themeColor="text1"/>
                 <w:szCs w:val="22"/>
               </w:rPr>
-              <w:t>email_kantor</w:t>
+              <w:t>email</w:t>
+            </w:r>
+            <w:proofErr w:type="gramEnd"/>
+            <w:r>
+              <w:rPr>
+                <w:rFonts w:ascii="Arial" w:hAnsi="Arial" w:cs="Arial"/>
+                <w:color w:val="000000" w:themeColor="text1"/>
+                <w:szCs w:val="22"/>
+              </w:rPr>
+              <w:t>_kantor</w:t>
             </w:r>
             <w:proofErr w:type="spellEnd"/>
             <w:r>
@@ -29753,6 +30780,7 @@
                 <w:lang w:val="it-IT"/>
               </w:rPr>
             </w:pPr>
+            <w:proofErr w:type="gramStart"/>
             <w:r>
               <w:rPr>
                 <w:rFonts w:ascii="Arial" w:hAnsi="Arial" w:cs="Arial"/>
@@ -29768,7 +30796,16 @@
                 <w:color w:val="000000" w:themeColor="text1"/>
                 <w:szCs w:val="22"/>
               </w:rPr>
-              <w:t>website_kantor</w:t>
+              <w:t>website</w:t>
+            </w:r>
+            <w:proofErr w:type="gramEnd"/>
+            <w:r>
+              <w:rPr>
+                <w:rFonts w:ascii="Arial" w:hAnsi="Arial" w:cs="Arial"/>
+                <w:color w:val="000000" w:themeColor="text1"/>
+                <w:szCs w:val="22"/>
+              </w:rPr>
+              <w:t>_kantor</w:t>
             </w:r>
             <w:proofErr w:type="spellEnd"/>
             <w:r>
@@ -29859,6 +30896,7 @@
                 <w:lang w:val="it-IT"/>
               </w:rPr>
             </w:pPr>
+            <w:proofErr w:type="gramStart"/>
             <w:r>
               <w:rPr>
                 <w:rFonts w:ascii="Arial" w:hAnsi="Arial" w:cs="Arial"/>
@@ -29874,7 +30912,16 @@
                 <w:color w:val="000000" w:themeColor="text1"/>
                 <w:szCs w:val="22"/>
               </w:rPr>
-              <w:t>status_kantor</w:t>
+              <w:t>status</w:t>
+            </w:r>
+            <w:proofErr w:type="gramEnd"/>
+            <w:r>
+              <w:rPr>
+                <w:rFonts w:ascii="Arial" w:hAnsi="Arial" w:cs="Arial"/>
+                <w:color w:val="000000" w:themeColor="text1"/>
+                <w:szCs w:val="22"/>
+              </w:rPr>
+              <w:t>_kantor</w:t>
             </w:r>
             <w:proofErr w:type="spellEnd"/>
             <w:r>
@@ -29967,6 +31014,7 @@
                 <w:lang w:val="it-IT"/>
               </w:rPr>
             </w:pPr>
+            <w:proofErr w:type="gramStart"/>
             <w:r>
               <w:rPr>
                 <w:rFonts w:ascii="Arial" w:hAnsi="Arial" w:cs="Arial"/>
@@ -29982,7 +31030,16 @@
                 <w:color w:val="000000" w:themeColor="text1"/>
                 <w:szCs w:val="22"/>
               </w:rPr>
-              <w:t>pic_kantor</w:t>
+              <w:t>pic</w:t>
+            </w:r>
+            <w:proofErr w:type="gramEnd"/>
+            <w:r>
+              <w:rPr>
+                <w:rFonts w:ascii="Arial" w:hAnsi="Arial" w:cs="Arial"/>
+                <w:color w:val="000000" w:themeColor="text1"/>
+                <w:szCs w:val="22"/>
+              </w:rPr>
+              <w:t>_kantor</w:t>
             </w:r>
             <w:proofErr w:type="spellEnd"/>
             <w:r>
@@ -30101,6 +31158,7 @@
                 <w:lang w:val="it-IT"/>
               </w:rPr>
             </w:pPr>
+            <w:proofErr w:type="gramStart"/>
             <w:r>
               <w:rPr>
                 <w:rFonts w:ascii="Arial" w:hAnsi="Arial" w:cs="Arial"/>
@@ -30116,7 +31174,16 @@
                 <w:color w:val="000000" w:themeColor="text1"/>
                 <w:szCs w:val="22"/>
               </w:rPr>
-              <w:t>akta_kantor</w:t>
+              <w:t>akta</w:t>
+            </w:r>
+            <w:proofErr w:type="gramEnd"/>
+            <w:r>
+              <w:rPr>
+                <w:rFonts w:ascii="Arial" w:hAnsi="Arial" w:cs="Arial"/>
+                <w:color w:val="000000" w:themeColor="text1"/>
+                <w:szCs w:val="22"/>
+              </w:rPr>
+              <w:t>_kantor</w:t>
             </w:r>
             <w:proofErr w:type="spellEnd"/>
             <w:r>
@@ -30207,6 +31274,7 @@
                 <w:lang w:val="it-IT"/>
               </w:rPr>
             </w:pPr>
+            <w:proofErr w:type="gramStart"/>
             <w:r>
               <w:rPr>
                 <w:rFonts w:ascii="Arial" w:hAnsi="Arial" w:cs="Arial"/>
@@ -30222,7 +31290,16 @@
                 <w:color w:val="000000" w:themeColor="text1"/>
                 <w:szCs w:val="22"/>
               </w:rPr>
-              <w:t>npwp_kantor</w:t>
+              <w:t>npwp</w:t>
+            </w:r>
+            <w:proofErr w:type="gramEnd"/>
+            <w:r>
+              <w:rPr>
+                <w:rFonts w:ascii="Arial" w:hAnsi="Arial" w:cs="Arial"/>
+                <w:color w:val="000000" w:themeColor="text1"/>
+                <w:szCs w:val="22"/>
+              </w:rPr>
+              <w:t>_kantor</w:t>
             </w:r>
             <w:proofErr w:type="spellEnd"/>
             <w:r>
@@ -30313,6 +31390,7 @@
                 <w:lang w:val="it-IT"/>
               </w:rPr>
             </w:pPr>
+            <w:proofErr w:type="gramStart"/>
             <w:r>
               <w:rPr>
                 <w:rFonts w:ascii="Arial" w:hAnsi="Arial" w:cs="Arial"/>
@@ -30328,7 +31406,16 @@
                 <w:color w:val="000000" w:themeColor="text1"/>
                 <w:szCs w:val="22"/>
               </w:rPr>
-              <w:t>no_izin</w:t>
+              <w:t>no</w:t>
+            </w:r>
+            <w:proofErr w:type="gramEnd"/>
+            <w:r>
+              <w:rPr>
+                <w:rFonts w:ascii="Arial" w:hAnsi="Arial" w:cs="Arial"/>
+                <w:color w:val="000000" w:themeColor="text1"/>
+                <w:szCs w:val="22"/>
+              </w:rPr>
+              <w:t>_izin</w:t>
             </w:r>
             <w:proofErr w:type="spellEnd"/>
             <w:r>
@@ -30481,6 +31568,7 @@
                 <w:lang w:val="it-IT"/>
               </w:rPr>
             </w:pPr>
+            <w:proofErr w:type="gramStart"/>
             <w:r>
               <w:rPr>
                 <w:rFonts w:ascii="Arial" w:hAnsi="Arial" w:cs="Arial"/>
@@ -30496,7 +31584,16 @@
                 <w:color w:val="000000" w:themeColor="text1"/>
                 <w:szCs w:val="22"/>
               </w:rPr>
-              <w:t>nama_perusahaan</w:t>
+              <w:t>nama</w:t>
+            </w:r>
+            <w:proofErr w:type="gramEnd"/>
+            <w:r>
+              <w:rPr>
+                <w:rFonts w:ascii="Arial" w:hAnsi="Arial" w:cs="Arial"/>
+                <w:color w:val="000000" w:themeColor="text1"/>
+                <w:szCs w:val="22"/>
+              </w:rPr>
+              <w:t>_perusahaan</w:t>
             </w:r>
             <w:proofErr w:type="spellEnd"/>
             <w:r>
@@ -30586,6 +31683,7 @@
                 <w:lang w:val="it-IT"/>
               </w:rPr>
             </w:pPr>
+            <w:proofErr w:type="gramStart"/>
             <w:r>
               <w:rPr>
                 <w:rFonts w:ascii="Arial" w:hAnsi="Arial" w:cs="Arial"/>
@@ -30601,7 +31699,16 @@
                 <w:color w:val="000000" w:themeColor="text1"/>
                 <w:szCs w:val="22"/>
               </w:rPr>
-              <w:t>alamat_pabrik</w:t>
+              <w:t>alamat</w:t>
+            </w:r>
+            <w:proofErr w:type="gramEnd"/>
+            <w:r>
+              <w:rPr>
+                <w:rFonts w:ascii="Arial" w:hAnsi="Arial" w:cs="Arial"/>
+                <w:color w:val="000000" w:themeColor="text1"/>
+                <w:szCs w:val="22"/>
+              </w:rPr>
+              <w:t>_pabrik</w:t>
             </w:r>
             <w:proofErr w:type="spellEnd"/>
             <w:r>
@@ -30694,6 +31801,7 @@
                 <w:lang w:val="it-IT"/>
               </w:rPr>
             </w:pPr>
+            <w:proofErr w:type="gramStart"/>
             <w:r>
               <w:rPr>
                 <w:rFonts w:ascii="Arial" w:hAnsi="Arial" w:cs="Arial"/>
@@ -30709,7 +31817,16 @@
                 <w:color w:val="000000" w:themeColor="text1"/>
                 <w:szCs w:val="22"/>
               </w:rPr>
-              <w:t>telepon_pabrik</w:t>
+              <w:t>telepon</w:t>
+            </w:r>
+            <w:proofErr w:type="gramEnd"/>
+            <w:r>
+              <w:rPr>
+                <w:rFonts w:ascii="Arial" w:hAnsi="Arial" w:cs="Arial"/>
+                <w:color w:val="000000" w:themeColor="text1"/>
+                <w:szCs w:val="22"/>
+              </w:rPr>
+              <w:t>_pabrik</w:t>
             </w:r>
             <w:proofErr w:type="spellEnd"/>
             <w:r>
@@ -30799,6 +31916,7 @@
                 <w:lang w:val="it-IT"/>
               </w:rPr>
             </w:pPr>
+            <w:proofErr w:type="gramStart"/>
             <w:r>
               <w:rPr>
                 <w:rFonts w:ascii="Arial" w:hAnsi="Arial" w:cs="Arial"/>
@@ -30814,7 +31932,16 @@
                 <w:color w:val="000000" w:themeColor="text1"/>
                 <w:szCs w:val="22"/>
               </w:rPr>
-              <w:t>fax_pabrik</w:t>
+              <w:t>fax</w:t>
+            </w:r>
+            <w:proofErr w:type="gramEnd"/>
+            <w:r>
+              <w:rPr>
+                <w:rFonts w:ascii="Arial" w:hAnsi="Arial" w:cs="Arial"/>
+                <w:color w:val="000000" w:themeColor="text1"/>
+                <w:szCs w:val="22"/>
+              </w:rPr>
+              <w:t>_pabrik</w:t>
             </w:r>
             <w:proofErr w:type="spellEnd"/>
             <w:r>
@@ -30905,6 +32032,7 @@
                 <w:lang w:val="it-IT"/>
               </w:rPr>
             </w:pPr>
+            <w:proofErr w:type="gramStart"/>
             <w:r>
               <w:rPr>
                 <w:rFonts w:ascii="Arial" w:hAnsi="Arial" w:cs="Arial"/>
@@ -30920,7 +32048,16 @@
                 <w:color w:val="000000" w:themeColor="text1"/>
                 <w:szCs w:val="22"/>
               </w:rPr>
-              <w:t>email_pabrik</w:t>
+              <w:t>email</w:t>
+            </w:r>
+            <w:proofErr w:type="gramEnd"/>
+            <w:r>
+              <w:rPr>
+                <w:rFonts w:ascii="Arial" w:hAnsi="Arial" w:cs="Arial"/>
+                <w:color w:val="000000" w:themeColor="text1"/>
+                <w:szCs w:val="22"/>
+              </w:rPr>
+              <w:t>_pabrik</w:t>
             </w:r>
             <w:proofErr w:type="spellEnd"/>
             <w:r>
@@ -31010,6 +32147,7 @@
                 <w:lang w:val="it-IT"/>
               </w:rPr>
             </w:pPr>
+            <w:proofErr w:type="gramStart"/>
             <w:r>
               <w:rPr>
                 <w:rFonts w:ascii="Arial" w:hAnsi="Arial" w:cs="Arial"/>
@@ -31025,7 +32163,16 @@
                 <w:color w:val="000000" w:themeColor="text1"/>
                 <w:szCs w:val="22"/>
               </w:rPr>
-              <w:t>website_pabrik</w:t>
+              <w:t>website</w:t>
+            </w:r>
+            <w:proofErr w:type="gramEnd"/>
+            <w:r>
+              <w:rPr>
+                <w:rFonts w:ascii="Arial" w:hAnsi="Arial" w:cs="Arial"/>
+                <w:color w:val="000000" w:themeColor="text1"/>
+                <w:szCs w:val="22"/>
+              </w:rPr>
+              <w:t>_pabrik</w:t>
             </w:r>
             <w:proofErr w:type="spellEnd"/>
             <w:r>
@@ -31115,6 +32262,7 @@
                 <w:lang w:val="it-IT"/>
               </w:rPr>
             </w:pPr>
+            <w:proofErr w:type="gramStart"/>
             <w:r>
               <w:rPr>
                 <w:rFonts w:ascii="Arial" w:hAnsi="Arial" w:cs="Arial"/>
@@ -31130,7 +32278,16 @@
                 <w:color w:val="000000" w:themeColor="text1"/>
                 <w:szCs w:val="22"/>
               </w:rPr>
-              <w:t>status_pabrik</w:t>
+              <w:t>status</w:t>
+            </w:r>
+            <w:proofErr w:type="gramEnd"/>
+            <w:r>
+              <w:rPr>
+                <w:rFonts w:ascii="Arial" w:hAnsi="Arial" w:cs="Arial"/>
+                <w:color w:val="000000" w:themeColor="text1"/>
+                <w:szCs w:val="22"/>
+              </w:rPr>
+              <w:t>_pabrik</w:t>
             </w:r>
             <w:proofErr w:type="spellEnd"/>
             <w:r>
@@ -31222,6 +32379,7 @@
                 <w:lang w:val="it-IT"/>
               </w:rPr>
             </w:pPr>
+            <w:proofErr w:type="gramStart"/>
             <w:r>
               <w:rPr>
                 <w:rFonts w:ascii="Arial" w:hAnsi="Arial" w:cs="Arial"/>
@@ -31237,7 +32395,16 @@
                 <w:color w:val="000000" w:themeColor="text1"/>
                 <w:szCs w:val="22"/>
               </w:rPr>
-              <w:t>pic_pabrik</w:t>
+              <w:t>pic</w:t>
+            </w:r>
+            <w:proofErr w:type="gramEnd"/>
+            <w:r>
+              <w:rPr>
+                <w:rFonts w:ascii="Arial" w:hAnsi="Arial" w:cs="Arial"/>
+                <w:color w:val="000000" w:themeColor="text1"/>
+                <w:szCs w:val="22"/>
+              </w:rPr>
+              <w:t>_pabrik</w:t>
             </w:r>
             <w:proofErr w:type="spellEnd"/>
             <w:r>
@@ -31355,6 +32522,7 @@
                 <w:lang w:val="it-IT"/>
               </w:rPr>
             </w:pPr>
+            <w:proofErr w:type="gramStart"/>
             <w:r>
               <w:rPr>
                 <w:rFonts w:ascii="Arial" w:hAnsi="Arial" w:cs="Arial"/>
@@ -31370,7 +32538,16 @@
                 <w:color w:val="000000" w:themeColor="text1"/>
                 <w:szCs w:val="22"/>
               </w:rPr>
-              <w:t>akta_pabrik</w:t>
+              <w:t>akta</w:t>
+            </w:r>
+            <w:proofErr w:type="gramEnd"/>
+            <w:r>
+              <w:rPr>
+                <w:rFonts w:ascii="Arial" w:hAnsi="Arial" w:cs="Arial"/>
+                <w:color w:val="000000" w:themeColor="text1"/>
+                <w:szCs w:val="22"/>
+              </w:rPr>
+              <w:t>_pabrik</w:t>
             </w:r>
             <w:proofErr w:type="spellEnd"/>
             <w:r>
@@ -31460,6 +32637,7 @@
                 <w:lang w:val="it-IT"/>
               </w:rPr>
             </w:pPr>
+            <w:proofErr w:type="gramStart"/>
             <w:r>
               <w:rPr>
                 <w:rFonts w:ascii="Arial" w:hAnsi="Arial" w:cs="Arial"/>
@@ -31491,7 +32669,16 @@
                 <w:color w:val="000000" w:themeColor="text1"/>
                 <w:szCs w:val="22"/>
               </w:rPr>
-              <w:t>npwp_pabrik</w:t>
+              <w:t>npwp</w:t>
+            </w:r>
+            <w:proofErr w:type="gramEnd"/>
+            <w:r>
+              <w:rPr>
+                <w:rFonts w:ascii="Arial" w:hAnsi="Arial" w:cs="Arial"/>
+                <w:color w:val="000000" w:themeColor="text1"/>
+                <w:szCs w:val="22"/>
+              </w:rPr>
+              <w:t>_pabrik</w:t>
             </w:r>
             <w:proofErr w:type="spellEnd"/>
             <w:r>
@@ -31572,6 +32759,7 @@
                 <w:lang w:val="it-IT"/>
               </w:rPr>
             </w:pPr>
+            <w:proofErr w:type="gramStart"/>
             <w:r>
               <w:rPr>
                 <w:rFonts w:ascii="Arial" w:hAnsi="Arial" w:cs="Arial"/>
@@ -31587,7 +32775,16 @@
                 <w:color w:val="000000" w:themeColor="text1"/>
                 <w:szCs w:val="22"/>
               </w:rPr>
-              <w:t>no_izin</w:t>
+              <w:t>no</w:t>
+            </w:r>
+            <w:proofErr w:type="gramEnd"/>
+            <w:r>
+              <w:rPr>
+                <w:rFonts w:ascii="Arial" w:hAnsi="Arial" w:cs="Arial"/>
+                <w:color w:val="000000" w:themeColor="text1"/>
+                <w:szCs w:val="22"/>
+              </w:rPr>
+              <w:t>_izin</w:t>
             </w:r>
             <w:proofErr w:type="spellEnd"/>
             <w:r>
@@ -31752,6 +32949,7 @@
           <w:lang w:val="it-IT"/>
         </w:rPr>
       </w:pPr>
+      <w:proofErr w:type="gramStart"/>
       <w:r>
         <w:rPr>
           <w:rFonts w:ascii="Arial" w:hAnsi="Arial" w:cs="Arial"/>
@@ -31767,16 +32965,43 @@
           <w:color w:val="000000" w:themeColor="text1"/>
           <w:szCs w:val="22"/>
         </w:rPr>
-        <w:t>struktur_organisasi</w:t>
-      </w:r>
-      <w:proofErr w:type="spellEnd"/>
-      <w:r>
-        <w:rPr>
-          <w:rFonts w:ascii="Arial" w:hAnsi="Arial" w:cs="Arial"/>
-          <w:color w:val="000000" w:themeColor="text1"/>
-          <w:szCs w:val="22"/>
-        </w:rPr>
-        <w:t xml:space="preserve"> }}</w:t>
+        <w:t>struktur</w:t>
+      </w:r>
+      <w:proofErr w:type="gramEnd"/>
+      <w:r>
+        <w:rPr>
+          <w:rFonts w:ascii="Arial" w:hAnsi="Arial" w:cs="Arial"/>
+          <w:color w:val="000000" w:themeColor="text1"/>
+          <w:szCs w:val="22"/>
+        </w:rPr>
+        <w:t>_</w:t>
+      </w:r>
+      <w:proofErr w:type="gramStart"/>
+      <w:r>
+        <w:rPr>
+          <w:rFonts w:ascii="Arial" w:hAnsi="Arial" w:cs="Arial"/>
+          <w:color w:val="000000" w:themeColor="text1"/>
+          <w:szCs w:val="22"/>
+        </w:rPr>
+        <w:t>organisasi</w:t>
+      </w:r>
+      <w:proofErr w:type="spellEnd"/>
+      <w:r>
+        <w:rPr>
+          <w:rFonts w:ascii="Arial" w:hAnsi="Arial" w:cs="Arial"/>
+          <w:color w:val="000000" w:themeColor="text1"/>
+          <w:szCs w:val="22"/>
+        </w:rPr>
+        <w:t xml:space="preserve"> }</w:t>
+      </w:r>
+      <w:proofErr w:type="gramEnd"/>
+      <w:r>
+        <w:rPr>
+          <w:rFonts w:ascii="Arial" w:hAnsi="Arial" w:cs="Arial"/>
+          <w:color w:val="000000" w:themeColor="text1"/>
+          <w:szCs w:val="22"/>
+        </w:rPr>
+        <w:t>}</w:t>
       </w:r>
     </w:p>
     <w:p>
@@ -31988,6 +33213,7 @@
           <w:lang w:val="it-IT"/>
         </w:rPr>
       </w:pPr>
+      <w:proofErr w:type="gramStart"/>
       <w:r>
         <w:rPr>
           <w:rFonts w:ascii="Arial" w:hAnsi="Arial" w:cs="Arial"/>
@@ -32003,16 +33229,43 @@
           <w:color w:val="000000" w:themeColor="text1"/>
           <w:szCs w:val="22"/>
         </w:rPr>
-        <w:t>alur_produksi</w:t>
-      </w:r>
-      <w:proofErr w:type="spellEnd"/>
-      <w:r>
-        <w:rPr>
-          <w:rFonts w:ascii="Arial" w:hAnsi="Arial" w:cs="Arial"/>
-          <w:color w:val="000000" w:themeColor="text1"/>
-          <w:szCs w:val="22"/>
-        </w:rPr>
-        <w:t xml:space="preserve"> }}</w:t>
+        <w:t>alur</w:t>
+      </w:r>
+      <w:proofErr w:type="gramEnd"/>
+      <w:r>
+        <w:rPr>
+          <w:rFonts w:ascii="Arial" w:hAnsi="Arial" w:cs="Arial"/>
+          <w:color w:val="000000" w:themeColor="text1"/>
+          <w:szCs w:val="22"/>
+        </w:rPr>
+        <w:t>_</w:t>
+      </w:r>
+      <w:proofErr w:type="gramStart"/>
+      <w:r>
+        <w:rPr>
+          <w:rFonts w:ascii="Arial" w:hAnsi="Arial" w:cs="Arial"/>
+          <w:color w:val="000000" w:themeColor="text1"/>
+          <w:szCs w:val="22"/>
+        </w:rPr>
+        <w:t>produksi</w:t>
+      </w:r>
+      <w:proofErr w:type="spellEnd"/>
+      <w:r>
+        <w:rPr>
+          <w:rFonts w:ascii="Arial" w:hAnsi="Arial" w:cs="Arial"/>
+          <w:color w:val="000000" w:themeColor="text1"/>
+          <w:szCs w:val="22"/>
+        </w:rPr>
+        <w:t xml:space="preserve"> }</w:t>
+      </w:r>
+      <w:proofErr w:type="gramEnd"/>
+      <w:r>
+        <w:rPr>
+          <w:rFonts w:ascii="Arial" w:hAnsi="Arial" w:cs="Arial"/>
+          <w:color w:val="000000" w:themeColor="text1"/>
+          <w:szCs w:val="22"/>
+        </w:rPr>
+        <w:t>}</w:t>
       </w:r>
     </w:p>
     <w:p>
@@ -32162,7 +33415,25 @@
           <w:color w:val="000000" w:themeColor="text1"/>
           <w:szCs w:val="22"/>
         </w:rPr>
-        <w:t xml:space="preserve"> | batch(2, None) %}</w:t>
+        <w:t xml:space="preserve"> | </w:t>
+      </w:r>
+      <w:proofErr w:type="gramStart"/>
+      <w:r>
+        <w:rPr>
+          <w:rFonts w:ascii="Arial" w:hAnsi="Arial" w:cs="Arial"/>
+          <w:color w:val="000000" w:themeColor="text1"/>
+          <w:szCs w:val="22"/>
+        </w:rPr>
+        <w:t>batch(</w:t>
+      </w:r>
+      <w:proofErr w:type="gramEnd"/>
+      <w:r>
+        <w:rPr>
+          <w:rFonts w:ascii="Arial" w:hAnsi="Arial" w:cs="Arial"/>
+          <w:color w:val="000000" w:themeColor="text1"/>
+          <w:szCs w:val="22"/>
+        </w:rPr>
+        <w:t>2, None) %}</w:t>
       </w:r>
     </w:p>
     <w:tbl>
@@ -32196,7 +33467,25 @@
                 <w:color w:val="000000" w:themeColor="text1"/>
                 <w:szCs w:val="22"/>
               </w:rPr>
-              <w:t>{% if baris[0] %}</w:t>
+              <w:t xml:space="preserve">{% if </w:t>
+            </w:r>
+            <w:proofErr w:type="gramStart"/>
+            <w:r>
+              <w:rPr>
+                <w:rFonts w:ascii="Arial" w:hAnsi="Arial" w:cs="Arial"/>
+                <w:color w:val="000000" w:themeColor="text1"/>
+                <w:szCs w:val="22"/>
+              </w:rPr>
+              <w:t>baris[</w:t>
+            </w:r>
+            <w:proofErr w:type="gramEnd"/>
+            <w:r>
+              <w:rPr>
+                <w:rFonts w:ascii="Arial" w:hAnsi="Arial" w:cs="Arial"/>
+                <w:color w:val="000000" w:themeColor="text1"/>
+                <w:szCs w:val="22"/>
+              </w:rPr>
+              <w:t>0] %}</w:t>
             </w:r>
           </w:p>
           <w:p>
@@ -32207,13 +33496,32 @@
                 <w:szCs w:val="22"/>
               </w:rPr>
             </w:pPr>
-            <w:r>
-              <w:rPr>
-                <w:rFonts w:ascii="Arial" w:hAnsi="Arial" w:cs="Arial"/>
-                <w:color w:val="000000" w:themeColor="text1"/>
-                <w:szCs w:val="22"/>
-              </w:rPr>
-              <w:t>{{ baris[0].</w:t>
+            <w:proofErr w:type="gramStart"/>
+            <w:r>
+              <w:rPr>
+                <w:rFonts w:ascii="Arial" w:hAnsi="Arial" w:cs="Arial"/>
+                <w:color w:val="000000" w:themeColor="text1"/>
+                <w:szCs w:val="22"/>
+              </w:rPr>
+              <w:t>{{ baris</w:t>
+            </w:r>
+            <w:proofErr w:type="gramEnd"/>
+            <w:r>
+              <w:rPr>
+                <w:rFonts w:ascii="Arial" w:hAnsi="Arial" w:cs="Arial"/>
+                <w:color w:val="000000" w:themeColor="text1"/>
+                <w:szCs w:val="22"/>
+              </w:rPr>
+              <w:t>[0</w:t>
+            </w:r>
+            <w:proofErr w:type="gramStart"/>
+            <w:r>
+              <w:rPr>
+                <w:rFonts w:ascii="Arial" w:hAnsi="Arial" w:cs="Arial"/>
+                <w:color w:val="000000" w:themeColor="text1"/>
+                <w:szCs w:val="22"/>
+              </w:rPr>
+              <w:t>].</w:t>
             </w:r>
             <w:proofErr w:type="spellStart"/>
             <w:r>
@@ -32225,6 +33533,7 @@
               <w:t>gambar</w:t>
             </w:r>
             <w:proofErr w:type="spellEnd"/>
+            <w:proofErr w:type="gramEnd"/>
             <w:r>
               <w:rPr>
                 <w:rFonts w:ascii="Arial" w:hAnsi="Arial" w:cs="Arial"/>
@@ -32258,7 +33567,34 @@
                 <w:color w:val="000000" w:themeColor="text1"/>
                 <w:szCs w:val="22"/>
               </w:rPr>
-              <w:t>: {{ baris[0].</w:t>
+              <w:t xml:space="preserve">: </w:t>
+            </w:r>
+            <w:proofErr w:type="gramStart"/>
+            <w:r>
+              <w:rPr>
+                <w:rFonts w:ascii="Arial" w:hAnsi="Arial" w:cs="Arial"/>
+                <w:color w:val="000000" w:themeColor="text1"/>
+                <w:szCs w:val="22"/>
+              </w:rPr>
+              <w:t>{{ baris</w:t>
+            </w:r>
+            <w:proofErr w:type="gramEnd"/>
+            <w:r>
+              <w:rPr>
+                <w:rFonts w:ascii="Arial" w:hAnsi="Arial" w:cs="Arial"/>
+                <w:color w:val="000000" w:themeColor="text1"/>
+                <w:szCs w:val="22"/>
+              </w:rPr>
+              <w:t>[0</w:t>
+            </w:r>
+            <w:proofErr w:type="gramStart"/>
+            <w:r>
+              <w:rPr>
+                <w:rFonts w:ascii="Arial" w:hAnsi="Arial" w:cs="Arial"/>
+                <w:color w:val="000000" w:themeColor="text1"/>
+                <w:szCs w:val="22"/>
+              </w:rPr>
+              <w:t>].</w:t>
             </w:r>
             <w:proofErr w:type="spellStart"/>
             <w:r>
@@ -32270,6 +33606,7 @@
               <w:t>keterangan</w:t>
             </w:r>
             <w:proofErr w:type="spellEnd"/>
+            <w:proofErr w:type="gramEnd"/>
             <w:r>
               <w:rPr>
                 <w:rFonts w:ascii="Arial" w:hAnsi="Arial" w:cs="Arial"/>
@@ -32503,7 +33840,25 @@
           <w:color w:val="000000" w:themeColor="text1"/>
           <w:szCs w:val="22"/>
         </w:rPr>
-        <w:t xml:space="preserve"> | batch(2, None) %}</w:t>
+        <w:t xml:space="preserve"> | </w:t>
+      </w:r>
+      <w:proofErr w:type="gramStart"/>
+      <w:r>
+        <w:rPr>
+          <w:rFonts w:ascii="Arial" w:hAnsi="Arial" w:cs="Arial"/>
+          <w:color w:val="000000" w:themeColor="text1"/>
+          <w:szCs w:val="22"/>
+        </w:rPr>
+        <w:t>batch(</w:t>
+      </w:r>
+      <w:proofErr w:type="gramEnd"/>
+      <w:r>
+        <w:rPr>
+          <w:rFonts w:ascii="Arial" w:hAnsi="Arial" w:cs="Arial"/>
+          <w:color w:val="000000" w:themeColor="text1"/>
+          <w:szCs w:val="22"/>
+        </w:rPr>
+        <w:t>2, None) %}</w:t>
       </w:r>
     </w:p>
     <w:tbl>
@@ -32537,7 +33892,25 @@
                 <w:color w:val="000000" w:themeColor="text1"/>
                 <w:szCs w:val="22"/>
               </w:rPr>
-              <w:t>{% if baris[0] %}</w:t>
+              <w:t xml:space="preserve">{% if </w:t>
+            </w:r>
+            <w:proofErr w:type="gramStart"/>
+            <w:r>
+              <w:rPr>
+                <w:rFonts w:ascii="Arial" w:hAnsi="Arial" w:cs="Arial"/>
+                <w:color w:val="000000" w:themeColor="text1"/>
+                <w:szCs w:val="22"/>
+              </w:rPr>
+              <w:t>baris[</w:t>
+            </w:r>
+            <w:proofErr w:type="gramEnd"/>
+            <w:r>
+              <w:rPr>
+                <w:rFonts w:ascii="Arial" w:hAnsi="Arial" w:cs="Arial"/>
+                <w:color w:val="000000" w:themeColor="text1"/>
+                <w:szCs w:val="22"/>
+              </w:rPr>
+              <w:t>0] %}</w:t>
             </w:r>
           </w:p>
           <w:p>
@@ -32548,13 +33921,32 @@
                 <w:szCs w:val="22"/>
               </w:rPr>
             </w:pPr>
-            <w:r>
-              <w:rPr>
-                <w:rFonts w:ascii="Arial" w:hAnsi="Arial" w:cs="Arial"/>
-                <w:color w:val="000000" w:themeColor="text1"/>
-                <w:szCs w:val="22"/>
-              </w:rPr>
-              <w:t>{{ baris[0].</w:t>
+            <w:proofErr w:type="gramStart"/>
+            <w:r>
+              <w:rPr>
+                <w:rFonts w:ascii="Arial" w:hAnsi="Arial" w:cs="Arial"/>
+                <w:color w:val="000000" w:themeColor="text1"/>
+                <w:szCs w:val="22"/>
+              </w:rPr>
+              <w:t>{{ baris</w:t>
+            </w:r>
+            <w:proofErr w:type="gramEnd"/>
+            <w:r>
+              <w:rPr>
+                <w:rFonts w:ascii="Arial" w:hAnsi="Arial" w:cs="Arial"/>
+                <w:color w:val="000000" w:themeColor="text1"/>
+                <w:szCs w:val="22"/>
+              </w:rPr>
+              <w:t>[0</w:t>
+            </w:r>
+            <w:proofErr w:type="gramStart"/>
+            <w:r>
+              <w:rPr>
+                <w:rFonts w:ascii="Arial" w:hAnsi="Arial" w:cs="Arial"/>
+                <w:color w:val="000000" w:themeColor="text1"/>
+                <w:szCs w:val="22"/>
+              </w:rPr>
+              <w:t>].</w:t>
             </w:r>
             <w:proofErr w:type="spellStart"/>
             <w:r>
@@ -32566,6 +33958,7 @@
               <w:t>gambar</w:t>
             </w:r>
             <w:proofErr w:type="spellEnd"/>
+            <w:proofErr w:type="gramEnd"/>
             <w:r>
               <w:rPr>
                 <w:rFonts w:ascii="Arial" w:hAnsi="Arial" w:cs="Arial"/>
@@ -32599,7 +33992,34 @@
                 <w:color w:val="000000" w:themeColor="text1"/>
                 <w:szCs w:val="22"/>
               </w:rPr>
-              <w:t>: {{ baris[0].</w:t>
+              <w:t xml:space="preserve">: </w:t>
+            </w:r>
+            <w:proofErr w:type="gramStart"/>
+            <w:r>
+              <w:rPr>
+                <w:rFonts w:ascii="Arial" w:hAnsi="Arial" w:cs="Arial"/>
+                <w:color w:val="000000" w:themeColor="text1"/>
+                <w:szCs w:val="22"/>
+              </w:rPr>
+              <w:t>{{ baris</w:t>
+            </w:r>
+            <w:proofErr w:type="gramEnd"/>
+            <w:r>
+              <w:rPr>
+                <w:rFonts w:ascii="Arial" w:hAnsi="Arial" w:cs="Arial"/>
+                <w:color w:val="000000" w:themeColor="text1"/>
+                <w:szCs w:val="22"/>
+              </w:rPr>
+              <w:t>[0</w:t>
+            </w:r>
+            <w:proofErr w:type="gramStart"/>
+            <w:r>
+              <w:rPr>
+                <w:rFonts w:ascii="Arial" w:hAnsi="Arial" w:cs="Arial"/>
+                <w:color w:val="000000" w:themeColor="text1"/>
+                <w:szCs w:val="22"/>
+              </w:rPr>
+              <w:t>].</w:t>
             </w:r>
             <w:proofErr w:type="spellStart"/>
             <w:r>
@@ -32611,6 +34031,7 @@
               <w:t>keterangan</w:t>
             </w:r>
             <w:proofErr w:type="spellEnd"/>
+            <w:proofErr w:type="gramEnd"/>
             <w:r>
               <w:rPr>
                 <w:rFonts w:ascii="Arial" w:hAnsi="Arial" w:cs="Arial"/>
@@ -32983,7 +34404,25 @@
           <w:color w:val="000000" w:themeColor="text1"/>
           <w:szCs w:val="22"/>
         </w:rPr>
-        <w:t xml:space="preserve"> | batch(2, None) %}</w:t>
+        <w:t xml:space="preserve"> | </w:t>
+      </w:r>
+      <w:proofErr w:type="gramStart"/>
+      <w:r>
+        <w:rPr>
+          <w:rFonts w:ascii="Arial" w:hAnsi="Arial" w:cs="Arial"/>
+          <w:color w:val="000000" w:themeColor="text1"/>
+          <w:szCs w:val="22"/>
+        </w:rPr>
+        <w:t>batch(</w:t>
+      </w:r>
+      <w:proofErr w:type="gramEnd"/>
+      <w:r>
+        <w:rPr>
+          <w:rFonts w:ascii="Arial" w:hAnsi="Arial" w:cs="Arial"/>
+          <w:color w:val="000000" w:themeColor="text1"/>
+          <w:szCs w:val="22"/>
+        </w:rPr>
+        <w:t>2, None) %}</w:t>
       </w:r>
     </w:p>
     <w:tbl>
@@ -33017,7 +34456,25 @@
                 <w:color w:val="000000" w:themeColor="text1"/>
                 <w:szCs w:val="22"/>
               </w:rPr>
-              <w:t>{% if baris[0] %}</w:t>
+              <w:t xml:space="preserve">{% if </w:t>
+            </w:r>
+            <w:proofErr w:type="gramStart"/>
+            <w:r>
+              <w:rPr>
+                <w:rFonts w:ascii="Arial" w:hAnsi="Arial" w:cs="Arial"/>
+                <w:color w:val="000000" w:themeColor="text1"/>
+                <w:szCs w:val="22"/>
+              </w:rPr>
+              <w:t>baris[</w:t>
+            </w:r>
+            <w:proofErr w:type="gramEnd"/>
+            <w:r>
+              <w:rPr>
+                <w:rFonts w:ascii="Arial" w:hAnsi="Arial" w:cs="Arial"/>
+                <w:color w:val="000000" w:themeColor="text1"/>
+                <w:szCs w:val="22"/>
+              </w:rPr>
+              <w:t>0] %}</w:t>
             </w:r>
           </w:p>
           <w:p>
@@ -33028,13 +34485,32 @@
                 <w:szCs w:val="22"/>
               </w:rPr>
             </w:pPr>
-            <w:r>
-              <w:rPr>
-                <w:rFonts w:ascii="Arial" w:hAnsi="Arial" w:cs="Arial"/>
-                <w:color w:val="000000" w:themeColor="text1"/>
-                <w:szCs w:val="22"/>
-              </w:rPr>
-              <w:t>{{ baris[0].</w:t>
+            <w:proofErr w:type="gramStart"/>
+            <w:r>
+              <w:rPr>
+                <w:rFonts w:ascii="Arial" w:hAnsi="Arial" w:cs="Arial"/>
+                <w:color w:val="000000" w:themeColor="text1"/>
+                <w:szCs w:val="22"/>
+              </w:rPr>
+              <w:t>{{ baris</w:t>
+            </w:r>
+            <w:proofErr w:type="gramEnd"/>
+            <w:r>
+              <w:rPr>
+                <w:rFonts w:ascii="Arial" w:hAnsi="Arial" w:cs="Arial"/>
+                <w:color w:val="000000" w:themeColor="text1"/>
+                <w:szCs w:val="22"/>
+              </w:rPr>
+              <w:t>[0</w:t>
+            </w:r>
+            <w:proofErr w:type="gramStart"/>
+            <w:r>
+              <w:rPr>
+                <w:rFonts w:ascii="Arial" w:hAnsi="Arial" w:cs="Arial"/>
+                <w:color w:val="000000" w:themeColor="text1"/>
+                <w:szCs w:val="22"/>
+              </w:rPr>
+              <w:t>].</w:t>
             </w:r>
             <w:proofErr w:type="spellStart"/>
             <w:r>
@@ -33046,6 +34522,7 @@
               <w:t>gambar</w:t>
             </w:r>
             <w:proofErr w:type="spellEnd"/>
+            <w:proofErr w:type="gramEnd"/>
             <w:r>
               <w:rPr>
                 <w:rFonts w:ascii="Arial" w:hAnsi="Arial" w:cs="Arial"/>
@@ -33079,7 +34556,34 @@
                 <w:color w:val="000000" w:themeColor="text1"/>
                 <w:szCs w:val="22"/>
               </w:rPr>
-              <w:t>: {{ baris[0].</w:t>
+              <w:t xml:space="preserve">: </w:t>
+            </w:r>
+            <w:proofErr w:type="gramStart"/>
+            <w:r>
+              <w:rPr>
+                <w:rFonts w:ascii="Arial" w:hAnsi="Arial" w:cs="Arial"/>
+                <w:color w:val="000000" w:themeColor="text1"/>
+                <w:szCs w:val="22"/>
+              </w:rPr>
+              <w:t>{{ baris</w:t>
+            </w:r>
+            <w:proofErr w:type="gramEnd"/>
+            <w:r>
+              <w:rPr>
+                <w:rFonts w:ascii="Arial" w:hAnsi="Arial" w:cs="Arial"/>
+                <w:color w:val="000000" w:themeColor="text1"/>
+                <w:szCs w:val="22"/>
+              </w:rPr>
+              <w:t>[0</w:t>
+            </w:r>
+            <w:proofErr w:type="gramStart"/>
+            <w:r>
+              <w:rPr>
+                <w:rFonts w:ascii="Arial" w:hAnsi="Arial" w:cs="Arial"/>
+                <w:color w:val="000000" w:themeColor="text1"/>
+                <w:szCs w:val="22"/>
+              </w:rPr>
+              <w:t>].</w:t>
             </w:r>
             <w:proofErr w:type="spellStart"/>
             <w:r>
@@ -33091,6 +34595,7 @@
               <w:t>keterangan</w:t>
             </w:r>
             <w:proofErr w:type="spellEnd"/>
+            <w:proofErr w:type="gramEnd"/>
             <w:r>
               <w:rPr>
                 <w:rFonts w:ascii="Arial" w:hAnsi="Arial" w:cs="Arial"/>
@@ -33398,7 +34903,25 @@
           <w:color w:val="000000" w:themeColor="text1"/>
           <w:szCs w:val="22"/>
         </w:rPr>
-        <w:t xml:space="preserve"> | batch(2, None) %}</w:t>
+        <w:t xml:space="preserve"> | </w:t>
+      </w:r>
+      <w:proofErr w:type="gramStart"/>
+      <w:r>
+        <w:rPr>
+          <w:rFonts w:ascii="Arial" w:hAnsi="Arial" w:cs="Arial"/>
+          <w:color w:val="000000" w:themeColor="text1"/>
+          <w:szCs w:val="22"/>
+        </w:rPr>
+        <w:t>batch(</w:t>
+      </w:r>
+      <w:proofErr w:type="gramEnd"/>
+      <w:r>
+        <w:rPr>
+          <w:rFonts w:ascii="Arial" w:hAnsi="Arial" w:cs="Arial"/>
+          <w:color w:val="000000" w:themeColor="text1"/>
+          <w:szCs w:val="22"/>
+        </w:rPr>
+        <w:t>2, None) %}</w:t>
       </w:r>
     </w:p>
     <w:tbl>
@@ -33432,7 +34955,25 @@
                 <w:color w:val="000000" w:themeColor="text1"/>
                 <w:szCs w:val="22"/>
               </w:rPr>
-              <w:t>{% if baris[0] %}</w:t>
+              <w:t xml:space="preserve">{% if </w:t>
+            </w:r>
+            <w:proofErr w:type="gramStart"/>
+            <w:r>
+              <w:rPr>
+                <w:rFonts w:ascii="Arial" w:hAnsi="Arial" w:cs="Arial"/>
+                <w:color w:val="000000" w:themeColor="text1"/>
+                <w:szCs w:val="22"/>
+              </w:rPr>
+              <w:t>baris[</w:t>
+            </w:r>
+            <w:proofErr w:type="gramEnd"/>
+            <w:r>
+              <w:rPr>
+                <w:rFonts w:ascii="Arial" w:hAnsi="Arial" w:cs="Arial"/>
+                <w:color w:val="000000" w:themeColor="text1"/>
+                <w:szCs w:val="22"/>
+              </w:rPr>
+              <w:t>0] %}</w:t>
             </w:r>
           </w:p>
           <w:p>
@@ -33443,13 +34984,32 @@
                 <w:szCs w:val="22"/>
               </w:rPr>
             </w:pPr>
-            <w:r>
-              <w:rPr>
-                <w:rFonts w:ascii="Arial" w:hAnsi="Arial" w:cs="Arial"/>
-                <w:color w:val="000000" w:themeColor="text1"/>
-                <w:szCs w:val="22"/>
-              </w:rPr>
-              <w:t>{{ baris[0].</w:t>
+            <w:proofErr w:type="gramStart"/>
+            <w:r>
+              <w:rPr>
+                <w:rFonts w:ascii="Arial" w:hAnsi="Arial" w:cs="Arial"/>
+                <w:color w:val="000000" w:themeColor="text1"/>
+                <w:szCs w:val="22"/>
+              </w:rPr>
+              <w:t>{{ baris</w:t>
+            </w:r>
+            <w:proofErr w:type="gramEnd"/>
+            <w:r>
+              <w:rPr>
+                <w:rFonts w:ascii="Arial" w:hAnsi="Arial" w:cs="Arial"/>
+                <w:color w:val="000000" w:themeColor="text1"/>
+                <w:szCs w:val="22"/>
+              </w:rPr>
+              <w:t>[0</w:t>
+            </w:r>
+            <w:proofErr w:type="gramStart"/>
+            <w:r>
+              <w:rPr>
+                <w:rFonts w:ascii="Arial" w:hAnsi="Arial" w:cs="Arial"/>
+                <w:color w:val="000000" w:themeColor="text1"/>
+                <w:szCs w:val="22"/>
+              </w:rPr>
+              <w:t>].</w:t>
             </w:r>
             <w:proofErr w:type="spellStart"/>
             <w:r>
@@ -33461,6 +35021,7 @@
               <w:t>gambar</w:t>
             </w:r>
             <w:proofErr w:type="spellEnd"/>
+            <w:proofErr w:type="gramEnd"/>
             <w:r>
               <w:rPr>
                 <w:rFonts w:ascii="Arial" w:hAnsi="Arial" w:cs="Arial"/>
@@ -33494,7 +35055,34 @@
                 <w:color w:val="000000" w:themeColor="text1"/>
                 <w:szCs w:val="22"/>
               </w:rPr>
-              <w:t>: {{ baris[0].</w:t>
+              <w:t xml:space="preserve">: </w:t>
+            </w:r>
+            <w:proofErr w:type="gramStart"/>
+            <w:r>
+              <w:rPr>
+                <w:rFonts w:ascii="Arial" w:hAnsi="Arial" w:cs="Arial"/>
+                <w:color w:val="000000" w:themeColor="text1"/>
+                <w:szCs w:val="22"/>
+              </w:rPr>
+              <w:t>{{ baris</w:t>
+            </w:r>
+            <w:proofErr w:type="gramEnd"/>
+            <w:r>
+              <w:rPr>
+                <w:rFonts w:ascii="Arial" w:hAnsi="Arial" w:cs="Arial"/>
+                <w:color w:val="000000" w:themeColor="text1"/>
+                <w:szCs w:val="22"/>
+              </w:rPr>
+              <w:t>[0</w:t>
+            </w:r>
+            <w:proofErr w:type="gramStart"/>
+            <w:r>
+              <w:rPr>
+                <w:rFonts w:ascii="Arial" w:hAnsi="Arial" w:cs="Arial"/>
+                <w:color w:val="000000" w:themeColor="text1"/>
+                <w:szCs w:val="22"/>
+              </w:rPr>
+              <w:t>].</w:t>
             </w:r>
             <w:proofErr w:type="spellStart"/>
             <w:r>
@@ -33506,6 +35094,7 @@
               <w:t>keterangan</w:t>
             </w:r>
             <w:proofErr w:type="spellEnd"/>
+            <w:proofErr w:type="gramEnd"/>
             <w:r>
               <w:rPr>
                 <w:rFonts w:ascii="Arial" w:hAnsi="Arial" w:cs="Arial"/>
@@ -33854,7 +35443,25 @@
           <w:color w:val="000000" w:themeColor="text1"/>
           <w:szCs w:val="22"/>
         </w:rPr>
-        <w:t xml:space="preserve"> | batch(2, None) %}</w:t>
+        <w:t xml:space="preserve"> | </w:t>
+      </w:r>
+      <w:proofErr w:type="gramStart"/>
+      <w:r>
+        <w:rPr>
+          <w:rFonts w:ascii="Arial" w:hAnsi="Arial" w:cs="Arial"/>
+          <w:color w:val="000000" w:themeColor="text1"/>
+          <w:szCs w:val="22"/>
+        </w:rPr>
+        <w:t>batch(</w:t>
+      </w:r>
+      <w:proofErr w:type="gramEnd"/>
+      <w:r>
+        <w:rPr>
+          <w:rFonts w:ascii="Arial" w:hAnsi="Arial" w:cs="Arial"/>
+          <w:color w:val="000000" w:themeColor="text1"/>
+          <w:szCs w:val="22"/>
+        </w:rPr>
+        <w:t>2, None) %}</w:t>
       </w:r>
     </w:p>
     <w:tbl>
@@ -33888,7 +35495,25 @@
                 <w:color w:val="000000" w:themeColor="text1"/>
                 <w:szCs w:val="22"/>
               </w:rPr>
-              <w:t>{% if baris[0] %}</w:t>
+              <w:t xml:space="preserve">{% if </w:t>
+            </w:r>
+            <w:proofErr w:type="gramStart"/>
+            <w:r>
+              <w:rPr>
+                <w:rFonts w:ascii="Arial" w:hAnsi="Arial" w:cs="Arial"/>
+                <w:color w:val="000000" w:themeColor="text1"/>
+                <w:szCs w:val="22"/>
+              </w:rPr>
+              <w:t>baris[</w:t>
+            </w:r>
+            <w:proofErr w:type="gramEnd"/>
+            <w:r>
+              <w:rPr>
+                <w:rFonts w:ascii="Arial" w:hAnsi="Arial" w:cs="Arial"/>
+                <w:color w:val="000000" w:themeColor="text1"/>
+                <w:szCs w:val="22"/>
+              </w:rPr>
+              <w:t>0] %}</w:t>
             </w:r>
           </w:p>
           <w:p>
@@ -33899,13 +35524,32 @@
                 <w:szCs w:val="22"/>
               </w:rPr>
             </w:pPr>
-            <w:r>
-              <w:rPr>
-                <w:rFonts w:ascii="Arial" w:hAnsi="Arial" w:cs="Arial"/>
-                <w:color w:val="000000" w:themeColor="text1"/>
-                <w:szCs w:val="22"/>
-              </w:rPr>
-              <w:t>{{ baris[0].</w:t>
+            <w:proofErr w:type="gramStart"/>
+            <w:r>
+              <w:rPr>
+                <w:rFonts w:ascii="Arial" w:hAnsi="Arial" w:cs="Arial"/>
+                <w:color w:val="000000" w:themeColor="text1"/>
+                <w:szCs w:val="22"/>
+              </w:rPr>
+              <w:t>{{ baris</w:t>
+            </w:r>
+            <w:proofErr w:type="gramEnd"/>
+            <w:r>
+              <w:rPr>
+                <w:rFonts w:ascii="Arial" w:hAnsi="Arial" w:cs="Arial"/>
+                <w:color w:val="000000" w:themeColor="text1"/>
+                <w:szCs w:val="22"/>
+              </w:rPr>
+              <w:t>[0</w:t>
+            </w:r>
+            <w:proofErr w:type="gramStart"/>
+            <w:r>
+              <w:rPr>
+                <w:rFonts w:ascii="Arial" w:hAnsi="Arial" w:cs="Arial"/>
+                <w:color w:val="000000" w:themeColor="text1"/>
+                <w:szCs w:val="22"/>
+              </w:rPr>
+              <w:t>].</w:t>
             </w:r>
             <w:proofErr w:type="spellStart"/>
             <w:r>
@@ -33917,6 +35561,7 @@
               <w:t>gambar</w:t>
             </w:r>
             <w:proofErr w:type="spellEnd"/>
+            <w:proofErr w:type="gramEnd"/>
             <w:r>
               <w:rPr>
                 <w:rFonts w:ascii="Arial" w:hAnsi="Arial" w:cs="Arial"/>
@@ -33950,7 +35595,34 @@
                 <w:color w:val="000000" w:themeColor="text1"/>
                 <w:szCs w:val="22"/>
               </w:rPr>
-              <w:t>: {{ baris[0].</w:t>
+              <w:t xml:space="preserve">: </w:t>
+            </w:r>
+            <w:proofErr w:type="gramStart"/>
+            <w:r>
+              <w:rPr>
+                <w:rFonts w:ascii="Arial" w:hAnsi="Arial" w:cs="Arial"/>
+                <w:color w:val="000000" w:themeColor="text1"/>
+                <w:szCs w:val="22"/>
+              </w:rPr>
+              <w:t>{{ baris</w:t>
+            </w:r>
+            <w:proofErr w:type="gramEnd"/>
+            <w:r>
+              <w:rPr>
+                <w:rFonts w:ascii="Arial" w:hAnsi="Arial" w:cs="Arial"/>
+                <w:color w:val="000000" w:themeColor="text1"/>
+                <w:szCs w:val="22"/>
+              </w:rPr>
+              <w:t>[0</w:t>
+            </w:r>
+            <w:proofErr w:type="gramStart"/>
+            <w:r>
+              <w:rPr>
+                <w:rFonts w:ascii="Arial" w:hAnsi="Arial" w:cs="Arial"/>
+                <w:color w:val="000000" w:themeColor="text1"/>
+                <w:szCs w:val="22"/>
+              </w:rPr>
+              <w:t>].</w:t>
             </w:r>
             <w:proofErr w:type="spellStart"/>
             <w:r>
@@ -33962,6 +35634,7 @@
               <w:t>keterangan</w:t>
             </w:r>
             <w:proofErr w:type="spellEnd"/>
+            <w:proofErr w:type="gramEnd"/>
             <w:r>
               <w:rPr>
                 <w:rFonts w:ascii="Arial" w:hAnsi="Arial" w:cs="Arial"/>
@@ -34216,6 +35889,8 @@
           <w:ilvl w:val="0"/>
           <w:numId w:val="19"/>
         </w:numPr>
+        <w:ind w:left="993" w:hanging="426"/>
+        <w:jc w:val="both"/>
         <w:rPr>
           <w:rFonts w:cs="Arial"/>
           <w:color w:val="000000" w:themeColor="text1"/>
@@ -34268,7 +35943,25 @@
           <w:color w:val="000000" w:themeColor="text1"/>
           <w:szCs w:val="22"/>
         </w:rPr>
-        <w:t xml:space="preserve"> | batch(2, None) %}</w:t>
+        <w:t xml:space="preserve"> | </w:t>
+      </w:r>
+      <w:proofErr w:type="gramStart"/>
+      <w:r>
+        <w:rPr>
+          <w:rFonts w:ascii="Arial" w:hAnsi="Arial" w:cs="Arial"/>
+          <w:color w:val="000000" w:themeColor="text1"/>
+          <w:szCs w:val="22"/>
+        </w:rPr>
+        <w:t>batch(</w:t>
+      </w:r>
+      <w:proofErr w:type="gramEnd"/>
+      <w:r>
+        <w:rPr>
+          <w:rFonts w:ascii="Arial" w:hAnsi="Arial" w:cs="Arial"/>
+          <w:color w:val="000000" w:themeColor="text1"/>
+          <w:szCs w:val="22"/>
+        </w:rPr>
+        <w:t>2, None) %}</w:t>
       </w:r>
     </w:p>
     <w:tbl>
@@ -34302,7 +35995,25 @@
                 <w:color w:val="000000" w:themeColor="text1"/>
                 <w:szCs w:val="22"/>
               </w:rPr>
-              <w:t>{% if baris[0] %}</w:t>
+              <w:t xml:space="preserve">{% if </w:t>
+            </w:r>
+            <w:proofErr w:type="gramStart"/>
+            <w:r>
+              <w:rPr>
+                <w:rFonts w:ascii="Arial" w:hAnsi="Arial" w:cs="Arial"/>
+                <w:color w:val="000000" w:themeColor="text1"/>
+                <w:szCs w:val="22"/>
+              </w:rPr>
+              <w:t>baris[</w:t>
+            </w:r>
+            <w:proofErr w:type="gramEnd"/>
+            <w:r>
+              <w:rPr>
+                <w:rFonts w:ascii="Arial" w:hAnsi="Arial" w:cs="Arial"/>
+                <w:color w:val="000000" w:themeColor="text1"/>
+                <w:szCs w:val="22"/>
+              </w:rPr>
+              <w:t>0] %}</w:t>
             </w:r>
           </w:p>
           <w:p>
@@ -34313,13 +36024,32 @@
                 <w:szCs w:val="22"/>
               </w:rPr>
             </w:pPr>
-            <w:r>
-              <w:rPr>
-                <w:rFonts w:ascii="Arial" w:hAnsi="Arial" w:cs="Arial"/>
-                <w:color w:val="000000" w:themeColor="text1"/>
-                <w:szCs w:val="22"/>
-              </w:rPr>
-              <w:t>{{ baris[0].</w:t>
+            <w:proofErr w:type="gramStart"/>
+            <w:r>
+              <w:rPr>
+                <w:rFonts w:ascii="Arial" w:hAnsi="Arial" w:cs="Arial"/>
+                <w:color w:val="000000" w:themeColor="text1"/>
+                <w:szCs w:val="22"/>
+              </w:rPr>
+              <w:t>{{ baris</w:t>
+            </w:r>
+            <w:proofErr w:type="gramEnd"/>
+            <w:r>
+              <w:rPr>
+                <w:rFonts w:ascii="Arial" w:hAnsi="Arial" w:cs="Arial"/>
+                <w:color w:val="000000" w:themeColor="text1"/>
+                <w:szCs w:val="22"/>
+              </w:rPr>
+              <w:t>[0</w:t>
+            </w:r>
+            <w:proofErr w:type="gramStart"/>
+            <w:r>
+              <w:rPr>
+                <w:rFonts w:ascii="Arial" w:hAnsi="Arial" w:cs="Arial"/>
+                <w:color w:val="000000" w:themeColor="text1"/>
+                <w:szCs w:val="22"/>
+              </w:rPr>
+              <w:t>].</w:t>
             </w:r>
             <w:proofErr w:type="spellStart"/>
             <w:r>
@@ -34331,6 +36061,7 @@
               <w:t>gambar</w:t>
             </w:r>
             <w:proofErr w:type="spellEnd"/>
+            <w:proofErr w:type="gramEnd"/>
             <w:r>
               <w:rPr>
                 <w:rFonts w:ascii="Arial" w:hAnsi="Arial" w:cs="Arial"/>
@@ -34364,7 +36095,34 @@
                 <w:color w:val="000000" w:themeColor="text1"/>
                 <w:szCs w:val="22"/>
               </w:rPr>
-              <w:t>: {{ baris[0].</w:t>
+              <w:t xml:space="preserve">: </w:t>
+            </w:r>
+            <w:proofErr w:type="gramStart"/>
+            <w:r>
+              <w:rPr>
+                <w:rFonts w:ascii="Arial" w:hAnsi="Arial" w:cs="Arial"/>
+                <w:color w:val="000000" w:themeColor="text1"/>
+                <w:szCs w:val="22"/>
+              </w:rPr>
+              <w:t>{{ baris</w:t>
+            </w:r>
+            <w:proofErr w:type="gramEnd"/>
+            <w:r>
+              <w:rPr>
+                <w:rFonts w:ascii="Arial" w:hAnsi="Arial" w:cs="Arial"/>
+                <w:color w:val="000000" w:themeColor="text1"/>
+                <w:szCs w:val="22"/>
+              </w:rPr>
+              <w:t>[0</w:t>
+            </w:r>
+            <w:proofErr w:type="gramStart"/>
+            <w:r>
+              <w:rPr>
+                <w:rFonts w:ascii="Arial" w:hAnsi="Arial" w:cs="Arial"/>
+                <w:color w:val="000000" w:themeColor="text1"/>
+                <w:szCs w:val="22"/>
+              </w:rPr>
+              <w:t>].</w:t>
             </w:r>
             <w:proofErr w:type="spellStart"/>
             <w:r>
@@ -34376,6 +36134,7 @@
               <w:t>keterangan</w:t>
             </w:r>
             <w:proofErr w:type="spellEnd"/>
+            <w:proofErr w:type="gramEnd"/>
             <w:r>
               <w:rPr>
                 <w:rFonts w:ascii="Arial" w:hAnsi="Arial" w:cs="Arial"/>
@@ -34515,6 +36274,8 @@
           <w:ilvl w:val="0"/>
           <w:numId w:val="19"/>
         </w:numPr>
+        <w:ind w:left="993" w:hanging="426"/>
+        <w:jc w:val="both"/>
         <w:rPr>
           <w:rFonts w:cs="Arial"/>
           <w:color w:val="000000" w:themeColor="text1"/>
@@ -34608,7 +36369,25 @@
           <w:color w:val="000000" w:themeColor="text1"/>
           <w:szCs w:val="22"/>
         </w:rPr>
-        <w:t xml:space="preserve"> | batch(2, None) %}</w:t>
+        <w:t xml:space="preserve"> | </w:t>
+      </w:r>
+      <w:proofErr w:type="gramStart"/>
+      <w:r>
+        <w:rPr>
+          <w:rFonts w:ascii="Arial" w:hAnsi="Arial" w:cs="Arial"/>
+          <w:color w:val="000000" w:themeColor="text1"/>
+          <w:szCs w:val="22"/>
+        </w:rPr>
+        <w:t>batch(</w:t>
+      </w:r>
+      <w:proofErr w:type="gramEnd"/>
+      <w:r>
+        <w:rPr>
+          <w:rFonts w:ascii="Arial" w:hAnsi="Arial" w:cs="Arial"/>
+          <w:color w:val="000000" w:themeColor="text1"/>
+          <w:szCs w:val="22"/>
+        </w:rPr>
+        <w:t>2, None) %}</w:t>
       </w:r>
     </w:p>
     <w:tbl>
@@ -34642,7 +36421,25 @@
                 <w:color w:val="000000" w:themeColor="text1"/>
                 <w:szCs w:val="22"/>
               </w:rPr>
-              <w:t>{% if baris[0] %}</w:t>
+              <w:t xml:space="preserve">{% if </w:t>
+            </w:r>
+            <w:proofErr w:type="gramStart"/>
+            <w:r>
+              <w:rPr>
+                <w:rFonts w:ascii="Arial" w:hAnsi="Arial" w:cs="Arial"/>
+                <w:color w:val="000000" w:themeColor="text1"/>
+                <w:szCs w:val="22"/>
+              </w:rPr>
+              <w:t>baris[</w:t>
+            </w:r>
+            <w:proofErr w:type="gramEnd"/>
+            <w:r>
+              <w:rPr>
+                <w:rFonts w:ascii="Arial" w:hAnsi="Arial" w:cs="Arial"/>
+                <w:color w:val="000000" w:themeColor="text1"/>
+                <w:szCs w:val="22"/>
+              </w:rPr>
+              <w:t>0] %}</w:t>
             </w:r>
           </w:p>
           <w:p>
@@ -34653,13 +36450,32 @@
                 <w:szCs w:val="22"/>
               </w:rPr>
             </w:pPr>
-            <w:r>
-              <w:rPr>
-                <w:rFonts w:ascii="Arial" w:hAnsi="Arial" w:cs="Arial"/>
-                <w:color w:val="000000" w:themeColor="text1"/>
-                <w:szCs w:val="22"/>
-              </w:rPr>
-              <w:t>{{ baris[0].</w:t>
+            <w:proofErr w:type="gramStart"/>
+            <w:r>
+              <w:rPr>
+                <w:rFonts w:ascii="Arial" w:hAnsi="Arial" w:cs="Arial"/>
+                <w:color w:val="000000" w:themeColor="text1"/>
+                <w:szCs w:val="22"/>
+              </w:rPr>
+              <w:t>{{ baris</w:t>
+            </w:r>
+            <w:proofErr w:type="gramEnd"/>
+            <w:r>
+              <w:rPr>
+                <w:rFonts w:ascii="Arial" w:hAnsi="Arial" w:cs="Arial"/>
+                <w:color w:val="000000" w:themeColor="text1"/>
+                <w:szCs w:val="22"/>
+              </w:rPr>
+              <w:t>[0</w:t>
+            </w:r>
+            <w:proofErr w:type="gramStart"/>
+            <w:r>
+              <w:rPr>
+                <w:rFonts w:ascii="Arial" w:hAnsi="Arial" w:cs="Arial"/>
+                <w:color w:val="000000" w:themeColor="text1"/>
+                <w:szCs w:val="22"/>
+              </w:rPr>
+              <w:t>].</w:t>
             </w:r>
             <w:proofErr w:type="spellStart"/>
             <w:r>
@@ -34671,6 +36487,7 @@
               <w:t>gambar</w:t>
             </w:r>
             <w:proofErr w:type="spellEnd"/>
+            <w:proofErr w:type="gramEnd"/>
             <w:r>
               <w:rPr>
                 <w:rFonts w:ascii="Arial" w:hAnsi="Arial" w:cs="Arial"/>
@@ -34704,7 +36521,34 @@
                 <w:color w:val="000000" w:themeColor="text1"/>
                 <w:szCs w:val="22"/>
               </w:rPr>
-              <w:t>: {{ baris[0].</w:t>
+              <w:t xml:space="preserve">: </w:t>
+            </w:r>
+            <w:proofErr w:type="gramStart"/>
+            <w:r>
+              <w:rPr>
+                <w:rFonts w:ascii="Arial" w:hAnsi="Arial" w:cs="Arial"/>
+                <w:color w:val="000000" w:themeColor="text1"/>
+                <w:szCs w:val="22"/>
+              </w:rPr>
+              <w:t>{{ baris</w:t>
+            </w:r>
+            <w:proofErr w:type="gramEnd"/>
+            <w:r>
+              <w:rPr>
+                <w:rFonts w:ascii="Arial" w:hAnsi="Arial" w:cs="Arial"/>
+                <w:color w:val="000000" w:themeColor="text1"/>
+                <w:szCs w:val="22"/>
+              </w:rPr>
+              <w:t>[0</w:t>
+            </w:r>
+            <w:proofErr w:type="gramStart"/>
+            <w:r>
+              <w:rPr>
+                <w:rFonts w:ascii="Arial" w:hAnsi="Arial" w:cs="Arial"/>
+                <w:color w:val="000000" w:themeColor="text1"/>
+                <w:szCs w:val="22"/>
+              </w:rPr>
+              <w:t>].</w:t>
             </w:r>
             <w:proofErr w:type="spellStart"/>
             <w:r>
@@ -34716,6 +36560,7 @@
               <w:t>keterangan</w:t>
             </w:r>
             <w:proofErr w:type="spellEnd"/>
+            <w:proofErr w:type="gramEnd"/>
             <w:r>
               <w:rPr>
                 <w:rFonts w:ascii="Arial" w:hAnsi="Arial" w:cs="Arial"/>
@@ -35015,7 +36860,25 @@
           <w:color w:val="000000" w:themeColor="text1"/>
           <w:szCs w:val="22"/>
         </w:rPr>
-        <w:t xml:space="preserve"> | batch(2, None) %}</w:t>
+        <w:t xml:space="preserve"> | </w:t>
+      </w:r>
+      <w:proofErr w:type="gramStart"/>
+      <w:r>
+        <w:rPr>
+          <w:rFonts w:ascii="Arial" w:hAnsi="Arial" w:cs="Arial"/>
+          <w:color w:val="000000" w:themeColor="text1"/>
+          <w:szCs w:val="22"/>
+        </w:rPr>
+        <w:t>batch(</w:t>
+      </w:r>
+      <w:proofErr w:type="gramEnd"/>
+      <w:r>
+        <w:rPr>
+          <w:rFonts w:ascii="Arial" w:hAnsi="Arial" w:cs="Arial"/>
+          <w:color w:val="000000" w:themeColor="text1"/>
+          <w:szCs w:val="22"/>
+        </w:rPr>
+        <w:t>2, None) %}</w:t>
       </w:r>
     </w:p>
     <w:tbl>
@@ -35049,7 +36912,25 @@
                 <w:color w:val="000000" w:themeColor="text1"/>
                 <w:szCs w:val="22"/>
               </w:rPr>
-              <w:t>{% if baris[0] %}</w:t>
+              <w:t xml:space="preserve">{% if </w:t>
+            </w:r>
+            <w:proofErr w:type="gramStart"/>
+            <w:r>
+              <w:rPr>
+                <w:rFonts w:ascii="Arial" w:hAnsi="Arial" w:cs="Arial"/>
+                <w:color w:val="000000" w:themeColor="text1"/>
+                <w:szCs w:val="22"/>
+              </w:rPr>
+              <w:t>baris[</w:t>
+            </w:r>
+            <w:proofErr w:type="gramEnd"/>
+            <w:r>
+              <w:rPr>
+                <w:rFonts w:ascii="Arial" w:hAnsi="Arial" w:cs="Arial"/>
+                <w:color w:val="000000" w:themeColor="text1"/>
+                <w:szCs w:val="22"/>
+              </w:rPr>
+              <w:t>0] %}</w:t>
             </w:r>
           </w:p>
           <w:p>
@@ -35060,13 +36941,32 @@
                 <w:szCs w:val="22"/>
               </w:rPr>
             </w:pPr>
-            <w:r>
-              <w:rPr>
-                <w:rFonts w:ascii="Arial" w:hAnsi="Arial" w:cs="Arial"/>
-                <w:color w:val="000000" w:themeColor="text1"/>
-                <w:szCs w:val="22"/>
-              </w:rPr>
-              <w:t>{{ baris[0].</w:t>
+            <w:proofErr w:type="gramStart"/>
+            <w:r>
+              <w:rPr>
+                <w:rFonts w:ascii="Arial" w:hAnsi="Arial" w:cs="Arial"/>
+                <w:color w:val="000000" w:themeColor="text1"/>
+                <w:szCs w:val="22"/>
+              </w:rPr>
+              <w:t>{{ baris</w:t>
+            </w:r>
+            <w:proofErr w:type="gramEnd"/>
+            <w:r>
+              <w:rPr>
+                <w:rFonts w:ascii="Arial" w:hAnsi="Arial" w:cs="Arial"/>
+                <w:color w:val="000000" w:themeColor="text1"/>
+                <w:szCs w:val="22"/>
+              </w:rPr>
+              <w:t>[0</w:t>
+            </w:r>
+            <w:proofErr w:type="gramStart"/>
+            <w:r>
+              <w:rPr>
+                <w:rFonts w:ascii="Arial" w:hAnsi="Arial" w:cs="Arial"/>
+                <w:color w:val="000000" w:themeColor="text1"/>
+                <w:szCs w:val="22"/>
+              </w:rPr>
+              <w:t>].</w:t>
             </w:r>
             <w:proofErr w:type="spellStart"/>
             <w:r>
@@ -35078,6 +36978,7 @@
               <w:t>gambar</w:t>
             </w:r>
             <w:proofErr w:type="spellEnd"/>
+            <w:proofErr w:type="gramEnd"/>
             <w:r>
               <w:rPr>
                 <w:rFonts w:ascii="Arial" w:hAnsi="Arial" w:cs="Arial"/>
@@ -35111,7 +37012,34 @@
                 <w:color w:val="000000" w:themeColor="text1"/>
                 <w:szCs w:val="22"/>
               </w:rPr>
-              <w:t>: {{ baris[0].</w:t>
+              <w:t xml:space="preserve">: </w:t>
+            </w:r>
+            <w:proofErr w:type="gramStart"/>
+            <w:r>
+              <w:rPr>
+                <w:rFonts w:ascii="Arial" w:hAnsi="Arial" w:cs="Arial"/>
+                <w:color w:val="000000" w:themeColor="text1"/>
+                <w:szCs w:val="22"/>
+              </w:rPr>
+              <w:t>{{ baris</w:t>
+            </w:r>
+            <w:proofErr w:type="gramEnd"/>
+            <w:r>
+              <w:rPr>
+                <w:rFonts w:ascii="Arial" w:hAnsi="Arial" w:cs="Arial"/>
+                <w:color w:val="000000" w:themeColor="text1"/>
+                <w:szCs w:val="22"/>
+              </w:rPr>
+              <w:t>[0</w:t>
+            </w:r>
+            <w:proofErr w:type="gramStart"/>
+            <w:r>
+              <w:rPr>
+                <w:rFonts w:ascii="Arial" w:hAnsi="Arial" w:cs="Arial"/>
+                <w:color w:val="000000" w:themeColor="text1"/>
+                <w:szCs w:val="22"/>
+              </w:rPr>
+              <w:t>].</w:t>
             </w:r>
             <w:proofErr w:type="spellStart"/>
             <w:r>
@@ -35123,6 +37051,7 @@
               <w:t>keterangan</w:t>
             </w:r>
             <w:proofErr w:type="spellEnd"/>
+            <w:proofErr w:type="gramEnd"/>
             <w:r>
               <w:rPr>
                 <w:rFonts w:ascii="Arial" w:hAnsi="Arial" w:cs="Arial"/>
@@ -35376,7 +37305,25 @@
           <w:color w:val="000000" w:themeColor="text1"/>
           <w:szCs w:val="22"/>
         </w:rPr>
-        <w:t xml:space="preserve"> | batch(2, None) %}</w:t>
+        <w:t xml:space="preserve"> | </w:t>
+      </w:r>
+      <w:proofErr w:type="gramStart"/>
+      <w:r>
+        <w:rPr>
+          <w:rFonts w:ascii="Arial" w:hAnsi="Arial" w:cs="Arial"/>
+          <w:color w:val="000000" w:themeColor="text1"/>
+          <w:szCs w:val="22"/>
+        </w:rPr>
+        <w:t>batch(</w:t>
+      </w:r>
+      <w:proofErr w:type="gramEnd"/>
+      <w:r>
+        <w:rPr>
+          <w:rFonts w:ascii="Arial" w:hAnsi="Arial" w:cs="Arial"/>
+          <w:color w:val="000000" w:themeColor="text1"/>
+          <w:szCs w:val="22"/>
+        </w:rPr>
+        <w:t>2, None) %}</w:t>
       </w:r>
     </w:p>
     <w:tbl>
@@ -35410,7 +37357,25 @@
                 <w:color w:val="000000" w:themeColor="text1"/>
                 <w:szCs w:val="22"/>
               </w:rPr>
-              <w:t>{% if baris[0] %}</w:t>
+              <w:t xml:space="preserve">{% if </w:t>
+            </w:r>
+            <w:proofErr w:type="gramStart"/>
+            <w:r>
+              <w:rPr>
+                <w:rFonts w:ascii="Arial" w:hAnsi="Arial" w:cs="Arial"/>
+                <w:color w:val="000000" w:themeColor="text1"/>
+                <w:szCs w:val="22"/>
+              </w:rPr>
+              <w:t>baris[</w:t>
+            </w:r>
+            <w:proofErr w:type="gramEnd"/>
+            <w:r>
+              <w:rPr>
+                <w:rFonts w:ascii="Arial" w:hAnsi="Arial" w:cs="Arial"/>
+                <w:color w:val="000000" w:themeColor="text1"/>
+                <w:szCs w:val="22"/>
+              </w:rPr>
+              <w:t>0] %}</w:t>
             </w:r>
           </w:p>
           <w:p>
@@ -35421,13 +37386,32 @@
                 <w:szCs w:val="22"/>
               </w:rPr>
             </w:pPr>
-            <w:r>
-              <w:rPr>
-                <w:rFonts w:ascii="Arial" w:hAnsi="Arial" w:cs="Arial"/>
-                <w:color w:val="000000" w:themeColor="text1"/>
-                <w:szCs w:val="22"/>
-              </w:rPr>
-              <w:t>{{ baris[0].</w:t>
+            <w:proofErr w:type="gramStart"/>
+            <w:r>
+              <w:rPr>
+                <w:rFonts w:ascii="Arial" w:hAnsi="Arial" w:cs="Arial"/>
+                <w:color w:val="000000" w:themeColor="text1"/>
+                <w:szCs w:val="22"/>
+              </w:rPr>
+              <w:t>{{ baris</w:t>
+            </w:r>
+            <w:proofErr w:type="gramEnd"/>
+            <w:r>
+              <w:rPr>
+                <w:rFonts w:ascii="Arial" w:hAnsi="Arial" w:cs="Arial"/>
+                <w:color w:val="000000" w:themeColor="text1"/>
+                <w:szCs w:val="22"/>
+              </w:rPr>
+              <w:t>[0</w:t>
+            </w:r>
+            <w:proofErr w:type="gramStart"/>
+            <w:r>
+              <w:rPr>
+                <w:rFonts w:ascii="Arial" w:hAnsi="Arial" w:cs="Arial"/>
+                <w:color w:val="000000" w:themeColor="text1"/>
+                <w:szCs w:val="22"/>
+              </w:rPr>
+              <w:t>].</w:t>
             </w:r>
             <w:proofErr w:type="spellStart"/>
             <w:r>
@@ -35439,6 +37423,7 @@
               <w:t>gambar</w:t>
             </w:r>
             <w:proofErr w:type="spellEnd"/>
+            <w:proofErr w:type="gramEnd"/>
             <w:r>
               <w:rPr>
                 <w:rFonts w:ascii="Arial" w:hAnsi="Arial" w:cs="Arial"/>
@@ -35472,7 +37457,34 @@
                 <w:color w:val="000000" w:themeColor="text1"/>
                 <w:szCs w:val="22"/>
               </w:rPr>
-              <w:t>: {{ baris[0].</w:t>
+              <w:t xml:space="preserve">: </w:t>
+            </w:r>
+            <w:proofErr w:type="gramStart"/>
+            <w:r>
+              <w:rPr>
+                <w:rFonts w:ascii="Arial" w:hAnsi="Arial" w:cs="Arial"/>
+                <w:color w:val="000000" w:themeColor="text1"/>
+                <w:szCs w:val="22"/>
+              </w:rPr>
+              <w:t>{{ baris</w:t>
+            </w:r>
+            <w:proofErr w:type="gramEnd"/>
+            <w:r>
+              <w:rPr>
+                <w:rFonts w:ascii="Arial" w:hAnsi="Arial" w:cs="Arial"/>
+                <w:color w:val="000000" w:themeColor="text1"/>
+                <w:szCs w:val="22"/>
+              </w:rPr>
+              <w:t>[0</w:t>
+            </w:r>
+            <w:proofErr w:type="gramStart"/>
+            <w:r>
+              <w:rPr>
+                <w:rFonts w:ascii="Arial" w:hAnsi="Arial" w:cs="Arial"/>
+                <w:color w:val="000000" w:themeColor="text1"/>
+                <w:szCs w:val="22"/>
+              </w:rPr>
+              <w:t>].</w:t>
             </w:r>
             <w:proofErr w:type="spellStart"/>
             <w:r>
@@ -35484,6 +37496,7 @@
               <w:t>keterangan</w:t>
             </w:r>
             <w:proofErr w:type="spellEnd"/>
+            <w:proofErr w:type="gramEnd"/>
             <w:r>
               <w:rPr>
                 <w:rFonts w:ascii="Arial" w:hAnsi="Arial" w:cs="Arial"/>
@@ -35790,6 +37803,7 @@
           <w:szCs w:val="22"/>
         </w:rPr>
       </w:pPr>
+      <w:proofErr w:type="gramStart"/>
       <w:r>
         <w:rPr>
           <w:rFonts w:ascii="Arial" w:hAnsi="Arial" w:cs="Arial"/>
@@ -35805,16 +37819,43 @@
           <w:color w:val="000000" w:themeColor="text1"/>
           <w:szCs w:val="22"/>
         </w:rPr>
-        <w:t>b.keterangan</w:t>
-      </w:r>
-      <w:proofErr w:type="spellEnd"/>
-      <w:r>
-        <w:rPr>
-          <w:rFonts w:ascii="Arial" w:hAnsi="Arial" w:cs="Arial"/>
-          <w:color w:val="000000" w:themeColor="text1"/>
-          <w:szCs w:val="22"/>
-        </w:rPr>
-        <w:t xml:space="preserve"> }}</w:t>
+        <w:t>b</w:t>
+      </w:r>
+      <w:proofErr w:type="gramEnd"/>
+      <w:r>
+        <w:rPr>
+          <w:rFonts w:ascii="Arial" w:hAnsi="Arial" w:cs="Arial"/>
+          <w:color w:val="000000" w:themeColor="text1"/>
+          <w:szCs w:val="22"/>
+        </w:rPr>
+        <w:t>.</w:t>
+      </w:r>
+      <w:proofErr w:type="gramStart"/>
+      <w:r>
+        <w:rPr>
+          <w:rFonts w:ascii="Arial" w:hAnsi="Arial" w:cs="Arial"/>
+          <w:color w:val="000000" w:themeColor="text1"/>
+          <w:szCs w:val="22"/>
+        </w:rPr>
+        <w:t>keterangan</w:t>
+      </w:r>
+      <w:proofErr w:type="spellEnd"/>
+      <w:r>
+        <w:rPr>
+          <w:rFonts w:ascii="Arial" w:hAnsi="Arial" w:cs="Arial"/>
+          <w:color w:val="000000" w:themeColor="text1"/>
+          <w:szCs w:val="22"/>
+        </w:rPr>
+        <w:t xml:space="preserve"> }</w:t>
+      </w:r>
+      <w:proofErr w:type="gramEnd"/>
+      <w:r>
+        <w:rPr>
+          <w:rFonts w:ascii="Arial" w:hAnsi="Arial" w:cs="Arial"/>
+          <w:color w:val="000000" w:themeColor="text1"/>
+          <w:szCs w:val="22"/>
+        </w:rPr>
+        <w:t>}</w:t>
       </w:r>
     </w:p>
     <w:p>
@@ -35828,6 +37869,7 @@
           <w:szCs w:val="22"/>
         </w:rPr>
       </w:pPr>
+      <w:proofErr w:type="gramStart"/>
       <w:r>
         <w:rPr>
           <w:rFonts w:ascii="Arial" w:hAnsi="Arial" w:cs="Arial"/>
@@ -35843,16 +37885,43 @@
           <w:color w:val="000000" w:themeColor="text1"/>
           <w:szCs w:val="22"/>
         </w:rPr>
-        <w:t>b.gambar</w:t>
-      </w:r>
-      <w:proofErr w:type="spellEnd"/>
-      <w:r>
-        <w:rPr>
-          <w:rFonts w:ascii="Arial" w:hAnsi="Arial" w:cs="Arial"/>
-          <w:color w:val="000000" w:themeColor="text1"/>
-          <w:szCs w:val="22"/>
-        </w:rPr>
-        <w:t xml:space="preserve"> }}</w:t>
+        <w:t>b</w:t>
+      </w:r>
+      <w:proofErr w:type="gramEnd"/>
+      <w:r>
+        <w:rPr>
+          <w:rFonts w:ascii="Arial" w:hAnsi="Arial" w:cs="Arial"/>
+          <w:color w:val="000000" w:themeColor="text1"/>
+          <w:szCs w:val="22"/>
+        </w:rPr>
+        <w:t>.</w:t>
+      </w:r>
+      <w:proofErr w:type="gramStart"/>
+      <w:r>
+        <w:rPr>
+          <w:rFonts w:ascii="Arial" w:hAnsi="Arial" w:cs="Arial"/>
+          <w:color w:val="000000" w:themeColor="text1"/>
+          <w:szCs w:val="22"/>
+        </w:rPr>
+        <w:t>gambar</w:t>
+      </w:r>
+      <w:proofErr w:type="spellEnd"/>
+      <w:r>
+        <w:rPr>
+          <w:rFonts w:ascii="Arial" w:hAnsi="Arial" w:cs="Arial"/>
+          <w:color w:val="000000" w:themeColor="text1"/>
+          <w:szCs w:val="22"/>
+        </w:rPr>
+        <w:t xml:space="preserve"> }</w:t>
+      </w:r>
+      <w:proofErr w:type="gramEnd"/>
+      <w:r>
+        <w:rPr>
+          <w:rFonts w:ascii="Arial" w:hAnsi="Arial" w:cs="Arial"/>
+          <w:color w:val="000000" w:themeColor="text1"/>
+          <w:szCs w:val="22"/>
+        </w:rPr>
+        <w:t>}</w:t>
       </w:r>
     </w:p>
     <w:p>
@@ -35991,7 +38060,25 @@
           <w:color w:val="000000" w:themeColor="text1"/>
           <w:szCs w:val="22"/>
         </w:rPr>
-        <w:t xml:space="preserve"> | batch(2, None) %}</w:t>
+        <w:t xml:space="preserve"> | </w:t>
+      </w:r>
+      <w:proofErr w:type="gramStart"/>
+      <w:r>
+        <w:rPr>
+          <w:rFonts w:ascii="Arial" w:hAnsi="Arial" w:cs="Arial"/>
+          <w:color w:val="000000" w:themeColor="text1"/>
+          <w:szCs w:val="22"/>
+        </w:rPr>
+        <w:t>batch(</w:t>
+      </w:r>
+      <w:proofErr w:type="gramEnd"/>
+      <w:r>
+        <w:rPr>
+          <w:rFonts w:ascii="Arial" w:hAnsi="Arial" w:cs="Arial"/>
+          <w:color w:val="000000" w:themeColor="text1"/>
+          <w:szCs w:val="22"/>
+        </w:rPr>
+        <w:t>2, None) %}</w:t>
       </w:r>
     </w:p>
     <w:tbl>
@@ -36025,7 +38112,25 @@
                 <w:color w:val="000000" w:themeColor="text1"/>
                 <w:szCs w:val="22"/>
               </w:rPr>
-              <w:t>{% if baris[0] %}</w:t>
+              <w:t xml:space="preserve">{% if </w:t>
+            </w:r>
+            <w:proofErr w:type="gramStart"/>
+            <w:r>
+              <w:rPr>
+                <w:rFonts w:ascii="Arial" w:hAnsi="Arial" w:cs="Arial"/>
+                <w:color w:val="000000" w:themeColor="text1"/>
+                <w:szCs w:val="22"/>
+              </w:rPr>
+              <w:t>baris[</w:t>
+            </w:r>
+            <w:proofErr w:type="gramEnd"/>
+            <w:r>
+              <w:rPr>
+                <w:rFonts w:ascii="Arial" w:hAnsi="Arial" w:cs="Arial"/>
+                <w:color w:val="000000" w:themeColor="text1"/>
+                <w:szCs w:val="22"/>
+              </w:rPr>
+              <w:t>0] %}</w:t>
             </w:r>
           </w:p>
           <w:p>
@@ -36036,13 +38141,32 @@
                 <w:szCs w:val="22"/>
               </w:rPr>
             </w:pPr>
-            <w:r>
-              <w:rPr>
-                <w:rFonts w:ascii="Arial" w:hAnsi="Arial" w:cs="Arial"/>
-                <w:color w:val="000000" w:themeColor="text1"/>
-                <w:szCs w:val="22"/>
-              </w:rPr>
-              <w:t>{{ baris[0].</w:t>
+            <w:proofErr w:type="gramStart"/>
+            <w:r>
+              <w:rPr>
+                <w:rFonts w:ascii="Arial" w:hAnsi="Arial" w:cs="Arial"/>
+                <w:color w:val="000000" w:themeColor="text1"/>
+                <w:szCs w:val="22"/>
+              </w:rPr>
+              <w:t>{{ baris</w:t>
+            </w:r>
+            <w:proofErr w:type="gramEnd"/>
+            <w:r>
+              <w:rPr>
+                <w:rFonts w:ascii="Arial" w:hAnsi="Arial" w:cs="Arial"/>
+                <w:color w:val="000000" w:themeColor="text1"/>
+                <w:szCs w:val="22"/>
+              </w:rPr>
+              <w:t>[0</w:t>
+            </w:r>
+            <w:proofErr w:type="gramStart"/>
+            <w:r>
+              <w:rPr>
+                <w:rFonts w:ascii="Arial" w:hAnsi="Arial" w:cs="Arial"/>
+                <w:color w:val="000000" w:themeColor="text1"/>
+                <w:szCs w:val="22"/>
+              </w:rPr>
+              <w:t>].</w:t>
             </w:r>
             <w:proofErr w:type="spellStart"/>
             <w:r>
@@ -36054,6 +38178,7 @@
               <w:t>gambar</w:t>
             </w:r>
             <w:proofErr w:type="spellEnd"/>
+            <w:proofErr w:type="gramEnd"/>
             <w:r>
               <w:rPr>
                 <w:rFonts w:ascii="Arial" w:hAnsi="Arial" w:cs="Arial"/>
@@ -36087,7 +38212,34 @@
                 <w:color w:val="000000" w:themeColor="text1"/>
                 <w:szCs w:val="22"/>
               </w:rPr>
-              <w:t>: {{ baris[0].</w:t>
+              <w:t xml:space="preserve">: </w:t>
+            </w:r>
+            <w:proofErr w:type="gramStart"/>
+            <w:r>
+              <w:rPr>
+                <w:rFonts w:ascii="Arial" w:hAnsi="Arial" w:cs="Arial"/>
+                <w:color w:val="000000" w:themeColor="text1"/>
+                <w:szCs w:val="22"/>
+              </w:rPr>
+              <w:t>{{ baris</w:t>
+            </w:r>
+            <w:proofErr w:type="gramEnd"/>
+            <w:r>
+              <w:rPr>
+                <w:rFonts w:ascii="Arial" w:hAnsi="Arial" w:cs="Arial"/>
+                <w:color w:val="000000" w:themeColor="text1"/>
+                <w:szCs w:val="22"/>
+              </w:rPr>
+              <w:t>[0</w:t>
+            </w:r>
+            <w:proofErr w:type="gramStart"/>
+            <w:r>
+              <w:rPr>
+                <w:rFonts w:ascii="Arial" w:hAnsi="Arial" w:cs="Arial"/>
+                <w:color w:val="000000" w:themeColor="text1"/>
+                <w:szCs w:val="22"/>
+              </w:rPr>
+              <w:t>].</w:t>
             </w:r>
             <w:proofErr w:type="spellStart"/>
             <w:r>
@@ -36099,6 +38251,7 @@
               <w:t>keterangan</w:t>
             </w:r>
             <w:proofErr w:type="spellEnd"/>
+            <w:proofErr w:type="gramEnd"/>
             <w:r>
               <w:rPr>
                 <w:rFonts w:ascii="Arial" w:hAnsi="Arial" w:cs="Arial"/>
@@ -36350,7 +38503,25 @@
           <w:color w:val="000000" w:themeColor="text1"/>
           <w:szCs w:val="22"/>
         </w:rPr>
-        <w:t xml:space="preserve"> | batch(2, None) %}</w:t>
+        <w:t xml:space="preserve"> | </w:t>
+      </w:r>
+      <w:proofErr w:type="gramStart"/>
+      <w:r>
+        <w:rPr>
+          <w:rFonts w:ascii="Arial" w:hAnsi="Arial" w:cs="Arial"/>
+          <w:color w:val="000000" w:themeColor="text1"/>
+          <w:szCs w:val="22"/>
+        </w:rPr>
+        <w:t>batch(</w:t>
+      </w:r>
+      <w:proofErr w:type="gramEnd"/>
+      <w:r>
+        <w:rPr>
+          <w:rFonts w:ascii="Arial" w:hAnsi="Arial" w:cs="Arial"/>
+          <w:color w:val="000000" w:themeColor="text1"/>
+          <w:szCs w:val="22"/>
+        </w:rPr>
+        <w:t>2, None) %}</w:t>
       </w:r>
     </w:p>
     <w:tbl>
@@ -36384,7 +38555,25 @@
                 <w:color w:val="000000" w:themeColor="text1"/>
                 <w:szCs w:val="22"/>
               </w:rPr>
-              <w:t>{% if baris[0] %}</w:t>
+              <w:t xml:space="preserve">{% if </w:t>
+            </w:r>
+            <w:proofErr w:type="gramStart"/>
+            <w:r>
+              <w:rPr>
+                <w:rFonts w:ascii="Arial" w:hAnsi="Arial" w:cs="Arial"/>
+                <w:color w:val="000000" w:themeColor="text1"/>
+                <w:szCs w:val="22"/>
+              </w:rPr>
+              <w:t>baris[</w:t>
+            </w:r>
+            <w:proofErr w:type="gramEnd"/>
+            <w:r>
+              <w:rPr>
+                <w:rFonts w:ascii="Arial" w:hAnsi="Arial" w:cs="Arial"/>
+                <w:color w:val="000000" w:themeColor="text1"/>
+                <w:szCs w:val="22"/>
+              </w:rPr>
+              <w:t>0] %}</w:t>
             </w:r>
           </w:p>
           <w:p>
@@ -36395,13 +38584,32 @@
                 <w:szCs w:val="22"/>
               </w:rPr>
             </w:pPr>
-            <w:r>
-              <w:rPr>
-                <w:rFonts w:ascii="Arial" w:hAnsi="Arial" w:cs="Arial"/>
-                <w:color w:val="000000" w:themeColor="text1"/>
-                <w:szCs w:val="22"/>
-              </w:rPr>
-              <w:t>{{ baris[0].</w:t>
+            <w:proofErr w:type="gramStart"/>
+            <w:r>
+              <w:rPr>
+                <w:rFonts w:ascii="Arial" w:hAnsi="Arial" w:cs="Arial"/>
+                <w:color w:val="000000" w:themeColor="text1"/>
+                <w:szCs w:val="22"/>
+              </w:rPr>
+              <w:t>{{ baris</w:t>
+            </w:r>
+            <w:proofErr w:type="gramEnd"/>
+            <w:r>
+              <w:rPr>
+                <w:rFonts w:ascii="Arial" w:hAnsi="Arial" w:cs="Arial"/>
+                <w:color w:val="000000" w:themeColor="text1"/>
+                <w:szCs w:val="22"/>
+              </w:rPr>
+              <w:t>[0</w:t>
+            </w:r>
+            <w:proofErr w:type="gramStart"/>
+            <w:r>
+              <w:rPr>
+                <w:rFonts w:ascii="Arial" w:hAnsi="Arial" w:cs="Arial"/>
+                <w:color w:val="000000" w:themeColor="text1"/>
+                <w:szCs w:val="22"/>
+              </w:rPr>
+              <w:t>].</w:t>
             </w:r>
             <w:proofErr w:type="spellStart"/>
             <w:r>
@@ -36413,6 +38621,7 @@
               <w:t>gambar</w:t>
             </w:r>
             <w:proofErr w:type="spellEnd"/>
+            <w:proofErr w:type="gramEnd"/>
             <w:r>
               <w:rPr>
                 <w:rFonts w:ascii="Arial" w:hAnsi="Arial" w:cs="Arial"/>
@@ -36446,7 +38655,34 @@
                 <w:color w:val="000000" w:themeColor="text1"/>
                 <w:szCs w:val="22"/>
               </w:rPr>
-              <w:t>: {{ baris[0].</w:t>
+              <w:t xml:space="preserve">: </w:t>
+            </w:r>
+            <w:proofErr w:type="gramStart"/>
+            <w:r>
+              <w:rPr>
+                <w:rFonts w:ascii="Arial" w:hAnsi="Arial" w:cs="Arial"/>
+                <w:color w:val="000000" w:themeColor="text1"/>
+                <w:szCs w:val="22"/>
+              </w:rPr>
+              <w:t>{{ baris</w:t>
+            </w:r>
+            <w:proofErr w:type="gramEnd"/>
+            <w:r>
+              <w:rPr>
+                <w:rFonts w:ascii="Arial" w:hAnsi="Arial" w:cs="Arial"/>
+                <w:color w:val="000000" w:themeColor="text1"/>
+                <w:szCs w:val="22"/>
+              </w:rPr>
+              <w:t>[0</w:t>
+            </w:r>
+            <w:proofErr w:type="gramStart"/>
+            <w:r>
+              <w:rPr>
+                <w:rFonts w:ascii="Arial" w:hAnsi="Arial" w:cs="Arial"/>
+                <w:color w:val="000000" w:themeColor="text1"/>
+                <w:szCs w:val="22"/>
+              </w:rPr>
+              <w:t>].</w:t>
             </w:r>
             <w:proofErr w:type="spellStart"/>
             <w:r>
@@ -36458,6 +38694,7 @@
               <w:t>keterangan</w:t>
             </w:r>
             <w:proofErr w:type="spellEnd"/>
+            <w:proofErr w:type="gramEnd"/>
             <w:r>
               <w:rPr>
                 <w:rFonts w:ascii="Arial" w:hAnsi="Arial" w:cs="Arial"/>
@@ -36688,7 +38925,25 @@
           <w:color w:val="000000" w:themeColor="text1"/>
           <w:szCs w:val="22"/>
         </w:rPr>
-        <w:t xml:space="preserve"> | batch(2, None) %}</w:t>
+        <w:t xml:space="preserve"> | </w:t>
+      </w:r>
+      <w:proofErr w:type="gramStart"/>
+      <w:r>
+        <w:rPr>
+          <w:rFonts w:ascii="Arial" w:hAnsi="Arial" w:cs="Arial"/>
+          <w:color w:val="000000" w:themeColor="text1"/>
+          <w:szCs w:val="22"/>
+        </w:rPr>
+        <w:t>batch(</w:t>
+      </w:r>
+      <w:proofErr w:type="gramEnd"/>
+      <w:r>
+        <w:rPr>
+          <w:rFonts w:ascii="Arial" w:hAnsi="Arial" w:cs="Arial"/>
+          <w:color w:val="000000" w:themeColor="text1"/>
+          <w:szCs w:val="22"/>
+        </w:rPr>
+        <w:t>2, None) %}</w:t>
       </w:r>
     </w:p>
     <w:tbl>
@@ -36722,7 +38977,25 @@
                 <w:color w:val="000000" w:themeColor="text1"/>
                 <w:szCs w:val="22"/>
               </w:rPr>
-              <w:t>{% if baris[0] %}</w:t>
+              <w:t xml:space="preserve">{% if </w:t>
+            </w:r>
+            <w:proofErr w:type="gramStart"/>
+            <w:r>
+              <w:rPr>
+                <w:rFonts w:ascii="Arial" w:hAnsi="Arial" w:cs="Arial"/>
+                <w:color w:val="000000" w:themeColor="text1"/>
+                <w:szCs w:val="22"/>
+              </w:rPr>
+              <w:t>baris[</w:t>
+            </w:r>
+            <w:proofErr w:type="gramEnd"/>
+            <w:r>
+              <w:rPr>
+                <w:rFonts w:ascii="Arial" w:hAnsi="Arial" w:cs="Arial"/>
+                <w:color w:val="000000" w:themeColor="text1"/>
+                <w:szCs w:val="22"/>
+              </w:rPr>
+              <w:t>0] %}</w:t>
             </w:r>
           </w:p>
           <w:p>
@@ -36733,13 +39006,32 @@
                 <w:szCs w:val="22"/>
               </w:rPr>
             </w:pPr>
-            <w:r>
-              <w:rPr>
-                <w:rFonts w:ascii="Arial" w:hAnsi="Arial" w:cs="Arial"/>
-                <w:color w:val="000000" w:themeColor="text1"/>
-                <w:szCs w:val="22"/>
-              </w:rPr>
-              <w:t>{{ baris[0].</w:t>
+            <w:proofErr w:type="gramStart"/>
+            <w:r>
+              <w:rPr>
+                <w:rFonts w:ascii="Arial" w:hAnsi="Arial" w:cs="Arial"/>
+                <w:color w:val="000000" w:themeColor="text1"/>
+                <w:szCs w:val="22"/>
+              </w:rPr>
+              <w:t>{{ baris</w:t>
+            </w:r>
+            <w:proofErr w:type="gramEnd"/>
+            <w:r>
+              <w:rPr>
+                <w:rFonts w:ascii="Arial" w:hAnsi="Arial" w:cs="Arial"/>
+                <w:color w:val="000000" w:themeColor="text1"/>
+                <w:szCs w:val="22"/>
+              </w:rPr>
+              <w:t>[0</w:t>
+            </w:r>
+            <w:proofErr w:type="gramStart"/>
+            <w:r>
+              <w:rPr>
+                <w:rFonts w:ascii="Arial" w:hAnsi="Arial" w:cs="Arial"/>
+                <w:color w:val="000000" w:themeColor="text1"/>
+                <w:szCs w:val="22"/>
+              </w:rPr>
+              <w:t>].</w:t>
             </w:r>
             <w:proofErr w:type="spellStart"/>
             <w:r>
@@ -36751,6 +39043,7 @@
               <w:t>gambar</w:t>
             </w:r>
             <w:proofErr w:type="spellEnd"/>
+            <w:proofErr w:type="gramEnd"/>
             <w:r>
               <w:rPr>
                 <w:rFonts w:ascii="Arial" w:hAnsi="Arial" w:cs="Arial"/>
@@ -36784,7 +39077,34 @@
                 <w:color w:val="000000" w:themeColor="text1"/>
                 <w:szCs w:val="22"/>
               </w:rPr>
-              <w:t>: {{ baris[0].</w:t>
+              <w:t xml:space="preserve">: </w:t>
+            </w:r>
+            <w:proofErr w:type="gramStart"/>
+            <w:r>
+              <w:rPr>
+                <w:rFonts w:ascii="Arial" w:hAnsi="Arial" w:cs="Arial"/>
+                <w:color w:val="000000" w:themeColor="text1"/>
+                <w:szCs w:val="22"/>
+              </w:rPr>
+              <w:t>{{ baris</w:t>
+            </w:r>
+            <w:proofErr w:type="gramEnd"/>
+            <w:r>
+              <w:rPr>
+                <w:rFonts w:ascii="Arial" w:hAnsi="Arial" w:cs="Arial"/>
+                <w:color w:val="000000" w:themeColor="text1"/>
+                <w:szCs w:val="22"/>
+              </w:rPr>
+              <w:t>[0</w:t>
+            </w:r>
+            <w:proofErr w:type="gramStart"/>
+            <w:r>
+              <w:rPr>
+                <w:rFonts w:ascii="Arial" w:hAnsi="Arial" w:cs="Arial"/>
+                <w:color w:val="000000" w:themeColor="text1"/>
+                <w:szCs w:val="22"/>
+              </w:rPr>
+              <w:t>].</w:t>
             </w:r>
             <w:proofErr w:type="spellStart"/>
             <w:r>
@@ -36796,6 +39116,7 @@
               <w:t>keterangan</w:t>
             </w:r>
             <w:proofErr w:type="spellEnd"/>
+            <w:proofErr w:type="gramEnd"/>
             <w:r>
               <w:rPr>
                 <w:rFonts w:ascii="Arial" w:hAnsi="Arial" w:cs="Arial"/>
@@ -37010,7 +39331,25 @@
           <w:color w:val="000000" w:themeColor="text1"/>
           <w:szCs w:val="22"/>
         </w:rPr>
-        <w:t xml:space="preserve"> | batch(2, None) %}</w:t>
+        <w:t xml:space="preserve"> | </w:t>
+      </w:r>
+      <w:proofErr w:type="gramStart"/>
+      <w:r>
+        <w:rPr>
+          <w:rFonts w:ascii="Arial" w:hAnsi="Arial" w:cs="Arial"/>
+          <w:color w:val="000000" w:themeColor="text1"/>
+          <w:szCs w:val="22"/>
+        </w:rPr>
+        <w:t>batch(</w:t>
+      </w:r>
+      <w:proofErr w:type="gramEnd"/>
+      <w:r>
+        <w:rPr>
+          <w:rFonts w:ascii="Arial" w:hAnsi="Arial" w:cs="Arial"/>
+          <w:color w:val="000000" w:themeColor="text1"/>
+          <w:szCs w:val="22"/>
+        </w:rPr>
+        <w:t>2, None) %}</w:t>
       </w:r>
     </w:p>
     <w:tbl>
@@ -37044,7 +39383,25 @@
                 <w:color w:val="000000" w:themeColor="text1"/>
                 <w:szCs w:val="22"/>
               </w:rPr>
-              <w:t>{% if baris[0] %}</w:t>
+              <w:t xml:space="preserve">{% if </w:t>
+            </w:r>
+            <w:proofErr w:type="gramStart"/>
+            <w:r>
+              <w:rPr>
+                <w:rFonts w:ascii="Arial" w:hAnsi="Arial" w:cs="Arial"/>
+                <w:color w:val="000000" w:themeColor="text1"/>
+                <w:szCs w:val="22"/>
+              </w:rPr>
+              <w:t>baris[</w:t>
+            </w:r>
+            <w:proofErr w:type="gramEnd"/>
+            <w:r>
+              <w:rPr>
+                <w:rFonts w:ascii="Arial" w:hAnsi="Arial" w:cs="Arial"/>
+                <w:color w:val="000000" w:themeColor="text1"/>
+                <w:szCs w:val="22"/>
+              </w:rPr>
+              <w:t>0] %}</w:t>
             </w:r>
           </w:p>
           <w:p>
@@ -37055,13 +39412,32 @@
                 <w:szCs w:val="22"/>
               </w:rPr>
             </w:pPr>
-            <w:r>
-              <w:rPr>
-                <w:rFonts w:ascii="Arial" w:hAnsi="Arial" w:cs="Arial"/>
-                <w:color w:val="000000" w:themeColor="text1"/>
-                <w:szCs w:val="22"/>
-              </w:rPr>
-              <w:t>{{ baris[0].</w:t>
+            <w:proofErr w:type="gramStart"/>
+            <w:r>
+              <w:rPr>
+                <w:rFonts w:ascii="Arial" w:hAnsi="Arial" w:cs="Arial"/>
+                <w:color w:val="000000" w:themeColor="text1"/>
+                <w:szCs w:val="22"/>
+              </w:rPr>
+              <w:t>{{ baris</w:t>
+            </w:r>
+            <w:proofErr w:type="gramEnd"/>
+            <w:r>
+              <w:rPr>
+                <w:rFonts w:ascii="Arial" w:hAnsi="Arial" w:cs="Arial"/>
+                <w:color w:val="000000" w:themeColor="text1"/>
+                <w:szCs w:val="22"/>
+              </w:rPr>
+              <w:t>[0</w:t>
+            </w:r>
+            <w:proofErr w:type="gramStart"/>
+            <w:r>
+              <w:rPr>
+                <w:rFonts w:ascii="Arial" w:hAnsi="Arial" w:cs="Arial"/>
+                <w:color w:val="000000" w:themeColor="text1"/>
+                <w:szCs w:val="22"/>
+              </w:rPr>
+              <w:t>].</w:t>
             </w:r>
             <w:proofErr w:type="spellStart"/>
             <w:r>
@@ -37073,6 +39449,7 @@
               <w:t>gambar</w:t>
             </w:r>
             <w:proofErr w:type="spellEnd"/>
+            <w:proofErr w:type="gramEnd"/>
             <w:r>
               <w:rPr>
                 <w:rFonts w:ascii="Arial" w:hAnsi="Arial" w:cs="Arial"/>
@@ -37106,7 +39483,34 @@
                 <w:color w:val="000000" w:themeColor="text1"/>
                 <w:szCs w:val="22"/>
               </w:rPr>
-              <w:t>: {{ baris[0].</w:t>
+              <w:t xml:space="preserve">: </w:t>
+            </w:r>
+            <w:proofErr w:type="gramStart"/>
+            <w:r>
+              <w:rPr>
+                <w:rFonts w:ascii="Arial" w:hAnsi="Arial" w:cs="Arial"/>
+                <w:color w:val="000000" w:themeColor="text1"/>
+                <w:szCs w:val="22"/>
+              </w:rPr>
+              <w:t>{{ baris</w:t>
+            </w:r>
+            <w:proofErr w:type="gramEnd"/>
+            <w:r>
+              <w:rPr>
+                <w:rFonts w:ascii="Arial" w:hAnsi="Arial" w:cs="Arial"/>
+                <w:color w:val="000000" w:themeColor="text1"/>
+                <w:szCs w:val="22"/>
+              </w:rPr>
+              <w:t>[0</w:t>
+            </w:r>
+            <w:proofErr w:type="gramStart"/>
+            <w:r>
+              <w:rPr>
+                <w:rFonts w:ascii="Arial" w:hAnsi="Arial" w:cs="Arial"/>
+                <w:color w:val="000000" w:themeColor="text1"/>
+                <w:szCs w:val="22"/>
+              </w:rPr>
+              <w:t>].</w:t>
             </w:r>
             <w:proofErr w:type="spellStart"/>
             <w:r>
@@ -37118,6 +39522,7 @@
               <w:t>keterangan</w:t>
             </w:r>
             <w:proofErr w:type="spellEnd"/>
+            <w:proofErr w:type="gramEnd"/>
             <w:r>
               <w:rPr>
                 <w:rFonts w:ascii="Arial" w:hAnsi="Arial" w:cs="Arial"/>
@@ -37467,102 +39872,13 @@
     </w:p>
     <w:p>
       <w:pPr>
-        <w:pStyle w:val="ListParagraph"/>
-        <w:ind w:left="426"/>
-        <w:jc w:val="left"/>
-        <w:rPr>
-          <w:rFonts w:ascii="Arial" w:hAnsi="Arial" w:cs="Arial"/>
-          <w:color w:val="000000" w:themeColor="text1"/>
-          <w:szCs w:val="22"/>
-          <w:lang w:val="it-IT"/>
-        </w:rPr>
-      </w:pPr>
-    </w:p>
-    <w:p>
-      <w:pPr>
-        <w:pStyle w:val="ListParagraph"/>
-        <w:ind w:left="426"/>
-        <w:jc w:val="left"/>
-        <w:rPr>
-          <w:rFonts w:ascii="Arial" w:hAnsi="Arial" w:cs="Arial"/>
-          <w:color w:val="000000" w:themeColor="text1"/>
-          <w:szCs w:val="22"/>
-          <w:lang w:val="it-IT"/>
-        </w:rPr>
-      </w:pPr>
-    </w:p>
-    <w:p>
-      <w:pPr>
-        <w:pStyle w:val="ListParagraph"/>
-        <w:ind w:left="426"/>
-        <w:jc w:val="left"/>
-        <w:rPr>
-          <w:rFonts w:ascii="Arial" w:hAnsi="Arial" w:cs="Arial"/>
-          <w:color w:val="000000" w:themeColor="text1"/>
-          <w:szCs w:val="22"/>
-          <w:lang w:val="it-IT"/>
-        </w:rPr>
-      </w:pPr>
-    </w:p>
-    <w:p>
-      <w:pPr>
-        <w:pStyle w:val="ListParagraph"/>
-        <w:ind w:left="426"/>
-        <w:jc w:val="left"/>
-        <w:rPr>
-          <w:rFonts w:ascii="Arial" w:hAnsi="Arial" w:cs="Arial"/>
-          <w:color w:val="000000" w:themeColor="text1"/>
-          <w:szCs w:val="22"/>
-          <w:lang w:val="it-IT"/>
-        </w:rPr>
-      </w:pPr>
-    </w:p>
-    <w:p>
-      <w:pPr>
-        <w:pStyle w:val="ListParagraph"/>
-        <w:ind w:left="426"/>
-        <w:jc w:val="left"/>
-        <w:rPr>
-          <w:rFonts w:ascii="Arial" w:hAnsi="Arial" w:cs="Arial"/>
-          <w:color w:val="000000" w:themeColor="text1"/>
-          <w:szCs w:val="22"/>
-          <w:lang w:val="it-IT"/>
-        </w:rPr>
-      </w:pPr>
-    </w:p>
-    <w:p>
-      <w:pPr>
-        <w:pStyle w:val="ListParagraph"/>
-        <w:ind w:left="426"/>
-        <w:jc w:val="left"/>
-        <w:rPr>
-          <w:rFonts w:ascii="Arial" w:hAnsi="Arial" w:cs="Arial"/>
-          <w:color w:val="000000" w:themeColor="text1"/>
-          <w:szCs w:val="22"/>
-          <w:lang w:val="it-IT"/>
-        </w:rPr>
-      </w:pPr>
-    </w:p>
-    <w:p>
-      <w:pPr>
-        <w:pStyle w:val="ListParagraph"/>
-        <w:ind w:left="426"/>
-        <w:jc w:val="left"/>
-        <w:rPr>
-          <w:rFonts w:ascii="Arial" w:hAnsi="Arial" w:cs="Arial"/>
-          <w:color w:val="000000" w:themeColor="text1"/>
-          <w:szCs w:val="22"/>
-          <w:lang w:val="it-IT"/>
-        </w:rPr>
-      </w:pPr>
-    </w:p>
-    <w:p>
-      <w:pPr>
         <w:pStyle w:val="Heading3"/>
         <w:numPr>
           <w:ilvl w:val="0"/>
           <w:numId w:val="19"/>
         </w:numPr>
+        <w:ind w:left="993" w:hanging="426"/>
+        <w:jc w:val="both"/>
         <w:rPr>
           <w:rFonts w:cs="Arial"/>
           <w:color w:val="000000" w:themeColor="text1"/>
@@ -37582,6 +39898,7 @@
           <w:szCs w:val="22"/>
           <w:lang w:val="it-IT"/>
         </w:rPr>
+        <w:lastRenderedPageBreak/>
         <w:t>Produk</w:t>
       </w:r>
       <w:bookmarkEnd w:id="39"/>
@@ -37671,7 +39988,25 @@
           <w:color w:val="000000" w:themeColor="text1"/>
           <w:szCs w:val="22"/>
         </w:rPr>
-        <w:t xml:space="preserve"> | batch(2, None) %}</w:t>
+        <w:t xml:space="preserve"> | </w:t>
+      </w:r>
+      <w:proofErr w:type="gramStart"/>
+      <w:r>
+        <w:rPr>
+          <w:rFonts w:ascii="Arial" w:hAnsi="Arial" w:cs="Arial"/>
+          <w:color w:val="000000" w:themeColor="text1"/>
+          <w:szCs w:val="22"/>
+        </w:rPr>
+        <w:t>batch(</w:t>
+      </w:r>
+      <w:proofErr w:type="gramEnd"/>
+      <w:r>
+        <w:rPr>
+          <w:rFonts w:ascii="Arial" w:hAnsi="Arial" w:cs="Arial"/>
+          <w:color w:val="000000" w:themeColor="text1"/>
+          <w:szCs w:val="22"/>
+        </w:rPr>
+        <w:t>2, None) %}</w:t>
       </w:r>
     </w:p>
     <w:tbl>
@@ -37705,7 +40040,25 @@
                 <w:color w:val="000000" w:themeColor="text1"/>
                 <w:szCs w:val="22"/>
               </w:rPr>
-              <w:t>{% if baris[0] %}</w:t>
+              <w:t xml:space="preserve">{% if </w:t>
+            </w:r>
+            <w:proofErr w:type="gramStart"/>
+            <w:r>
+              <w:rPr>
+                <w:rFonts w:ascii="Arial" w:hAnsi="Arial" w:cs="Arial"/>
+                <w:color w:val="000000" w:themeColor="text1"/>
+                <w:szCs w:val="22"/>
+              </w:rPr>
+              <w:t>baris[</w:t>
+            </w:r>
+            <w:proofErr w:type="gramEnd"/>
+            <w:r>
+              <w:rPr>
+                <w:rFonts w:ascii="Arial" w:hAnsi="Arial" w:cs="Arial"/>
+                <w:color w:val="000000" w:themeColor="text1"/>
+                <w:szCs w:val="22"/>
+              </w:rPr>
+              <w:t>0] %}</w:t>
             </w:r>
           </w:p>
           <w:p>
@@ -37716,13 +40069,32 @@
                 <w:szCs w:val="22"/>
               </w:rPr>
             </w:pPr>
-            <w:r>
-              <w:rPr>
-                <w:rFonts w:ascii="Arial" w:hAnsi="Arial" w:cs="Arial"/>
-                <w:color w:val="000000" w:themeColor="text1"/>
-                <w:szCs w:val="22"/>
-              </w:rPr>
-              <w:t>{{ baris[0].</w:t>
+            <w:proofErr w:type="gramStart"/>
+            <w:r>
+              <w:rPr>
+                <w:rFonts w:ascii="Arial" w:hAnsi="Arial" w:cs="Arial"/>
+                <w:color w:val="000000" w:themeColor="text1"/>
+                <w:szCs w:val="22"/>
+              </w:rPr>
+              <w:t>{{ baris</w:t>
+            </w:r>
+            <w:proofErr w:type="gramEnd"/>
+            <w:r>
+              <w:rPr>
+                <w:rFonts w:ascii="Arial" w:hAnsi="Arial" w:cs="Arial"/>
+                <w:color w:val="000000" w:themeColor="text1"/>
+                <w:szCs w:val="22"/>
+              </w:rPr>
+              <w:t>[0</w:t>
+            </w:r>
+            <w:proofErr w:type="gramStart"/>
+            <w:r>
+              <w:rPr>
+                <w:rFonts w:ascii="Arial" w:hAnsi="Arial" w:cs="Arial"/>
+                <w:color w:val="000000" w:themeColor="text1"/>
+                <w:szCs w:val="22"/>
+              </w:rPr>
+              <w:t>].</w:t>
             </w:r>
             <w:proofErr w:type="spellStart"/>
             <w:r>
@@ -37734,6 +40106,7 @@
               <w:t>gambar</w:t>
             </w:r>
             <w:proofErr w:type="spellEnd"/>
+            <w:proofErr w:type="gramEnd"/>
             <w:r>
               <w:rPr>
                 <w:rFonts w:ascii="Arial" w:hAnsi="Arial" w:cs="Arial"/>
@@ -37767,7 +40140,34 @@
                 <w:color w:val="000000" w:themeColor="text1"/>
                 <w:szCs w:val="22"/>
               </w:rPr>
-              <w:t>: {{ baris[0].</w:t>
+              <w:t xml:space="preserve">: </w:t>
+            </w:r>
+            <w:proofErr w:type="gramStart"/>
+            <w:r>
+              <w:rPr>
+                <w:rFonts w:ascii="Arial" w:hAnsi="Arial" w:cs="Arial"/>
+                <w:color w:val="000000" w:themeColor="text1"/>
+                <w:szCs w:val="22"/>
+              </w:rPr>
+              <w:t>{{ baris</w:t>
+            </w:r>
+            <w:proofErr w:type="gramEnd"/>
+            <w:r>
+              <w:rPr>
+                <w:rFonts w:ascii="Arial" w:hAnsi="Arial" w:cs="Arial"/>
+                <w:color w:val="000000" w:themeColor="text1"/>
+                <w:szCs w:val="22"/>
+              </w:rPr>
+              <w:t>[0</w:t>
+            </w:r>
+            <w:proofErr w:type="gramStart"/>
+            <w:r>
+              <w:rPr>
+                <w:rFonts w:ascii="Arial" w:hAnsi="Arial" w:cs="Arial"/>
+                <w:color w:val="000000" w:themeColor="text1"/>
+                <w:szCs w:val="22"/>
+              </w:rPr>
+              <w:t>].</w:t>
             </w:r>
             <w:proofErr w:type="spellStart"/>
             <w:r>
@@ -37779,6 +40179,7 @@
               <w:t>keterangan</w:t>
             </w:r>
             <w:proofErr w:type="spellEnd"/>
+            <w:proofErr w:type="gramEnd"/>
             <w:r>
               <w:rPr>
                 <w:rFonts w:ascii="Arial" w:hAnsi="Arial" w:cs="Arial"/>
@@ -38213,6 +40614,7 @@
                 <w:szCs w:val="22"/>
               </w:rPr>
             </w:pPr>
+            <w:proofErr w:type="gramStart"/>
             <w:r>
               <w:rPr>
                 <w:rFonts w:ascii="Arial" w:hAnsi="Arial" w:cs="Arial"/>
@@ -38230,7 +40632,17 @@
                 <w:szCs w:val="22"/>
                 <w:lang w:val="en-ID"/>
               </w:rPr>
-              <w:t>b.nama_bahan</w:t>
+              <w:t>b</w:t>
+            </w:r>
+            <w:proofErr w:type="gramEnd"/>
+            <w:r>
+              <w:rPr>
+                <w:rFonts w:ascii="Arial" w:hAnsi="Arial" w:cs="Arial"/>
+                <w:color w:val="000000" w:themeColor="text1"/>
+                <w:szCs w:val="22"/>
+                <w:lang w:val="en-ID"/>
+              </w:rPr>
+              <w:t>.nama_bahan</w:t>
             </w:r>
             <w:proofErr w:type="spellEnd"/>
             <w:r>
@@ -38263,6 +40675,7 @@
                 <w:szCs w:val="22"/>
               </w:rPr>
             </w:pPr>
+            <w:proofErr w:type="gramStart"/>
             <w:r>
               <w:rPr>
                 <w:rFonts w:ascii="Arial" w:hAnsi="Arial" w:cs="Arial"/>
@@ -38280,7 +40693,17 @@
                 <w:szCs w:val="22"/>
                 <w:lang w:val="en-ID"/>
               </w:rPr>
-              <w:t>b.produsen</w:t>
+              <w:t>b</w:t>
+            </w:r>
+            <w:proofErr w:type="gramEnd"/>
+            <w:r>
+              <w:rPr>
+                <w:rFonts w:ascii="Arial" w:hAnsi="Arial" w:cs="Arial"/>
+                <w:color w:val="000000" w:themeColor="text1"/>
+                <w:szCs w:val="22"/>
+                <w:lang w:val="en-ID"/>
+              </w:rPr>
+              <w:t>.produsen</w:t>
             </w:r>
             <w:proofErr w:type="spellEnd"/>
             <w:r>
@@ -38313,6 +40736,7 @@
                 <w:szCs w:val="22"/>
               </w:rPr>
             </w:pPr>
+            <w:proofErr w:type="gramStart"/>
             <w:r>
               <w:rPr>
                 <w:rFonts w:ascii="Arial" w:hAnsi="Arial" w:cs="Arial"/>
@@ -38330,7 +40754,27 @@
                 <w:szCs w:val="22"/>
                 <w:lang w:val="en-ID"/>
               </w:rPr>
-              <w:t>b.asal</w:t>
+              <w:t>b</w:t>
+            </w:r>
+            <w:proofErr w:type="gramEnd"/>
+            <w:r>
+              <w:rPr>
+                <w:rFonts w:ascii="Arial" w:hAnsi="Arial" w:cs="Arial"/>
+                <w:color w:val="000000" w:themeColor="text1"/>
+                <w:szCs w:val="22"/>
+                <w:lang w:val="en-ID"/>
+              </w:rPr>
+              <w:t>.</w:t>
+            </w:r>
+            <w:proofErr w:type="gramStart"/>
+            <w:r>
+              <w:rPr>
+                <w:rFonts w:ascii="Arial" w:hAnsi="Arial" w:cs="Arial"/>
+                <w:color w:val="000000" w:themeColor="text1"/>
+                <w:szCs w:val="22"/>
+                <w:lang w:val="en-ID"/>
+              </w:rPr>
+              <w:t>asal</w:t>
             </w:r>
             <w:proofErr w:type="spellEnd"/>
             <w:r>
@@ -38340,7 +40784,17 @@
                 <w:szCs w:val="22"/>
                 <w:lang w:val="en-ID"/>
               </w:rPr>
-              <w:t xml:space="preserve"> }} </w:t>
+              <w:t xml:space="preserve"> }</w:t>
+            </w:r>
+            <w:proofErr w:type="gramEnd"/>
+            <w:r>
+              <w:rPr>
+                <w:rFonts w:ascii="Arial" w:hAnsi="Arial" w:cs="Arial"/>
+                <w:color w:val="000000" w:themeColor="text1"/>
+                <w:szCs w:val="22"/>
+                <w:lang w:val="en-ID"/>
+              </w:rPr>
+              <w:t xml:space="preserve">} </w:t>
             </w:r>
             <w:r>
               <w:rPr>
@@ -38549,7 +41003,25 @@
           <w:color w:val="000000" w:themeColor="text1"/>
           <w:szCs w:val="22"/>
         </w:rPr>
-        <w:t xml:space="preserve"> | batch(2, None) %}</w:t>
+        <w:t xml:space="preserve"> | </w:t>
+      </w:r>
+      <w:proofErr w:type="gramStart"/>
+      <w:r>
+        <w:rPr>
+          <w:rFonts w:ascii="Arial" w:hAnsi="Arial" w:cs="Arial"/>
+          <w:color w:val="000000" w:themeColor="text1"/>
+          <w:szCs w:val="22"/>
+        </w:rPr>
+        <w:t>batch(</w:t>
+      </w:r>
+      <w:proofErr w:type="gramEnd"/>
+      <w:r>
+        <w:rPr>
+          <w:rFonts w:ascii="Arial" w:hAnsi="Arial" w:cs="Arial"/>
+          <w:color w:val="000000" w:themeColor="text1"/>
+          <w:szCs w:val="22"/>
+        </w:rPr>
+        <w:t>2, None) %}</w:t>
       </w:r>
     </w:p>
     <w:tbl>
@@ -38583,7 +41055,25 @@
                 <w:color w:val="000000" w:themeColor="text1"/>
                 <w:szCs w:val="22"/>
               </w:rPr>
-              <w:t>{% if baris[0] %}</w:t>
+              <w:t xml:space="preserve">{% if </w:t>
+            </w:r>
+            <w:proofErr w:type="gramStart"/>
+            <w:r>
+              <w:rPr>
+                <w:rFonts w:ascii="Arial" w:hAnsi="Arial" w:cs="Arial"/>
+                <w:color w:val="000000" w:themeColor="text1"/>
+                <w:szCs w:val="22"/>
+              </w:rPr>
+              <w:t>baris[</w:t>
+            </w:r>
+            <w:proofErr w:type="gramEnd"/>
+            <w:r>
+              <w:rPr>
+                <w:rFonts w:ascii="Arial" w:hAnsi="Arial" w:cs="Arial"/>
+                <w:color w:val="000000" w:themeColor="text1"/>
+                <w:szCs w:val="22"/>
+              </w:rPr>
+              <w:t>0] %}</w:t>
             </w:r>
           </w:p>
           <w:p>
@@ -38594,13 +41084,32 @@
                 <w:szCs w:val="22"/>
               </w:rPr>
             </w:pPr>
-            <w:r>
-              <w:rPr>
-                <w:rFonts w:ascii="Arial" w:hAnsi="Arial" w:cs="Arial"/>
-                <w:color w:val="000000" w:themeColor="text1"/>
-                <w:szCs w:val="22"/>
-              </w:rPr>
-              <w:t>{{ baris[0].</w:t>
+            <w:proofErr w:type="gramStart"/>
+            <w:r>
+              <w:rPr>
+                <w:rFonts w:ascii="Arial" w:hAnsi="Arial" w:cs="Arial"/>
+                <w:color w:val="000000" w:themeColor="text1"/>
+                <w:szCs w:val="22"/>
+              </w:rPr>
+              <w:t>{{ baris</w:t>
+            </w:r>
+            <w:proofErr w:type="gramEnd"/>
+            <w:r>
+              <w:rPr>
+                <w:rFonts w:ascii="Arial" w:hAnsi="Arial" w:cs="Arial"/>
+                <w:color w:val="000000" w:themeColor="text1"/>
+                <w:szCs w:val="22"/>
+              </w:rPr>
+              <w:t>[0</w:t>
+            </w:r>
+            <w:proofErr w:type="gramStart"/>
+            <w:r>
+              <w:rPr>
+                <w:rFonts w:ascii="Arial" w:hAnsi="Arial" w:cs="Arial"/>
+                <w:color w:val="000000" w:themeColor="text1"/>
+                <w:szCs w:val="22"/>
+              </w:rPr>
+              <w:t>].</w:t>
             </w:r>
             <w:proofErr w:type="spellStart"/>
             <w:r>
@@ -38612,6 +41121,7 @@
               <w:t>gambar</w:t>
             </w:r>
             <w:proofErr w:type="spellEnd"/>
+            <w:proofErr w:type="gramEnd"/>
             <w:r>
               <w:rPr>
                 <w:rFonts w:ascii="Arial" w:hAnsi="Arial" w:cs="Arial"/>
@@ -38645,7 +41155,34 @@
                 <w:color w:val="000000" w:themeColor="text1"/>
                 <w:szCs w:val="22"/>
               </w:rPr>
-              <w:t>: {{ baris[0].</w:t>
+              <w:t xml:space="preserve">: </w:t>
+            </w:r>
+            <w:proofErr w:type="gramStart"/>
+            <w:r>
+              <w:rPr>
+                <w:rFonts w:ascii="Arial" w:hAnsi="Arial" w:cs="Arial"/>
+                <w:color w:val="000000" w:themeColor="text1"/>
+                <w:szCs w:val="22"/>
+              </w:rPr>
+              <w:t>{{ baris</w:t>
+            </w:r>
+            <w:proofErr w:type="gramEnd"/>
+            <w:r>
+              <w:rPr>
+                <w:rFonts w:ascii="Arial" w:hAnsi="Arial" w:cs="Arial"/>
+                <w:color w:val="000000" w:themeColor="text1"/>
+                <w:szCs w:val="22"/>
+              </w:rPr>
+              <w:t>[0</w:t>
+            </w:r>
+            <w:proofErr w:type="gramStart"/>
+            <w:r>
+              <w:rPr>
+                <w:rFonts w:ascii="Arial" w:hAnsi="Arial" w:cs="Arial"/>
+                <w:color w:val="000000" w:themeColor="text1"/>
+                <w:szCs w:val="22"/>
+              </w:rPr>
+              <w:t>].</w:t>
             </w:r>
             <w:proofErr w:type="spellStart"/>
             <w:r>
@@ -38657,6 +41194,7 @@
               <w:t>keterangan</w:t>
             </w:r>
             <w:proofErr w:type="spellEnd"/>
+            <w:proofErr w:type="gramEnd"/>
             <w:r>
               <w:rPr>
                 <w:rFonts w:ascii="Arial" w:hAnsi="Arial" w:cs="Arial"/>
@@ -38925,7 +41463,25 @@
           <w:color w:val="000000" w:themeColor="text1"/>
           <w:szCs w:val="22"/>
         </w:rPr>
-        <w:t xml:space="preserve"> | batch(2, None) %}</w:t>
+        <w:t xml:space="preserve"> | </w:t>
+      </w:r>
+      <w:proofErr w:type="gramStart"/>
+      <w:r>
+        <w:rPr>
+          <w:rFonts w:ascii="Arial" w:hAnsi="Arial" w:cs="Arial"/>
+          <w:color w:val="000000" w:themeColor="text1"/>
+          <w:szCs w:val="22"/>
+        </w:rPr>
+        <w:t>batch(</w:t>
+      </w:r>
+      <w:proofErr w:type="gramEnd"/>
+      <w:r>
+        <w:rPr>
+          <w:rFonts w:ascii="Arial" w:hAnsi="Arial" w:cs="Arial"/>
+          <w:color w:val="000000" w:themeColor="text1"/>
+          <w:szCs w:val="22"/>
+        </w:rPr>
+        <w:t>2, None) %}</w:t>
       </w:r>
     </w:p>
     <w:tbl>
@@ -38959,7 +41515,25 @@
                 <w:color w:val="000000" w:themeColor="text1"/>
                 <w:szCs w:val="22"/>
               </w:rPr>
-              <w:t>{% if baris[0] %}</w:t>
+              <w:t xml:space="preserve">{% if </w:t>
+            </w:r>
+            <w:proofErr w:type="gramStart"/>
+            <w:r>
+              <w:rPr>
+                <w:rFonts w:ascii="Arial" w:hAnsi="Arial" w:cs="Arial"/>
+                <w:color w:val="000000" w:themeColor="text1"/>
+                <w:szCs w:val="22"/>
+              </w:rPr>
+              <w:t>baris[</w:t>
+            </w:r>
+            <w:proofErr w:type="gramEnd"/>
+            <w:r>
+              <w:rPr>
+                <w:rFonts w:ascii="Arial" w:hAnsi="Arial" w:cs="Arial"/>
+                <w:color w:val="000000" w:themeColor="text1"/>
+                <w:szCs w:val="22"/>
+              </w:rPr>
+              <w:t>0] %}</w:t>
             </w:r>
           </w:p>
           <w:p>
@@ -38970,13 +41544,32 @@
                 <w:szCs w:val="22"/>
               </w:rPr>
             </w:pPr>
-            <w:r>
-              <w:rPr>
-                <w:rFonts w:ascii="Arial" w:hAnsi="Arial" w:cs="Arial"/>
-                <w:color w:val="000000" w:themeColor="text1"/>
-                <w:szCs w:val="22"/>
-              </w:rPr>
-              <w:t>{{ baris[0].</w:t>
+            <w:proofErr w:type="gramStart"/>
+            <w:r>
+              <w:rPr>
+                <w:rFonts w:ascii="Arial" w:hAnsi="Arial" w:cs="Arial"/>
+                <w:color w:val="000000" w:themeColor="text1"/>
+                <w:szCs w:val="22"/>
+              </w:rPr>
+              <w:t>{{ baris</w:t>
+            </w:r>
+            <w:proofErr w:type="gramEnd"/>
+            <w:r>
+              <w:rPr>
+                <w:rFonts w:ascii="Arial" w:hAnsi="Arial" w:cs="Arial"/>
+                <w:color w:val="000000" w:themeColor="text1"/>
+                <w:szCs w:val="22"/>
+              </w:rPr>
+              <w:t>[0</w:t>
+            </w:r>
+            <w:proofErr w:type="gramStart"/>
+            <w:r>
+              <w:rPr>
+                <w:rFonts w:ascii="Arial" w:hAnsi="Arial" w:cs="Arial"/>
+                <w:color w:val="000000" w:themeColor="text1"/>
+                <w:szCs w:val="22"/>
+              </w:rPr>
+              <w:t>].</w:t>
             </w:r>
             <w:proofErr w:type="spellStart"/>
             <w:r>
@@ -38988,6 +41581,7 @@
               <w:t>gambar</w:t>
             </w:r>
             <w:proofErr w:type="spellEnd"/>
+            <w:proofErr w:type="gramEnd"/>
             <w:r>
               <w:rPr>
                 <w:rFonts w:ascii="Arial" w:hAnsi="Arial" w:cs="Arial"/>
@@ -39021,7 +41615,34 @@
                 <w:color w:val="000000" w:themeColor="text1"/>
                 <w:szCs w:val="22"/>
               </w:rPr>
-              <w:t>: {{ baris[0].</w:t>
+              <w:t xml:space="preserve">: </w:t>
+            </w:r>
+            <w:proofErr w:type="gramStart"/>
+            <w:r>
+              <w:rPr>
+                <w:rFonts w:ascii="Arial" w:hAnsi="Arial" w:cs="Arial"/>
+                <w:color w:val="000000" w:themeColor="text1"/>
+                <w:szCs w:val="22"/>
+              </w:rPr>
+              <w:t>{{ baris</w:t>
+            </w:r>
+            <w:proofErr w:type="gramEnd"/>
+            <w:r>
+              <w:rPr>
+                <w:rFonts w:ascii="Arial" w:hAnsi="Arial" w:cs="Arial"/>
+                <w:color w:val="000000" w:themeColor="text1"/>
+                <w:szCs w:val="22"/>
+              </w:rPr>
+              <w:t>[0</w:t>
+            </w:r>
+            <w:proofErr w:type="gramStart"/>
+            <w:r>
+              <w:rPr>
+                <w:rFonts w:ascii="Arial" w:hAnsi="Arial" w:cs="Arial"/>
+                <w:color w:val="000000" w:themeColor="text1"/>
+                <w:szCs w:val="22"/>
+              </w:rPr>
+              <w:t>].</w:t>
             </w:r>
             <w:proofErr w:type="spellStart"/>
             <w:r>
@@ -39033,6 +41654,7 @@
               <w:t>keterangan</w:t>
             </w:r>
             <w:proofErr w:type="spellEnd"/>
+            <w:proofErr w:type="gramEnd"/>
             <w:r>
               <w:rPr>
                 <w:rFonts w:ascii="Arial" w:hAnsi="Arial" w:cs="Arial"/>
@@ -39415,6 +42037,7 @@
           <w:szCs w:val="22"/>
         </w:rPr>
       </w:pPr>
+      <w:proofErr w:type="gramStart"/>
       <w:r>
         <w:rPr>
           <w:rFonts w:ascii="Arial" w:hAnsi="Arial" w:cs="Arial"/>
@@ -39430,16 +42053,43 @@
           <w:color w:val="000000" w:themeColor="text1"/>
           <w:szCs w:val="22"/>
         </w:rPr>
-        <w:t>b.keterangan</w:t>
-      </w:r>
-      <w:proofErr w:type="spellEnd"/>
-      <w:r>
-        <w:rPr>
-          <w:rFonts w:ascii="Arial" w:hAnsi="Arial" w:cs="Arial"/>
-          <w:color w:val="000000" w:themeColor="text1"/>
-          <w:szCs w:val="22"/>
-        </w:rPr>
-        <w:t xml:space="preserve"> }} </w:t>
+        <w:t>b</w:t>
+      </w:r>
+      <w:proofErr w:type="gramEnd"/>
+      <w:r>
+        <w:rPr>
+          <w:rFonts w:ascii="Arial" w:hAnsi="Arial" w:cs="Arial"/>
+          <w:color w:val="000000" w:themeColor="text1"/>
+          <w:szCs w:val="22"/>
+        </w:rPr>
+        <w:t>.</w:t>
+      </w:r>
+      <w:proofErr w:type="gramStart"/>
+      <w:r>
+        <w:rPr>
+          <w:rFonts w:ascii="Arial" w:hAnsi="Arial" w:cs="Arial"/>
+          <w:color w:val="000000" w:themeColor="text1"/>
+          <w:szCs w:val="22"/>
+        </w:rPr>
+        <w:t>keterangan</w:t>
+      </w:r>
+      <w:proofErr w:type="spellEnd"/>
+      <w:r>
+        <w:rPr>
+          <w:rFonts w:ascii="Arial" w:hAnsi="Arial" w:cs="Arial"/>
+          <w:color w:val="000000" w:themeColor="text1"/>
+          <w:szCs w:val="22"/>
+        </w:rPr>
+        <w:t xml:space="preserve"> }</w:t>
+      </w:r>
+      <w:proofErr w:type="gramEnd"/>
+      <w:r>
+        <w:rPr>
+          <w:rFonts w:ascii="Arial" w:hAnsi="Arial" w:cs="Arial"/>
+          <w:color w:val="000000" w:themeColor="text1"/>
+          <w:szCs w:val="22"/>
+        </w:rPr>
+        <w:t xml:space="preserve">} </w:t>
       </w:r>
     </w:p>
     <w:p>
@@ -39454,6 +42104,7 @@
           <w:szCs w:val="22"/>
         </w:rPr>
       </w:pPr>
+      <w:proofErr w:type="gramStart"/>
       <w:r>
         <w:rPr>
           <w:rFonts w:ascii="Arial" w:hAnsi="Arial" w:cs="Arial"/>
@@ -39469,16 +42120,43 @@
           <w:color w:val="000000" w:themeColor="text1"/>
           <w:szCs w:val="22"/>
         </w:rPr>
-        <w:t>b.gambar</w:t>
-      </w:r>
-      <w:proofErr w:type="spellEnd"/>
-      <w:r>
-        <w:rPr>
-          <w:rFonts w:ascii="Arial" w:hAnsi="Arial" w:cs="Arial"/>
-          <w:color w:val="000000" w:themeColor="text1"/>
-          <w:szCs w:val="22"/>
-        </w:rPr>
-        <w:t xml:space="preserve"> }} </w:t>
+        <w:t>b</w:t>
+      </w:r>
+      <w:proofErr w:type="gramEnd"/>
+      <w:r>
+        <w:rPr>
+          <w:rFonts w:ascii="Arial" w:hAnsi="Arial" w:cs="Arial"/>
+          <w:color w:val="000000" w:themeColor="text1"/>
+          <w:szCs w:val="22"/>
+        </w:rPr>
+        <w:t>.</w:t>
+      </w:r>
+      <w:proofErr w:type="gramStart"/>
+      <w:r>
+        <w:rPr>
+          <w:rFonts w:ascii="Arial" w:hAnsi="Arial" w:cs="Arial"/>
+          <w:color w:val="000000" w:themeColor="text1"/>
+          <w:szCs w:val="22"/>
+        </w:rPr>
+        <w:t>gambar</w:t>
+      </w:r>
+      <w:proofErr w:type="spellEnd"/>
+      <w:r>
+        <w:rPr>
+          <w:rFonts w:ascii="Arial" w:hAnsi="Arial" w:cs="Arial"/>
+          <w:color w:val="000000" w:themeColor="text1"/>
+          <w:szCs w:val="22"/>
+        </w:rPr>
+        <w:t xml:space="preserve"> }</w:t>
+      </w:r>
+      <w:proofErr w:type="gramEnd"/>
+      <w:r>
+        <w:rPr>
+          <w:rFonts w:ascii="Arial" w:hAnsi="Arial" w:cs="Arial"/>
+          <w:color w:val="000000" w:themeColor="text1"/>
+          <w:szCs w:val="22"/>
+        </w:rPr>
+        <w:t xml:space="preserve">} </w:t>
       </w:r>
     </w:p>
     <w:p>
@@ -39567,6 +42245,8 @@
           <w:ilvl w:val="0"/>
           <w:numId w:val="19"/>
         </w:numPr>
+        <w:ind w:left="993" w:hanging="426"/>
+        <w:jc w:val="both"/>
         <w:rPr>
           <w:rFonts w:cs="Arial"/>
           <w:color w:val="000000" w:themeColor="text1"/>
@@ -39742,6 +42422,7 @@
           <w:szCs w:val="22"/>
         </w:rPr>
       </w:pPr>
+      <w:proofErr w:type="gramStart"/>
       <w:r>
         <w:rPr>
           <w:rFonts w:ascii="Arial" w:hAnsi="Arial" w:cs="Arial"/>
@@ -39757,16 +42438,43 @@
           <w:color w:val="000000" w:themeColor="text1"/>
           <w:szCs w:val="22"/>
         </w:rPr>
-        <w:t>b.keterangan</w:t>
-      </w:r>
-      <w:proofErr w:type="spellEnd"/>
-      <w:r>
-        <w:rPr>
-          <w:rFonts w:ascii="Arial" w:hAnsi="Arial" w:cs="Arial"/>
-          <w:color w:val="000000" w:themeColor="text1"/>
-          <w:szCs w:val="22"/>
-        </w:rPr>
-        <w:t xml:space="preserve"> }} </w:t>
+        <w:t>b</w:t>
+      </w:r>
+      <w:proofErr w:type="gramEnd"/>
+      <w:r>
+        <w:rPr>
+          <w:rFonts w:ascii="Arial" w:hAnsi="Arial" w:cs="Arial"/>
+          <w:color w:val="000000" w:themeColor="text1"/>
+          <w:szCs w:val="22"/>
+        </w:rPr>
+        <w:t>.</w:t>
+      </w:r>
+      <w:proofErr w:type="gramStart"/>
+      <w:r>
+        <w:rPr>
+          <w:rFonts w:ascii="Arial" w:hAnsi="Arial" w:cs="Arial"/>
+          <w:color w:val="000000" w:themeColor="text1"/>
+          <w:szCs w:val="22"/>
+        </w:rPr>
+        <w:t>keterangan</w:t>
+      </w:r>
+      <w:proofErr w:type="spellEnd"/>
+      <w:r>
+        <w:rPr>
+          <w:rFonts w:ascii="Arial" w:hAnsi="Arial" w:cs="Arial"/>
+          <w:color w:val="000000" w:themeColor="text1"/>
+          <w:szCs w:val="22"/>
+        </w:rPr>
+        <w:t xml:space="preserve"> }</w:t>
+      </w:r>
+      <w:proofErr w:type="gramEnd"/>
+      <w:r>
+        <w:rPr>
+          <w:rFonts w:ascii="Arial" w:hAnsi="Arial" w:cs="Arial"/>
+          <w:color w:val="000000" w:themeColor="text1"/>
+          <w:szCs w:val="22"/>
+        </w:rPr>
+        <w:t xml:space="preserve">} </w:t>
       </w:r>
     </w:p>
     <w:p>
@@ -39779,6 +42487,7 @@
           <w:szCs w:val="22"/>
         </w:rPr>
       </w:pPr>
+      <w:proofErr w:type="gramStart"/>
       <w:r>
         <w:rPr>
           <w:rFonts w:ascii="Arial" w:hAnsi="Arial" w:cs="Arial"/>
@@ -39794,16 +42503,43 @@
           <w:color w:val="000000" w:themeColor="text1"/>
           <w:szCs w:val="22"/>
         </w:rPr>
-        <w:t>b.gambar</w:t>
-      </w:r>
-      <w:proofErr w:type="spellEnd"/>
-      <w:r>
-        <w:rPr>
-          <w:rFonts w:ascii="Arial" w:hAnsi="Arial" w:cs="Arial"/>
-          <w:color w:val="000000" w:themeColor="text1"/>
-          <w:szCs w:val="22"/>
-        </w:rPr>
-        <w:t xml:space="preserve"> }} </w:t>
+        <w:t>b</w:t>
+      </w:r>
+      <w:proofErr w:type="gramEnd"/>
+      <w:r>
+        <w:rPr>
+          <w:rFonts w:ascii="Arial" w:hAnsi="Arial" w:cs="Arial"/>
+          <w:color w:val="000000" w:themeColor="text1"/>
+          <w:szCs w:val="22"/>
+        </w:rPr>
+        <w:t>.</w:t>
+      </w:r>
+      <w:proofErr w:type="gramStart"/>
+      <w:r>
+        <w:rPr>
+          <w:rFonts w:ascii="Arial" w:hAnsi="Arial" w:cs="Arial"/>
+          <w:color w:val="000000" w:themeColor="text1"/>
+          <w:szCs w:val="22"/>
+        </w:rPr>
+        <w:t>gambar</w:t>
+      </w:r>
+      <w:proofErr w:type="spellEnd"/>
+      <w:r>
+        <w:rPr>
+          <w:rFonts w:ascii="Arial" w:hAnsi="Arial" w:cs="Arial"/>
+          <w:color w:val="000000" w:themeColor="text1"/>
+          <w:szCs w:val="22"/>
+        </w:rPr>
+        <w:t xml:space="preserve"> }</w:t>
+      </w:r>
+      <w:proofErr w:type="gramEnd"/>
+      <w:r>
+        <w:rPr>
+          <w:rFonts w:ascii="Arial" w:hAnsi="Arial" w:cs="Arial"/>
+          <w:color w:val="000000" w:themeColor="text1"/>
+          <w:szCs w:val="22"/>
+        </w:rPr>
+        <w:t xml:space="preserve">} </w:t>
       </w:r>
     </w:p>
     <w:p>
@@ -39996,6 +42732,7 @@
           <w:szCs w:val="22"/>
         </w:rPr>
       </w:pPr>
+      <w:proofErr w:type="gramStart"/>
       <w:r>
         <w:rPr>
           <w:rFonts w:ascii="Arial" w:hAnsi="Arial" w:cs="Arial"/>
@@ -40011,16 +42748,43 @@
           <w:color w:val="000000" w:themeColor="text1"/>
           <w:szCs w:val="22"/>
         </w:rPr>
-        <w:t>b.keterangan</w:t>
-      </w:r>
-      <w:proofErr w:type="spellEnd"/>
-      <w:r>
-        <w:rPr>
-          <w:rFonts w:ascii="Arial" w:hAnsi="Arial" w:cs="Arial"/>
-          <w:color w:val="000000" w:themeColor="text1"/>
-          <w:szCs w:val="22"/>
-        </w:rPr>
-        <w:t xml:space="preserve"> }} </w:t>
+        <w:t>b</w:t>
+      </w:r>
+      <w:proofErr w:type="gramEnd"/>
+      <w:r>
+        <w:rPr>
+          <w:rFonts w:ascii="Arial" w:hAnsi="Arial" w:cs="Arial"/>
+          <w:color w:val="000000" w:themeColor="text1"/>
+          <w:szCs w:val="22"/>
+        </w:rPr>
+        <w:t>.</w:t>
+      </w:r>
+      <w:proofErr w:type="gramStart"/>
+      <w:r>
+        <w:rPr>
+          <w:rFonts w:ascii="Arial" w:hAnsi="Arial" w:cs="Arial"/>
+          <w:color w:val="000000" w:themeColor="text1"/>
+          <w:szCs w:val="22"/>
+        </w:rPr>
+        <w:t>keterangan</w:t>
+      </w:r>
+      <w:proofErr w:type="spellEnd"/>
+      <w:r>
+        <w:rPr>
+          <w:rFonts w:ascii="Arial" w:hAnsi="Arial" w:cs="Arial"/>
+          <w:color w:val="000000" w:themeColor="text1"/>
+          <w:szCs w:val="22"/>
+        </w:rPr>
+        <w:t xml:space="preserve"> }</w:t>
+      </w:r>
+      <w:proofErr w:type="gramEnd"/>
+      <w:r>
+        <w:rPr>
+          <w:rFonts w:ascii="Arial" w:hAnsi="Arial" w:cs="Arial"/>
+          <w:color w:val="000000" w:themeColor="text1"/>
+          <w:szCs w:val="22"/>
+        </w:rPr>
+        <w:t xml:space="preserve">} </w:t>
       </w:r>
     </w:p>
     <w:p>
@@ -40033,6 +42797,7 @@
           <w:szCs w:val="22"/>
         </w:rPr>
       </w:pPr>
+      <w:proofErr w:type="gramStart"/>
       <w:r>
         <w:rPr>
           <w:rFonts w:ascii="Arial" w:hAnsi="Arial" w:cs="Arial"/>
@@ -40048,16 +42813,43 @@
           <w:color w:val="000000" w:themeColor="text1"/>
           <w:szCs w:val="22"/>
         </w:rPr>
-        <w:t>b.gambar</w:t>
-      </w:r>
-      <w:proofErr w:type="spellEnd"/>
-      <w:r>
-        <w:rPr>
-          <w:rFonts w:ascii="Arial" w:hAnsi="Arial" w:cs="Arial"/>
-          <w:color w:val="000000" w:themeColor="text1"/>
-          <w:szCs w:val="22"/>
-        </w:rPr>
-        <w:t xml:space="preserve"> }} </w:t>
+        <w:t>b</w:t>
+      </w:r>
+      <w:proofErr w:type="gramEnd"/>
+      <w:r>
+        <w:rPr>
+          <w:rFonts w:ascii="Arial" w:hAnsi="Arial" w:cs="Arial"/>
+          <w:color w:val="000000" w:themeColor="text1"/>
+          <w:szCs w:val="22"/>
+        </w:rPr>
+        <w:t>.</w:t>
+      </w:r>
+      <w:proofErr w:type="gramStart"/>
+      <w:r>
+        <w:rPr>
+          <w:rFonts w:ascii="Arial" w:hAnsi="Arial" w:cs="Arial"/>
+          <w:color w:val="000000" w:themeColor="text1"/>
+          <w:szCs w:val="22"/>
+        </w:rPr>
+        <w:t>gambar</w:t>
+      </w:r>
+      <w:proofErr w:type="spellEnd"/>
+      <w:r>
+        <w:rPr>
+          <w:rFonts w:ascii="Arial" w:hAnsi="Arial" w:cs="Arial"/>
+          <w:color w:val="000000" w:themeColor="text1"/>
+          <w:szCs w:val="22"/>
+        </w:rPr>
+        <w:t xml:space="preserve"> }</w:t>
+      </w:r>
+      <w:proofErr w:type="gramEnd"/>
+      <w:r>
+        <w:rPr>
+          <w:rFonts w:ascii="Arial" w:hAnsi="Arial" w:cs="Arial"/>
+          <w:color w:val="000000" w:themeColor="text1"/>
+          <w:szCs w:val="22"/>
+        </w:rPr>
+        <w:t xml:space="preserve">} </w:t>
       </w:r>
     </w:p>
     <w:p>
@@ -40294,6 +43086,7 @@
           <w:szCs w:val="22"/>
         </w:rPr>
       </w:pPr>
+      <w:proofErr w:type="gramStart"/>
       <w:r>
         <w:rPr>
           <w:rFonts w:ascii="Arial" w:hAnsi="Arial" w:cs="Arial"/>
@@ -40309,16 +43102,43 @@
           <w:color w:val="000000" w:themeColor="text1"/>
           <w:szCs w:val="22"/>
         </w:rPr>
-        <w:t>b.keterangan</w:t>
-      </w:r>
-      <w:proofErr w:type="spellEnd"/>
-      <w:r>
-        <w:rPr>
-          <w:rFonts w:ascii="Arial" w:hAnsi="Arial" w:cs="Arial"/>
-          <w:color w:val="000000" w:themeColor="text1"/>
-          <w:szCs w:val="22"/>
-        </w:rPr>
-        <w:t xml:space="preserve"> }} </w:t>
+        <w:t>b</w:t>
+      </w:r>
+      <w:proofErr w:type="gramEnd"/>
+      <w:r>
+        <w:rPr>
+          <w:rFonts w:ascii="Arial" w:hAnsi="Arial" w:cs="Arial"/>
+          <w:color w:val="000000" w:themeColor="text1"/>
+          <w:szCs w:val="22"/>
+        </w:rPr>
+        <w:t>.</w:t>
+      </w:r>
+      <w:proofErr w:type="gramStart"/>
+      <w:r>
+        <w:rPr>
+          <w:rFonts w:ascii="Arial" w:hAnsi="Arial" w:cs="Arial"/>
+          <w:color w:val="000000" w:themeColor="text1"/>
+          <w:szCs w:val="22"/>
+        </w:rPr>
+        <w:t>keterangan</w:t>
+      </w:r>
+      <w:proofErr w:type="spellEnd"/>
+      <w:r>
+        <w:rPr>
+          <w:rFonts w:ascii="Arial" w:hAnsi="Arial" w:cs="Arial"/>
+          <w:color w:val="000000" w:themeColor="text1"/>
+          <w:szCs w:val="22"/>
+        </w:rPr>
+        <w:t xml:space="preserve"> }</w:t>
+      </w:r>
+      <w:proofErr w:type="gramEnd"/>
+      <w:r>
+        <w:rPr>
+          <w:rFonts w:ascii="Arial" w:hAnsi="Arial" w:cs="Arial"/>
+          <w:color w:val="000000" w:themeColor="text1"/>
+          <w:szCs w:val="22"/>
+        </w:rPr>
+        <w:t xml:space="preserve">} </w:t>
       </w:r>
     </w:p>
     <w:p>
@@ -40331,6 +43151,7 @@
           <w:szCs w:val="22"/>
         </w:rPr>
       </w:pPr>
+      <w:proofErr w:type="gramStart"/>
       <w:r>
         <w:rPr>
           <w:rFonts w:ascii="Arial" w:hAnsi="Arial" w:cs="Arial"/>
@@ -40346,16 +43167,43 @@
           <w:color w:val="000000" w:themeColor="text1"/>
           <w:szCs w:val="22"/>
         </w:rPr>
-        <w:t>b.gambar</w:t>
-      </w:r>
-      <w:proofErr w:type="spellEnd"/>
-      <w:r>
-        <w:rPr>
-          <w:rFonts w:ascii="Arial" w:hAnsi="Arial" w:cs="Arial"/>
-          <w:color w:val="000000" w:themeColor="text1"/>
-          <w:szCs w:val="22"/>
-        </w:rPr>
-        <w:t xml:space="preserve"> }} </w:t>
+        <w:t>b</w:t>
+      </w:r>
+      <w:proofErr w:type="gramEnd"/>
+      <w:r>
+        <w:rPr>
+          <w:rFonts w:ascii="Arial" w:hAnsi="Arial" w:cs="Arial"/>
+          <w:color w:val="000000" w:themeColor="text1"/>
+          <w:szCs w:val="22"/>
+        </w:rPr>
+        <w:t>.</w:t>
+      </w:r>
+      <w:proofErr w:type="gramStart"/>
+      <w:r>
+        <w:rPr>
+          <w:rFonts w:ascii="Arial" w:hAnsi="Arial" w:cs="Arial"/>
+          <w:color w:val="000000" w:themeColor="text1"/>
+          <w:szCs w:val="22"/>
+        </w:rPr>
+        <w:t>gambar</w:t>
+      </w:r>
+      <w:proofErr w:type="spellEnd"/>
+      <w:r>
+        <w:rPr>
+          <w:rFonts w:ascii="Arial" w:hAnsi="Arial" w:cs="Arial"/>
+          <w:color w:val="000000" w:themeColor="text1"/>
+          <w:szCs w:val="22"/>
+        </w:rPr>
+        <w:t xml:space="preserve"> }</w:t>
+      </w:r>
+      <w:proofErr w:type="gramEnd"/>
+      <w:r>
+        <w:rPr>
+          <w:rFonts w:ascii="Arial" w:hAnsi="Arial" w:cs="Arial"/>
+          <w:color w:val="000000" w:themeColor="text1"/>
+          <w:szCs w:val="22"/>
+        </w:rPr>
+        <w:t xml:space="preserve">} </w:t>
       </w:r>
     </w:p>
     <w:p>
@@ -40556,6 +43404,7 @@
           <w:szCs w:val="22"/>
         </w:rPr>
       </w:pPr>
+      <w:proofErr w:type="gramStart"/>
       <w:r>
         <w:rPr>
           <w:rFonts w:ascii="Arial" w:hAnsi="Arial" w:cs="Arial"/>
@@ -40571,16 +43420,43 @@
           <w:color w:val="000000" w:themeColor="text1"/>
           <w:szCs w:val="22"/>
         </w:rPr>
-        <w:t>b.keterangan</w:t>
-      </w:r>
-      <w:proofErr w:type="spellEnd"/>
-      <w:r>
-        <w:rPr>
-          <w:rFonts w:ascii="Arial" w:hAnsi="Arial" w:cs="Arial"/>
-          <w:color w:val="000000" w:themeColor="text1"/>
-          <w:szCs w:val="22"/>
-        </w:rPr>
-        <w:t xml:space="preserve"> }} </w:t>
+        <w:t>b</w:t>
+      </w:r>
+      <w:proofErr w:type="gramEnd"/>
+      <w:r>
+        <w:rPr>
+          <w:rFonts w:ascii="Arial" w:hAnsi="Arial" w:cs="Arial"/>
+          <w:color w:val="000000" w:themeColor="text1"/>
+          <w:szCs w:val="22"/>
+        </w:rPr>
+        <w:t>.</w:t>
+      </w:r>
+      <w:proofErr w:type="gramStart"/>
+      <w:r>
+        <w:rPr>
+          <w:rFonts w:ascii="Arial" w:hAnsi="Arial" w:cs="Arial"/>
+          <w:color w:val="000000" w:themeColor="text1"/>
+          <w:szCs w:val="22"/>
+        </w:rPr>
+        <w:t>keterangan</w:t>
+      </w:r>
+      <w:proofErr w:type="spellEnd"/>
+      <w:r>
+        <w:rPr>
+          <w:rFonts w:ascii="Arial" w:hAnsi="Arial" w:cs="Arial"/>
+          <w:color w:val="000000" w:themeColor="text1"/>
+          <w:szCs w:val="22"/>
+        </w:rPr>
+        <w:t xml:space="preserve"> }</w:t>
+      </w:r>
+      <w:proofErr w:type="gramEnd"/>
+      <w:r>
+        <w:rPr>
+          <w:rFonts w:ascii="Arial" w:hAnsi="Arial" w:cs="Arial"/>
+          <w:color w:val="000000" w:themeColor="text1"/>
+          <w:szCs w:val="22"/>
+        </w:rPr>
+        <w:t xml:space="preserve">} </w:t>
       </w:r>
     </w:p>
     <w:p>
@@ -40593,6 +43469,7 @@
           <w:szCs w:val="22"/>
         </w:rPr>
       </w:pPr>
+      <w:proofErr w:type="gramStart"/>
       <w:r>
         <w:rPr>
           <w:rFonts w:ascii="Arial" w:hAnsi="Arial" w:cs="Arial"/>
@@ -40608,16 +43485,43 @@
           <w:color w:val="000000" w:themeColor="text1"/>
           <w:szCs w:val="22"/>
         </w:rPr>
-        <w:t>b.gambar</w:t>
-      </w:r>
-      <w:proofErr w:type="spellEnd"/>
-      <w:r>
-        <w:rPr>
-          <w:rFonts w:ascii="Arial" w:hAnsi="Arial" w:cs="Arial"/>
-          <w:color w:val="000000" w:themeColor="text1"/>
-          <w:szCs w:val="22"/>
-        </w:rPr>
-        <w:t xml:space="preserve"> }} </w:t>
+        <w:t>b</w:t>
+      </w:r>
+      <w:proofErr w:type="gramEnd"/>
+      <w:r>
+        <w:rPr>
+          <w:rFonts w:ascii="Arial" w:hAnsi="Arial" w:cs="Arial"/>
+          <w:color w:val="000000" w:themeColor="text1"/>
+          <w:szCs w:val="22"/>
+        </w:rPr>
+        <w:t>.</w:t>
+      </w:r>
+      <w:proofErr w:type="gramStart"/>
+      <w:r>
+        <w:rPr>
+          <w:rFonts w:ascii="Arial" w:hAnsi="Arial" w:cs="Arial"/>
+          <w:color w:val="000000" w:themeColor="text1"/>
+          <w:szCs w:val="22"/>
+        </w:rPr>
+        <w:t>gambar</w:t>
+      </w:r>
+      <w:proofErr w:type="spellEnd"/>
+      <w:r>
+        <w:rPr>
+          <w:rFonts w:ascii="Arial" w:hAnsi="Arial" w:cs="Arial"/>
+          <w:color w:val="000000" w:themeColor="text1"/>
+          <w:szCs w:val="22"/>
+        </w:rPr>
+        <w:t xml:space="preserve"> }</w:t>
+      </w:r>
+      <w:proofErr w:type="gramEnd"/>
+      <w:r>
+        <w:rPr>
+          <w:rFonts w:ascii="Arial" w:hAnsi="Arial" w:cs="Arial"/>
+          <w:color w:val="000000" w:themeColor="text1"/>
+          <w:szCs w:val="22"/>
+        </w:rPr>
+        <w:t xml:space="preserve">} </w:t>
       </w:r>
     </w:p>
     <w:p>
@@ -40804,6 +43708,7 @@
           <w:szCs w:val="22"/>
         </w:rPr>
       </w:pPr>
+      <w:proofErr w:type="gramStart"/>
       <w:r>
         <w:rPr>
           <w:rFonts w:ascii="Arial" w:hAnsi="Arial" w:cs="Arial"/>
@@ -40819,16 +43724,43 @@
           <w:color w:val="000000" w:themeColor="text1"/>
           <w:szCs w:val="22"/>
         </w:rPr>
-        <w:t>b.keterangan</w:t>
-      </w:r>
-      <w:proofErr w:type="spellEnd"/>
-      <w:r>
-        <w:rPr>
-          <w:rFonts w:ascii="Arial" w:hAnsi="Arial" w:cs="Arial"/>
-          <w:color w:val="000000" w:themeColor="text1"/>
-          <w:szCs w:val="22"/>
-        </w:rPr>
-        <w:t xml:space="preserve"> }} </w:t>
+        <w:t>b</w:t>
+      </w:r>
+      <w:proofErr w:type="gramEnd"/>
+      <w:r>
+        <w:rPr>
+          <w:rFonts w:ascii="Arial" w:hAnsi="Arial" w:cs="Arial"/>
+          <w:color w:val="000000" w:themeColor="text1"/>
+          <w:szCs w:val="22"/>
+        </w:rPr>
+        <w:t>.</w:t>
+      </w:r>
+      <w:proofErr w:type="gramStart"/>
+      <w:r>
+        <w:rPr>
+          <w:rFonts w:ascii="Arial" w:hAnsi="Arial" w:cs="Arial"/>
+          <w:color w:val="000000" w:themeColor="text1"/>
+          <w:szCs w:val="22"/>
+        </w:rPr>
+        <w:t>keterangan</w:t>
+      </w:r>
+      <w:proofErr w:type="spellEnd"/>
+      <w:r>
+        <w:rPr>
+          <w:rFonts w:ascii="Arial" w:hAnsi="Arial" w:cs="Arial"/>
+          <w:color w:val="000000" w:themeColor="text1"/>
+          <w:szCs w:val="22"/>
+        </w:rPr>
+        <w:t xml:space="preserve"> }</w:t>
+      </w:r>
+      <w:proofErr w:type="gramEnd"/>
+      <w:r>
+        <w:rPr>
+          <w:rFonts w:ascii="Arial" w:hAnsi="Arial" w:cs="Arial"/>
+          <w:color w:val="000000" w:themeColor="text1"/>
+          <w:szCs w:val="22"/>
+        </w:rPr>
+        <w:t xml:space="preserve">} </w:t>
       </w:r>
     </w:p>
     <w:p>
@@ -40842,6 +43774,7 @@
           <w:szCs w:val="22"/>
         </w:rPr>
       </w:pPr>
+      <w:proofErr w:type="gramStart"/>
       <w:r>
         <w:rPr>
           <w:rFonts w:ascii="Arial" w:hAnsi="Arial" w:cs="Arial"/>
@@ -40857,16 +43790,43 @@
           <w:color w:val="000000" w:themeColor="text1"/>
           <w:szCs w:val="22"/>
         </w:rPr>
-        <w:t>b.gambar</w:t>
-      </w:r>
-      <w:proofErr w:type="spellEnd"/>
-      <w:r>
-        <w:rPr>
-          <w:rFonts w:ascii="Arial" w:hAnsi="Arial" w:cs="Arial"/>
-          <w:color w:val="000000" w:themeColor="text1"/>
-          <w:szCs w:val="22"/>
-        </w:rPr>
-        <w:t xml:space="preserve"> }} </w:t>
+        <w:t>b</w:t>
+      </w:r>
+      <w:proofErr w:type="gramEnd"/>
+      <w:r>
+        <w:rPr>
+          <w:rFonts w:ascii="Arial" w:hAnsi="Arial" w:cs="Arial"/>
+          <w:color w:val="000000" w:themeColor="text1"/>
+          <w:szCs w:val="22"/>
+        </w:rPr>
+        <w:t>.</w:t>
+      </w:r>
+      <w:proofErr w:type="gramStart"/>
+      <w:r>
+        <w:rPr>
+          <w:rFonts w:ascii="Arial" w:hAnsi="Arial" w:cs="Arial"/>
+          <w:color w:val="000000" w:themeColor="text1"/>
+          <w:szCs w:val="22"/>
+        </w:rPr>
+        <w:t>gambar</w:t>
+      </w:r>
+      <w:proofErr w:type="spellEnd"/>
+      <w:r>
+        <w:rPr>
+          <w:rFonts w:ascii="Arial" w:hAnsi="Arial" w:cs="Arial"/>
+          <w:color w:val="000000" w:themeColor="text1"/>
+          <w:szCs w:val="22"/>
+        </w:rPr>
+        <w:t xml:space="preserve"> }</w:t>
+      </w:r>
+      <w:proofErr w:type="gramEnd"/>
+      <w:r>
+        <w:rPr>
+          <w:rFonts w:ascii="Arial" w:hAnsi="Arial" w:cs="Arial"/>
+          <w:color w:val="000000" w:themeColor="text1"/>
+          <w:szCs w:val="22"/>
+        </w:rPr>
+        <w:t xml:space="preserve">} </w:t>
       </w:r>
     </w:p>
     <w:p>
@@ -41023,6 +43983,7 @@
           <w:szCs w:val="22"/>
         </w:rPr>
       </w:pPr>
+      <w:proofErr w:type="gramStart"/>
       <w:r>
         <w:rPr>
           <w:rFonts w:ascii="Arial" w:hAnsi="Arial" w:cs="Arial"/>
@@ -41038,16 +43999,43 @@
           <w:color w:val="000000" w:themeColor="text1"/>
           <w:szCs w:val="22"/>
         </w:rPr>
-        <w:t>b.keterangan</w:t>
-      </w:r>
-      <w:proofErr w:type="spellEnd"/>
-      <w:r>
-        <w:rPr>
-          <w:rFonts w:ascii="Arial" w:hAnsi="Arial" w:cs="Arial"/>
-          <w:color w:val="000000" w:themeColor="text1"/>
-          <w:szCs w:val="22"/>
-        </w:rPr>
-        <w:t xml:space="preserve"> }} </w:t>
+        <w:t>b</w:t>
+      </w:r>
+      <w:proofErr w:type="gramEnd"/>
+      <w:r>
+        <w:rPr>
+          <w:rFonts w:ascii="Arial" w:hAnsi="Arial" w:cs="Arial"/>
+          <w:color w:val="000000" w:themeColor="text1"/>
+          <w:szCs w:val="22"/>
+        </w:rPr>
+        <w:t>.</w:t>
+      </w:r>
+      <w:proofErr w:type="gramStart"/>
+      <w:r>
+        <w:rPr>
+          <w:rFonts w:ascii="Arial" w:hAnsi="Arial" w:cs="Arial"/>
+          <w:color w:val="000000" w:themeColor="text1"/>
+          <w:szCs w:val="22"/>
+        </w:rPr>
+        <w:t>keterangan</w:t>
+      </w:r>
+      <w:proofErr w:type="spellEnd"/>
+      <w:r>
+        <w:rPr>
+          <w:rFonts w:ascii="Arial" w:hAnsi="Arial" w:cs="Arial"/>
+          <w:color w:val="000000" w:themeColor="text1"/>
+          <w:szCs w:val="22"/>
+        </w:rPr>
+        <w:t xml:space="preserve"> }</w:t>
+      </w:r>
+      <w:proofErr w:type="gramEnd"/>
+      <w:r>
+        <w:rPr>
+          <w:rFonts w:ascii="Arial" w:hAnsi="Arial" w:cs="Arial"/>
+          <w:color w:val="000000" w:themeColor="text1"/>
+          <w:szCs w:val="22"/>
+        </w:rPr>
+        <w:t xml:space="preserve">} </w:t>
       </w:r>
     </w:p>
     <w:p>
@@ -41060,6 +44048,7 @@
           <w:szCs w:val="22"/>
         </w:rPr>
       </w:pPr>
+      <w:proofErr w:type="gramStart"/>
       <w:r>
         <w:rPr>
           <w:rFonts w:ascii="Arial" w:hAnsi="Arial" w:cs="Arial"/>
@@ -41075,16 +44064,43 @@
           <w:color w:val="000000" w:themeColor="text1"/>
           <w:szCs w:val="22"/>
         </w:rPr>
-        <w:t>b.gambar</w:t>
-      </w:r>
-      <w:proofErr w:type="spellEnd"/>
-      <w:r>
-        <w:rPr>
-          <w:rFonts w:ascii="Arial" w:hAnsi="Arial" w:cs="Arial"/>
-          <w:color w:val="000000" w:themeColor="text1"/>
-          <w:szCs w:val="22"/>
-        </w:rPr>
-        <w:t xml:space="preserve"> }} </w:t>
+        <w:t>b</w:t>
+      </w:r>
+      <w:proofErr w:type="gramEnd"/>
+      <w:r>
+        <w:rPr>
+          <w:rFonts w:ascii="Arial" w:hAnsi="Arial" w:cs="Arial"/>
+          <w:color w:val="000000" w:themeColor="text1"/>
+          <w:szCs w:val="22"/>
+        </w:rPr>
+        <w:t>.</w:t>
+      </w:r>
+      <w:proofErr w:type="gramStart"/>
+      <w:r>
+        <w:rPr>
+          <w:rFonts w:ascii="Arial" w:hAnsi="Arial" w:cs="Arial"/>
+          <w:color w:val="000000" w:themeColor="text1"/>
+          <w:szCs w:val="22"/>
+        </w:rPr>
+        <w:t>gambar</w:t>
+      </w:r>
+      <w:proofErr w:type="spellEnd"/>
+      <w:r>
+        <w:rPr>
+          <w:rFonts w:ascii="Arial" w:hAnsi="Arial" w:cs="Arial"/>
+          <w:color w:val="000000" w:themeColor="text1"/>
+          <w:szCs w:val="22"/>
+        </w:rPr>
+        <w:t xml:space="preserve"> }</w:t>
+      </w:r>
+      <w:proofErr w:type="gramEnd"/>
+      <w:r>
+        <w:rPr>
+          <w:rFonts w:ascii="Arial" w:hAnsi="Arial" w:cs="Arial"/>
+          <w:color w:val="000000" w:themeColor="text1"/>
+          <w:szCs w:val="22"/>
+        </w:rPr>
+        <w:t xml:space="preserve">} </w:t>
       </w:r>
     </w:p>
     <w:p>
@@ -41231,7 +44247,25 @@
           <w:color w:val="000000" w:themeColor="text1"/>
           <w:szCs w:val="22"/>
         </w:rPr>
-        <w:t xml:space="preserve"> | batch(2, None) %}</w:t>
+        <w:t xml:space="preserve"> | </w:t>
+      </w:r>
+      <w:proofErr w:type="gramStart"/>
+      <w:r>
+        <w:rPr>
+          <w:rFonts w:ascii="Arial" w:hAnsi="Arial" w:cs="Arial"/>
+          <w:color w:val="000000" w:themeColor="text1"/>
+          <w:szCs w:val="22"/>
+        </w:rPr>
+        <w:t>batch(</w:t>
+      </w:r>
+      <w:proofErr w:type="gramEnd"/>
+      <w:r>
+        <w:rPr>
+          <w:rFonts w:ascii="Arial" w:hAnsi="Arial" w:cs="Arial"/>
+          <w:color w:val="000000" w:themeColor="text1"/>
+          <w:szCs w:val="22"/>
+        </w:rPr>
+        <w:t>2, None) %}</w:t>
       </w:r>
     </w:p>
     <w:tbl>
@@ -41265,7 +44299,25 @@
                 <w:color w:val="000000" w:themeColor="text1"/>
                 <w:szCs w:val="22"/>
               </w:rPr>
-              <w:t>{% if baris[0] %}</w:t>
+              <w:t xml:space="preserve">{% if </w:t>
+            </w:r>
+            <w:proofErr w:type="gramStart"/>
+            <w:r>
+              <w:rPr>
+                <w:rFonts w:ascii="Arial" w:hAnsi="Arial" w:cs="Arial"/>
+                <w:color w:val="000000" w:themeColor="text1"/>
+                <w:szCs w:val="22"/>
+              </w:rPr>
+              <w:t>baris[</w:t>
+            </w:r>
+            <w:proofErr w:type="gramEnd"/>
+            <w:r>
+              <w:rPr>
+                <w:rFonts w:ascii="Arial" w:hAnsi="Arial" w:cs="Arial"/>
+                <w:color w:val="000000" w:themeColor="text1"/>
+                <w:szCs w:val="22"/>
+              </w:rPr>
+              <w:t>0] %}</w:t>
             </w:r>
           </w:p>
           <w:p>
@@ -41276,13 +44328,32 @@
                 <w:szCs w:val="22"/>
               </w:rPr>
             </w:pPr>
-            <w:r>
-              <w:rPr>
-                <w:rFonts w:ascii="Arial" w:hAnsi="Arial" w:cs="Arial"/>
-                <w:color w:val="000000" w:themeColor="text1"/>
-                <w:szCs w:val="22"/>
-              </w:rPr>
-              <w:t>{{ baris[0].</w:t>
+            <w:proofErr w:type="gramStart"/>
+            <w:r>
+              <w:rPr>
+                <w:rFonts w:ascii="Arial" w:hAnsi="Arial" w:cs="Arial"/>
+                <w:color w:val="000000" w:themeColor="text1"/>
+                <w:szCs w:val="22"/>
+              </w:rPr>
+              <w:t>{{ baris</w:t>
+            </w:r>
+            <w:proofErr w:type="gramEnd"/>
+            <w:r>
+              <w:rPr>
+                <w:rFonts w:ascii="Arial" w:hAnsi="Arial" w:cs="Arial"/>
+                <w:color w:val="000000" w:themeColor="text1"/>
+                <w:szCs w:val="22"/>
+              </w:rPr>
+              <w:t>[0</w:t>
+            </w:r>
+            <w:proofErr w:type="gramStart"/>
+            <w:r>
+              <w:rPr>
+                <w:rFonts w:ascii="Arial" w:hAnsi="Arial" w:cs="Arial"/>
+                <w:color w:val="000000" w:themeColor="text1"/>
+                <w:szCs w:val="22"/>
+              </w:rPr>
+              <w:t>].</w:t>
             </w:r>
             <w:proofErr w:type="spellStart"/>
             <w:r>
@@ -41294,6 +44365,7 @@
               <w:t>gambar</w:t>
             </w:r>
             <w:proofErr w:type="spellEnd"/>
+            <w:proofErr w:type="gramEnd"/>
             <w:r>
               <w:rPr>
                 <w:rFonts w:ascii="Arial" w:hAnsi="Arial" w:cs="Arial"/>
@@ -41327,7 +44399,34 @@
                 <w:color w:val="000000" w:themeColor="text1"/>
                 <w:szCs w:val="22"/>
               </w:rPr>
-              <w:t>: {{ baris[0].</w:t>
+              <w:t xml:space="preserve">: </w:t>
+            </w:r>
+            <w:proofErr w:type="gramStart"/>
+            <w:r>
+              <w:rPr>
+                <w:rFonts w:ascii="Arial" w:hAnsi="Arial" w:cs="Arial"/>
+                <w:color w:val="000000" w:themeColor="text1"/>
+                <w:szCs w:val="22"/>
+              </w:rPr>
+              <w:t>{{ baris</w:t>
+            </w:r>
+            <w:proofErr w:type="gramEnd"/>
+            <w:r>
+              <w:rPr>
+                <w:rFonts w:ascii="Arial" w:hAnsi="Arial" w:cs="Arial"/>
+                <w:color w:val="000000" w:themeColor="text1"/>
+                <w:szCs w:val="22"/>
+              </w:rPr>
+              <w:t>[0</w:t>
+            </w:r>
+            <w:proofErr w:type="gramStart"/>
+            <w:r>
+              <w:rPr>
+                <w:rFonts w:ascii="Arial" w:hAnsi="Arial" w:cs="Arial"/>
+                <w:color w:val="000000" w:themeColor="text1"/>
+                <w:szCs w:val="22"/>
+              </w:rPr>
+              <w:t>].</w:t>
             </w:r>
             <w:proofErr w:type="spellStart"/>
             <w:r>
@@ -41339,6 +44438,7 @@
               <w:t>keterangan</w:t>
             </w:r>
             <w:proofErr w:type="spellEnd"/>
+            <w:proofErr w:type="gramEnd"/>
             <w:r>
               <w:rPr>
                 <w:rFonts w:ascii="Arial" w:hAnsi="Arial" w:cs="Arial"/>
@@ -41548,6 +44648,8 @@
           <w:ilvl w:val="0"/>
           <w:numId w:val="19"/>
         </w:numPr>
+        <w:ind w:left="993" w:hanging="426"/>
+        <w:jc w:val="both"/>
         <w:rPr>
           <w:rFonts w:cs="Arial"/>
           <w:color w:val="000000" w:themeColor="text1"/>
@@ -41569,7 +44671,25 @@
           <w:lang w:val="it-IT"/>
         </w:rPr>
         <w:lastRenderedPageBreak/>
-        <w:t>Dokumentasi Kunjungan Verifikasi Lapangan (dengan Tagging Lokasi)</w:t>
+        <w:t xml:space="preserve">Dokumentasi Kunjungan Verifikasi Lapangan (dengan </w:t>
+      </w:r>
+      <w:r>
+        <w:rPr>
+          <w:rFonts w:cs="Arial"/>
+          <w:color w:val="000000" w:themeColor="text1"/>
+          <w:szCs w:val="22"/>
+          <w:lang w:val="it-IT"/>
+        </w:rPr>
+        <w:t>Penandaan</w:t>
+      </w:r>
+      <w:r>
+        <w:rPr>
+          <w:rFonts w:cs="Arial"/>
+          <w:color w:val="000000" w:themeColor="text1"/>
+          <w:szCs w:val="22"/>
+          <w:lang w:val="it-IT"/>
+        </w:rPr>
+        <w:t xml:space="preserve"> Lokasi)</w:t>
       </w:r>
       <w:bookmarkEnd w:id="49"/>
       <w:bookmarkEnd w:id="50"/>
@@ -41611,7 +44731,25 @@
           <w:color w:val="000000" w:themeColor="text1"/>
           <w:szCs w:val="22"/>
         </w:rPr>
-        <w:t xml:space="preserve"> | batch(2, None) %}</w:t>
+        <w:t xml:space="preserve"> | </w:t>
+      </w:r>
+      <w:proofErr w:type="gramStart"/>
+      <w:r>
+        <w:rPr>
+          <w:rFonts w:ascii="Arial" w:hAnsi="Arial" w:cs="Arial"/>
+          <w:color w:val="000000" w:themeColor="text1"/>
+          <w:szCs w:val="22"/>
+        </w:rPr>
+        <w:t>batch(</w:t>
+      </w:r>
+      <w:proofErr w:type="gramEnd"/>
+      <w:r>
+        <w:rPr>
+          <w:rFonts w:ascii="Arial" w:hAnsi="Arial" w:cs="Arial"/>
+          <w:color w:val="000000" w:themeColor="text1"/>
+          <w:szCs w:val="22"/>
+        </w:rPr>
+        <w:t>2, None) %}</w:t>
       </w:r>
     </w:p>
     <w:tbl>
@@ -41645,7 +44783,25 @@
                 <w:color w:val="000000" w:themeColor="text1"/>
                 <w:szCs w:val="22"/>
               </w:rPr>
-              <w:t>{% if baris[0] %}</w:t>
+              <w:t xml:space="preserve">{% if </w:t>
+            </w:r>
+            <w:proofErr w:type="gramStart"/>
+            <w:r>
+              <w:rPr>
+                <w:rFonts w:ascii="Arial" w:hAnsi="Arial" w:cs="Arial"/>
+                <w:color w:val="000000" w:themeColor="text1"/>
+                <w:szCs w:val="22"/>
+              </w:rPr>
+              <w:t>baris[</w:t>
+            </w:r>
+            <w:proofErr w:type="gramEnd"/>
+            <w:r>
+              <w:rPr>
+                <w:rFonts w:ascii="Arial" w:hAnsi="Arial" w:cs="Arial"/>
+                <w:color w:val="000000" w:themeColor="text1"/>
+                <w:szCs w:val="22"/>
+              </w:rPr>
+              <w:t>0] %}</w:t>
             </w:r>
           </w:p>
           <w:p>
@@ -41656,13 +44812,32 @@
                 <w:szCs w:val="22"/>
               </w:rPr>
             </w:pPr>
-            <w:r>
-              <w:rPr>
-                <w:rFonts w:ascii="Arial" w:hAnsi="Arial" w:cs="Arial"/>
-                <w:color w:val="000000" w:themeColor="text1"/>
-                <w:szCs w:val="22"/>
-              </w:rPr>
-              <w:t>{{ baris[0].</w:t>
+            <w:proofErr w:type="gramStart"/>
+            <w:r>
+              <w:rPr>
+                <w:rFonts w:ascii="Arial" w:hAnsi="Arial" w:cs="Arial"/>
+                <w:color w:val="000000" w:themeColor="text1"/>
+                <w:szCs w:val="22"/>
+              </w:rPr>
+              <w:t>{{ baris</w:t>
+            </w:r>
+            <w:proofErr w:type="gramEnd"/>
+            <w:r>
+              <w:rPr>
+                <w:rFonts w:ascii="Arial" w:hAnsi="Arial" w:cs="Arial"/>
+                <w:color w:val="000000" w:themeColor="text1"/>
+                <w:szCs w:val="22"/>
+              </w:rPr>
+              <w:t>[0</w:t>
+            </w:r>
+            <w:proofErr w:type="gramStart"/>
+            <w:r>
+              <w:rPr>
+                <w:rFonts w:ascii="Arial" w:hAnsi="Arial" w:cs="Arial"/>
+                <w:color w:val="000000" w:themeColor="text1"/>
+                <w:szCs w:val="22"/>
+              </w:rPr>
+              <w:t>].</w:t>
             </w:r>
             <w:proofErr w:type="spellStart"/>
             <w:r>
@@ -41674,6 +44849,7 @@
               <w:t>gambar</w:t>
             </w:r>
             <w:proofErr w:type="spellEnd"/>
+            <w:proofErr w:type="gramEnd"/>
             <w:r>
               <w:rPr>
                 <w:rFonts w:ascii="Arial" w:hAnsi="Arial" w:cs="Arial"/>
@@ -41707,7 +44883,34 @@
                 <w:color w:val="000000" w:themeColor="text1"/>
                 <w:szCs w:val="22"/>
               </w:rPr>
-              <w:t>: {{ baris[0].</w:t>
+              <w:t xml:space="preserve">: </w:t>
+            </w:r>
+            <w:proofErr w:type="gramStart"/>
+            <w:r>
+              <w:rPr>
+                <w:rFonts w:ascii="Arial" w:hAnsi="Arial" w:cs="Arial"/>
+                <w:color w:val="000000" w:themeColor="text1"/>
+                <w:szCs w:val="22"/>
+              </w:rPr>
+              <w:t>{{ baris</w:t>
+            </w:r>
+            <w:proofErr w:type="gramEnd"/>
+            <w:r>
+              <w:rPr>
+                <w:rFonts w:ascii="Arial" w:hAnsi="Arial" w:cs="Arial"/>
+                <w:color w:val="000000" w:themeColor="text1"/>
+                <w:szCs w:val="22"/>
+              </w:rPr>
+              <w:t>[0</w:t>
+            </w:r>
+            <w:proofErr w:type="gramStart"/>
+            <w:r>
+              <w:rPr>
+                <w:rFonts w:ascii="Arial" w:hAnsi="Arial" w:cs="Arial"/>
+                <w:color w:val="000000" w:themeColor="text1"/>
+                <w:szCs w:val="22"/>
+              </w:rPr>
+              <w:t>].</w:t>
             </w:r>
             <w:proofErr w:type="spellStart"/>
             <w:r>
@@ -41719,6 +44922,7 @@
               <w:t>keterangan</w:t>
             </w:r>
             <w:proofErr w:type="spellEnd"/>
+            <w:proofErr w:type="gramEnd"/>
             <w:r>
               <w:rPr>
                 <w:rFonts w:ascii="Arial" w:hAnsi="Arial" w:cs="Arial"/>
@@ -41865,7 +45069,7 @@
 </file>
 
 <file path=word/endnotes.xml><?xml version="1.0" encoding="utf-8"?>
-<w:endnotes xmlns:wpc="http://schemas.microsoft.com/office/word/2010/wordprocessingCanvas" xmlns:cx="http://schemas.microsoft.com/office/drawing/2014/chartex" xmlns:cx1="http://schemas.microsoft.com/office/drawing/2015/9/8/chartex" xmlns:cx2="http://schemas.microsoft.com/office/drawing/2015/10/21/chartex" xmlns:cx3="http://schemas.microsoft.com/office/drawing/2016/5/9/chartex" xmlns:cx4="http://schemas.microsoft.com/office/drawing/2016/5/10/chartex" xmlns:cx5="http://schemas.microsoft.com/office/drawing/2016/5/11/chartex" xmlns:cx6="http://schemas.microsoft.com/office/drawing/2016/5/12/chartex" xmlns:cx7="http://schemas.microsoft.com/office/drawing/2016/5/13/chartex" xmlns:cx8="http://schemas.microsoft.com/office/drawing/2016/5/14/chartex" xmlns:mc="http://schemas.openxmlformats.org/markup-compatibility/2006" xmlns:aink="http://schemas.microsoft.com/office/drawing/2016/ink" xmlns:am3d="http://schemas.microsoft.com/office/drawing/2017/model3d" xmlns:o="urn:schemas-microsoft-com:office:office" xmlns:oel="http://schemas.microsoft.com/office/2019/extlst" xmlns:r="http://schemas.openxmlformats.org/officeDocument/2006/relationships" xmlns:m="http://schemas.openxmlformats.org/officeDocument/2006/math" xmlns:v="urn:schemas-microsoft-com:vml" xmlns:wp14="http://schemas.microsoft.com/office/word/2010/wordprocessingDrawing" xmlns:wp="http://schemas.openxmlformats.org/drawingml/2006/wordprocessingDrawing" xmlns:w10="urn:schemas-microsoft-com:office:word" xmlns:w="http://schemas.openxmlformats.org/wordprocessingml/2006/main" xmlns:w14="http://schemas.microsoft.com/office/word/2010/wordml" xmlns:w15="http://schemas.microsoft.com/office/word/2012/wordml" xmlns:w16cei="http://schemas.microsoft.com/office/word/2026/wordml/cei" xmlns:w16cex="http://schemas.microsoft.com/office/word/2018/wordml/cex" xmlns:w16cid="http://schemas.microsoft.com/office/word/2016/wordml/cid" xmlns:w16="http://schemas.microsoft.com/office/word/2018/wordml" xmlns:w16du="http://schemas.microsoft.com/office/word/2023/wordml/word16du" xmlns:w16sdtdh="http://schemas.microsoft.com/office/word/2020/wordml/sdtdatahash" xmlns:w16sdtfl="http://schemas.microsoft.com/office/word/2024/wordml/sdtformatlock" xmlns:w16se="http://schemas.microsoft.com/office/word/2015/wordml/symex" xmlns:wpg="http://schemas.microsoft.com/office/word/2010/wordprocessingGroup" xmlns:wpi="http://schemas.microsoft.com/office/word/2010/wordprocessingInk" xmlns:wne="http://schemas.microsoft.com/office/word/2006/wordml" xmlns:wps="http://schemas.microsoft.com/office/word/2010/wordprocessingShape" mc:Ignorable="w14 w15 w16se w16cid w16 w16cex w16sdtdh w16sdtfl w16du wp14">
+<w:endnotes xmlns:wpc="http://schemas.microsoft.com/office/word/2010/wordprocessingCanvas" xmlns:cx="http://schemas.microsoft.com/office/drawing/2014/chartex" xmlns:cx1="http://schemas.microsoft.com/office/drawing/2015/9/8/chartex" xmlns:cx2="http://schemas.microsoft.com/office/drawing/2015/10/21/chartex" xmlns:cx3="http://schemas.microsoft.com/office/drawing/2016/5/9/chartex" xmlns:cx4="http://schemas.microsoft.com/office/drawing/2016/5/10/chartex" xmlns:cx5="http://schemas.microsoft.com/office/drawing/2016/5/11/chartex" xmlns:cx6="http://schemas.microsoft.com/office/drawing/2016/5/12/chartex" xmlns:cx7="http://schemas.microsoft.com/office/drawing/2016/5/13/chartex" xmlns:cx8="http://schemas.microsoft.com/office/drawing/2016/5/14/chartex" xmlns:mc="http://schemas.openxmlformats.org/markup-compatibility/2006" xmlns:aink="http://schemas.microsoft.com/office/drawing/2016/ink" xmlns:am3d="http://schemas.microsoft.com/office/drawing/2017/model3d" xmlns:o="urn:schemas-microsoft-com:office:office" xmlns:oel="http://schemas.microsoft.com/office/2019/extlst" xmlns:r="http://schemas.openxmlformats.org/officeDocument/2006/relationships" xmlns:m="http://schemas.openxmlformats.org/officeDocument/2006/math" xmlns:v="urn:schemas-microsoft-com:vml" xmlns:wp14="http://schemas.microsoft.com/office/word/2010/wordprocessingDrawing" xmlns:wp="http://schemas.openxmlformats.org/drawingml/2006/wordprocessingDrawing" xmlns:w10="urn:schemas-microsoft-com:office:word" xmlns:w="http://schemas.openxmlformats.org/wordprocessingml/2006/main" xmlns:w14="http://schemas.microsoft.com/office/word/2010/wordml" xmlns:w15="http://schemas.microsoft.com/office/word/2012/wordml" xmlns:w16cex="http://schemas.microsoft.com/office/word/2018/wordml/cex" xmlns:w16cid="http://schemas.microsoft.com/office/word/2016/wordml/cid" xmlns:w16="http://schemas.microsoft.com/office/word/2018/wordml" xmlns:w16du="http://schemas.microsoft.com/office/word/2023/wordml/word16du" xmlns:w16sdtdh="http://schemas.microsoft.com/office/word/2020/wordml/sdtdatahash" xmlns:w16sdtfl="http://schemas.microsoft.com/office/word/2024/wordml/sdtformatlock" xmlns:w16se="http://schemas.microsoft.com/office/word/2015/wordml/symex" xmlns:wpg="http://schemas.microsoft.com/office/word/2010/wordprocessingGroup" xmlns:wpi="http://schemas.microsoft.com/office/word/2010/wordprocessingInk" xmlns:wne="http://schemas.microsoft.com/office/word/2006/wordml" xmlns:wps="http://schemas.microsoft.com/office/word/2010/wordprocessingShape" mc:Ignorable="w14 w15 w16se w16cid w16 w16cex w16sdtdh w16sdtfl w16du wp14">
   <w:endnote w:type="separator" w:id="-1">
     <w:p>
       <w:pPr>
@@ -41890,7 +45094,7 @@
 </file>
 
 <file path=word/footer1.xml><?xml version="1.0" encoding="utf-8"?>
-<w:ftr xmlns:wpc="http://schemas.microsoft.com/office/word/2010/wordprocessingCanvas" xmlns:cx="http://schemas.microsoft.com/office/drawing/2014/chartex" xmlns:cx1="http://schemas.microsoft.com/office/drawing/2015/9/8/chartex" xmlns:cx2="http://schemas.microsoft.com/office/drawing/2015/10/21/chartex" xmlns:cx3="http://schemas.microsoft.com/office/drawing/2016/5/9/chartex" xmlns:cx4="http://schemas.microsoft.com/office/drawing/2016/5/10/chartex" xmlns:cx5="http://schemas.microsoft.com/office/drawing/2016/5/11/chartex" xmlns:cx6="http://schemas.microsoft.com/office/drawing/2016/5/12/chartex" xmlns:cx7="http://schemas.microsoft.com/office/drawing/2016/5/13/chartex" xmlns:cx8="http://schemas.microsoft.com/office/drawing/2016/5/14/chartex" xmlns:mc="http://schemas.openxmlformats.org/markup-compatibility/2006" xmlns:aink="http://schemas.microsoft.com/office/drawing/2016/ink" xmlns:am3d="http://schemas.microsoft.com/office/drawing/2017/model3d" xmlns:o="urn:schemas-microsoft-com:office:office" xmlns:oel="http://schemas.microsoft.com/office/2019/extlst" xmlns:r="http://schemas.openxmlformats.org/officeDocument/2006/relationships" xmlns:m="http://schemas.openxmlformats.org/officeDocument/2006/math" xmlns:v="urn:schemas-microsoft-com:vml" xmlns:wp14="http://schemas.microsoft.com/office/word/2010/wordprocessingDrawing" xmlns:wp="http://schemas.openxmlformats.org/drawingml/2006/wordprocessingDrawing" xmlns:w10="urn:schemas-microsoft-com:office:word" xmlns:w="http://schemas.openxmlformats.org/wordprocessingml/2006/main" xmlns:w14="http://schemas.microsoft.com/office/word/2010/wordml" xmlns:w15="http://schemas.microsoft.com/office/word/2012/wordml" xmlns:w16cei="http://schemas.microsoft.com/office/word/2026/wordml/cei" xmlns:w16cex="http://schemas.microsoft.com/office/word/2018/wordml/cex" xmlns:w16cid="http://schemas.microsoft.com/office/word/2016/wordml/cid" xmlns:w16="http://schemas.microsoft.com/office/word/2018/wordml" xmlns:w16du="http://schemas.microsoft.com/office/word/2023/wordml/word16du" xmlns:w16sdtdh="http://schemas.microsoft.com/office/word/2020/wordml/sdtdatahash" xmlns:w16sdtfl="http://schemas.microsoft.com/office/word/2024/wordml/sdtformatlock" xmlns:w16se="http://schemas.microsoft.com/office/word/2015/wordml/symex" xmlns:wpg="http://schemas.microsoft.com/office/word/2010/wordprocessingGroup" xmlns:wpi="http://schemas.microsoft.com/office/word/2010/wordprocessingInk" xmlns:wne="http://schemas.microsoft.com/office/word/2006/wordml" xmlns:wps="http://schemas.microsoft.com/office/word/2010/wordprocessingShape" mc:Ignorable="w14 w15 w16se w16cid w16 w16cex w16sdtdh w16sdtfl w16du wp14">
+<w:ftr xmlns:wpc="http://schemas.microsoft.com/office/word/2010/wordprocessingCanvas" xmlns:cx="http://schemas.microsoft.com/office/drawing/2014/chartex" xmlns:cx1="http://schemas.microsoft.com/office/drawing/2015/9/8/chartex" xmlns:cx2="http://schemas.microsoft.com/office/drawing/2015/10/21/chartex" xmlns:cx3="http://schemas.microsoft.com/office/drawing/2016/5/9/chartex" xmlns:cx4="http://schemas.microsoft.com/office/drawing/2016/5/10/chartex" xmlns:cx5="http://schemas.microsoft.com/office/drawing/2016/5/11/chartex" xmlns:cx6="http://schemas.microsoft.com/office/drawing/2016/5/12/chartex" xmlns:cx7="http://schemas.microsoft.com/office/drawing/2016/5/13/chartex" xmlns:cx8="http://schemas.microsoft.com/office/drawing/2016/5/14/chartex" xmlns:mc="http://schemas.openxmlformats.org/markup-compatibility/2006" xmlns:aink="http://schemas.microsoft.com/office/drawing/2016/ink" xmlns:am3d="http://schemas.microsoft.com/office/drawing/2017/model3d" xmlns:o="urn:schemas-microsoft-com:office:office" xmlns:oel="http://schemas.microsoft.com/office/2019/extlst" xmlns:r="http://schemas.openxmlformats.org/officeDocument/2006/relationships" xmlns:m="http://schemas.openxmlformats.org/officeDocument/2006/math" xmlns:v="urn:schemas-microsoft-com:vml" xmlns:wp14="http://schemas.microsoft.com/office/word/2010/wordprocessingDrawing" xmlns:wp="http://schemas.openxmlformats.org/drawingml/2006/wordprocessingDrawing" xmlns:w10="urn:schemas-microsoft-com:office:word" xmlns:w="http://schemas.openxmlformats.org/wordprocessingml/2006/main" xmlns:w14="http://schemas.microsoft.com/office/word/2010/wordml" xmlns:w15="http://schemas.microsoft.com/office/word/2012/wordml" xmlns:w16cex="http://schemas.microsoft.com/office/word/2018/wordml/cex" xmlns:w16cid="http://schemas.microsoft.com/office/word/2016/wordml/cid" xmlns:w16="http://schemas.microsoft.com/office/word/2018/wordml" xmlns:w16du="http://schemas.microsoft.com/office/word/2023/wordml/word16du" xmlns:w16sdtdh="http://schemas.microsoft.com/office/word/2020/wordml/sdtdatahash" xmlns:w16sdtfl="http://schemas.microsoft.com/office/word/2024/wordml/sdtformatlock" xmlns:w16se="http://schemas.microsoft.com/office/word/2015/wordml/symex" xmlns:wpg="http://schemas.microsoft.com/office/word/2010/wordprocessingGroup" xmlns:wpi="http://schemas.microsoft.com/office/word/2010/wordprocessingInk" xmlns:wne="http://schemas.microsoft.com/office/word/2006/wordml" xmlns:wps="http://schemas.microsoft.com/office/word/2010/wordprocessingShape" mc:Ignorable="w14 w15 w16se w16cid w16 w16cex w16sdtdh w16sdtfl w16du wp14">
   <w:sdt>
     <w:sdtPr>
       <w:id w:val="447443156"/>
@@ -42079,7 +45283,7 @@
 </file>
 
 <file path=word/footer2.xml><?xml version="1.0" encoding="utf-8"?>
-<w:ftr xmlns:wpc="http://schemas.microsoft.com/office/word/2010/wordprocessingCanvas" xmlns:cx="http://schemas.microsoft.com/office/drawing/2014/chartex" xmlns:cx1="http://schemas.microsoft.com/office/drawing/2015/9/8/chartex" xmlns:cx2="http://schemas.microsoft.com/office/drawing/2015/10/21/chartex" xmlns:cx3="http://schemas.microsoft.com/office/drawing/2016/5/9/chartex" xmlns:cx4="http://schemas.microsoft.com/office/drawing/2016/5/10/chartex" xmlns:cx5="http://schemas.microsoft.com/office/drawing/2016/5/11/chartex" xmlns:cx6="http://schemas.microsoft.com/office/drawing/2016/5/12/chartex" xmlns:cx7="http://schemas.microsoft.com/office/drawing/2016/5/13/chartex" xmlns:cx8="http://schemas.microsoft.com/office/drawing/2016/5/14/chartex" xmlns:mc="http://schemas.openxmlformats.org/markup-compatibility/2006" xmlns:aink="http://schemas.microsoft.com/office/drawing/2016/ink" xmlns:am3d="http://schemas.microsoft.com/office/drawing/2017/model3d" xmlns:o="urn:schemas-microsoft-com:office:office" xmlns:oel="http://schemas.microsoft.com/office/2019/extlst" xmlns:r="http://schemas.openxmlformats.org/officeDocument/2006/relationships" xmlns:m="http://schemas.openxmlformats.org/officeDocument/2006/math" xmlns:v="urn:schemas-microsoft-com:vml" xmlns:wp14="http://schemas.microsoft.com/office/word/2010/wordprocessingDrawing" xmlns:wp="http://schemas.openxmlformats.org/drawingml/2006/wordprocessingDrawing" xmlns:w10="urn:schemas-microsoft-com:office:word" xmlns:w="http://schemas.openxmlformats.org/wordprocessingml/2006/main" xmlns:w14="http://schemas.microsoft.com/office/word/2010/wordml" xmlns:w15="http://schemas.microsoft.com/office/word/2012/wordml" xmlns:w16cei="http://schemas.microsoft.com/office/word/2026/wordml/cei" xmlns:w16cex="http://schemas.microsoft.com/office/word/2018/wordml/cex" xmlns:w16cid="http://schemas.microsoft.com/office/word/2016/wordml/cid" xmlns:w16="http://schemas.microsoft.com/office/word/2018/wordml" xmlns:w16du="http://schemas.microsoft.com/office/word/2023/wordml/word16du" xmlns:w16sdtdh="http://schemas.microsoft.com/office/word/2020/wordml/sdtdatahash" xmlns:w16sdtfl="http://schemas.microsoft.com/office/word/2024/wordml/sdtformatlock" xmlns:w16se="http://schemas.microsoft.com/office/word/2015/wordml/symex" xmlns:wpg="http://schemas.microsoft.com/office/word/2010/wordprocessingGroup" xmlns:wpi="http://schemas.microsoft.com/office/word/2010/wordprocessingInk" xmlns:wne="http://schemas.microsoft.com/office/word/2006/wordml" xmlns:wps="http://schemas.microsoft.com/office/word/2010/wordprocessingShape" mc:Ignorable="w14 w15 w16se w16cid w16 w16cex w16sdtdh w16sdtfl w16du wp14">
+<w:ftr xmlns:wpc="http://schemas.microsoft.com/office/word/2010/wordprocessingCanvas" xmlns:cx="http://schemas.microsoft.com/office/drawing/2014/chartex" xmlns:cx1="http://schemas.microsoft.com/office/drawing/2015/9/8/chartex" xmlns:cx2="http://schemas.microsoft.com/office/drawing/2015/10/21/chartex" xmlns:cx3="http://schemas.microsoft.com/office/drawing/2016/5/9/chartex" xmlns:cx4="http://schemas.microsoft.com/office/drawing/2016/5/10/chartex" xmlns:cx5="http://schemas.microsoft.com/office/drawing/2016/5/11/chartex" xmlns:cx6="http://schemas.microsoft.com/office/drawing/2016/5/12/chartex" xmlns:cx7="http://schemas.microsoft.com/office/drawing/2016/5/13/chartex" xmlns:cx8="http://schemas.microsoft.com/office/drawing/2016/5/14/chartex" xmlns:mc="http://schemas.openxmlformats.org/markup-compatibility/2006" xmlns:aink="http://schemas.microsoft.com/office/drawing/2016/ink" xmlns:am3d="http://schemas.microsoft.com/office/drawing/2017/model3d" xmlns:o="urn:schemas-microsoft-com:office:office" xmlns:oel="http://schemas.microsoft.com/office/2019/extlst" xmlns:r="http://schemas.openxmlformats.org/officeDocument/2006/relationships" xmlns:m="http://schemas.openxmlformats.org/officeDocument/2006/math" xmlns:v="urn:schemas-microsoft-com:vml" xmlns:wp14="http://schemas.microsoft.com/office/word/2010/wordprocessingDrawing" xmlns:wp="http://schemas.openxmlformats.org/drawingml/2006/wordprocessingDrawing" xmlns:w10="urn:schemas-microsoft-com:office:word" xmlns:w="http://schemas.openxmlformats.org/wordprocessingml/2006/main" xmlns:w14="http://schemas.microsoft.com/office/word/2010/wordml" xmlns:w15="http://schemas.microsoft.com/office/word/2012/wordml" xmlns:w16cex="http://schemas.microsoft.com/office/word/2018/wordml/cex" xmlns:w16cid="http://schemas.microsoft.com/office/word/2016/wordml/cid" xmlns:w16="http://schemas.microsoft.com/office/word/2018/wordml" xmlns:w16du="http://schemas.microsoft.com/office/word/2023/wordml/word16du" xmlns:w16sdtdh="http://schemas.microsoft.com/office/word/2020/wordml/sdtdatahash" xmlns:w16sdtfl="http://schemas.microsoft.com/office/word/2024/wordml/sdtformatlock" xmlns:w16se="http://schemas.microsoft.com/office/word/2015/wordml/symex" xmlns:wpg="http://schemas.microsoft.com/office/word/2010/wordprocessingGroup" xmlns:wpi="http://schemas.microsoft.com/office/word/2010/wordprocessingInk" xmlns:wne="http://schemas.microsoft.com/office/word/2006/wordml" xmlns:wps="http://schemas.microsoft.com/office/word/2010/wordprocessingShape" mc:Ignorable="w14 w15 w16se w16cid w16 w16cex w16sdtdh w16sdtfl w16du wp14">
   <w:sdt>
     <w:sdtPr>
       <w:id w:val="-736633473"/>
@@ -42273,7 +45477,7 @@
 </file>
 
 <file path=word/footnotes.xml><?xml version="1.0" encoding="utf-8"?>
-<w:footnotes xmlns:wpc="http://schemas.microsoft.com/office/word/2010/wordprocessingCanvas" xmlns:cx="http://schemas.microsoft.com/office/drawing/2014/chartex" xmlns:cx1="http://schemas.microsoft.com/office/drawing/2015/9/8/chartex" xmlns:cx2="http://schemas.microsoft.com/office/drawing/2015/10/21/chartex" xmlns:cx3="http://schemas.microsoft.com/office/drawing/2016/5/9/chartex" xmlns:cx4="http://schemas.microsoft.com/office/drawing/2016/5/10/chartex" xmlns:cx5="http://schemas.microsoft.com/office/drawing/2016/5/11/chartex" xmlns:cx6="http://schemas.microsoft.com/office/drawing/2016/5/12/chartex" xmlns:cx7="http://schemas.microsoft.com/office/drawing/2016/5/13/chartex" xmlns:cx8="http://schemas.microsoft.com/office/drawing/2016/5/14/chartex" xmlns:mc="http://schemas.openxmlformats.org/markup-compatibility/2006" xmlns:aink="http://schemas.microsoft.com/office/drawing/2016/ink" xmlns:am3d="http://schemas.microsoft.com/office/drawing/2017/model3d" xmlns:o="urn:schemas-microsoft-com:office:office" xmlns:oel="http://schemas.microsoft.com/office/2019/extlst" xmlns:r="http://schemas.openxmlformats.org/officeDocument/2006/relationships" xmlns:m="http://schemas.openxmlformats.org/officeDocument/2006/math" xmlns:v="urn:schemas-microsoft-com:vml" xmlns:wp14="http://schemas.microsoft.com/office/word/2010/wordprocessingDrawing" xmlns:wp="http://schemas.openxmlformats.org/drawingml/2006/wordprocessingDrawing" xmlns:w10="urn:schemas-microsoft-com:office:word" xmlns:w="http://schemas.openxmlformats.org/wordprocessingml/2006/main" xmlns:w14="http://schemas.microsoft.com/office/word/2010/wordml" xmlns:w15="http://schemas.microsoft.com/office/word/2012/wordml" xmlns:w16cei="http://schemas.microsoft.com/office/word/2026/wordml/cei" xmlns:w16cex="http://schemas.microsoft.com/office/word/2018/wordml/cex" xmlns:w16cid="http://schemas.microsoft.com/office/word/2016/wordml/cid" xmlns:w16="http://schemas.microsoft.com/office/word/2018/wordml" xmlns:w16du="http://schemas.microsoft.com/office/word/2023/wordml/word16du" xmlns:w16sdtdh="http://schemas.microsoft.com/office/word/2020/wordml/sdtdatahash" xmlns:w16sdtfl="http://schemas.microsoft.com/office/word/2024/wordml/sdtformatlock" xmlns:w16se="http://schemas.microsoft.com/office/word/2015/wordml/symex" xmlns:wpg="http://schemas.microsoft.com/office/word/2010/wordprocessingGroup" xmlns:wpi="http://schemas.microsoft.com/office/word/2010/wordprocessingInk" xmlns:wne="http://schemas.microsoft.com/office/word/2006/wordml" xmlns:wps="http://schemas.microsoft.com/office/word/2010/wordprocessingShape" mc:Ignorable="w14 w15 w16se w16cid w16 w16cex w16sdtdh w16sdtfl w16du wp14">
+<w:footnotes xmlns:wpc="http://schemas.microsoft.com/office/word/2010/wordprocessingCanvas" xmlns:cx="http://schemas.microsoft.com/office/drawing/2014/chartex" xmlns:cx1="http://schemas.microsoft.com/office/drawing/2015/9/8/chartex" xmlns:cx2="http://schemas.microsoft.com/office/drawing/2015/10/21/chartex" xmlns:cx3="http://schemas.microsoft.com/office/drawing/2016/5/9/chartex" xmlns:cx4="http://schemas.microsoft.com/office/drawing/2016/5/10/chartex" xmlns:cx5="http://schemas.microsoft.com/office/drawing/2016/5/11/chartex" xmlns:cx6="http://schemas.microsoft.com/office/drawing/2016/5/12/chartex" xmlns:cx7="http://schemas.microsoft.com/office/drawing/2016/5/13/chartex" xmlns:cx8="http://schemas.microsoft.com/office/drawing/2016/5/14/chartex" xmlns:mc="http://schemas.openxmlformats.org/markup-compatibility/2006" xmlns:aink="http://schemas.microsoft.com/office/drawing/2016/ink" xmlns:am3d="http://schemas.microsoft.com/office/drawing/2017/model3d" xmlns:o="urn:schemas-microsoft-com:office:office" xmlns:oel="http://schemas.microsoft.com/office/2019/extlst" xmlns:r="http://schemas.openxmlformats.org/officeDocument/2006/relationships" xmlns:m="http://schemas.openxmlformats.org/officeDocument/2006/math" xmlns:v="urn:schemas-microsoft-com:vml" xmlns:wp14="http://schemas.microsoft.com/office/word/2010/wordprocessingDrawing" xmlns:wp="http://schemas.openxmlformats.org/drawingml/2006/wordprocessingDrawing" xmlns:w10="urn:schemas-microsoft-com:office:word" xmlns:w="http://schemas.openxmlformats.org/wordprocessingml/2006/main" xmlns:w14="http://schemas.microsoft.com/office/word/2010/wordml" xmlns:w15="http://schemas.microsoft.com/office/word/2012/wordml" xmlns:w16cex="http://schemas.microsoft.com/office/word/2018/wordml/cex" xmlns:w16cid="http://schemas.microsoft.com/office/word/2016/wordml/cid" xmlns:w16="http://schemas.microsoft.com/office/word/2018/wordml" xmlns:w16du="http://schemas.microsoft.com/office/word/2023/wordml/word16du" xmlns:w16sdtdh="http://schemas.microsoft.com/office/word/2020/wordml/sdtdatahash" xmlns:w16sdtfl="http://schemas.microsoft.com/office/word/2024/wordml/sdtformatlock" xmlns:w16se="http://schemas.microsoft.com/office/word/2015/wordml/symex" xmlns:wpg="http://schemas.microsoft.com/office/word/2010/wordprocessingGroup" xmlns:wpi="http://schemas.microsoft.com/office/word/2010/wordprocessingInk" xmlns:wne="http://schemas.microsoft.com/office/word/2006/wordml" xmlns:wps="http://schemas.microsoft.com/office/word/2010/wordprocessingShape" mc:Ignorable="w14 w15 w16se w16cid w16 w16cex w16sdtdh w16sdtfl w16du wp14">
   <w:footnote w:type="separator" w:id="-1">
     <w:p>
       <w:pPr>
@@ -42298,7 +45502,7 @@
 </file>
 
 <file path=word/header1.xml><?xml version="1.0" encoding="utf-8"?>
-<w:hdr xmlns:wpc="http://schemas.microsoft.com/office/word/2010/wordprocessingCanvas" xmlns:cx="http://schemas.microsoft.com/office/drawing/2014/chartex" xmlns:cx1="http://schemas.microsoft.com/office/drawing/2015/9/8/chartex" xmlns:cx2="http://schemas.microsoft.com/office/drawing/2015/10/21/chartex" xmlns:cx3="http://schemas.microsoft.com/office/drawing/2016/5/9/chartex" xmlns:cx4="http://schemas.microsoft.com/office/drawing/2016/5/10/chartex" xmlns:cx5="http://schemas.microsoft.com/office/drawing/2016/5/11/chartex" xmlns:cx6="http://schemas.microsoft.com/office/drawing/2016/5/12/chartex" xmlns:cx7="http://schemas.microsoft.com/office/drawing/2016/5/13/chartex" xmlns:cx8="http://schemas.microsoft.com/office/drawing/2016/5/14/chartex" xmlns:mc="http://schemas.openxmlformats.org/markup-compatibility/2006" xmlns:aink="http://schemas.microsoft.com/office/drawing/2016/ink" xmlns:am3d="http://schemas.microsoft.com/office/drawing/2017/model3d" xmlns:o="urn:schemas-microsoft-com:office:office" xmlns:oel="http://schemas.microsoft.com/office/2019/extlst" xmlns:r="http://schemas.openxmlformats.org/officeDocument/2006/relationships" xmlns:m="http://schemas.openxmlformats.org/officeDocument/2006/math" xmlns:v="urn:schemas-microsoft-com:vml" xmlns:wp14="http://schemas.microsoft.com/office/word/2010/wordprocessingDrawing" xmlns:wp="http://schemas.openxmlformats.org/drawingml/2006/wordprocessingDrawing" xmlns:w10="urn:schemas-microsoft-com:office:word" xmlns:w="http://schemas.openxmlformats.org/wordprocessingml/2006/main" xmlns:w14="http://schemas.microsoft.com/office/word/2010/wordml" xmlns:w15="http://schemas.microsoft.com/office/word/2012/wordml" xmlns:w16cei="http://schemas.microsoft.com/office/word/2026/wordml/cei" xmlns:w16cex="http://schemas.microsoft.com/office/word/2018/wordml/cex" xmlns:w16cid="http://schemas.microsoft.com/office/word/2016/wordml/cid" xmlns:w16="http://schemas.microsoft.com/office/word/2018/wordml" xmlns:w16du="http://schemas.microsoft.com/office/word/2023/wordml/word16du" xmlns:w16sdtdh="http://schemas.microsoft.com/office/word/2020/wordml/sdtdatahash" xmlns:w16sdtfl="http://schemas.microsoft.com/office/word/2024/wordml/sdtformatlock" xmlns:w16se="http://schemas.microsoft.com/office/word/2015/wordml/symex" xmlns:wpg="http://schemas.microsoft.com/office/word/2010/wordprocessingGroup" xmlns:wpi="http://schemas.microsoft.com/office/word/2010/wordprocessingInk" xmlns:wne="http://schemas.microsoft.com/office/word/2006/wordml" xmlns:wps="http://schemas.microsoft.com/office/word/2010/wordprocessingShape" mc:Ignorable="w14 w15 w16se w16cid w16 w16cex w16sdtdh w16sdtfl w16du wp14">
+<w:hdr xmlns:wpc="http://schemas.microsoft.com/office/word/2010/wordprocessingCanvas" xmlns:cx="http://schemas.microsoft.com/office/drawing/2014/chartex" xmlns:cx1="http://schemas.microsoft.com/office/drawing/2015/9/8/chartex" xmlns:cx2="http://schemas.microsoft.com/office/drawing/2015/10/21/chartex" xmlns:cx3="http://schemas.microsoft.com/office/drawing/2016/5/9/chartex" xmlns:cx4="http://schemas.microsoft.com/office/drawing/2016/5/10/chartex" xmlns:cx5="http://schemas.microsoft.com/office/drawing/2016/5/11/chartex" xmlns:cx6="http://schemas.microsoft.com/office/drawing/2016/5/12/chartex" xmlns:cx7="http://schemas.microsoft.com/office/drawing/2016/5/13/chartex" xmlns:cx8="http://schemas.microsoft.com/office/drawing/2016/5/14/chartex" xmlns:mc="http://schemas.openxmlformats.org/markup-compatibility/2006" xmlns:aink="http://schemas.microsoft.com/office/drawing/2016/ink" xmlns:am3d="http://schemas.microsoft.com/office/drawing/2017/model3d" xmlns:o="urn:schemas-microsoft-com:office:office" xmlns:oel="http://schemas.microsoft.com/office/2019/extlst" xmlns:r="http://schemas.openxmlformats.org/officeDocument/2006/relationships" xmlns:m="http://schemas.openxmlformats.org/officeDocument/2006/math" xmlns:v="urn:schemas-microsoft-com:vml" xmlns:wp14="http://schemas.microsoft.com/office/word/2010/wordprocessingDrawing" xmlns:wp="http://schemas.openxmlformats.org/drawingml/2006/wordprocessingDrawing" xmlns:w10="urn:schemas-microsoft-com:office:word" xmlns:w="http://schemas.openxmlformats.org/wordprocessingml/2006/main" xmlns:w14="http://schemas.microsoft.com/office/word/2010/wordml" xmlns:w15="http://schemas.microsoft.com/office/word/2012/wordml" xmlns:w16cex="http://schemas.microsoft.com/office/word/2018/wordml/cex" xmlns:w16cid="http://schemas.microsoft.com/office/word/2016/wordml/cid" xmlns:w16="http://schemas.microsoft.com/office/word/2018/wordml" xmlns:w16du="http://schemas.microsoft.com/office/word/2023/wordml/word16du" xmlns:w16sdtdh="http://schemas.microsoft.com/office/word/2020/wordml/sdtdatahash" xmlns:w16sdtfl="http://schemas.microsoft.com/office/word/2024/wordml/sdtformatlock" xmlns:w16se="http://schemas.microsoft.com/office/word/2015/wordml/symex" xmlns:wpg="http://schemas.microsoft.com/office/word/2010/wordprocessingGroup" xmlns:wpi="http://schemas.microsoft.com/office/word/2010/wordprocessingInk" xmlns:wne="http://schemas.microsoft.com/office/word/2006/wordml" xmlns:wps="http://schemas.microsoft.com/office/word/2010/wordprocessingShape" mc:Ignorable="w14 w15 w16se w16cid w16 w16cex w16sdtdh w16sdtfl w16du wp14">
   <w:tbl>
     <w:tblPr>
       <w:tblStyle w:val="TableGrid"/>
@@ -42380,7 +45584,7 @@
 </file>
 
 <file path=word/header2.xml><?xml version="1.0" encoding="utf-8"?>
-<w:hdr xmlns:wpc="http://schemas.microsoft.com/office/word/2010/wordprocessingCanvas" xmlns:cx="http://schemas.microsoft.com/office/drawing/2014/chartex" xmlns:cx1="http://schemas.microsoft.com/office/drawing/2015/9/8/chartex" xmlns:cx2="http://schemas.microsoft.com/office/drawing/2015/10/21/chartex" xmlns:cx3="http://schemas.microsoft.com/office/drawing/2016/5/9/chartex" xmlns:cx4="http://schemas.microsoft.com/office/drawing/2016/5/10/chartex" xmlns:cx5="http://schemas.microsoft.com/office/drawing/2016/5/11/chartex" xmlns:cx6="http://schemas.microsoft.com/office/drawing/2016/5/12/chartex" xmlns:cx7="http://schemas.microsoft.com/office/drawing/2016/5/13/chartex" xmlns:cx8="http://schemas.microsoft.com/office/drawing/2016/5/14/chartex" xmlns:mc="http://schemas.openxmlformats.org/markup-compatibility/2006" xmlns:aink="http://schemas.microsoft.com/office/drawing/2016/ink" xmlns:am3d="http://schemas.microsoft.com/office/drawing/2017/model3d" xmlns:o="urn:schemas-microsoft-com:office:office" xmlns:oel="http://schemas.microsoft.com/office/2019/extlst" xmlns:r="http://schemas.openxmlformats.org/officeDocument/2006/relationships" xmlns:m="http://schemas.openxmlformats.org/officeDocument/2006/math" xmlns:v="urn:schemas-microsoft-com:vml" xmlns:wp14="http://schemas.microsoft.com/office/word/2010/wordprocessingDrawing" xmlns:wp="http://schemas.openxmlformats.org/drawingml/2006/wordprocessingDrawing" xmlns:w10="urn:schemas-microsoft-com:office:word" xmlns:w="http://schemas.openxmlformats.org/wordprocessingml/2006/main" xmlns:w14="http://schemas.microsoft.com/office/word/2010/wordml" xmlns:w15="http://schemas.microsoft.com/office/word/2012/wordml" xmlns:w16cei="http://schemas.microsoft.com/office/word/2026/wordml/cei" xmlns:w16cex="http://schemas.microsoft.com/office/word/2018/wordml/cex" xmlns:w16cid="http://schemas.microsoft.com/office/word/2016/wordml/cid" xmlns:w16="http://schemas.microsoft.com/office/word/2018/wordml" xmlns:w16du="http://schemas.microsoft.com/office/word/2023/wordml/word16du" xmlns:w16sdtdh="http://schemas.microsoft.com/office/word/2020/wordml/sdtdatahash" xmlns:w16sdtfl="http://schemas.microsoft.com/office/word/2024/wordml/sdtformatlock" xmlns:w16se="http://schemas.microsoft.com/office/word/2015/wordml/symex" xmlns:wpg="http://schemas.microsoft.com/office/word/2010/wordprocessingGroup" xmlns:wpi="http://schemas.microsoft.com/office/word/2010/wordprocessingInk" xmlns:wne="http://schemas.microsoft.com/office/word/2006/wordml" xmlns:wps="http://schemas.microsoft.com/office/word/2010/wordprocessingShape" mc:Ignorable="w14 w15 w16se w16cid w16 w16cex w16sdtdh w16sdtfl w16du wp14">
+<w:hdr xmlns:wpc="http://schemas.microsoft.com/office/word/2010/wordprocessingCanvas" xmlns:cx="http://schemas.microsoft.com/office/drawing/2014/chartex" xmlns:cx1="http://schemas.microsoft.com/office/drawing/2015/9/8/chartex" xmlns:cx2="http://schemas.microsoft.com/office/drawing/2015/10/21/chartex" xmlns:cx3="http://schemas.microsoft.com/office/drawing/2016/5/9/chartex" xmlns:cx4="http://schemas.microsoft.com/office/drawing/2016/5/10/chartex" xmlns:cx5="http://schemas.microsoft.com/office/drawing/2016/5/11/chartex" xmlns:cx6="http://schemas.microsoft.com/office/drawing/2016/5/12/chartex" xmlns:cx7="http://schemas.microsoft.com/office/drawing/2016/5/13/chartex" xmlns:cx8="http://schemas.microsoft.com/office/drawing/2016/5/14/chartex" xmlns:mc="http://schemas.openxmlformats.org/markup-compatibility/2006" xmlns:aink="http://schemas.microsoft.com/office/drawing/2016/ink" xmlns:am3d="http://schemas.microsoft.com/office/drawing/2017/model3d" xmlns:o="urn:schemas-microsoft-com:office:office" xmlns:oel="http://schemas.microsoft.com/office/2019/extlst" xmlns:r="http://schemas.openxmlformats.org/officeDocument/2006/relationships" xmlns:m="http://schemas.openxmlformats.org/officeDocument/2006/math" xmlns:v="urn:schemas-microsoft-com:vml" xmlns:wp14="http://schemas.microsoft.com/office/word/2010/wordprocessingDrawing" xmlns:wp="http://schemas.openxmlformats.org/drawingml/2006/wordprocessingDrawing" xmlns:w10="urn:schemas-microsoft-com:office:word" xmlns:w="http://schemas.openxmlformats.org/wordprocessingml/2006/main" xmlns:w14="http://schemas.microsoft.com/office/word/2010/wordml" xmlns:w15="http://schemas.microsoft.com/office/word/2012/wordml" xmlns:w16cex="http://schemas.microsoft.com/office/word/2018/wordml/cex" xmlns:w16cid="http://schemas.microsoft.com/office/word/2016/wordml/cid" xmlns:w16="http://schemas.microsoft.com/office/word/2018/wordml" xmlns:w16du="http://schemas.microsoft.com/office/word/2023/wordml/word16du" xmlns:w16sdtdh="http://schemas.microsoft.com/office/word/2020/wordml/sdtdatahash" xmlns:w16sdtfl="http://schemas.microsoft.com/office/word/2024/wordml/sdtformatlock" xmlns:w16se="http://schemas.microsoft.com/office/word/2015/wordml/symex" xmlns:wpg="http://schemas.microsoft.com/office/word/2010/wordprocessingGroup" xmlns:wpi="http://schemas.microsoft.com/office/word/2010/wordprocessingInk" xmlns:wne="http://schemas.microsoft.com/office/word/2006/wordml" xmlns:wps="http://schemas.microsoft.com/office/word/2010/wordprocessingShape" mc:Ignorable="w14 w15 w16se w16cid w16 w16cex w16sdtdh w16sdtfl w16du wp14">
   <w:tbl>
     <w:tblPr>
       <w:tblStyle w:val="TableGrid"/>
@@ -42503,12 +45707,17 @@
             </w:tabs>
             <w:jc w:val="center"/>
           </w:pPr>
+          <w:proofErr w:type="gramStart"/>
           <w:r>
             <w:t xml:space="preserve">{{ </w:t>
           </w:r>
           <w:proofErr w:type="spellStart"/>
           <w:r>
-            <w:t>logo_perusahaan</w:t>
+            <w:t>logo</w:t>
+          </w:r>
+          <w:proofErr w:type="gramEnd"/>
+          <w:r>
+            <w:t>_perusahaan</w:t>
           </w:r>
           <w:proofErr w:type="spellEnd"/>
           <w:r>
@@ -42612,7 +45821,7 @@
 </file>
 
 <file path=word/header3.xml><?xml version="1.0" encoding="utf-8"?>
-<w:hdr xmlns:wpc="http://schemas.microsoft.com/office/word/2010/wordprocessingCanvas" xmlns:cx="http://schemas.microsoft.com/office/drawing/2014/chartex" xmlns:cx1="http://schemas.microsoft.com/office/drawing/2015/9/8/chartex" xmlns:cx2="http://schemas.microsoft.com/office/drawing/2015/10/21/chartex" xmlns:cx3="http://schemas.microsoft.com/office/drawing/2016/5/9/chartex" xmlns:cx4="http://schemas.microsoft.com/office/drawing/2016/5/10/chartex" xmlns:cx5="http://schemas.microsoft.com/office/drawing/2016/5/11/chartex" xmlns:cx6="http://schemas.microsoft.com/office/drawing/2016/5/12/chartex" xmlns:cx7="http://schemas.microsoft.com/office/drawing/2016/5/13/chartex" xmlns:cx8="http://schemas.microsoft.com/office/drawing/2016/5/14/chartex" xmlns:mc="http://schemas.openxmlformats.org/markup-compatibility/2006" xmlns:aink="http://schemas.microsoft.com/office/drawing/2016/ink" xmlns:am3d="http://schemas.microsoft.com/office/drawing/2017/model3d" xmlns:o="urn:schemas-microsoft-com:office:office" xmlns:oel="http://schemas.microsoft.com/office/2019/extlst" xmlns:r="http://schemas.openxmlformats.org/officeDocument/2006/relationships" xmlns:m="http://schemas.openxmlformats.org/officeDocument/2006/math" xmlns:v="urn:schemas-microsoft-com:vml" xmlns:wp14="http://schemas.microsoft.com/office/word/2010/wordprocessingDrawing" xmlns:wp="http://schemas.openxmlformats.org/drawingml/2006/wordprocessingDrawing" xmlns:w10="urn:schemas-microsoft-com:office:word" xmlns:w="http://schemas.openxmlformats.org/wordprocessingml/2006/main" xmlns:w14="http://schemas.microsoft.com/office/word/2010/wordml" xmlns:w15="http://schemas.microsoft.com/office/word/2012/wordml" xmlns:w16cei="http://schemas.microsoft.com/office/word/2026/wordml/cei" xmlns:w16cex="http://schemas.microsoft.com/office/word/2018/wordml/cex" xmlns:w16cid="http://schemas.microsoft.com/office/word/2016/wordml/cid" xmlns:w16="http://schemas.microsoft.com/office/word/2018/wordml" xmlns:w16du="http://schemas.microsoft.com/office/word/2023/wordml/word16du" xmlns:w16sdtdh="http://schemas.microsoft.com/office/word/2020/wordml/sdtdatahash" xmlns:w16sdtfl="http://schemas.microsoft.com/office/word/2024/wordml/sdtformatlock" xmlns:w16se="http://schemas.microsoft.com/office/word/2015/wordml/symex" xmlns:wpg="http://schemas.microsoft.com/office/word/2010/wordprocessingGroup" xmlns:wpi="http://schemas.microsoft.com/office/word/2010/wordprocessingInk" xmlns:wne="http://schemas.microsoft.com/office/word/2006/wordml" xmlns:wps="http://schemas.microsoft.com/office/word/2010/wordprocessingShape" mc:Ignorable="w14 w15 w16se w16cid w16 w16cex w16sdtdh w16sdtfl w16du wp14">
+<w:hdr xmlns:wpc="http://schemas.microsoft.com/office/word/2010/wordprocessingCanvas" xmlns:cx="http://schemas.microsoft.com/office/drawing/2014/chartex" xmlns:cx1="http://schemas.microsoft.com/office/drawing/2015/9/8/chartex" xmlns:cx2="http://schemas.microsoft.com/office/drawing/2015/10/21/chartex" xmlns:cx3="http://schemas.microsoft.com/office/drawing/2016/5/9/chartex" xmlns:cx4="http://schemas.microsoft.com/office/drawing/2016/5/10/chartex" xmlns:cx5="http://schemas.microsoft.com/office/drawing/2016/5/11/chartex" xmlns:cx6="http://schemas.microsoft.com/office/drawing/2016/5/12/chartex" xmlns:cx7="http://schemas.microsoft.com/office/drawing/2016/5/13/chartex" xmlns:cx8="http://schemas.microsoft.com/office/drawing/2016/5/14/chartex" xmlns:mc="http://schemas.openxmlformats.org/markup-compatibility/2006" xmlns:aink="http://schemas.microsoft.com/office/drawing/2016/ink" xmlns:am3d="http://schemas.microsoft.com/office/drawing/2017/model3d" xmlns:o="urn:schemas-microsoft-com:office:office" xmlns:oel="http://schemas.microsoft.com/office/2019/extlst" xmlns:r="http://schemas.openxmlformats.org/officeDocument/2006/relationships" xmlns:m="http://schemas.openxmlformats.org/officeDocument/2006/math" xmlns:v="urn:schemas-microsoft-com:vml" xmlns:wp14="http://schemas.microsoft.com/office/word/2010/wordprocessingDrawing" xmlns:wp="http://schemas.openxmlformats.org/drawingml/2006/wordprocessingDrawing" xmlns:w10="urn:schemas-microsoft-com:office:word" xmlns:w="http://schemas.openxmlformats.org/wordprocessingml/2006/main" xmlns:w14="http://schemas.microsoft.com/office/word/2010/wordml" xmlns:w15="http://schemas.microsoft.com/office/word/2012/wordml" xmlns:w16cex="http://schemas.microsoft.com/office/word/2018/wordml/cex" xmlns:w16cid="http://schemas.microsoft.com/office/word/2016/wordml/cid" xmlns:w16="http://schemas.microsoft.com/office/word/2018/wordml" xmlns:w16du="http://schemas.microsoft.com/office/word/2023/wordml/word16du" xmlns:w16sdtdh="http://schemas.microsoft.com/office/word/2020/wordml/sdtdatahash" xmlns:w16sdtfl="http://schemas.microsoft.com/office/word/2024/wordml/sdtformatlock" xmlns:w16se="http://schemas.microsoft.com/office/word/2015/wordml/symex" xmlns:wpg="http://schemas.microsoft.com/office/word/2010/wordprocessingGroup" xmlns:wpi="http://schemas.microsoft.com/office/word/2010/wordprocessingInk" xmlns:wne="http://schemas.microsoft.com/office/word/2006/wordml" xmlns:wps="http://schemas.microsoft.com/office/word/2010/wordprocessingShape" mc:Ignorable="w14 w15 w16se w16cid w16 w16cex w16sdtdh w16sdtfl w16du wp14">
   <w:tbl>
     <w:tblPr>
       <w:tblStyle w:val="TableGrid"/>
@@ -42736,12 +45945,17 @@
             </w:tabs>
             <w:jc w:val="center"/>
           </w:pPr>
+          <w:proofErr w:type="gramStart"/>
           <w:r>
             <w:t xml:space="preserve">{{ </w:t>
           </w:r>
           <w:proofErr w:type="spellStart"/>
           <w:r>
-            <w:t>logo_perusahaan</w:t>
+            <w:t>logo</w:t>
+          </w:r>
+          <w:proofErr w:type="gramEnd"/>
+          <w:r>
+            <w:t>_perusahaan</w:t>
           </w:r>
           <w:proofErr w:type="spellEnd"/>
           <w:r>
@@ -42845,7 +46059,7 @@
 </file>
 
 <file path=word/numbering.xml><?xml version="1.0" encoding="utf-8"?>
-<w:numbering xmlns:wpc="http://schemas.microsoft.com/office/word/2010/wordprocessingCanvas" xmlns:cx="http://schemas.microsoft.com/office/drawing/2014/chartex" xmlns:cx1="http://schemas.microsoft.com/office/drawing/2015/9/8/chartex" xmlns:cx2="http://schemas.microsoft.com/office/drawing/2015/10/21/chartex" xmlns:cx3="http://schemas.microsoft.com/office/drawing/2016/5/9/chartex" xmlns:cx4="http://schemas.microsoft.com/office/drawing/2016/5/10/chartex" xmlns:cx5="http://schemas.microsoft.com/office/drawing/2016/5/11/chartex" xmlns:cx6="http://schemas.microsoft.com/office/drawing/2016/5/12/chartex" xmlns:cx7="http://schemas.microsoft.com/office/drawing/2016/5/13/chartex" xmlns:cx8="http://schemas.microsoft.com/office/drawing/2016/5/14/chartex" xmlns:mc="http://schemas.openxmlformats.org/markup-compatibility/2006" xmlns:aink="http://schemas.microsoft.com/office/drawing/2016/ink" xmlns:am3d="http://schemas.microsoft.com/office/drawing/2017/model3d" xmlns:o="urn:schemas-microsoft-com:office:office" xmlns:oel="http://schemas.microsoft.com/office/2019/extlst" xmlns:r="http://schemas.openxmlformats.org/officeDocument/2006/relationships" xmlns:m="http://schemas.openxmlformats.org/officeDocument/2006/math" xmlns:v="urn:schemas-microsoft-com:vml" xmlns:wp14="http://schemas.microsoft.com/office/word/2010/wordprocessingDrawing" xmlns:wp="http://schemas.openxmlformats.org/drawingml/2006/wordprocessingDrawing" xmlns:w10="urn:schemas-microsoft-com:office:word" xmlns:w="http://schemas.openxmlformats.org/wordprocessingml/2006/main" xmlns:w14="http://schemas.microsoft.com/office/word/2010/wordml" xmlns:w15="http://schemas.microsoft.com/office/word/2012/wordml" xmlns:w16cei="http://schemas.microsoft.com/office/word/2026/wordml/cei" xmlns:w16cex="http://schemas.microsoft.com/office/word/2018/wordml/cex" xmlns:w16cid="http://schemas.microsoft.com/office/word/2016/wordml/cid" xmlns:w16="http://schemas.microsoft.com/office/word/2018/wordml" xmlns:w16du="http://schemas.microsoft.com/office/word/2023/wordml/word16du" xmlns:w16sdtdh="http://schemas.microsoft.com/office/word/2020/wordml/sdtdatahash" xmlns:w16sdtfl="http://schemas.microsoft.com/office/word/2024/wordml/sdtformatlock" xmlns:w16se="http://schemas.microsoft.com/office/word/2015/wordml/symex" xmlns:wpg="http://schemas.microsoft.com/office/word/2010/wordprocessingGroup" xmlns:wpi="http://schemas.microsoft.com/office/word/2010/wordprocessingInk" xmlns:wne="http://schemas.microsoft.com/office/word/2006/wordml" xmlns:wps="http://schemas.microsoft.com/office/word/2010/wordprocessingShape" mc:Ignorable="w14 w15 w16se w16cid w16 w16cex w16sdtdh w16sdtfl w16du wp14">
+<w:numbering xmlns:wpc="http://schemas.microsoft.com/office/word/2010/wordprocessingCanvas" xmlns:cx="http://schemas.microsoft.com/office/drawing/2014/chartex" xmlns:cx1="http://schemas.microsoft.com/office/drawing/2015/9/8/chartex" xmlns:cx2="http://schemas.microsoft.com/office/drawing/2015/10/21/chartex" xmlns:cx3="http://schemas.microsoft.com/office/drawing/2016/5/9/chartex" xmlns:cx4="http://schemas.microsoft.com/office/drawing/2016/5/10/chartex" xmlns:cx5="http://schemas.microsoft.com/office/drawing/2016/5/11/chartex" xmlns:cx6="http://schemas.microsoft.com/office/drawing/2016/5/12/chartex" xmlns:cx7="http://schemas.microsoft.com/office/drawing/2016/5/13/chartex" xmlns:cx8="http://schemas.microsoft.com/office/drawing/2016/5/14/chartex" xmlns:mc="http://schemas.openxmlformats.org/markup-compatibility/2006" xmlns:aink="http://schemas.microsoft.com/office/drawing/2016/ink" xmlns:am3d="http://schemas.microsoft.com/office/drawing/2017/model3d" xmlns:o="urn:schemas-microsoft-com:office:office" xmlns:oel="http://schemas.microsoft.com/office/2019/extlst" xmlns:r="http://schemas.openxmlformats.org/officeDocument/2006/relationships" xmlns:m="http://schemas.openxmlformats.org/officeDocument/2006/math" xmlns:v="urn:schemas-microsoft-com:vml" xmlns:wp14="http://schemas.microsoft.com/office/word/2010/wordprocessingDrawing" xmlns:wp="http://schemas.openxmlformats.org/drawingml/2006/wordprocessingDrawing" xmlns:w10="urn:schemas-microsoft-com:office:word" xmlns:w="http://schemas.openxmlformats.org/wordprocessingml/2006/main" xmlns:w14="http://schemas.microsoft.com/office/word/2010/wordml" xmlns:w15="http://schemas.microsoft.com/office/word/2012/wordml" xmlns:w16cex="http://schemas.microsoft.com/office/word/2018/wordml/cex" xmlns:w16cid="http://schemas.microsoft.com/office/word/2016/wordml/cid" xmlns:w16="http://schemas.microsoft.com/office/word/2018/wordml" xmlns:w16du="http://schemas.microsoft.com/office/word/2023/wordml/word16du" xmlns:w16sdtdh="http://schemas.microsoft.com/office/word/2020/wordml/sdtdatahash" xmlns:w16sdtfl="http://schemas.microsoft.com/office/word/2024/wordml/sdtformatlock" xmlns:w16se="http://schemas.microsoft.com/office/word/2015/wordml/symex" xmlns:wpg="http://schemas.microsoft.com/office/word/2010/wordprocessingGroup" xmlns:wpi="http://schemas.microsoft.com/office/word/2010/wordprocessingInk" xmlns:wne="http://schemas.microsoft.com/office/word/2006/wordml" xmlns:wps="http://schemas.microsoft.com/office/word/2010/wordprocessingShape" mc:Ignorable="w14 w15 w16se w16cid w16 w16cex w16sdtdh w16sdtfl w16du wp14">
   <w:abstractNum w:abstractNumId="0" w15:restartNumberingAfterBreak="0">
     <w:nsid w:val="05D32014"/>
     <w:multiLevelType w:val="hybridMultilevel"/>
